--- a/курсовая 1.docx
+++ b/курсовая 1.docx
@@ -6161,7 +6161,13 @@
         <w:t xml:space="preserve"> </w:t>
       </w:r>
       <w:r>
-        <w:t xml:space="preserve">имеет недостаток: из-за квадрата она слишком сильно штрафует за каждую ошибку, поэтому более распространённый вариант – это корень из квадратичной ошибки </w:t>
+        <w:t>имеет недостаток: из-за квадрата она слишком сильно штрафует</w:t>
+      </w:r>
+      <w:r>
+        <w:t xml:space="preserve"> модель</w:t>
+      </w:r>
+      <w:r>
+        <w:t xml:space="preserve"> за каждую ошибку, поэтому более распространённый вариант – это корень из квадратичной ошибки </w:t>
       </w:r>
       <w:r>
         <w:t>(</w:t>
@@ -7618,7 +7624,20 @@
           <w:rStyle w:val="mord"/>
           <w:lang w:val="en-US"/>
         </w:rPr>
-        <w:t>Random Forest</w:t>
+        <w:t>Random</w:t>
+      </w:r>
+      <w:r>
+        <w:rPr>
+          <w:rStyle w:val="mord"/>
+        </w:rPr>
+        <w:t xml:space="preserve"> </w:t>
+      </w:r>
+      <w:r>
+        <w:rPr>
+          <w:rStyle w:val="mord"/>
+          <w:lang w:val="en-US"/>
+        </w:rPr>
+        <w:t>Forest</w:t>
       </w:r>
       <w:r>
         <w:rPr>
@@ -7674,6 +7693,9 @@
         <w:jc w:val="center"/>
       </w:pPr>
       <w:r>
+        <w:rPr>
+          <w:noProof/>
+        </w:rPr>
         <w:drawing>
           <wp:inline distT="0" distB="0" distL="0" distR="0" wp14:anchorId="54D2213B" wp14:editId="1C51CA73">
             <wp:extent cx="1209844" cy="733527"/>
@@ -7779,9 +7801,6 @@
     <w:p>
       <w:pPr>
         <w:pStyle w:val="3"/>
-        <w:rPr>
-          <w:lang w:val="en-US"/>
-        </w:rPr>
       </w:pPr>
       <w:r>
         <w:t xml:space="preserve">1.3.3 </w:t>
@@ -7834,10 +7853,7 @@
         <w:t>)</w:t>
       </w:r>
       <w:r>
-        <w:t xml:space="preserve"> </w:t>
-      </w:r>
-      <w:r>
-        <w:t>–</w:t>
+        <w:t xml:space="preserve"> –</w:t>
       </w:r>
       <w:r>
         <w:t xml:space="preserve"> </w:t>
@@ -7873,10 +7889,7 @@
         <w:t>.</w:t>
       </w:r>
       <w:r>
-        <w:t xml:space="preserve"> К</w:t>
-      </w:r>
-      <w:r>
-        <w:t>аждое новое дерево исправляет ошибки предыдущих. Оптимизация выполняется с использованием первых и вторых производных функции потерь, что ускоряет сходимость.</w:t>
+        <w:t xml:space="preserve"> Каждое новое дерево исправляет ошибки предыдущих. Оптимизация выполняется с использованием первых и вторых производных функции потерь, что ускоряет сходимость.</w:t>
       </w:r>
     </w:p>
     <w:p>
@@ -7976,7 +7989,16 @@
         <w:t xml:space="preserve"> </w:t>
       </w:r>
       <w:r>
-        <w:t xml:space="preserve">состоят из высокой точности, устойчивости к переобучению, эффективной работе с пропусками и высокой скорости обучения, что, несомненно, прекрасно подойдет для нашей задачи, т.к. данный метод показывает наилучшие результаты. Дополнительно может быть улучшен инженерией признаков и подборкой гиперпараметров.  </w:t>
+        <w:t>состоят в</w:t>
+      </w:r>
+      <w:r>
+        <w:t xml:space="preserve"> высокой точности, устойчивости к переобучению, эффективной работе с пропусками и высокой скорости обучения, что, несомненно, прекрасно подойдет для нашей задачи, т.к. данный метод показывает наилучшие результаты. Дополнительно может быть улучшен </w:t>
+      </w:r>
+      <w:r>
+        <w:t>инженерией признаков и подбором</w:t>
+      </w:r>
+      <w:r>
+        <w:t xml:space="preserve"> гиперпараметров.  </w:t>
       </w:r>
     </w:p>
     <w:p>
@@ -8143,9 +8165,12 @@
         <w:t xml:space="preserve">. </w:t>
       </w:r>
       <w:r>
-        <w:t>Описание набора данных (Источник данных, Анализ структуры признаков, Визуальный анализ влияния признаков на цену, Выводы для дальнейшего моделирования))</w:t>
+        <w:t xml:space="preserve">Описание набора данных </w:t>
       </w:r>
       <w:bookmarkEnd w:id="21"/>
+      <w:r>
+        <w:t>и очистка</w:t>
+      </w:r>
     </w:p>
     <w:p>
       <w:pPr>
@@ -8182,148 +8207,141 @@
           <w:rStyle w:val="af8"/>
           <w:i w:val="0"/>
         </w:rPr>
-        <w:t xml:space="preserve">и включает </w:t>
+        <w:t>и включает 12147688</w:t>
       </w:r>
       <w:r>
         <w:rPr>
           <w:rStyle w:val="af8"/>
           <w:i w:val="0"/>
         </w:rPr>
-        <w:t>12147688</w:t>
+        <w:t xml:space="preserve"> записей и 57</w:t>
       </w:r>
       <w:r>
         <w:rPr>
           <w:rStyle w:val="af8"/>
           <w:i w:val="0"/>
         </w:rPr>
-        <w:t xml:space="preserve"> записей и 57</w:t>
+        <w:t xml:space="preserve"> признаков</w:t>
       </w:r>
       <w:r>
         <w:rPr>
           <w:rStyle w:val="af8"/>
           <w:i w:val="0"/>
         </w:rPr>
-        <w:t xml:space="preserve"> признаков</w:t>
+        <w:t xml:space="preserve"> </w:t>
       </w:r>
       <w:r>
         <w:rPr>
           <w:rStyle w:val="af8"/>
           <w:i w:val="0"/>
         </w:rPr>
-        <w:t xml:space="preserve"> </w:t>
+        <w:t>[9]</w:t>
       </w:r>
       <w:r>
         <w:rPr>
           <w:rStyle w:val="af8"/>
           <w:i w:val="0"/>
         </w:rPr>
-        <w:t>[9]</w:t>
+        <w:t xml:space="preserve">. Целевой переменной </w:t>
       </w:r>
       <w:r>
         <w:rPr>
           <w:rStyle w:val="af8"/>
           <w:i w:val="0"/>
         </w:rPr>
-        <w:t xml:space="preserve">. Целевой переменной </w:t>
+        <w:t>является цена автомобиля</w:t>
       </w:r>
       <w:r>
         <w:rPr>
           <w:rStyle w:val="af8"/>
           <w:i w:val="0"/>
         </w:rPr>
-        <w:t>является цена автомобиля</w:t>
+        <w:t>.</w:t>
       </w:r>
       <w:r>
         <w:rPr>
           <w:rStyle w:val="af8"/>
           <w:i w:val="0"/>
         </w:rPr>
-        <w:t>.</w:t>
+        <w:t xml:space="preserve"> </w:t>
       </w:r>
       <w:r>
         <w:rPr>
           <w:rStyle w:val="af8"/>
           <w:i w:val="0"/>
         </w:rPr>
-        <w:t xml:space="preserve"> </w:t>
+        <w:t xml:space="preserve">Набор данных актуален, т.к. он охватывает объявления с 2007го по 2025ый года с одного из самых популярных сайтов продажи авто – </w:t>
       </w:r>
       <w:r>
         <w:rPr>
           <w:rStyle w:val="af8"/>
           <w:i w:val="0"/>
-        </w:rPr>
-        <w:t xml:space="preserve">Набор данных актуален, т.к. он охватывает объявления с 2007го по 2025ый года с одного из самых популярных сайтов продажи авто – </w:t>
+          <w:lang w:val="en-US"/>
+        </w:rPr>
+        <w:t>Drom</w:t>
       </w:r>
       <w:r>
         <w:rPr>
           <w:rStyle w:val="af8"/>
           <w:i w:val="0"/>
-          <w:lang w:val="en-US"/>
-        </w:rPr>
-        <w:t>Drom</w:t>
+        </w:rPr>
+        <w:t>.</w:t>
       </w:r>
       <w:r>
         <w:rPr>
           <w:rStyle w:val="af8"/>
           <w:i w:val="0"/>
-        </w:rPr>
-        <w:t>.</w:t>
+          <w:lang w:val="en-US"/>
+        </w:rPr>
+        <w:t>ru</w:t>
       </w:r>
       <w:r>
         <w:rPr>
           <w:rStyle w:val="af8"/>
           <w:i w:val="0"/>
-          <w:lang w:val="en-US"/>
-        </w:rPr>
-        <w:t>ru</w:t>
+        </w:rPr>
+        <w:t xml:space="preserve">. </w:t>
       </w:r>
       <w:r>
         <w:rPr>
           <w:rStyle w:val="af8"/>
           <w:i w:val="0"/>
         </w:rPr>
-        <w:t xml:space="preserve">. </w:t>
+        <w:t>Безусловно, нет нужды в таком огромном количестве признаков, поэтому неэффективные будут удалены.</w:t>
       </w:r>
       <w:r>
         <w:rPr>
           <w:rStyle w:val="af8"/>
           <w:i w:val="0"/>
         </w:rPr>
-        <w:t>Безусловно, нет нужды в таком огромном количестве признаков, поэтому неэффективные будут удалены.</w:t>
+        <w:t xml:space="preserve"> </w:t>
       </w:r>
       <w:r>
         <w:rPr>
           <w:rStyle w:val="af8"/>
           <w:i w:val="0"/>
         </w:rPr>
-        <w:t xml:space="preserve"> </w:t>
+        <w:t>В итоге, з</w:t>
       </w:r>
       <w:r>
         <w:rPr>
           <w:rStyle w:val="af8"/>
           <w:i w:val="0"/>
         </w:rPr>
-        <w:t>В итоге, з</w:t>
+        <w:t>адача состоит в построении регрессионной модели, которая по характеристикам автомобиля предсказывает его стоимость</w:t>
       </w:r>
       <w:r>
         <w:rPr>
           <w:rStyle w:val="af8"/>
           <w:i w:val="0"/>
         </w:rPr>
-        <w:t>адача состоит в построении регрессионной модели, которая по характеристикам автомобиля предсказывает его стоимость</w:t>
+        <w:t xml:space="preserve"> на основании информации из данного архива объявлений</w:t>
       </w:r>
       <w:r>
         <w:rPr>
           <w:rStyle w:val="af8"/>
           <w:i w:val="0"/>
         </w:rPr>
-        <w:t xml:space="preserve"> на основании информации из данного архива объявлений</w:t>
-      </w:r>
-      <w:r>
-        <w:rPr>
-          <w:rStyle w:val="af8"/>
-          <w:i w:val="0"/>
-        </w:rPr>
         <w:t>.</w:t>
       </w:r>
     </w:p>
@@ -8332,6 +8350,9 @@
         <w:jc w:val="center"/>
       </w:pPr>
       <w:r>
+        <w:rPr>
+          <w:noProof/>
+        </w:rPr>
         <w:drawing>
           <wp:inline distT="0" distB="0" distL="0" distR="0" wp14:anchorId="3144B560" wp14:editId="462A4ECF">
             <wp:extent cx="5272405" cy="2627997"/>
@@ -8391,6 +8412,9 @@
       <w:r>
         <w:t>3.1.2 Анализ структуры</w:t>
       </w:r>
+      <w:r>
+        <w:t xml:space="preserve"> и очистка</w:t>
+      </w:r>
     </w:p>
     <w:p>
       <w:pPr>
@@ -8408,12 +8432,15 @@
         <w:jc w:val="center"/>
       </w:pPr>
       <w:r>
+        <w:rPr>
+          <w:noProof/>
+        </w:rPr>
         <w:lastRenderedPageBreak/>
         <w:drawing>
-          <wp:inline distT="0" distB="0" distL="0" distR="0" wp14:anchorId="31A149DE" wp14:editId="139B903C">
-            <wp:extent cx="3620005" cy="4553585"/>
-            <wp:effectExtent l="0" t="0" r="0" b="0"/>
-            <wp:docPr id="10" name="Рисунок 10"/>
+          <wp:inline distT="0" distB="0" distL="0" distR="0" wp14:anchorId="591CB945" wp14:editId="3DFC6C80">
+            <wp:extent cx="3000794" cy="3458058"/>
+            <wp:effectExtent l="0" t="0" r="9525" b="9525"/>
+            <wp:docPr id="13" name="Рисунок 13"/>
             <wp:cNvGraphicFramePr>
               <a:graphicFrameLocks xmlns:a="http://schemas.openxmlformats.org/drawingml/2006/main" noChangeAspect="1"/>
             </wp:cNvGraphicFramePr>
@@ -8433,7 +8460,7 @@
                   <pic:spPr>
                     <a:xfrm>
                       <a:off x="0" y="0"/>
-                      <a:ext cx="3620005" cy="4553585"/>
+                      <a:ext cx="3000794" cy="3458058"/>
                     </a:xfrm>
                     <a:prstGeom prst="rect">
                       <a:avLst/>
@@ -8463,7 +8490,10 @@
         <w:pStyle w:val="a0"/>
       </w:pPr>
       <w:r>
-        <w:t xml:space="preserve">Здесь можно увидеть 9 категориальных и 6 числовых признаков. Категориальные: Название машины, Дата размещения объявления, Тип двигателя, Коробка передач, Привод, Руль, Тип кузова, Метка (Марка), Город. Числовые: Год, Объем двигателя, Мощность, Пробег, Поколение, Рестайлинг. Также есть колонка Цена – числовая целевая переменная. Количество пропусков – </w:t>
+        <w:t>Здесь можно увидеть 8 категориальных и 5</w:t>
+      </w:r>
+      <w:r>
+        <w:t xml:space="preserve"> числовых признаков. Категориальные: Название машины, Дата размещения объявления, Тип двигателя, Коробка передач, Привод, Тип кузова, Метка (Марка), Город. Числовые: Год, Объем двигателя, Мощность, Пробег, Поколение. Также есть колонка Цена – числовая целевая переменная. Количество пропусков – </w:t>
       </w:r>
       <w:r>
         <w:t>401548089</w:t>
@@ -8482,6 +8512,9 @@
     </w:p>
     <w:p>
       <w:r>
+        <w:rPr>
+          <w:noProof/>
+        </w:rPr>
         <w:lastRenderedPageBreak/>
         <w:drawing>
           <wp:inline distT="0" distB="0" distL="0" distR="0" wp14:anchorId="2051D174" wp14:editId="3DB6592D">
@@ -8553,6 +8586,9 @@
     </w:p>
     <w:p>
       <w:r>
+        <w:rPr>
+          <w:noProof/>
+        </w:rPr>
         <w:lastRenderedPageBreak/>
         <w:drawing>
           <wp:inline distT="0" distB="0" distL="0" distR="0" wp14:anchorId="3EE41209" wp14:editId="47575EBB">
@@ -8605,16 +8641,31 @@
         <w:pStyle w:val="a0"/>
       </w:pPr>
       <w:r>
-        <w:t>По нему понятно, что основное число автомобилей явно меньше 10 млн. рублей. Поэтому, датасет был обрезан с 50 тыс. рублей до 10 млн. рублей. Также были удалены авто с очень низким пробегом, аномальным объёмом двигателя, газовые, электрические, ГБО автомобили и одна аномальная строка (рисунок 9).</w:t>
-      </w:r>
-    </w:p>
-    <w:p>
-      <w:r>
+        <w:t>По нему понятно, что основное число автомобилей явно меньше 10 млн. рублей. Поэтому, датасет был обрезан с 50</w:t>
+      </w:r>
+      <w:r>
+        <w:t>0</w:t>
+      </w:r>
+      <w:r>
+        <w:t xml:space="preserve"> тыс. рублей до 3</w:t>
+      </w:r>
+      <w:r>
+        <w:t xml:space="preserve"> млн. рублей. Также были удалены авто с очень низким пробегом, аномальным объёмом двигателя, газовые, электрические, ГБО автомобили и одна аномальная строка (рисунок 9).</w:t>
+      </w:r>
+    </w:p>
+    <w:p>
+      <w:pPr>
+        <w:jc w:val="center"/>
+      </w:pPr>
+      <w:r>
+        <w:rPr>
+          <w:noProof/>
+        </w:rPr>
         <w:drawing>
-          <wp:inline distT="0" distB="0" distL="0" distR="0" wp14:anchorId="744C4503" wp14:editId="45058643">
-            <wp:extent cx="5286150" cy="3498685"/>
-            <wp:effectExtent l="0" t="0" r="0" b="6985"/>
-            <wp:docPr id="14" name="Рисунок 14"/>
+          <wp:inline distT="0" distB="0" distL="0" distR="0" wp14:anchorId="481EF1EE" wp14:editId="66340995">
+            <wp:extent cx="4953691" cy="3057952"/>
+            <wp:effectExtent l="0" t="0" r="0" b="9525"/>
+            <wp:docPr id="8" name="Рисунок 8"/>
             <wp:cNvGraphicFramePr>
               <a:graphicFrameLocks xmlns:a="http://schemas.openxmlformats.org/drawingml/2006/main" noChangeAspect="1"/>
             </wp:cNvGraphicFramePr>
@@ -8634,7 +8685,7 @@
                   <pic:spPr>
                     <a:xfrm>
                       <a:off x="0" y="0"/>
-                      <a:ext cx="5317672" cy="3519548"/>
+                      <a:ext cx="4953691" cy="3057952"/>
                     </a:xfrm>
                     <a:prstGeom prst="rect">
                       <a:avLst/>
@@ -8662,24 +8713,6 @@
         <w:pStyle w:val="a0"/>
         <w:jc w:val="left"/>
       </w:pPr>
-    </w:p>
-    <w:p>
-      <w:pPr>
-        <w:pStyle w:val="a0"/>
-        <w:jc w:val="left"/>
-      </w:pPr>
-    </w:p>
-    <w:p>
-      <w:pPr>
-        <w:pStyle w:val="a0"/>
-        <w:jc w:val="left"/>
-      </w:pPr>
-    </w:p>
-    <w:p>
-      <w:pPr>
-        <w:pStyle w:val="a0"/>
-        <w:jc w:val="left"/>
-      </w:pPr>
       <w:r>
         <w:t>Обрезаем данные 2018-2025, поскольку более старые уже неактуальны.</w:t>
       </w:r>
@@ -8690,12 +8723,11 @@
         <w:jc w:val="center"/>
       </w:pPr>
       <w:r>
-        <w:lastRenderedPageBreak/>
         <w:drawing>
-          <wp:inline distT="0" distB="0" distL="0" distR="0" wp14:anchorId="3B78E988" wp14:editId="56BFBB04">
-            <wp:extent cx="5520055" cy="498855"/>
+          <wp:inline distT="0" distB="0" distL="0" distR="0" wp14:anchorId="6A5FB5AC" wp14:editId="019A2086">
+            <wp:extent cx="5672455" cy="497326"/>
             <wp:effectExtent l="0" t="0" r="4445" b="0"/>
-            <wp:docPr id="15" name="Рисунок 15"/>
+            <wp:docPr id="17" name="Рисунок 17"/>
             <wp:cNvGraphicFramePr>
               <a:graphicFrameLocks xmlns:a="http://schemas.openxmlformats.org/drawingml/2006/main" noChangeAspect="1"/>
             </wp:cNvGraphicFramePr>
@@ -8715,7 +8747,7 @@
                   <pic:spPr>
                     <a:xfrm>
                       <a:off x="0" y="0"/>
-                      <a:ext cx="6166958" cy="557317"/>
+                      <a:ext cx="5698444" cy="499605"/>
                     </a:xfrm>
                     <a:prstGeom prst="rect">
                       <a:avLst/>
@@ -8734,78 +8766,1833 @@
         <w:jc w:val="center"/>
       </w:pPr>
       <w:r>
-        <w:t>Рисунок 10 – обрезка 2018-2025</w:t>
+        <w:t>Рисунок 10 – О</w:t>
+      </w:r>
+      <w:r>
+        <w:t>брезка 2018-2025</w:t>
       </w:r>
     </w:p>
     <w:p>
       <w:pPr>
         <w:pStyle w:val="a0"/>
         <w:jc w:val="left"/>
-        <w:rPr>
-          <w:lang w:val="en-US"/>
-        </w:rPr>
-      </w:pPr>
-      <w:r>
-        <w:t>Наконец, была удалена колонка Дата размещения объявления, а также создан рандомный датасет из 1 млн. строк, поскольку 10 млн. – слишком большой.</w:t>
+      </w:pPr>
+      <w:r>
+        <w:lastRenderedPageBreak/>
+        <w:t xml:space="preserve">Наконец, были </w:t>
+      </w:r>
+      <w:r>
+        <w:t>удалены Название машины и Дата размещения объявления, поскольку они путали модель</w:t>
+      </w:r>
+      <w:r>
+        <w:t>, и добавлены</w:t>
+      </w:r>
+      <w:r>
+        <w:t xml:space="preserve"> колонка Возраст авто</w:t>
+      </w:r>
+      <w:r>
+        <w:t xml:space="preserve">, </w:t>
+      </w:r>
+      <w:r>
+        <w:t>Год объявления</w:t>
+      </w:r>
+      <w:r>
+        <w:t xml:space="preserve">, Марка (вместо Названия машины). </w:t>
+      </w:r>
+      <w:r>
+        <w:t xml:space="preserve">Далее очищенный датасет был экспортирован в новый </w:t>
+      </w:r>
+      <w:r>
+        <w:rPr>
+          <w:lang w:val="en-US"/>
+        </w:rPr>
+        <w:t>csv</w:t>
+      </w:r>
+      <w:r>
+        <w:t xml:space="preserve"> </w:t>
+      </w:r>
+      <w:r>
+        <w:t xml:space="preserve">файл (Рисунок 11). </w:t>
+      </w:r>
+    </w:p>
+    <w:p>
+      <w:pPr>
+        <w:pStyle w:val="a0"/>
+        <w:jc w:val="center"/>
+      </w:pPr>
+      <w:r>
+        <w:drawing>
+          <wp:inline distT="0" distB="0" distL="0" distR="0" wp14:anchorId="4621E1BF" wp14:editId="1FF14F15">
+            <wp:extent cx="5710555" cy="2041769"/>
+            <wp:effectExtent l="0" t="0" r="4445" b="0"/>
+            <wp:docPr id="25" name="Рисунок 25"/>
+            <wp:cNvGraphicFramePr>
+              <a:graphicFrameLocks xmlns:a="http://schemas.openxmlformats.org/drawingml/2006/main" noChangeAspect="1"/>
+            </wp:cNvGraphicFramePr>
+            <a:graphic xmlns:a="http://schemas.openxmlformats.org/drawingml/2006/main">
+              <a:graphicData uri="http://schemas.openxmlformats.org/drawingml/2006/picture">
+                <pic:pic xmlns:pic="http://schemas.openxmlformats.org/drawingml/2006/picture">
+                  <pic:nvPicPr>
+                    <pic:cNvPr id="1" name=""/>
+                    <pic:cNvPicPr/>
+                  </pic:nvPicPr>
+                  <pic:blipFill>
+                    <a:blip r:embed="rId24"/>
+                    <a:stretch>
+                      <a:fillRect/>
+                    </a:stretch>
+                  </pic:blipFill>
+                  <pic:spPr>
+                    <a:xfrm>
+                      <a:off x="0" y="0"/>
+                      <a:ext cx="5725260" cy="2047027"/>
+                    </a:xfrm>
+                    <a:prstGeom prst="rect">
+                      <a:avLst/>
+                    </a:prstGeom>
+                  </pic:spPr>
+                </pic:pic>
+              </a:graphicData>
+            </a:graphic>
+          </wp:inline>
+        </w:drawing>
+      </w:r>
+    </w:p>
+    <w:p>
+      <w:pPr>
+        <w:pStyle w:val="a0"/>
+        <w:jc w:val="center"/>
+      </w:pPr>
+      <w:r>
+        <w:drawing>
+          <wp:inline distT="0" distB="0" distL="0" distR="0" wp14:anchorId="1A501E47" wp14:editId="403778C4">
+            <wp:extent cx="4800600" cy="3951263"/>
+            <wp:effectExtent l="0" t="0" r="0" b="0"/>
+            <wp:docPr id="26" name="Рисунок 26"/>
+            <wp:cNvGraphicFramePr>
+              <a:graphicFrameLocks xmlns:a="http://schemas.openxmlformats.org/drawingml/2006/main" noChangeAspect="1"/>
+            </wp:cNvGraphicFramePr>
+            <a:graphic xmlns:a="http://schemas.openxmlformats.org/drawingml/2006/main">
+              <a:graphicData uri="http://schemas.openxmlformats.org/drawingml/2006/picture">
+                <pic:pic xmlns:pic="http://schemas.openxmlformats.org/drawingml/2006/picture">
+                  <pic:nvPicPr>
+                    <pic:cNvPr id="1" name=""/>
+                    <pic:cNvPicPr/>
+                  </pic:nvPicPr>
+                  <pic:blipFill>
+                    <a:blip r:embed="rId25"/>
+                    <a:stretch>
+                      <a:fillRect/>
+                    </a:stretch>
+                  </pic:blipFill>
+                  <pic:spPr>
+                    <a:xfrm>
+                      <a:off x="0" y="0"/>
+                      <a:ext cx="4804811" cy="3954729"/>
+                    </a:xfrm>
+                    <a:prstGeom prst="rect">
+                      <a:avLst/>
+                    </a:prstGeom>
+                  </pic:spPr>
+                </pic:pic>
+              </a:graphicData>
+            </a:graphic>
+          </wp:inline>
+        </w:drawing>
+      </w:r>
+    </w:p>
+    <w:p>
+      <w:pPr>
+        <w:pStyle w:val="a0"/>
+        <w:jc w:val="center"/>
+      </w:pPr>
+      <w:r>
+        <w:t>Рисунок 11</w:t>
+      </w:r>
+      <w:r>
+        <w:t xml:space="preserve"> – Последний этап работы с датасетом</w:t>
+      </w:r>
+    </w:p>
+    <w:p>
+      <w:pPr>
+        <w:pStyle w:val="3"/>
+      </w:pPr>
+      <w:r>
+        <w:t xml:space="preserve">3.1.3 Визуальный анализ влияния признаков на цену </w:t>
+      </w:r>
+      <w:r>
+        <w:t>(</w:t>
+      </w:r>
+      <w:r>
+        <w:rPr>
+          <w:lang w:val="en-US"/>
+        </w:rPr>
+        <w:t>EDA</w:t>
+      </w:r>
+      <w:r>
+        <w:t>)</w:t>
+      </w:r>
+    </w:p>
+    <w:p>
+      <w:pPr>
+        <w:pStyle w:val="a0"/>
+      </w:pPr>
+      <w:r>
+        <w:t xml:space="preserve">Для визуализации используем сокращённый до 300000 строк датасет, такого объёма вполне хватит для анализа графиков. Требуется закодировать признаки с помощью </w:t>
+      </w:r>
+      <w:r>
+        <w:rPr>
+          <w:lang w:val="en-US"/>
+        </w:rPr>
+        <w:t>LabelEncoder</w:t>
+      </w:r>
+      <w:r>
+        <w:t>, чтобы сделать корреляционную матрицу</w:t>
+      </w:r>
+      <w:r>
+        <w:t xml:space="preserve"> (Рисунок 12).</w:t>
+      </w:r>
+    </w:p>
+    <w:p>
+      <w:pPr>
+        <w:pStyle w:val="a0"/>
+        <w:jc w:val="center"/>
+      </w:pPr>
+      <w:r>
+        <w:lastRenderedPageBreak/>
+        <w:drawing>
+          <wp:inline distT="0" distB="0" distL="0" distR="0" wp14:anchorId="027D0E79" wp14:editId="4E41AE73">
+            <wp:extent cx="5605780" cy="949807"/>
+            <wp:effectExtent l="0" t="0" r="0" b="3175"/>
+            <wp:docPr id="24" name="Рисунок 24"/>
+            <wp:cNvGraphicFramePr>
+              <a:graphicFrameLocks xmlns:a="http://schemas.openxmlformats.org/drawingml/2006/main" noChangeAspect="1"/>
+            </wp:cNvGraphicFramePr>
+            <a:graphic xmlns:a="http://schemas.openxmlformats.org/drawingml/2006/main">
+              <a:graphicData uri="http://schemas.openxmlformats.org/drawingml/2006/picture">
+                <pic:pic xmlns:pic="http://schemas.openxmlformats.org/drawingml/2006/picture">
+                  <pic:nvPicPr>
+                    <pic:cNvPr id="1" name=""/>
+                    <pic:cNvPicPr/>
+                  </pic:nvPicPr>
+                  <pic:blipFill>
+                    <a:blip r:embed="rId26"/>
+                    <a:stretch>
+                      <a:fillRect/>
+                    </a:stretch>
+                  </pic:blipFill>
+                  <pic:spPr>
+                    <a:xfrm>
+                      <a:off x="0" y="0"/>
+                      <a:ext cx="5646034" cy="956627"/>
+                    </a:xfrm>
+                    <a:prstGeom prst="rect">
+                      <a:avLst/>
+                    </a:prstGeom>
+                  </pic:spPr>
+                </pic:pic>
+              </a:graphicData>
+            </a:graphic>
+          </wp:inline>
+        </w:drawing>
+      </w:r>
+    </w:p>
+    <w:p>
+      <w:pPr>
+        <w:pStyle w:val="a0"/>
+        <w:jc w:val="center"/>
+      </w:pPr>
+      <w:r>
+        <w:t xml:space="preserve">Рисунок 12 – Кодирование признаков с помощью </w:t>
+      </w:r>
+      <w:r>
+        <w:rPr>
+          <w:lang w:val="en-US"/>
+        </w:rPr>
+        <w:t>LabelEncoder</w:t>
+      </w:r>
+    </w:p>
+    <w:p>
+      <w:pPr>
+        <w:pStyle w:val="a0"/>
+      </w:pPr>
+      <w:r>
+        <w:t xml:space="preserve">После чего </w:t>
+      </w:r>
+      <w:r>
+        <w:t xml:space="preserve">визуализируем </w:t>
+      </w:r>
+      <w:r>
+        <w:t>её</w:t>
+      </w:r>
+      <w:r>
+        <w:t xml:space="preserve"> с помощью тепловой карты из библиотеки </w:t>
+      </w:r>
+      <w:r>
+        <w:rPr>
+          <w:lang w:val="en-US"/>
+        </w:rPr>
+        <w:t>Seaborn</w:t>
+      </w:r>
+      <w:r>
+        <w:t xml:space="preserve"> (Рисунок </w:t>
+      </w:r>
+      <w:r>
+        <w:t>13</w:t>
+      </w:r>
+      <w:r>
+        <w:t>).</w:t>
+      </w:r>
+    </w:p>
+    <w:p>
+      <w:pPr>
+        <w:pStyle w:val="a0"/>
+        <w:jc w:val="center"/>
+      </w:pPr>
+    </w:p>
+    <w:p>
+      <w:pPr>
+        <w:pStyle w:val="a0"/>
+        <w:jc w:val="center"/>
+      </w:pPr>
+      <w:r>
+        <w:drawing>
+          <wp:inline distT="0" distB="0" distL="0" distR="0" wp14:anchorId="49405F8F" wp14:editId="52566E9B">
+            <wp:extent cx="5386705" cy="5326902"/>
+            <wp:effectExtent l="0" t="0" r="4445" b="7620"/>
+            <wp:docPr id="23" name="Рисунок 23"/>
+            <wp:cNvGraphicFramePr>
+              <a:graphicFrameLocks xmlns:a="http://schemas.openxmlformats.org/drawingml/2006/main" noChangeAspect="1"/>
+            </wp:cNvGraphicFramePr>
+            <a:graphic xmlns:a="http://schemas.openxmlformats.org/drawingml/2006/main">
+              <a:graphicData uri="http://schemas.openxmlformats.org/drawingml/2006/picture">
+                <pic:pic xmlns:pic="http://schemas.openxmlformats.org/drawingml/2006/picture">
+                  <pic:nvPicPr>
+                    <pic:cNvPr id="1" name=""/>
+                    <pic:cNvPicPr/>
+                  </pic:nvPicPr>
+                  <pic:blipFill>
+                    <a:blip r:embed="rId27"/>
+                    <a:stretch>
+                      <a:fillRect/>
+                    </a:stretch>
+                  </pic:blipFill>
+                  <pic:spPr>
+                    <a:xfrm>
+                      <a:off x="0" y="0"/>
+                      <a:ext cx="5389984" cy="5330144"/>
+                    </a:xfrm>
+                    <a:prstGeom prst="rect">
+                      <a:avLst/>
+                    </a:prstGeom>
+                  </pic:spPr>
+                </pic:pic>
+              </a:graphicData>
+            </a:graphic>
+          </wp:inline>
+        </w:drawing>
+      </w:r>
+    </w:p>
+    <w:p>
+      <w:pPr>
+        <w:pStyle w:val="a0"/>
+        <w:jc w:val="center"/>
+      </w:pPr>
+      <w:r>
+        <w:t>Рисунок 13 – Корреляционная матрица</w:t>
+      </w:r>
+    </w:p>
+    <w:p>
+      <w:pPr>
+        <w:pStyle w:val="a0"/>
+      </w:pPr>
+      <w:r>
+        <w:t>С помощью результатов корре</w:t>
+      </w:r>
+      <w:r>
+        <w:t>ляционной матрицы можно сделать</w:t>
+      </w:r>
+      <w:r>
+        <w:t xml:space="preserve"> </w:t>
+      </w:r>
+      <w:r>
+        <w:t>следующие выводы:</w:t>
+      </w:r>
+    </w:p>
+    <w:p>
+      <w:pPr>
+        <w:pStyle w:val="a0"/>
+      </w:pPr>
+      <w:r>
+        <w:lastRenderedPageBreak/>
+        <w:t>Цена автомобилей положительно к</w:t>
+      </w:r>
+      <w:r>
+        <w:t>оррелирует с Годом выпуска (0.</w:t>
+      </w:r>
+      <w:r>
+        <w:t>43</w:t>
+      </w:r>
+      <w:r>
+        <w:t>),</w:t>
+      </w:r>
+      <w:r>
+        <w:t xml:space="preserve"> </w:t>
+      </w:r>
+      <w:r>
+        <w:t>Мощностью (0.</w:t>
+      </w:r>
+      <w:r>
+        <w:t>34</w:t>
+      </w:r>
+      <w:r>
+        <w:t>) и Объемом двигателя (0.</w:t>
+      </w:r>
+      <w:r>
+        <w:t>27</w:t>
+      </w:r>
+      <w:r>
+        <w:t>), указывая на то, что более</w:t>
+      </w:r>
+      <w:r>
+        <w:t xml:space="preserve"> </w:t>
+      </w:r>
+      <w:r>
+        <w:t>новые и мощные автомобили с большим двигателем дороже.</w:t>
+      </w:r>
+    </w:p>
+    <w:p>
+      <w:pPr>
+        <w:pStyle w:val="a0"/>
+      </w:pPr>
+      <w:r>
+        <w:t>Год выпуска также коррелирует с Мощностью</w:t>
+      </w:r>
+      <w:r>
+        <w:t xml:space="preserve"> (0.26)</w:t>
+      </w:r>
+      <w:r>
+        <w:t>, подтверждая, что новые</w:t>
+      </w:r>
+      <w:r>
+        <w:t xml:space="preserve"> </w:t>
+      </w:r>
+      <w:r>
+        <w:t>автомобили часто обладают лучшими техническими характеристиками.</w:t>
+      </w:r>
+    </w:p>
+    <w:p>
+      <w:pPr>
+        <w:pStyle w:val="a0"/>
+      </w:pPr>
+      <w:r>
+        <w:t>Мощность сильно корре</w:t>
+      </w:r>
+      <w:r>
+        <w:t>лирует с Объемом двигателя (0.89</w:t>
+      </w:r>
+      <w:r>
+        <w:t>), что</w:t>
+      </w:r>
+      <w:r>
+        <w:t xml:space="preserve"> </w:t>
+      </w:r>
+      <w:r>
+        <w:t>логично, учитывая, что объем двигателя влияет на мощность.</w:t>
+      </w:r>
+    </w:p>
+    <w:p>
+      <w:pPr>
+        <w:pStyle w:val="a0"/>
+      </w:pPr>
+      <w:r>
+        <w:t>Пробег отрицат</w:t>
+      </w:r>
+      <w:r>
+        <w:t>ельно коррелирует с Ценой (-0.</w:t>
+      </w:r>
+      <w:r>
+        <w:t>25</w:t>
+      </w:r>
+      <w:r>
+        <w:t>) и Годом выпуска (-</w:t>
+      </w:r>
+      <w:r>
+        <w:t>0.</w:t>
+      </w:r>
+      <w:r>
+        <w:t>65</w:t>
+      </w:r>
+      <w:r>
+        <w:t xml:space="preserve">), </w:t>
+      </w:r>
+      <w:r>
+        <w:t xml:space="preserve">а также положительно с Возрастом авто </w:t>
+      </w:r>
+      <w:r>
+        <w:t>что означает, что автомобили с меньшим пробегом и более новые стоят</w:t>
+      </w:r>
+      <w:r>
+        <w:t xml:space="preserve"> </w:t>
+      </w:r>
+      <w:r>
+        <w:t>дороже.</w:t>
+      </w:r>
+    </w:p>
+    <w:p>
+      <w:pPr>
+        <w:pStyle w:val="a0"/>
+      </w:pPr>
+      <w:r>
+        <w:t>Тип кузова</w:t>
+      </w:r>
+      <w:r>
+        <w:t xml:space="preserve"> (-0.29)</w:t>
+      </w:r>
+      <w:r>
+        <w:t xml:space="preserve"> и </w:t>
+      </w:r>
+      <w:r>
+        <w:t xml:space="preserve">Привод (-0.24) </w:t>
+      </w:r>
+      <w:r>
+        <w:t>от</w:t>
+      </w:r>
+      <w:r>
+        <w:t>рицательно коррелируют с Ценой,</w:t>
+      </w:r>
+      <w:r>
+        <w:t xml:space="preserve"> </w:t>
+      </w:r>
+      <w:r>
+        <w:t>указывая на возможное влияние этих параметров на стоимость.</w:t>
+      </w:r>
+    </w:p>
+    <w:p>
+      <w:pPr>
+        <w:pStyle w:val="a0"/>
+      </w:pPr>
+      <w:r>
+        <w:t xml:space="preserve">Поколение </w:t>
+      </w:r>
+      <w:r>
+        <w:t xml:space="preserve">и совсем немного </w:t>
+      </w:r>
+      <w:r>
+        <w:t>коррелирует с некоторыми признаками, но, тем не менее, может внести положительный вклад в точность моделей.</w:t>
+      </w:r>
+    </w:p>
+    <w:p>
+      <w:pPr>
+        <w:pStyle w:val="a0"/>
+      </w:pPr>
+      <w:r>
+        <w:t>Трансмиссия и Привод</w:t>
+      </w:r>
+      <w:r>
+        <w:t xml:space="preserve"> также коррелируют с некоторыми</w:t>
+      </w:r>
+      <w:r>
+        <w:t xml:space="preserve"> </w:t>
+      </w:r>
+      <w:r>
+        <w:t>характеристиками, что важно учитывать при анализе цен.</w:t>
+      </w:r>
+    </w:p>
+    <w:p>
+      <w:pPr>
+        <w:pStyle w:val="a0"/>
+      </w:pPr>
+      <w:r>
+        <w:t>Метка (марка)</w:t>
+      </w:r>
+      <w:r>
+        <w:t xml:space="preserve"> и Модель имеют слабую корреляцию с другими переменными,</w:t>
+      </w:r>
+      <w:r>
+        <w:t xml:space="preserve"> </w:t>
+      </w:r>
+      <w:r>
+        <w:t>что может указывать на их меньшее влияние на цену по сравнению с</w:t>
+      </w:r>
+      <w:r>
+        <w:t xml:space="preserve"> </w:t>
+      </w:r>
+      <w:r>
+        <w:t>другими характеристиками.</w:t>
+      </w:r>
+    </w:p>
+    <w:p>
+      <w:pPr>
+        <w:pStyle w:val="a0"/>
+      </w:pPr>
+      <w:r>
+        <w:t>Далее с помощью визуализации проведем разведочный анализ данных.</w:t>
+      </w:r>
+      <w:r>
+        <w:t xml:space="preserve"> Для начала</w:t>
+      </w:r>
+      <w:r>
+        <w:t xml:space="preserve"> визуализируем распределение цен на автомобили. </w:t>
+      </w:r>
+      <w:r>
+        <w:t>Для числовых данных</w:t>
+      </w:r>
+    </w:p>
+    <w:p>
+      <w:pPr>
+        <w:pStyle w:val="a0"/>
+      </w:pPr>
+      <w:r>
+        <w:t>По данному графику</w:t>
+      </w:r>
+      <w:r>
+        <w:t xml:space="preserve"> можно определить, что </w:t>
+      </w:r>
+      <w:r>
+        <w:t>цены сильно смещены влево. Это означает, что в наборе данных большая часть автомобилей – дешёвые (500 тыс. – 1.5 млн. руб.). (Рис.14</w:t>
+      </w:r>
+      <w:r>
+        <w:t>).</w:t>
+      </w:r>
+    </w:p>
+    <w:p>
+      <w:pPr>
+        <w:pStyle w:val="a0"/>
+        <w:jc w:val="center"/>
+      </w:pPr>
+      <w:r>
+        <w:lastRenderedPageBreak/>
+        <w:drawing>
+          <wp:inline distT="0" distB="0" distL="0" distR="0" wp14:anchorId="78CBC377" wp14:editId="0D66F94C">
+            <wp:extent cx="5109210" cy="3404373"/>
+            <wp:effectExtent l="0" t="0" r="0" b="5715"/>
+            <wp:docPr id="27" name="Рисунок 27"/>
+            <wp:cNvGraphicFramePr>
+              <a:graphicFrameLocks xmlns:a="http://schemas.openxmlformats.org/drawingml/2006/main" noChangeAspect="1"/>
+            </wp:cNvGraphicFramePr>
+            <a:graphic xmlns:a="http://schemas.openxmlformats.org/drawingml/2006/main">
+              <a:graphicData uri="http://schemas.openxmlformats.org/drawingml/2006/picture">
+                <pic:pic xmlns:pic="http://schemas.openxmlformats.org/drawingml/2006/picture">
+                  <pic:nvPicPr>
+                    <pic:cNvPr id="1" name=""/>
+                    <pic:cNvPicPr/>
+                  </pic:nvPicPr>
+                  <pic:blipFill>
+                    <a:blip r:embed="rId28"/>
+                    <a:stretch>
+                      <a:fillRect/>
+                    </a:stretch>
+                  </pic:blipFill>
+                  <pic:spPr>
+                    <a:xfrm>
+                      <a:off x="0" y="0"/>
+                      <a:ext cx="5125742" cy="3415388"/>
+                    </a:xfrm>
+                    <a:prstGeom prst="rect">
+                      <a:avLst/>
+                    </a:prstGeom>
+                  </pic:spPr>
+                </pic:pic>
+              </a:graphicData>
+            </a:graphic>
+          </wp:inline>
+        </w:drawing>
+      </w:r>
+    </w:p>
+    <w:p>
+      <w:pPr>
+        <w:pStyle w:val="a0"/>
+        <w:jc w:val="center"/>
+      </w:pPr>
+      <w:r>
+        <w:t>Рисунок 14 – Распределение цен</w:t>
+      </w:r>
+    </w:p>
+    <w:p>
+      <w:pPr>
+        <w:pStyle w:val="a0"/>
+      </w:pPr>
+      <w:r>
+        <w:t>График зависимости цены авт</w:t>
+      </w:r>
+      <w:r>
+        <w:t xml:space="preserve">омобилей от мощности двигателя, </w:t>
+      </w:r>
+      <w:r>
+        <w:t>построенный с помощью диаграммы рассеяния и линейной регрессии,</w:t>
+      </w:r>
+      <w:r>
+        <w:t xml:space="preserve"> </w:t>
+      </w:r>
+      <w:r>
+        <w:t>демонстрирует общую тенденцию, согласно которой автомобили с более</w:t>
+      </w:r>
+      <w:r>
+        <w:t xml:space="preserve"> </w:t>
+      </w:r>
+      <w:r>
+        <w:t>высокой мощностью двигателя, как правило, имеют более высокую цену.</w:t>
+      </w:r>
+      <w:r>
+        <w:t xml:space="preserve"> </w:t>
+      </w:r>
+      <w:r>
+        <w:t>Линия регрессии с положительным наклоном указывает на прямую</w:t>
+      </w:r>
+      <w:r>
+        <w:t xml:space="preserve"> </w:t>
+      </w:r>
+      <w:r>
+        <w:t>зависимость между этими двумя переменными: чем больше мощность, тем</w:t>
+      </w:r>
+      <w:r>
+        <w:t xml:space="preserve"> </w:t>
+      </w:r>
+      <w:r>
+        <w:t>выш</w:t>
+      </w:r>
+      <w:r>
+        <w:t>е средняя цена автомобиля (Рис. 15</w:t>
+      </w:r>
+      <w:r>
+        <w:t>).</w:t>
+      </w:r>
+    </w:p>
+    <w:p>
+      <w:pPr>
+        <w:pStyle w:val="a0"/>
+        <w:jc w:val="center"/>
+      </w:pPr>
+      <w:r>
+        <w:drawing>
+          <wp:inline distT="0" distB="0" distL="0" distR="0" wp14:anchorId="00CD41EF" wp14:editId="09460A71">
+            <wp:extent cx="4314825" cy="2887147"/>
+            <wp:effectExtent l="0" t="0" r="0" b="8890"/>
+            <wp:docPr id="28" name="Рисунок 28"/>
+            <wp:cNvGraphicFramePr>
+              <a:graphicFrameLocks xmlns:a="http://schemas.openxmlformats.org/drawingml/2006/main" noChangeAspect="1"/>
+            </wp:cNvGraphicFramePr>
+            <a:graphic xmlns:a="http://schemas.openxmlformats.org/drawingml/2006/main">
+              <a:graphicData uri="http://schemas.openxmlformats.org/drawingml/2006/picture">
+                <pic:pic xmlns:pic="http://schemas.openxmlformats.org/drawingml/2006/picture">
+                  <pic:nvPicPr>
+                    <pic:cNvPr id="1" name=""/>
+                    <pic:cNvPicPr/>
+                  </pic:nvPicPr>
+                  <pic:blipFill>
+                    <a:blip r:embed="rId29"/>
+                    <a:stretch>
+                      <a:fillRect/>
+                    </a:stretch>
+                  </pic:blipFill>
+                  <pic:spPr>
+                    <a:xfrm>
+                      <a:off x="0" y="0"/>
+                      <a:ext cx="4339578" cy="2903710"/>
+                    </a:xfrm>
+                    <a:prstGeom prst="rect">
+                      <a:avLst/>
+                    </a:prstGeom>
+                  </pic:spPr>
+                </pic:pic>
+              </a:graphicData>
+            </a:graphic>
+          </wp:inline>
+        </w:drawing>
+      </w:r>
+    </w:p>
+    <w:p>
+      <w:pPr>
+        <w:pStyle w:val="a0"/>
+        <w:jc w:val="center"/>
+      </w:pPr>
+      <w:r>
+        <w:t>Рисунок 15 – Зависимость цены от мощности</w:t>
+      </w:r>
+    </w:p>
+    <w:p>
+      <w:pPr>
+        <w:pStyle w:val="a0"/>
+      </w:pPr>
+      <w:r>
+        <w:lastRenderedPageBreak/>
+        <w:t>График, построенный с испол</w:t>
+      </w:r>
+      <w:r>
+        <w:t xml:space="preserve">ьзованием диаграммы рассеяния и </w:t>
+      </w:r>
+      <w:r>
+        <w:t>линейной регрессии, показывает, что автомобили, выпущенные в более</w:t>
+      </w:r>
+      <w:r>
+        <w:t xml:space="preserve"> </w:t>
+      </w:r>
+      <w:r>
+        <w:t>поздние годы, обычно имеют более высокую цену. Линия регрессии с</w:t>
+      </w:r>
+      <w:r>
+        <w:t xml:space="preserve"> </w:t>
+      </w:r>
+      <w:r>
+        <w:t>восходящим наклоном указывает на то, что с течением времени средняя цена</w:t>
+      </w:r>
+      <w:r>
+        <w:t xml:space="preserve"> </w:t>
+      </w:r>
+      <w:r>
+        <w:t xml:space="preserve">автомобилей </w:t>
+      </w:r>
+      <w:r>
+        <w:t>увеличивается (Рис. 16</w:t>
+      </w:r>
+      <w:r>
+        <w:t>).</w:t>
+      </w:r>
+    </w:p>
+    <w:p>
+      <w:pPr>
+        <w:pStyle w:val="a0"/>
+      </w:pPr>
+      <w:r>
+        <w:drawing>
+          <wp:inline distT="0" distB="0" distL="0" distR="0" wp14:anchorId="619DCD04" wp14:editId="04BAA502">
+            <wp:extent cx="4815205" cy="3160509"/>
+            <wp:effectExtent l="0" t="0" r="4445" b="1905"/>
+            <wp:docPr id="29" name="Рисунок 29"/>
+            <wp:cNvGraphicFramePr>
+              <a:graphicFrameLocks xmlns:a="http://schemas.openxmlformats.org/drawingml/2006/main" noChangeAspect="1"/>
+            </wp:cNvGraphicFramePr>
+            <a:graphic xmlns:a="http://schemas.openxmlformats.org/drawingml/2006/main">
+              <a:graphicData uri="http://schemas.openxmlformats.org/drawingml/2006/picture">
+                <pic:pic xmlns:pic="http://schemas.openxmlformats.org/drawingml/2006/picture">
+                  <pic:nvPicPr>
+                    <pic:cNvPr id="1" name=""/>
+                    <pic:cNvPicPr/>
+                  </pic:nvPicPr>
+                  <pic:blipFill>
+                    <a:blip r:embed="rId30"/>
+                    <a:stretch>
+                      <a:fillRect/>
+                    </a:stretch>
+                  </pic:blipFill>
+                  <pic:spPr>
+                    <a:xfrm>
+                      <a:off x="0" y="0"/>
+                      <a:ext cx="4820586" cy="3164041"/>
+                    </a:xfrm>
+                    <a:prstGeom prst="rect">
+                      <a:avLst/>
+                    </a:prstGeom>
+                  </pic:spPr>
+                </pic:pic>
+              </a:graphicData>
+            </a:graphic>
+          </wp:inline>
+        </w:drawing>
+      </w:r>
+    </w:p>
+    <w:p>
+      <w:pPr>
+        <w:pStyle w:val="a0"/>
+        <w:jc w:val="center"/>
+      </w:pPr>
+      <w:r>
+        <w:t>Рисунок 16 – Зависимость цены от года выпуска</w:t>
+      </w:r>
+    </w:p>
+    <w:p>
+      <w:pPr>
+        <w:pStyle w:val="a0"/>
+      </w:pPr>
+      <w:r>
+        <w:t xml:space="preserve">График зависимости цены от </w:t>
+      </w:r>
+      <w:r>
+        <w:t xml:space="preserve">объема двигателя отражает общее </w:t>
+      </w:r>
+      <w:r>
+        <w:t>наблюдение, что автомобили с двигателями большего объема, как правило,</w:t>
+      </w:r>
+      <w:r>
+        <w:t xml:space="preserve"> </w:t>
+      </w:r>
+      <w:r>
+        <w:t>обладают более высокой ценой. Линия регрессии с наклоном вверх указывает</w:t>
+      </w:r>
+      <w:r>
+        <w:t xml:space="preserve"> </w:t>
+      </w:r>
+      <w:r>
+        <w:t>на то, что по мере увеличения объема двигателя средняя цена автомобилей</w:t>
+      </w:r>
+      <w:r>
+        <w:t xml:space="preserve"> увеличивается (Рис. 17</w:t>
+      </w:r>
+      <w:r>
+        <w:t>).</w:t>
+      </w:r>
+    </w:p>
+    <w:p>
+      <w:pPr>
+        <w:pStyle w:val="a0"/>
+        <w:jc w:val="center"/>
+      </w:pPr>
+      <w:r>
+        <w:lastRenderedPageBreak/>
+        <w:drawing>
+          <wp:inline distT="0" distB="0" distL="0" distR="0" wp14:anchorId="5F848628" wp14:editId="1FA89A4E">
+            <wp:extent cx="4991100" cy="3306513"/>
+            <wp:effectExtent l="0" t="0" r="0" b="8255"/>
+            <wp:docPr id="30" name="Рисунок 30"/>
+            <wp:cNvGraphicFramePr>
+              <a:graphicFrameLocks xmlns:a="http://schemas.openxmlformats.org/drawingml/2006/main" noChangeAspect="1"/>
+            </wp:cNvGraphicFramePr>
+            <a:graphic xmlns:a="http://schemas.openxmlformats.org/drawingml/2006/main">
+              <a:graphicData uri="http://schemas.openxmlformats.org/drawingml/2006/picture">
+                <pic:pic xmlns:pic="http://schemas.openxmlformats.org/drawingml/2006/picture">
+                  <pic:nvPicPr>
+                    <pic:cNvPr id="1" name=""/>
+                    <pic:cNvPicPr/>
+                  </pic:nvPicPr>
+                  <pic:blipFill>
+                    <a:blip r:embed="rId31"/>
+                    <a:stretch>
+                      <a:fillRect/>
+                    </a:stretch>
+                  </pic:blipFill>
+                  <pic:spPr>
+                    <a:xfrm>
+                      <a:off x="0" y="0"/>
+                      <a:ext cx="4998054" cy="3311120"/>
+                    </a:xfrm>
+                    <a:prstGeom prst="rect">
+                      <a:avLst/>
+                    </a:prstGeom>
+                  </pic:spPr>
+                </pic:pic>
+              </a:graphicData>
+            </a:graphic>
+          </wp:inline>
+        </w:drawing>
+      </w:r>
+    </w:p>
+    <w:p>
+      <w:pPr>
+        <w:pStyle w:val="a0"/>
+        <w:jc w:val="center"/>
+      </w:pPr>
+      <w:r>
+        <w:t>Рисунок 17 – Зависимость цены от объёма двигателя</w:t>
+      </w:r>
+    </w:p>
+    <w:p>
+      <w:pPr>
+        <w:pStyle w:val="a0"/>
+      </w:pPr>
+      <w:r>
+        <w:t>График зависимости цены</w:t>
+      </w:r>
+      <w:r>
+        <w:t xml:space="preserve"> от пробега демонстрирует общее </w:t>
+      </w:r>
+      <w:r>
+        <w:t>наблюдение, что автомобили с высоким пробегом, как правило, продаются</w:t>
+      </w:r>
+      <w:r>
+        <w:t xml:space="preserve"> </w:t>
+      </w:r>
+      <w:r>
+        <w:t>по более низким ценам. Линия регрессии с наклоном вниз указывает на то,</w:t>
+      </w:r>
+      <w:r>
+        <w:t xml:space="preserve"> </w:t>
+      </w:r>
+      <w:r>
+        <w:t>что с возрастанием п</w:t>
+      </w:r>
+      <w:r>
+        <w:t>робега средняя цена автомобиля уменьшается (Рис. 18</w:t>
+      </w:r>
+      <w:r>
+        <w:t>).</w:t>
+      </w:r>
+    </w:p>
+    <w:p>
+      <w:pPr>
+        <w:pStyle w:val="a0"/>
+        <w:jc w:val="center"/>
+      </w:pPr>
+      <w:r>
+        <w:drawing>
+          <wp:inline distT="0" distB="0" distL="0" distR="0" wp14:anchorId="206B6811" wp14:editId="03574510">
+            <wp:extent cx="5794035" cy="3790950"/>
+            <wp:effectExtent l="0" t="0" r="0" b="0"/>
+            <wp:docPr id="31" name="Рисунок 31"/>
+            <wp:cNvGraphicFramePr>
+              <a:graphicFrameLocks xmlns:a="http://schemas.openxmlformats.org/drawingml/2006/main" noChangeAspect="1"/>
+            </wp:cNvGraphicFramePr>
+            <a:graphic xmlns:a="http://schemas.openxmlformats.org/drawingml/2006/main">
+              <a:graphicData uri="http://schemas.openxmlformats.org/drawingml/2006/picture">
+                <pic:pic xmlns:pic="http://schemas.openxmlformats.org/drawingml/2006/picture">
+                  <pic:nvPicPr>
+                    <pic:cNvPr id="1" name=""/>
+                    <pic:cNvPicPr/>
+                  </pic:nvPicPr>
+                  <pic:blipFill>
+                    <a:blip r:embed="rId32"/>
+                    <a:stretch>
+                      <a:fillRect/>
+                    </a:stretch>
+                  </pic:blipFill>
+                  <pic:spPr>
+                    <a:xfrm>
+                      <a:off x="0" y="0"/>
+                      <a:ext cx="5827756" cy="3813013"/>
+                    </a:xfrm>
+                    <a:prstGeom prst="rect">
+                      <a:avLst/>
+                    </a:prstGeom>
+                  </pic:spPr>
+                </pic:pic>
+              </a:graphicData>
+            </a:graphic>
+          </wp:inline>
+        </w:drawing>
+      </w:r>
+    </w:p>
+    <w:p>
+      <w:pPr>
+        <w:pStyle w:val="a0"/>
+        <w:jc w:val="center"/>
+      </w:pPr>
+      <w:r>
+        <w:t>Рисунок 18 – Зависимость цены от пробега</w:t>
+      </w:r>
+    </w:p>
+    <w:p>
+      <w:pPr>
+        <w:pStyle w:val="a0"/>
+      </w:pPr>
+      <w:r>
+        <w:lastRenderedPageBreak/>
+        <w:t>На графике зависимости цены автомобиля от типа топлива, можно</w:t>
+      </w:r>
+      <w:r>
+        <w:t xml:space="preserve"> сделать вывод, что дизель расположен выше, чем бензин</w:t>
+      </w:r>
+      <w:r>
+        <w:t>, это может</w:t>
+      </w:r>
+      <w:r>
+        <w:t xml:space="preserve"> </w:t>
+      </w:r>
+      <w:r>
+        <w:t>указывать на то, что дизельные автомобили, как правило, стоят дороже (Рис.</w:t>
+      </w:r>
+      <w:r>
+        <w:t xml:space="preserve"> 19</w:t>
+      </w:r>
+      <w:r>
+        <w:t>).</w:t>
+      </w:r>
+    </w:p>
+    <w:p>
+      <w:pPr>
+        <w:pStyle w:val="a0"/>
+        <w:jc w:val="center"/>
+      </w:pPr>
+      <w:r>
+        <w:drawing>
+          <wp:inline distT="0" distB="0" distL="0" distR="0" wp14:anchorId="480658CE" wp14:editId="5F40ECC1">
+            <wp:extent cx="5424805" cy="4131362"/>
+            <wp:effectExtent l="0" t="0" r="4445" b="2540"/>
+            <wp:docPr id="32" name="Рисунок 32"/>
+            <wp:cNvGraphicFramePr>
+              <a:graphicFrameLocks xmlns:a="http://schemas.openxmlformats.org/drawingml/2006/main" noChangeAspect="1"/>
+            </wp:cNvGraphicFramePr>
+            <a:graphic xmlns:a="http://schemas.openxmlformats.org/drawingml/2006/main">
+              <a:graphicData uri="http://schemas.openxmlformats.org/drawingml/2006/picture">
+                <pic:pic xmlns:pic="http://schemas.openxmlformats.org/drawingml/2006/picture">
+                  <pic:nvPicPr>
+                    <pic:cNvPr id="1" name=""/>
+                    <pic:cNvPicPr/>
+                  </pic:nvPicPr>
+                  <pic:blipFill>
+                    <a:blip r:embed="rId33"/>
+                    <a:stretch>
+                      <a:fillRect/>
+                    </a:stretch>
+                  </pic:blipFill>
+                  <pic:spPr>
+                    <a:xfrm>
+                      <a:off x="0" y="0"/>
+                      <a:ext cx="5430038" cy="4135347"/>
+                    </a:xfrm>
+                    <a:prstGeom prst="rect">
+                      <a:avLst/>
+                    </a:prstGeom>
+                  </pic:spPr>
+                </pic:pic>
+              </a:graphicData>
+            </a:graphic>
+          </wp:inline>
+        </w:drawing>
+      </w:r>
+    </w:p>
+    <w:p>
+      <w:pPr>
+        <w:pStyle w:val="a0"/>
+        <w:jc w:val="center"/>
+      </w:pPr>
+      <w:r>
+        <w:t xml:space="preserve">Рисунок 19 – </w:t>
+      </w:r>
+      <w:r>
+        <w:rPr>
+          <w:lang w:val="en-US"/>
+        </w:rPr>
+        <w:t>Boxplot</w:t>
+      </w:r>
+      <w:r>
+        <w:t xml:space="preserve"> </w:t>
+      </w:r>
+      <w:r>
+        <w:t>з</w:t>
+      </w:r>
+      <w:r>
+        <w:t>ависимость цены от типа двигателя</w:t>
+      </w:r>
+    </w:p>
+    <w:p>
+      <w:pPr>
+        <w:pStyle w:val="a0"/>
+      </w:pPr>
+      <w:r>
+        <w:t>На графике зависимости цены а</w:t>
+      </w:r>
+      <w:r>
+        <w:t xml:space="preserve">втомобиля от коробки передач, можно </w:t>
+      </w:r>
+      <w:r>
+        <w:t>сделать вывод,</w:t>
+      </w:r>
+      <w:r>
+        <w:t xml:space="preserve"> что редуктор расположен выше других.</w:t>
+      </w:r>
+      <w:r>
+        <w:t xml:space="preserve"> </w:t>
+      </w:r>
+      <w:r>
+        <w:t>Э</w:t>
+      </w:r>
+      <w:r>
+        <w:t xml:space="preserve">то может указывать на то, что автомобили с </w:t>
+      </w:r>
+      <w:r>
+        <w:t>ним</w:t>
+      </w:r>
+      <w:r>
+        <w:t>, как правило, стоят</w:t>
+      </w:r>
+      <w:r>
+        <w:t xml:space="preserve"> </w:t>
+      </w:r>
+      <w:r>
+        <w:t>дор</w:t>
+      </w:r>
+      <w:r>
+        <w:t>оже. Д</w:t>
+      </w:r>
+      <w:r>
+        <w:t xml:space="preserve">алее тип роботизированная коробка </w:t>
+      </w:r>
+      <w:r>
+        <w:t>располож</w:t>
+      </w:r>
+      <w:r>
+        <w:t>ен выше типов автомата (АКПП), механики (МКПП</w:t>
+      </w:r>
+      <w:r>
+        <w:t>)</w:t>
+      </w:r>
+      <w:r>
+        <w:t xml:space="preserve"> и вариатора (</w:t>
+      </w:r>
+      <w:r>
+        <w:rPr>
+          <w:lang w:val="en-US"/>
+        </w:rPr>
+        <w:t>CVT</w:t>
+      </w:r>
+      <w:r>
+        <w:t>)</w:t>
+      </w:r>
+      <w:r>
+        <w:t>, это говорит о том, что автомобиль с данной трансмиссией</w:t>
+      </w:r>
+      <w:r>
+        <w:t xml:space="preserve"> </w:t>
+      </w:r>
+      <w:r>
+        <w:t>стоит дороже, чем автомобиль</w:t>
+      </w:r>
+      <w:r>
+        <w:t xml:space="preserve"> с типом трансмиссии автомат,</w:t>
+      </w:r>
+      <w:r>
+        <w:t xml:space="preserve"> механика</w:t>
+      </w:r>
+      <w:r>
+        <w:t xml:space="preserve"> и вариатор</w:t>
+      </w:r>
+      <w:r>
+        <w:t>.</w:t>
+      </w:r>
+      <w:r>
+        <w:t xml:space="preserve"> </w:t>
+      </w:r>
+      <w:r>
+        <w:t>Ниже всего распол</w:t>
+      </w:r>
+      <w:r>
+        <w:t>ожен тип трансмиссии механика (МКПП</w:t>
+      </w:r>
+      <w:r>
+        <w:t>), это значит, что</w:t>
+      </w:r>
+      <w:r>
+        <w:t xml:space="preserve"> </w:t>
+      </w:r>
+      <w:r>
+        <w:t>автомобиль с механической коробкой передач имеет низкую цену</w:t>
+      </w:r>
+      <w:r>
+        <w:t>. А вариатор и автомат почти одинаковые, отличие только в том, что у автомата больше разброс значений (Рис. 20</w:t>
+      </w:r>
+      <w:r>
+        <w:t>).</w:t>
+      </w:r>
+    </w:p>
+    <w:p>
+      <w:pPr>
+        <w:pStyle w:val="a0"/>
+        <w:jc w:val="center"/>
+      </w:pPr>
+      <w:r>
+        <w:lastRenderedPageBreak/>
+        <w:drawing>
+          <wp:inline distT="0" distB="0" distL="0" distR="0" wp14:anchorId="0A060FED" wp14:editId="38FFB646">
+            <wp:extent cx="5386705" cy="4086697"/>
+            <wp:effectExtent l="0" t="0" r="4445" b="9525"/>
+            <wp:docPr id="33" name="Рисунок 33"/>
+            <wp:cNvGraphicFramePr>
+              <a:graphicFrameLocks xmlns:a="http://schemas.openxmlformats.org/drawingml/2006/main" noChangeAspect="1"/>
+            </wp:cNvGraphicFramePr>
+            <a:graphic xmlns:a="http://schemas.openxmlformats.org/drawingml/2006/main">
+              <a:graphicData uri="http://schemas.openxmlformats.org/drawingml/2006/picture">
+                <pic:pic xmlns:pic="http://schemas.openxmlformats.org/drawingml/2006/picture">
+                  <pic:nvPicPr>
+                    <pic:cNvPr id="1" name=""/>
+                    <pic:cNvPicPr/>
+                  </pic:nvPicPr>
+                  <pic:blipFill>
+                    <a:blip r:embed="rId34"/>
+                    <a:stretch>
+                      <a:fillRect/>
+                    </a:stretch>
+                  </pic:blipFill>
+                  <pic:spPr>
+                    <a:xfrm>
+                      <a:off x="0" y="0"/>
+                      <a:ext cx="5397102" cy="4094585"/>
+                    </a:xfrm>
+                    <a:prstGeom prst="rect">
+                      <a:avLst/>
+                    </a:prstGeom>
+                  </pic:spPr>
+                </pic:pic>
+              </a:graphicData>
+            </a:graphic>
+          </wp:inline>
+        </w:drawing>
+      </w:r>
+    </w:p>
+    <w:p>
+      <w:pPr>
+        <w:pStyle w:val="a0"/>
+        <w:jc w:val="center"/>
+      </w:pPr>
+      <w:r>
+        <w:t xml:space="preserve">Рисунок 20 – </w:t>
+      </w:r>
+      <w:r>
+        <w:rPr>
+          <w:lang w:val="en-US"/>
+        </w:rPr>
+        <w:t>Boxplot</w:t>
+      </w:r>
+      <w:r>
+        <w:t xml:space="preserve"> </w:t>
+      </w:r>
+      <w:r>
+        <w:t>з</w:t>
+      </w:r>
+      <w:r>
+        <w:t>ависимость цены от коробки передач</w:t>
+      </w:r>
+    </w:p>
+    <w:p>
+      <w:pPr>
+        <w:pStyle w:val="a0"/>
+        <w:jc w:val="left"/>
+      </w:pPr>
+      <w:r>
+        <w:t>На графике зависимости цены от привода можно заметить, что передний привод самый дешёвый, чуть дороже него задний, а самый дорогой полный (</w:t>
+      </w:r>
+      <w:r>
+        <w:t>4</w:t>
+      </w:r>
+      <w:r>
+        <w:rPr>
+          <w:lang w:val="en-US"/>
+        </w:rPr>
+        <w:t>WD</w:t>
+      </w:r>
+      <w:r>
+        <w:t>)</w:t>
+      </w:r>
+      <w:r>
+        <w:t xml:space="preserve"> </w:t>
+      </w:r>
+      <w:r>
+        <w:t>и двигатель посередине (Рис. 21).</w:t>
+      </w:r>
+    </w:p>
+    <w:p>
+      <w:pPr>
+        <w:pStyle w:val="a0"/>
+        <w:jc w:val="center"/>
+      </w:pPr>
+    </w:p>
+    <w:p>
+      <w:pPr>
+        <w:pStyle w:val="a0"/>
+        <w:jc w:val="center"/>
+      </w:pPr>
+      <w:r>
+        <w:drawing>
+          <wp:inline distT="0" distB="0" distL="0" distR="0" wp14:anchorId="5BDF0E64" wp14:editId="4213F8EE">
+            <wp:extent cx="5252352" cy="3203575"/>
+            <wp:effectExtent l="0" t="0" r="5715" b="0"/>
+            <wp:docPr id="34" name="Рисунок 34"/>
+            <wp:cNvGraphicFramePr>
+              <a:graphicFrameLocks xmlns:a="http://schemas.openxmlformats.org/drawingml/2006/main" noChangeAspect="1"/>
+            </wp:cNvGraphicFramePr>
+            <a:graphic xmlns:a="http://schemas.openxmlformats.org/drawingml/2006/main">
+              <a:graphicData uri="http://schemas.openxmlformats.org/drawingml/2006/picture">
+                <pic:pic xmlns:pic="http://schemas.openxmlformats.org/drawingml/2006/picture">
+                  <pic:nvPicPr>
+                    <pic:cNvPr id="1" name=""/>
+                    <pic:cNvPicPr/>
+                  </pic:nvPicPr>
+                  <pic:blipFill rotWithShape="1">
+                    <a:blip r:embed="rId35"/>
+                    <a:srcRect t="17227"/>
+                    <a:stretch/>
+                  </pic:blipFill>
+                  <pic:spPr bwMode="auto">
+                    <a:xfrm>
+                      <a:off x="0" y="0"/>
+                      <a:ext cx="5274152" cy="3216872"/>
+                    </a:xfrm>
+                    <a:prstGeom prst="rect">
+                      <a:avLst/>
+                    </a:prstGeom>
+                    <a:ln>
+                      <a:noFill/>
+                    </a:ln>
+                    <a:extLst>
+                      <a:ext uri="{53640926-AAD7-44D8-BBD7-CCE9431645EC}">
+                        <a14:shadowObscured xmlns:a14="http://schemas.microsoft.com/office/drawing/2010/main"/>
+                      </a:ext>
+                    </a:extLst>
+                  </pic:spPr>
+                </pic:pic>
+              </a:graphicData>
+            </a:graphic>
+          </wp:inline>
+        </w:drawing>
+      </w:r>
+    </w:p>
+    <w:p>
+      <w:pPr>
+        <w:pStyle w:val="a0"/>
+        <w:jc w:val="center"/>
+      </w:pPr>
+      <w:r>
+        <w:t xml:space="preserve">Рисунок 21 – </w:t>
+      </w:r>
+      <w:r>
+        <w:rPr>
+          <w:lang w:val="en-US"/>
+        </w:rPr>
+        <w:t>Boxplot</w:t>
+      </w:r>
+      <w:r>
+        <w:t xml:space="preserve"> </w:t>
+      </w:r>
+      <w:r>
+        <w:t>зависимость цены от привода</w:t>
+      </w:r>
+    </w:p>
+    <w:p>
+      <w:pPr>
+        <w:pStyle w:val="a0"/>
+        <w:jc w:val="left"/>
+      </w:pPr>
+      <w:r>
+        <w:lastRenderedPageBreak/>
+        <w:t>По графику зависимости цены от поколения можно сказать, что чем выше поколение, тем выше цена (Рис. 22).</w:t>
+      </w:r>
+    </w:p>
+    <w:p>
+      <w:pPr>
+        <w:pStyle w:val="a0"/>
+        <w:jc w:val="center"/>
+      </w:pPr>
+      <w:r>
+        <w:drawing>
+          <wp:inline distT="0" distB="0" distL="0" distR="0" wp14:anchorId="07B65E4B" wp14:editId="214CBAC7">
+            <wp:extent cx="5472430" cy="3142190"/>
+            <wp:effectExtent l="0" t="0" r="0" b="1270"/>
+            <wp:docPr id="35" name="Рисунок 35"/>
+            <wp:cNvGraphicFramePr>
+              <a:graphicFrameLocks xmlns:a="http://schemas.openxmlformats.org/drawingml/2006/main" noChangeAspect="1"/>
+            </wp:cNvGraphicFramePr>
+            <a:graphic xmlns:a="http://schemas.openxmlformats.org/drawingml/2006/main">
+              <a:graphicData uri="http://schemas.openxmlformats.org/drawingml/2006/picture">
+                <pic:pic xmlns:pic="http://schemas.openxmlformats.org/drawingml/2006/picture">
+                  <pic:nvPicPr>
+                    <pic:cNvPr id="1" name=""/>
+                    <pic:cNvPicPr/>
+                  </pic:nvPicPr>
+                  <pic:blipFill>
+                    <a:blip r:embed="rId36"/>
+                    <a:stretch>
+                      <a:fillRect/>
+                    </a:stretch>
+                  </pic:blipFill>
+                  <pic:spPr>
+                    <a:xfrm>
+                      <a:off x="0" y="0"/>
+                      <a:ext cx="5483412" cy="3148495"/>
+                    </a:xfrm>
+                    <a:prstGeom prst="rect">
+                      <a:avLst/>
+                    </a:prstGeom>
+                  </pic:spPr>
+                </pic:pic>
+              </a:graphicData>
+            </a:graphic>
+          </wp:inline>
+        </w:drawing>
+      </w:r>
+    </w:p>
+    <w:p>
+      <w:pPr>
+        <w:pStyle w:val="a0"/>
+        <w:jc w:val="center"/>
+      </w:pPr>
+      <w:r>
+        <w:t xml:space="preserve">Рисунок 22 – </w:t>
+      </w:r>
+      <w:r>
+        <w:rPr>
+          <w:lang w:val="en-US"/>
+        </w:rPr>
+        <w:t>Boxplot</w:t>
+      </w:r>
+      <w:r>
+        <w:t xml:space="preserve"> </w:t>
+      </w:r>
+      <w:r>
+        <w:t>зависимость цены от поколения</w:t>
       </w:r>
     </w:p>
     <w:p>
       <w:pPr>
         <w:pStyle w:val="a9"/>
       </w:pPr>
-      <w:r>
-        <w:t>3.2</w:t>
+      <w:bookmarkStart w:id="23" w:name="_Toc226308330"/>
+      <w:bookmarkEnd w:id="22"/>
+      <w:r>
+        <w:t>3.3</w:t>
       </w:r>
       <w:r>
         <w:t xml:space="preserve">. </w:t>
       </w:r>
       <w:r>
-        <w:t>Предобработка данных (Очистка данных, Кодирование категориальных признаков, Разделение на обучающую и тестовую выборки, Логарифмирование целевой переменной)</w:t>
-      </w:r>
-      <w:bookmarkEnd w:id="22"/>
-    </w:p>
-    <w:p>
-      <w:pPr>
-        <w:pStyle w:val="a0"/>
-      </w:pPr>
-      <w:r>
-        <w:t>Первый этап предобработки заключается в выявлении и обработке пропусков в наборе данных. Пропуски анализируются на предмет случайности и взаимосвязей с другими признаками, после чего применяются методы удаления или им</w:t>
-      </w:r>
-      <w:r>
-        <w:rPr>
-          <w:lang w:val="en-US"/>
-        </w:rPr>
-        <w:t>putation</w:t>
-      </w:r>
-      <w:r>
-        <w:t xml:space="preserve"> на основе медианы, среднего или моделей предсказания. Выбор стратегии зависит от доли отсутствующих значений и возможного искажения распределения целевой переменной. Выбросы детектируются с использованием статистических критериев, таких как межквартильный размах (</w:t>
-      </w:r>
-      <w:r>
-        <w:rPr>
-          <w:lang w:val="en-US"/>
-        </w:rPr>
-        <w:t>IQR</w:t>
-      </w:r>
-      <w:r>
-        <w:t xml:space="preserve">) или </w:t>
-      </w:r>
-      <w:r>
-        <w:rPr>
-          <w:lang w:val="en-US"/>
-        </w:rPr>
-        <w:t>z</w:t>
-      </w:r>
-      <w:r>
-        <w:t>‑оценки, а также на основании предметной области и допустимых диапазонов значений. После идентификации принимается решение об удалении, усечении (</w:t>
-      </w:r>
-      <w:r>
-        <w:rPr>
-          <w:lang w:val="en-US"/>
-        </w:rPr>
-        <w:t>capping</w:t>
-      </w:r>
-      <w:r>
-        <w:t xml:space="preserve">) или трансформации выбросов, учитывая их влияние на обучаемые алгоритмы и устойчивость оценок. Документирование принятых решений позволяет сохранить воспроизводимость и обоснованность предобработки. Нормализация и стандартизация числовых признаков выполняются для обеспечения сопоставимости шкал и улучшения сходимости градиентных и расстояниевых методов. Для линейных моделей и алгоритмов, чувствительных к масштабу признаков (например, </w:t>
+        <w:t xml:space="preserve">Реализация моделей машинного обучения (Линейная регрессия, </w:t>
+      </w:r>
+      <w:r>
+        <w:rPr>
+          <w:lang w:val="en-US"/>
+        </w:rPr>
+        <w:t>Random</w:t>
+      </w:r>
+      <w:r>
+        <w:t xml:space="preserve"> </w:t>
+      </w:r>
+      <w:r>
+        <w:rPr>
+          <w:lang w:val="en-US"/>
+        </w:rPr>
+        <w:t>Forest</w:t>
+      </w:r>
+      <w:r>
+        <w:t xml:space="preserve">, </w:t>
+      </w:r>
+      <w:bookmarkStart w:id="24" w:name="_GoBack"/>
+      <w:bookmarkEnd w:id="24"/>
+      <w:r>
+        <w:rPr>
+          <w:lang w:val="en-US"/>
+        </w:rPr>
+        <w:t>XGBoost</w:t>
+      </w:r>
+      <w:r>
+        <w:t>)</w:t>
+      </w:r>
+      <w:bookmarkEnd w:id="23"/>
+    </w:p>
+    <w:p>
+      <w:pPr>
+        <w:pStyle w:val="a0"/>
+      </w:pPr>
+      <w:r>
+        <w:t xml:space="preserve">Реализация линейной регрессии началась с построения модели методом наименьших квадратов для получения базовой оценки предсказательной способности на подготовленных признаках. Логарифмирование целевой переменной было выполнено на этапе предобработки, что способствовало стабилизации дисперсии и улучшению соответствия предпосылкам линейной модели. Производительность базовой модели оценивалась через метрики </w:t>
+      </w:r>
+      <w:r>
+        <w:rPr>
+          <w:lang w:val="en-US"/>
+        </w:rPr>
+        <w:t>RMSE</w:t>
+      </w:r>
+      <w:r>
+        <w:t xml:space="preserve">, </w:t>
+      </w:r>
+      <w:r>
+        <w:rPr>
+          <w:lang w:val="en-US"/>
+        </w:rPr>
+        <w:t>MAE</w:t>
+      </w:r>
+      <w:r>
+        <w:t xml:space="preserve"> и </w:t>
+      </w:r>
+      <w:r>
+        <w:rPr>
+          <w:lang w:val="en-US"/>
+        </w:rPr>
+        <w:t>R</w:t>
+      </w:r>
+      <w:r>
+        <w:t xml:space="preserve">² на кросс-валидации и отложенной тестовой выборке для сопоставимости с последующими моделями. Для повышения устойчивости модели были изучены регуляризованные варианты, включая </w:t>
+      </w:r>
+      <w:r>
+        <w:rPr>
+          <w:lang w:val="en-US"/>
+        </w:rPr>
+        <w:t>Ridge</w:t>
+      </w:r>
+      <w:r>
+        <w:t xml:space="preserve"> и </w:t>
+      </w:r>
+      <w:r>
+        <w:rPr>
+          <w:lang w:val="en-US"/>
+        </w:rPr>
+        <w:t>Lasso</w:t>
+      </w:r>
+      <w:r>
+        <w:t xml:space="preserve">, с подбором коэффициента регуляризации посредством кросс-валидации. Проверялась чувствительность модели к мультиколлинеарности и избыточным признакам, что позволило сократить размерность и улучшить обобщающую способность. Результаты базовой и регуляризованных моделей служили опорой при сравнительном анализе с ансамблевыми и нелинейными методами. Оценка </w:t>
+      </w:r>
+      <w:r>
+        <w:lastRenderedPageBreak/>
+        <w:t>базовой линейной регрессии показала её ценность в виде интерпретируемого эталона для последующих улучшений и выбора показателей качества. Интерпретируемость коэффициентов использовалась для первичного выявления значимых факторов, влияющих на цену, и для обоснования направлений инженерии признаков. В литературе отмечается комбинированный подход к задачам автомобильного прогнозирования, что подтверждает целесообразность включения линейной регрессии в набор тестируемых моделей: «</w:t>
+      </w:r>
+      <w:r>
+        <w:rPr>
+          <w:lang w:val="en-US"/>
+        </w:rPr>
+        <w:t>T</w:t>
+      </w:r>
+      <w:r>
+        <w:t>.</w:t>
+      </w:r>
+      <w:r>
+        <w:rPr>
+          <w:lang w:val="en-US"/>
+        </w:rPr>
+        <w:t>K</w:t>
+      </w:r>
+      <w:r>
+        <w:t xml:space="preserve">. </w:t>
+      </w:r>
+      <w:r>
+        <w:rPr>
+          <w:lang w:val="en-US"/>
+        </w:rPr>
+        <w:t>Rana</w:t>
+      </w:r>
+      <w:r>
+        <w:t xml:space="preserve"> и </w:t>
+      </w:r>
+      <w:r>
+        <w:rPr>
+          <w:lang w:val="en-US"/>
+        </w:rPr>
+        <w:t>H</w:t>
+      </w:r>
+      <w:r>
+        <w:t>.</w:t>
+      </w:r>
+      <w:r>
+        <w:rPr>
+          <w:lang w:val="en-US"/>
+        </w:rPr>
+        <w:t>J</w:t>
+      </w:r>
+      <w:r>
+        <w:t xml:space="preserve">. </w:t>
+      </w:r>
+      <w:r>
+        <w:rPr>
+          <w:lang w:val="en-US"/>
+        </w:rPr>
+        <w:t>Chokshi</w:t>
+      </w:r>
+      <w:r>
+        <w:t xml:space="preserve"> предлагают гибридную архитектуру для прогнозирования помесячных продаж автомобильных моделей на уровне варианта комплектации [6]. Исследование опирается на реальные данные дилера и сравнивает </w:t>
+      </w:r>
+      <w:r>
+        <w:rPr>
+          <w:lang w:val="en-US"/>
+        </w:rPr>
+        <w:t>Random</w:t>
+      </w:r>
+      <w:r>
+        <w:t xml:space="preserve"> </w:t>
+      </w:r>
+      <w:r>
+        <w:rPr>
+          <w:lang w:val="en-US"/>
+        </w:rPr>
+        <w:t>Forest</w:t>
+      </w:r>
+      <w:r>
+        <w:t xml:space="preserve">, </w:t>
+      </w:r>
+      <w:r>
+        <w:rPr>
+          <w:lang w:val="en-US"/>
+        </w:rPr>
+        <w:t>XGBoost</w:t>
+      </w:r>
+      <w:r>
+        <w:t xml:space="preserve">, линейную регрессию, а также модели </w:t>
+      </w:r>
+      <w:r>
+        <w:rPr>
+          <w:lang w:val="en-US"/>
+        </w:rPr>
+        <w:t>SARIMA</w:t>
+      </w:r>
+      <w:r>
+        <w:t xml:space="preserve"> и </w:t>
+      </w:r>
+      <w:r>
+        <w:rPr>
+          <w:lang w:val="en-US"/>
+        </w:rPr>
+        <w:t>Prophet</w:t>
+      </w:r>
+      <w:r>
+        <w:t xml:space="preserve"> по </w:t>
+      </w:r>
+      <w:r>
+        <w:rPr>
+          <w:lang w:val="en-US"/>
+        </w:rPr>
+        <w:t>RMSE</w:t>
+      </w:r>
+      <w:r>
+        <w:t xml:space="preserve">, </w:t>
+      </w:r>
+      <w:r>
+        <w:rPr>
+          <w:lang w:val="en-US"/>
+        </w:rPr>
+        <w:t>MAE</w:t>
+      </w:r>
+      <w:r>
+        <w:t xml:space="preserve"> и </w:t>
+      </w:r>
+      <w:r>
+        <w:rPr>
+          <w:lang w:val="en-US"/>
+        </w:rPr>
+        <w:t>R</w:t>
+      </w:r>
+      <w:r>
+        <w:t xml:space="preserve">². Лучшие результаты достигаются при комбинации </w:t>
+      </w:r>
+      <w:r>
+        <w:rPr>
+          <w:lang w:val="en-US"/>
+        </w:rPr>
+        <w:t>ML</w:t>
+      </w:r>
+      <w:r>
+        <w:t xml:space="preserve">‑моделей и методов анализа временных рядов [1, </w:t>
+      </w:r>
+      <w:r>
+        <w:rPr>
+          <w:lang w:val="en-US"/>
+        </w:rPr>
+        <w:t>c</w:t>
+      </w:r>
+      <w:r>
+        <w:t>.33]."</w:t>
+      </w:r>
+    </w:p>
+    <w:p>
+      <w:pPr>
+        <w:pStyle w:val="a0"/>
+      </w:pPr>
+      <w:r>
+        <w:t xml:space="preserve">Ансамблевые методы </w:t>
+      </w:r>
+      <w:r>
+        <w:rPr>
+          <w:lang w:val="en-US"/>
+        </w:rPr>
+        <w:t>Random</w:t>
+      </w:r>
+      <w:r>
+        <w:t xml:space="preserve"> </w:t>
+      </w:r>
+      <w:r>
+        <w:rPr>
+          <w:lang w:val="en-US"/>
+        </w:rPr>
+        <w:t>Forest</w:t>
+      </w:r>
+      <w:r>
+        <w:t xml:space="preserve"> и </w:t>
+      </w:r>
+      <w:r>
+        <w:rPr>
+          <w:lang w:val="en-US"/>
+        </w:rPr>
+        <w:t>XGBoost</w:t>
+      </w:r>
+      <w:r>
+        <w:t xml:space="preserve"> были реализованы для повышения прогностической точности за счёт агрегирования слабых моделей и градиентного бустинга соответственно. В процессе настройки рассматривались ключевые гиперпараметры, такие как число деревьев, глубина деревьев и скорость обучения, с подбором значений посредством кросс‑валидации для снижения переобучения. Сравнение конфигураций выполнялось по совокупности метрик и по стабильности ошибок на отложенной выборке. Анализ важности признаков проводился с использованием встроенных оценок важности и методов перестановочной значимости, что позволило выделить наиболее информативные переменные для модели. Полученные ранги признаков использовались для сокращения пространства признаков и для проверки устойчивости прогноза при исключении наименее значимых переменных. Такой подход способствовал повышению интерпретируемости и эффективности ансамблевых моделей в задачах прогнозирования цен. В ряде прикладных исследований отмечается, что эффективность </w:t>
+      </w:r>
+      <w:r>
+        <w:rPr>
+          <w:lang w:val="en-US"/>
+        </w:rPr>
+        <w:t>Random</w:t>
+      </w:r>
+      <w:r>
+        <w:t xml:space="preserve"> </w:t>
+      </w:r>
+      <w:r>
+        <w:rPr>
+          <w:lang w:val="en-US"/>
+        </w:rPr>
+        <w:t>Forest</w:t>
+      </w:r>
+      <w:r>
+        <w:t xml:space="preserve"> и регуляризованных линейных методов зависит от характера данных и наличия эмпирических признаков, что подтверждает необходимость гибкого выбора </w:t>
+      </w:r>
+      <w:r>
+        <w:lastRenderedPageBreak/>
+        <w:t xml:space="preserve">модели и гиперпараметров. При этом отмечается, что в некоторых сценариях ансамбли показывают лучшие результаты, а в других — комбинация с эмпирическим блоком и регуляризацией даёт минимальную погрешность, как указывается в литературе: «Прогнозирование урожайности пшеницы методом </w:t>
+      </w:r>
+      <w:r>
+        <w:rPr>
+          <w:lang w:val="en-US"/>
+        </w:rPr>
+        <w:t>Random</w:t>
+      </w:r>
+      <w:r>
+        <w:t xml:space="preserve"> </w:t>
+      </w:r>
+      <w:r>
+        <w:rPr>
+          <w:lang w:val="en-US"/>
+        </w:rPr>
+        <w:t>Forest</w:t>
+      </w:r>
+      <w:r>
+        <w:t xml:space="preserve"> наиболее эффективно с данными без эмпирической основы (без </w:t>
+      </w:r>
+      <w:r>
+        <w:rPr>
+          <w:lang w:val="en-US"/>
+        </w:rPr>
+        <w:t>Agrotool</w:t>
+      </w:r>
+      <w:r>
+        <w:t xml:space="preserve">) и с объединенными данными. В то время, как прогнозирование, основанное на комбинации искусственного интеллекта и эмпирического блока (с обработкой </w:t>
+      </w:r>
+      <w:r>
+        <w:rPr>
+          <w:lang w:val="en-US"/>
+        </w:rPr>
+        <w:t>Agrotool</w:t>
+      </w:r>
+      <w:r>
+        <w:t xml:space="preserve">) имеет наименьшую погрешность с методом </w:t>
+      </w:r>
+      <w:r>
+        <w:rPr>
+          <w:lang w:val="en-US"/>
+        </w:rPr>
+        <w:t>Ridge</w:t>
+      </w:r>
+      <w:r>
+        <w:t xml:space="preserve"> – </w:t>
+      </w:r>
+      <w:r>
+        <w:rPr>
+          <w:lang w:val="en-US"/>
+        </w:rPr>
+        <w:t>Regression</w:t>
+      </w:r>
+      <w:r>
+        <w:t xml:space="preserve"> [6, </w:t>
+      </w:r>
+      <w:r>
+        <w:rPr>
+          <w:lang w:val="en-US"/>
+        </w:rPr>
+        <w:t>c</w:t>
+      </w:r>
+      <w:r>
+        <w:t>.37]."</w:t>
+      </w:r>
+    </w:p>
+    <w:p>
+      <w:pPr>
+        <w:pStyle w:val="a0"/>
+      </w:pPr>
+      <w:r>
+        <w:t xml:space="preserve">Обучение </w:t>
       </w:r>
       <w:r>
         <w:rPr>
@@ -8814,48 +10601,13 @@
         <w:t>KNN</w:t>
       </w:r>
       <w:r>
-        <w:t xml:space="preserve">), применяется </w:t>
-      </w:r>
-      <w:r>
-        <w:rPr>
-          <w:lang w:val="en-US"/>
-        </w:rPr>
-        <w:t>StandardScaler</w:t>
-      </w:r>
-      <w:r>
-        <w:t xml:space="preserve"> или </w:t>
-      </w:r>
-      <w:r>
-        <w:rPr>
-          <w:lang w:val="en-US"/>
-        </w:rPr>
-        <w:t>MinMaxScaler</w:t>
-      </w:r>
-      <w:r>
-        <w:t>, в то время как для древовидных моделей масштабирование не обязательно. Применение выбранного преобразования регистрируется и проводится после разделения выборок, чтобы избежать утечки информации.</w:t>
-      </w:r>
-    </w:p>
-    <w:p>
-      <w:pPr>
-        <w:pStyle w:val="a0"/>
-      </w:pPr>
-      <w:r>
-        <w:t xml:space="preserve">Категориальные признаки преобразуются в числовой формат с помощью </w:t>
-      </w:r>
-      <w:r>
-        <w:rPr>
-          <w:lang w:val="en-US"/>
-        </w:rPr>
-        <w:t>one</w:t>
-      </w:r>
-      <w:r>
-        <w:t>-</w:t>
-      </w:r>
-      <w:r>
-        <w:rPr>
-          <w:lang w:val="en-US"/>
-        </w:rPr>
-        <w:t>hot</w:t>
+        <w:t xml:space="preserve"> и </w:t>
+      </w:r>
+      <w:r>
+        <w:rPr>
+          <w:lang w:val="en-US"/>
+        </w:rPr>
+        <w:t>Decision</w:t>
       </w:r>
       <w:r>
         <w:t xml:space="preserve"> </w:t>
@@ -8864,31 +10616,196 @@
         <w:rPr>
           <w:lang w:val="en-US"/>
         </w:rPr>
-        <w:t>encoding</w:t>
-      </w:r>
-      <w:r>
-        <w:t xml:space="preserve"> при отсутствии естественного порядка признаков, что </w:t>
+        <w:t>Tree</w:t>
+      </w:r>
+      <w:r>
+        <w:t xml:space="preserve"> проводилось для оценки простых и интерпретируемых подходов в условиях возможных нелинейных зависимостей между признаками и ценой. </w:t>
+      </w:r>
+      <w:r>
+        <w:rPr>
+          <w:lang w:val="en-US"/>
+        </w:rPr>
+        <w:t>KNN</w:t>
+      </w:r>
+      <w:r>
+        <w:t xml:space="preserve"> требовал тщательной стандартизации признаков и подбора параметра </w:t>
+      </w:r>
+      <w:r>
+        <w:rPr>
+          <w:lang w:val="en-US"/>
+        </w:rPr>
+        <w:t>k</w:t>
+      </w:r>
+      <w:r>
+        <w:t xml:space="preserve"> с помощью кросс‑валидации, поскольку выбор масштаба и числа соседей напрямую влияет на баланс смещения и дисперсии. </w:t>
+      </w:r>
+      <w:r>
+        <w:rPr>
+          <w:lang w:val="en-US"/>
+        </w:rPr>
+        <w:t>Decision</w:t>
+      </w:r>
+      <w:r>
+        <w:t xml:space="preserve"> </w:t>
+      </w:r>
+      <w:r>
+        <w:rPr>
+          <w:lang w:val="en-US"/>
+        </w:rPr>
+        <w:t>Tree</w:t>
+      </w:r>
+      <w:r>
+        <w:t xml:space="preserve"> настраивался с контролем глубины и минимального числа объектов в листе для предотвращения сильного переобучения на шумных данных. Сравнение эффективности показало, что простые модели могут адекватно моделировать локальные нелинейности, но часто уступают ансамблям по стабильности и общей точности на разнородных данных. Интерпретируемость дерева решений остаётся преимуществом при анализе сегментации ценовых зависимостей, тогда как </w:t>
+      </w:r>
+      <w:r>
+        <w:rPr>
+          <w:lang w:val="en-US"/>
+        </w:rPr>
+        <w:t>KNN</w:t>
+      </w:r>
+      <w:r>
+        <w:t xml:space="preserve"> может оказаться чувствителен к высокой размерности признакового пространства. Выбор между этими моделями зависит от требований к объяснимости, объёму данных и вычислительным ресурсам.</w:t>
+      </w:r>
+    </w:p>
+    <w:p>
+      <w:pPr>
+        <w:pStyle w:val="a9"/>
+      </w:pPr>
+      <w:bookmarkStart w:id="25" w:name="_Toc226308331"/>
+      <w:r>
+        <w:t>3.4</w:t>
+      </w:r>
+      <w:r>
+        <w:t xml:space="preserve">. </w:t>
+      </w:r>
+      <w:r>
+        <w:t>Сравнение моделей</w:t>
+      </w:r>
+      <w:bookmarkEnd w:id="25"/>
+    </w:p>
+    <w:p>
+      <w:pPr>
+        <w:pStyle w:val="a0"/>
+      </w:pPr>
+      <w:r>
+        <w:t xml:space="preserve">Для комплексного сравнения прогнозной точности были использованы метрики </w:t>
+      </w:r>
+      <w:r>
+        <w:rPr>
+          <w:lang w:val="en-US"/>
+        </w:rPr>
+        <w:t>MAE</w:t>
+      </w:r>
+      <w:r>
+        <w:t xml:space="preserve">, </w:t>
+      </w:r>
+      <w:r>
+        <w:rPr>
+          <w:lang w:val="en-US"/>
+        </w:rPr>
+        <w:t>RMSE</w:t>
+      </w:r>
+      <w:r>
+        <w:t xml:space="preserve"> и </w:t>
+      </w:r>
+      <w:r>
+        <w:rPr>
+          <w:lang w:val="en-US"/>
+        </w:rPr>
+        <w:t>R</w:t>
+      </w:r>
+      <w:r>
+        <w:t xml:space="preserve">². </w:t>
+      </w:r>
+      <w:r>
+        <w:rPr>
+          <w:lang w:val="en-US"/>
+        </w:rPr>
+        <w:t>MAE</w:t>
+      </w:r>
+      <w:r>
+        <w:t xml:space="preserve"> отражает среднее абсолютное отклонение прогнозов от истинных значений и демонстрирует типичную ошибку в тех же единицах, что и целевая переменная. </w:t>
+      </w:r>
+      <w:r>
+        <w:rPr>
+          <w:lang w:val="en-US"/>
+        </w:rPr>
+        <w:t>RMSE</w:t>
+      </w:r>
+      <w:r>
+        <w:t xml:space="preserve"> усиливает вклад крупных отклонений и служит индикатором склонности модели к редким, но существенным ошибкам. </w:t>
+      </w:r>
+      <w:r>
+        <w:rPr>
+          <w:lang w:val="en-US"/>
+        </w:rPr>
+        <w:t>R</w:t>
+      </w:r>
+      <w:r>
+        <w:t xml:space="preserve">² показывает долю дисперсии целевой переменной, </w:t>
       </w:r>
       <w:r>
         <w:lastRenderedPageBreak/>
-        <w:t xml:space="preserve">обеспечивает корректную работу моделей, ожидающих числовые входы. При использовании </w:t>
-      </w:r>
-      <w:bookmarkStart w:id="23" w:name="_GoBack"/>
-      <w:bookmarkEnd w:id="23"/>
-      <w:r>
-        <w:rPr>
-          <w:lang w:val="en-US"/>
-        </w:rPr>
-        <w:t>one</w:t>
-      </w:r>
-      <w:r>
-        <w:t>-</w:t>
-      </w:r>
-      <w:r>
-        <w:rPr>
-          <w:lang w:val="en-US"/>
-        </w:rPr>
-        <w:t>hot</w:t>
+        <w:t xml:space="preserve">объясняемую моделью, и дополняет оценку точности информацией о качестве аппроксимации данных. Оценка моделей выполнялась на выделенной тестовой выборке после предобработки данных, включающей очистку, кодирование категориальных признаков и логарифмирование целевой переменной. При логарифмировании целевой переменной необходимо учитывать, что значения </w:t>
+      </w:r>
+      <w:r>
+        <w:rPr>
+          <w:lang w:val="en-US"/>
+        </w:rPr>
+        <w:t>MAE</w:t>
+      </w:r>
+      <w:r>
+        <w:t xml:space="preserve"> и </w:t>
+      </w:r>
+      <w:r>
+        <w:rPr>
+          <w:lang w:val="en-US"/>
+        </w:rPr>
+        <w:t>RMSE</w:t>
+      </w:r>
+      <w:r>
+        <w:t xml:space="preserve">, вычисленные в лог-пространстве, не эквивалентны ошибкам в исходных единицах и требуют обратного преобразования для практической интерпретации. В связи с этим в отчёте целесообразно приводить как метрики в преобразованном виде, так и оценки, полученные после обратного преобразования прогнозов. Такая практика обеспечивает корректное сравнение моделей с точки зрения реального влияния ошибок на стоимость автомобилей. Совокупное использование указанных метрик позволяет выявить разные аспекты качества моделей и снизить риск неправильного выбора на основании единственной характеристики. </w:t>
+      </w:r>
+      <w:r>
+        <w:rPr>
+          <w:lang w:val="en-US"/>
+        </w:rPr>
+        <w:t>MAE</w:t>
+      </w:r>
+      <w:r>
+        <w:t xml:space="preserve"> информирует о типичной по величине ошибке, </w:t>
+      </w:r>
+      <w:r>
+        <w:rPr>
+          <w:lang w:val="en-US"/>
+        </w:rPr>
+        <w:t>RMSE</w:t>
+      </w:r>
+      <w:r>
+        <w:t xml:space="preserve"> указывает на наличие крупных выбросов в предсказаниях, а </w:t>
+      </w:r>
+      <w:r>
+        <w:rPr>
+          <w:lang w:val="en-US"/>
+        </w:rPr>
+        <w:t>R</w:t>
+      </w:r>
+      <w:r>
+        <w:t>² показывает степень объяснения вариации цены моделью. Комбинация этих показателей служит основой для объективного ранжирования моделей перед учётом иных критериев, таких как вычислительная сложность и интерпретируемость. Такой подход обеспечивает более всестороннюю оценку пригодности моделей для практического применения.</w:t>
+      </w:r>
+    </w:p>
+    <w:p>
+      <w:pPr>
+        <w:pStyle w:val="a0"/>
+      </w:pPr>
+      <w:r>
+        <w:t xml:space="preserve">Интерпретация результатов основывается на балансе между точностью прогнозов и вычислительной сложностью моделей. В работе были рассмотрены модели линейной регрессии, </w:t>
+      </w:r>
+      <w:r>
+        <w:rPr>
+          <w:lang w:val="en-US"/>
+        </w:rPr>
+        <w:t>Random</w:t>
       </w:r>
       <w:r>
         <w:t xml:space="preserve"> </w:t>
@@ -8897,25 +10814,25 @@
         <w:rPr>
           <w:lang w:val="en-US"/>
         </w:rPr>
-        <w:t>encoding</w:t>
-      </w:r>
-      <w:r>
-        <w:t xml:space="preserve"> следует учитывать рост размерности и при необходимости применять отбрасывание одной </w:t>
-      </w:r>
-      <w:r>
-        <w:rPr>
-          <w:lang w:val="en-US"/>
-        </w:rPr>
-        <w:t>dummy</w:t>
-      </w:r>
-      <w:r>
-        <w:t xml:space="preserve">‑переменной для линейных моделей во избежание мультиколлинеарности. Для признаков с очень высокой кардинальностью рекомендуется оценить альтернативные методы кодирования или предварительную агрегацию категорий. </w:t>
-      </w:r>
-      <w:r>
-        <w:rPr>
-          <w:lang w:val="en-US"/>
-        </w:rPr>
-        <w:t>Label</w:t>
+        <w:t>Forest</w:t>
+      </w:r>
+      <w:r>
+        <w:t xml:space="preserve">, </w:t>
+      </w:r>
+      <w:r>
+        <w:rPr>
+          <w:lang w:val="en-US"/>
+        </w:rPr>
+        <w:t>KNN</w:t>
+      </w:r>
+      <w:r>
+        <w:t xml:space="preserve">, </w:t>
+      </w:r>
+      <w:r>
+        <w:rPr>
+          <w:lang w:val="en-US"/>
+        </w:rPr>
+        <w:t>Decision</w:t>
       </w:r>
       <w:r>
         <w:t xml:space="preserve"> </w:t>
@@ -8924,16 +10841,25 @@
         <w:rPr>
           <w:lang w:val="en-US"/>
         </w:rPr>
-        <w:t>encoding</w:t>
-      </w:r>
-      <w:r>
-        <w:t xml:space="preserve"> применяется преимущественно для порядковых категорий или в случае использования алгоритмов, нечувствительных к присвоенному порядку, например некоторых древовидных методов. При использовании </w:t>
-      </w:r>
-      <w:r>
-        <w:rPr>
-          <w:lang w:val="en-US"/>
-        </w:rPr>
-        <w:t>label</w:t>
+        <w:t>Tree</w:t>
+      </w:r>
+      <w:r>
+        <w:t xml:space="preserve"> и </w:t>
+      </w:r>
+      <w:r>
+        <w:rPr>
+          <w:lang w:val="en-US"/>
+        </w:rPr>
+        <w:t>XGBoost</w:t>
+      </w:r>
+      <w:r>
+        <w:t xml:space="preserve">, что позволило сравнить как простые и быстро обучаемые алгоритмы, так и более сложные ансамблевые методы. Линейная регрессия обладает низкой вычислительной стоимостью и высокой интерпретируемостью, но может уступать в точности при наличии нелинейных зависимостей. Ансамблевые методы, такие как </w:t>
+      </w:r>
+      <w:r>
+        <w:rPr>
+          <w:lang w:val="en-US"/>
+        </w:rPr>
+        <w:t>Random</w:t>
       </w:r>
       <w:r>
         <w:t xml:space="preserve"> </w:t>
@@ -8942,99 +10868,138 @@
         <w:rPr>
           <w:lang w:val="en-US"/>
         </w:rPr>
-        <w:t>encoding</w:t>
-      </w:r>
-      <w:r>
-        <w:t xml:space="preserve"> необходимо учитывать риск введения ложного упорядочения для номинальных признаков, поэтому выбор этого подхода обосновывается структурой данных и требованиями конкретной модели. Все трансформации кодирования обучаются на тренировочной выборке и затем применяются к тестовой для предотвращения утечки данных.</w:t>
-      </w:r>
-    </w:p>
-    <w:p>
-      <w:pPr>
-        <w:pStyle w:val="a0"/>
-      </w:pPr>
-      <w:r>
-        <w:t>Стратифицированное разделение на обучающую и тестовую выборки направлено на сохранение распределения целевой переменной в обеих частях данных. Для непрерывной целевой переменной распределение цен предварительно дискретизируется на бины, что позволяет выполнять стратификацию по диапазонам цен и обеспечить репрезентативность разных сегментов. Такой подход уменьшает смещение оценок качества моделей, возникающее при неравномерном представлении ценовых диапазонов. Типичные соотношения для разделения данных варьируются, например, 70/30 или 80/20, и выбираются с учётом объёма исходного набора данных и необходимости валидации. Важным условием является фиксация генератора случайных чисел (</w:t>
-      </w:r>
-      <w:r>
-        <w:rPr>
-          <w:lang w:val="en-US"/>
-        </w:rPr>
-        <w:t>random</w:t>
-      </w:r>
-      <w:r>
-        <w:t>_</w:t>
-      </w:r>
-      <w:r>
-        <w:rPr>
-          <w:lang w:val="en-US"/>
-        </w:rPr>
-        <w:t>state</w:t>
-      </w:r>
-      <w:r>
-        <w:t xml:space="preserve">) для воспроизводимости разбиений и последующих экспериментов с моделями. При необходимости дальнейшей оценки модели используются методы </w:t>
-      </w:r>
-      <w:r>
-        <w:rPr>
-          <w:lang w:val="en-US"/>
-        </w:rPr>
-        <w:t>k</w:t>
-      </w:r>
-      <w:r>
-        <w:t>‑</w:t>
-      </w:r>
-      <w:r>
-        <w:rPr>
-          <w:lang w:val="en-US"/>
-        </w:rPr>
-        <w:t>fold</w:t>
-      </w:r>
-      <w:r>
-        <w:t xml:space="preserve"> кросс‑валидации с сохранением стратификации в каждом фолде. Для обеспечения корректности оценки производительности необходимо предотвращать утечку данных между выборками, поэтому все операции подбора параметров, скалирования и </w:t>
+        <w:t>Forest</w:t>
+      </w:r>
+      <w:r>
+        <w:t xml:space="preserve"> и </w:t>
+      </w:r>
+      <w:r>
+        <w:rPr>
+          <w:lang w:val="en-US"/>
+        </w:rPr>
+        <w:t>XGBoost</w:t>
+      </w:r>
+      <w:r>
+        <w:t xml:space="preserve">, обычно показывают лучшую предсказательную способность за счёт большей вычислительной нагрузки и потребления ресурсов. </w:t>
+      </w:r>
+      <w:r>
+        <w:rPr>
+          <w:lang w:val="en-US"/>
+        </w:rPr>
+        <w:t>KNN</w:t>
+      </w:r>
+      <w:r>
+        <w:t xml:space="preserve"> и </w:t>
+      </w:r>
+      <w:r>
+        <w:rPr>
+          <w:lang w:val="en-US"/>
+        </w:rPr>
+        <w:t>Decision</w:t>
+      </w:r>
+      <w:r>
+        <w:t xml:space="preserve"> </w:t>
+      </w:r>
+      <w:r>
+        <w:rPr>
+          <w:lang w:val="en-US"/>
+        </w:rPr>
+        <w:t>Tree</w:t>
+      </w:r>
+      <w:r>
+        <w:t xml:space="preserve"> демонстрируют дополнительные </w:t>
       </w:r>
       <w:r>
         <w:lastRenderedPageBreak/>
-        <w:t>кодирования должны выполняться после разделения. Это означает, что трансформеры подлежат подгонке только на тренировочной выборке, а затем применяются к тестовой части. Дополнительные сценарии разделения, например по времени или по группам, рассматриваются при наличии временной корреляции или зависимостей между объектами.</w:t>
-      </w:r>
-    </w:p>
-    <w:p>
-      <w:pPr>
-        <w:pStyle w:val="a0"/>
-      </w:pPr>
-      <w:r>
-        <w:t xml:space="preserve">Логарифмирование целевой переменной применяется для стабилизации дисперсии и снижения асимметрии распределения цен, что способствует улучшению свойств ошибок прогнозирования и приближению распределения остатков к нормальному. Для многих регрессионных алгоритмов уменьшение скошенности и гетероскедастичности целевой переменной приводит к более устойчивой оценке коэффициентов и ускоренной сходимости методов оптимизации. Выбор логарифмического преобразования обосновывается анализом распределения исходных цен и характером ошибки моделей. Практическая реализация преобразования включает применение логарифма с сдвигом (например, </w:t>
-      </w:r>
-      <w:r>
-        <w:rPr>
-          <w:lang w:val="en-US"/>
-        </w:rPr>
-        <w:t>log</w:t>
-      </w:r>
-      <w:r>
-        <w:t>1</w:t>
-      </w:r>
-      <w:r>
-        <w:rPr>
-          <w:lang w:val="en-US"/>
-        </w:rPr>
-        <w:t>p</w:t>
-      </w:r>
-      <w:r>
-        <w:t>) при наличии нулевых или близких к нулю значений и обратное преобразование прогнозов посредством экспоненты для интерпретации результатов в исходных единицах. При обратном преобразовании необходимо учитывать смещение средней ошибки и при необходимости применять коррекционные методы для получения несмещённых прогнозов. Включение логарифмирования в конвейер предобработки должно сопровождаться документированием и проверкой влияния на метрики качества модели.</w:t>
-      </w:r>
-    </w:p>
-    <w:p>
-      <w:pPr>
-        <w:pStyle w:val="a9"/>
-      </w:pPr>
-      <w:bookmarkStart w:id="24" w:name="_Toc226308330"/>
-      <w:r>
-        <w:t>3.3</w:t>
-      </w:r>
-      <w:r>
-        <w:t xml:space="preserve">. </w:t>
-      </w:r>
-      <w:r>
-        <w:t xml:space="preserve">Реализация моделей машинного обучения (Линейная регрессия, </w:t>
+        <w:t xml:space="preserve">компромиссы: </w:t>
+      </w:r>
+      <w:r>
+        <w:rPr>
+          <w:lang w:val="en-US"/>
+        </w:rPr>
+        <w:t>KNN</w:t>
+      </w:r>
+      <w:r>
+        <w:t xml:space="preserve"> прост в реализации, но стоимость предсказания растёт с объёмом данных, тогда как </w:t>
+      </w:r>
+      <w:r>
+        <w:rPr>
+          <w:lang w:val="en-US"/>
+        </w:rPr>
+        <w:t>Decision</w:t>
+      </w:r>
+      <w:r>
+        <w:t xml:space="preserve"> </w:t>
+      </w:r>
+      <w:r>
+        <w:rPr>
+          <w:lang w:val="en-US"/>
+        </w:rPr>
+        <w:t>Tree</w:t>
+      </w:r>
+      <w:r>
+        <w:t xml:space="preserve"> обеспечивает прозрачную структуру решений, но склонен к переобучению без адекватной регуляризации. Выбор оптимальной модели проводился с учётом как полученных значений </w:t>
+      </w:r>
+      <w:r>
+        <w:rPr>
+          <w:lang w:val="en-US"/>
+        </w:rPr>
+        <w:t>MAE</w:t>
+      </w:r>
+      <w:r>
+        <w:t xml:space="preserve">, </w:t>
+      </w:r>
+      <w:r>
+        <w:rPr>
+          <w:lang w:val="en-US"/>
+        </w:rPr>
+        <w:t>RMSE</w:t>
+      </w:r>
+      <w:r>
+        <w:t xml:space="preserve"> и </w:t>
+      </w:r>
+      <w:r>
+        <w:rPr>
+          <w:lang w:val="en-US"/>
+        </w:rPr>
+        <w:t>R</w:t>
+      </w:r>
+      <w:r>
+        <w:t>², так и практической приемлемости временных и ресурсных затрат на обучение и применение. В соответствии с результатами сравнительного анализа была выделена наиболее эффективная модель, которая затем подверглась этапу улучшения для достижения требуемого уровня точности при разумных вычислительных затратах.</w:t>
+      </w:r>
+    </w:p>
+    <w:p>
+      <w:pPr>
+        <w:pStyle w:val="a0"/>
+        <w:rPr>
+          <w:b/>
+        </w:rPr>
+      </w:pPr>
+      <w:r>
+        <w:rPr>
+          <w:b/>
+        </w:rPr>
+        <w:t>3</w:t>
+      </w:r>
+      <w:r>
+        <w:rPr>
+          <w:b/>
+        </w:rPr>
+        <w:t>.5</w:t>
+      </w:r>
+      <w:r>
+        <w:rPr>
+          <w:b/>
+        </w:rPr>
+        <w:t>. Улучшение лучшей модели</w:t>
+      </w:r>
+    </w:p>
+    <w:p>
+      <w:pPr>
+        <w:pStyle w:val="a0"/>
+      </w:pPr>
+      <w:r>
+        <w:t xml:space="preserve">В результате сравнительного анализа моделей были обучены и оценены алгоритмы Линейной регрессии, </w:t>
       </w:r>
       <w:r>
         <w:rPr>
@@ -9079,7 +11044,7 @@
         <w:t>Tree</w:t>
       </w:r>
       <w:r>
-        <w:t xml:space="preserve">, </w:t>
+        <w:t xml:space="preserve"> и </w:t>
       </w:r>
       <w:r>
         <w:rPr>
@@ -9088,817 +11053,29 @@
         <w:t>XGBoost</w:t>
       </w:r>
       <w:r>
-        <w:t>)</w:t>
-      </w:r>
-      <w:bookmarkEnd w:id="24"/>
-    </w:p>
-    <w:p>
-      <w:pPr>
-        <w:pStyle w:val="a0"/>
-      </w:pPr>
-      <w:r>
-        <w:t xml:space="preserve">Реализация линейной регрессии началась с построения модели методом наименьших квадратов для получения базовой оценки предсказательной способности на подготовленных признаках. Логарифмирование целевой переменной было выполнено на этапе предобработки, что способствовало стабилизации дисперсии и улучшению соответствия предпосылкам линейной модели. Производительность базовой модели оценивалась через метрики </w:t>
-      </w:r>
-      <w:r>
-        <w:rPr>
-          <w:lang w:val="en-US"/>
-        </w:rPr>
-        <w:t>RMSE</w:t>
-      </w:r>
-      <w:r>
-        <w:t xml:space="preserve">, </w:t>
-      </w:r>
-      <w:r>
-        <w:rPr>
-          <w:lang w:val="en-US"/>
-        </w:rPr>
-        <w:t>MAE</w:t>
-      </w:r>
-      <w:r>
-        <w:t xml:space="preserve"> и </w:t>
-      </w:r>
-      <w:r>
-        <w:rPr>
-          <w:lang w:val="en-US"/>
-        </w:rPr>
-        <w:t>R</w:t>
-      </w:r>
-      <w:r>
-        <w:t xml:space="preserve">² на кросс-валидации и отложенной тестовой выборке для </w:t>
+        <w:t xml:space="preserve">, после чего была идентифицирована наиболее эффективная модель. Этот выбор опирался на совокупность полученных метрик и характеристики обобщающей способности моделей. Применение теоретических подходов и практических приёмов позволило перейти к этапу целенаправленной оптимизации гиперпараметров для улучшения прогноза. Для точной настройки выбранной модели была использована методика </w:t>
+      </w:r>
+      <w:r>
+        <w:rPr>
+          <w:lang w:val="en-US"/>
+        </w:rPr>
+        <w:t>GridSearchCV</w:t>
+      </w:r>
+      <w:r>
+        <w:t xml:space="preserve"> с кросс-валидацией, что обеспечило систематический перебор комбинаций гиперпараметров и оценку устойчивости результатов. Настройка проводилась с учётом проведённой предобработки данных, включавшей очистку, кодирование категориальных признаков, разделение на обучающую и тестовую выборки и логарифмирование целевой переменной. Такой подход позволил согласовать процедуру поиска оптимальных параметров с существующей конвейерной обработкой признаков. По завершении </w:t>
+      </w:r>
+      <w:r>
+        <w:rPr>
+          <w:lang w:val="en-US"/>
+        </w:rPr>
+        <w:t>GridSearchCV</w:t>
+      </w:r>
+      <w:r>
+        <w:t xml:space="preserve"> были выбраны оптимальные значения гиперпараметров и выполнено дообучение модели на полной обучающей выборке для фиксации улучшений. Полученная модель прошла внутреннюю проверку на стабильность результатов в рамках кросс-валидации перед финальной валидацией. Реализация оптимизации обеспечила формальное </w:t>
       </w:r>
       <w:r>
         <w:lastRenderedPageBreak/>
-        <w:t xml:space="preserve">сопоставимости с последующими моделями. Для повышения устойчивости модели были изучены регуляризованные варианты, включая </w:t>
-      </w:r>
-      <w:r>
-        <w:rPr>
-          <w:lang w:val="en-US"/>
-        </w:rPr>
-        <w:t>Ridge</w:t>
-      </w:r>
-      <w:r>
-        <w:t xml:space="preserve"> и </w:t>
-      </w:r>
-      <w:r>
-        <w:rPr>
-          <w:lang w:val="en-US"/>
-        </w:rPr>
-        <w:t>Lasso</w:t>
-      </w:r>
-      <w:r>
-        <w:t>, с подбором коэффициента регуляризации посредством кросс-валидации. Проверялась чувствительность модели к мультиколлинеарности и избыточным признакам, что позволило сократить размерность и улучшить обобщающую способность. Результаты базовой и регуляризованных моделей служили опорой при сравнительном анализе с ансамблевыми и нелинейными методами. Оценка базовой линейной регрессии показала её ценность в виде интерпретируемого эталона для последующих улучшений и выбора показателей качества. Интерпретируемость коэффициентов использовалась для первичного выявления значимых факторов, влияющих на цену, и для обоснования направлений инженерии признаков. В литературе отмечается комбинированный подход к задачам автомобильного прогнозирования, что подтверждает целесообразность включения линейной регрессии в набор тестируемых моделей: «</w:t>
-      </w:r>
-      <w:r>
-        <w:rPr>
-          <w:lang w:val="en-US"/>
-        </w:rPr>
-        <w:t>T</w:t>
-      </w:r>
-      <w:r>
-        <w:t>.</w:t>
-      </w:r>
-      <w:r>
-        <w:rPr>
-          <w:lang w:val="en-US"/>
-        </w:rPr>
-        <w:t>K</w:t>
-      </w:r>
-      <w:r>
-        <w:t xml:space="preserve">. </w:t>
-      </w:r>
-      <w:r>
-        <w:rPr>
-          <w:lang w:val="en-US"/>
-        </w:rPr>
-        <w:t>Rana</w:t>
-      </w:r>
-      <w:r>
-        <w:t xml:space="preserve"> и </w:t>
-      </w:r>
-      <w:r>
-        <w:rPr>
-          <w:lang w:val="en-US"/>
-        </w:rPr>
-        <w:t>H</w:t>
-      </w:r>
-      <w:r>
-        <w:t>.</w:t>
-      </w:r>
-      <w:r>
-        <w:rPr>
-          <w:lang w:val="en-US"/>
-        </w:rPr>
-        <w:t>J</w:t>
-      </w:r>
-      <w:r>
-        <w:t xml:space="preserve">. </w:t>
-      </w:r>
-      <w:r>
-        <w:rPr>
-          <w:lang w:val="en-US"/>
-        </w:rPr>
-        <w:t>Chokshi</w:t>
-      </w:r>
-      <w:r>
-        <w:t xml:space="preserve"> предлагают гибридную архитектуру для прогнозирования помесячных продаж автомобильных моделей на уровне варианта комплектации [6]. Исследование опирается на реальные данные дилера и сравнивает </w:t>
-      </w:r>
-      <w:r>
-        <w:rPr>
-          <w:lang w:val="en-US"/>
-        </w:rPr>
-        <w:t>Random</w:t>
-      </w:r>
-      <w:r>
-        <w:t xml:space="preserve"> </w:t>
-      </w:r>
-      <w:r>
-        <w:rPr>
-          <w:lang w:val="en-US"/>
-        </w:rPr>
-        <w:t>Forest</w:t>
-      </w:r>
-      <w:r>
-        <w:t xml:space="preserve">, </w:t>
-      </w:r>
-      <w:r>
-        <w:rPr>
-          <w:lang w:val="en-US"/>
-        </w:rPr>
-        <w:t>XGBoost</w:t>
-      </w:r>
-      <w:r>
-        <w:t xml:space="preserve">, линейную регрессию, а также модели </w:t>
-      </w:r>
-      <w:r>
-        <w:rPr>
-          <w:lang w:val="en-US"/>
-        </w:rPr>
-        <w:t>SARIMA</w:t>
-      </w:r>
-      <w:r>
-        <w:t xml:space="preserve"> и </w:t>
-      </w:r>
-      <w:r>
-        <w:rPr>
-          <w:lang w:val="en-US"/>
-        </w:rPr>
-        <w:t>Prophet</w:t>
-      </w:r>
-      <w:r>
-        <w:t xml:space="preserve"> по </w:t>
-      </w:r>
-      <w:r>
-        <w:rPr>
-          <w:lang w:val="en-US"/>
-        </w:rPr>
-        <w:t>RMSE</w:t>
-      </w:r>
-      <w:r>
-        <w:t xml:space="preserve">, </w:t>
-      </w:r>
-      <w:r>
-        <w:rPr>
-          <w:lang w:val="en-US"/>
-        </w:rPr>
-        <w:t>MAE</w:t>
-      </w:r>
-      <w:r>
-        <w:t xml:space="preserve"> и </w:t>
-      </w:r>
-      <w:r>
-        <w:rPr>
-          <w:lang w:val="en-US"/>
-        </w:rPr>
-        <w:t>R</w:t>
-      </w:r>
-      <w:r>
-        <w:t xml:space="preserve">². Лучшие результаты достигаются при комбинации </w:t>
-      </w:r>
-      <w:r>
-        <w:rPr>
-          <w:lang w:val="en-US"/>
-        </w:rPr>
-        <w:t>ML</w:t>
-      </w:r>
-      <w:r>
-        <w:t xml:space="preserve">‑моделей и методов анализа временных рядов [1, </w:t>
-      </w:r>
-      <w:r>
-        <w:rPr>
-          <w:lang w:val="en-US"/>
-        </w:rPr>
-        <w:t>c</w:t>
-      </w:r>
-      <w:r>
-        <w:t>.33]."</w:t>
-      </w:r>
-    </w:p>
-    <w:p>
-      <w:pPr>
-        <w:pStyle w:val="a0"/>
-      </w:pPr>
-      <w:r>
-        <w:t xml:space="preserve">Ансамблевые методы </w:t>
-      </w:r>
-      <w:r>
-        <w:rPr>
-          <w:lang w:val="en-US"/>
-        </w:rPr>
-        <w:t>Random</w:t>
-      </w:r>
-      <w:r>
-        <w:t xml:space="preserve"> </w:t>
-      </w:r>
-      <w:r>
-        <w:rPr>
-          <w:lang w:val="en-US"/>
-        </w:rPr>
-        <w:t>Forest</w:t>
-      </w:r>
-      <w:r>
-        <w:t xml:space="preserve"> и </w:t>
-      </w:r>
-      <w:r>
-        <w:rPr>
-          <w:lang w:val="en-US"/>
-        </w:rPr>
-        <w:t>XGBoost</w:t>
-      </w:r>
-      <w:r>
-        <w:t xml:space="preserve"> были реализованы для повышения прогностической точности за счёт агрегирования слабых моделей и градиентного бустинга соответственно. В процессе настройки рассматривались ключевые гиперпараметры, такие как число деревьев, глубина деревьев и скорость обучения, с подбором значений посредством кросс‑валидации для снижения переобучения. Сравнение конфигураций выполнялось по совокупности метрик и по стабильности ошибок на отложенной выборке. Анализ важности признаков проводился с использованием встроенных оценок важности и методов перестановочной значимости, что позволило выделить наиболее информативные переменные для модели. Полученные ранги признаков </w:t>
-      </w:r>
-      <w:r>
-        <w:lastRenderedPageBreak/>
-        <w:t xml:space="preserve">использовались для сокращения пространства признаков и для проверки устойчивости прогноза при исключении наименее значимых переменных. Такой подход способствовал повышению интерпретируемости и эффективности ансамблевых моделей в задачах прогнозирования цен. В ряде прикладных исследований отмечается, что эффективность </w:t>
-      </w:r>
-      <w:r>
-        <w:rPr>
-          <w:lang w:val="en-US"/>
-        </w:rPr>
-        <w:t>Random</w:t>
-      </w:r>
-      <w:r>
-        <w:t xml:space="preserve"> </w:t>
-      </w:r>
-      <w:r>
-        <w:rPr>
-          <w:lang w:val="en-US"/>
-        </w:rPr>
-        <w:t>Forest</w:t>
-      </w:r>
-      <w:r>
-        <w:t xml:space="preserve"> и регуляризованных линейных методов зависит от характера данных и наличия эмпирических признаков, что подтверждает необходимость гибкого выбора модели и гиперпараметров. При этом отмечается, что в некоторых сценариях ансамбли показывают лучшие результаты, а в других — комбинация с эмпирическим блоком и регуляризацией даёт минимальную погрешность, как указывается в литературе: «Прогнозирование урожайности пшеницы методом </w:t>
-      </w:r>
-      <w:r>
-        <w:rPr>
-          <w:lang w:val="en-US"/>
-        </w:rPr>
-        <w:t>Random</w:t>
-      </w:r>
-      <w:r>
-        <w:t xml:space="preserve"> </w:t>
-      </w:r>
-      <w:r>
-        <w:rPr>
-          <w:lang w:val="en-US"/>
-        </w:rPr>
-        <w:t>Forest</w:t>
-      </w:r>
-      <w:r>
-        <w:t xml:space="preserve"> наиболее эффективно с данными без эмпирической основы (без </w:t>
-      </w:r>
-      <w:r>
-        <w:rPr>
-          <w:lang w:val="en-US"/>
-        </w:rPr>
-        <w:t>Agrotool</w:t>
-      </w:r>
-      <w:r>
-        <w:t xml:space="preserve">) и с объединенными данными. В то время, как прогнозирование, основанное на комбинации искусственного интеллекта и эмпирического блока (с обработкой </w:t>
-      </w:r>
-      <w:r>
-        <w:rPr>
-          <w:lang w:val="en-US"/>
-        </w:rPr>
-        <w:t>Agrotool</w:t>
-      </w:r>
-      <w:r>
-        <w:t xml:space="preserve">) имеет наименьшую погрешность с методом </w:t>
-      </w:r>
-      <w:r>
-        <w:rPr>
-          <w:lang w:val="en-US"/>
-        </w:rPr>
-        <w:t>Ridge</w:t>
-      </w:r>
-      <w:r>
-        <w:t xml:space="preserve"> – </w:t>
-      </w:r>
-      <w:r>
-        <w:rPr>
-          <w:lang w:val="en-US"/>
-        </w:rPr>
-        <w:t>Regression</w:t>
-      </w:r>
-      <w:r>
-        <w:t xml:space="preserve"> [6, </w:t>
-      </w:r>
-      <w:r>
-        <w:rPr>
-          <w:lang w:val="en-US"/>
-        </w:rPr>
-        <w:t>c</w:t>
-      </w:r>
-      <w:r>
-        <w:t>.37]."</w:t>
-      </w:r>
-    </w:p>
-    <w:p>
-      <w:pPr>
-        <w:pStyle w:val="a0"/>
-      </w:pPr>
-      <w:r>
-        <w:t xml:space="preserve">Обучение </w:t>
-      </w:r>
-      <w:r>
-        <w:rPr>
-          <w:lang w:val="en-US"/>
-        </w:rPr>
-        <w:t>KNN</w:t>
-      </w:r>
-      <w:r>
-        <w:t xml:space="preserve"> и </w:t>
-      </w:r>
-      <w:r>
-        <w:rPr>
-          <w:lang w:val="en-US"/>
-        </w:rPr>
-        <w:t>Decision</w:t>
-      </w:r>
-      <w:r>
-        <w:t xml:space="preserve"> </w:t>
-      </w:r>
-      <w:r>
-        <w:rPr>
-          <w:lang w:val="en-US"/>
-        </w:rPr>
-        <w:t>Tree</w:t>
-      </w:r>
-      <w:r>
-        <w:t xml:space="preserve"> проводилось для оценки простых и интерпретируемых подходов в условиях возможных нелинейных зависимостей между признаками и ценой. </w:t>
-      </w:r>
-      <w:r>
-        <w:rPr>
-          <w:lang w:val="en-US"/>
-        </w:rPr>
-        <w:t>KNN</w:t>
-      </w:r>
-      <w:r>
-        <w:t xml:space="preserve"> требовал тщательной стандартизации признаков и подбора параметра </w:t>
-      </w:r>
-      <w:r>
-        <w:rPr>
-          <w:lang w:val="en-US"/>
-        </w:rPr>
-        <w:t>k</w:t>
-      </w:r>
-      <w:r>
-        <w:t xml:space="preserve"> с помощью кросс‑валидации, поскольку выбор масштаба и числа соседей напрямую влияет на баланс смещения и дисперсии. </w:t>
-      </w:r>
-      <w:r>
-        <w:rPr>
-          <w:lang w:val="en-US"/>
-        </w:rPr>
-        <w:t>Decision</w:t>
-      </w:r>
-      <w:r>
-        <w:t xml:space="preserve"> </w:t>
-      </w:r>
-      <w:r>
-        <w:rPr>
-          <w:lang w:val="en-US"/>
-        </w:rPr>
-        <w:t>Tree</w:t>
-      </w:r>
-      <w:r>
-        <w:t xml:space="preserve"> настраивался с контролем глубины и минимального числа объектов в листе для предотвращения сильного переобучения на шумных данных. Сравнение эффективности показало, что простые модели могут адекватно моделировать локальные нелинейности, но часто уступают ансамблям по стабильности и общей точности на разнородных данных. Интерпретируемость дерева решений остаётся преимуществом при анализе сегментации ценовых зависимостей, тогда как </w:t>
-      </w:r>
-      <w:r>
-        <w:rPr>
-          <w:lang w:val="en-US"/>
-        </w:rPr>
-        <w:t>KNN</w:t>
-      </w:r>
-      <w:r>
-        <w:t xml:space="preserve"> может оказаться чувствителен к высокой размерности признакового пространства. Выбор между этими моделями зависит от требований к объяснимости, объёму данных и вычислительным ресурсам.</w:t>
-      </w:r>
-    </w:p>
-    <w:p>
-      <w:pPr>
-        <w:pStyle w:val="a9"/>
-      </w:pPr>
-      <w:bookmarkStart w:id="25" w:name="_Toc226308331"/>
-      <w:r>
-        <w:lastRenderedPageBreak/>
-        <w:t>3.4</w:t>
-      </w:r>
-      <w:r>
-        <w:t xml:space="preserve">. </w:t>
-      </w:r>
-      <w:r>
-        <w:t>Сравнение моделей</w:t>
-      </w:r>
-      <w:bookmarkEnd w:id="25"/>
-    </w:p>
-    <w:p>
-      <w:pPr>
-        <w:pStyle w:val="a0"/>
-      </w:pPr>
-      <w:r>
-        <w:t xml:space="preserve">Для комплексного сравнения прогнозной точности были использованы метрики </w:t>
-      </w:r>
-      <w:r>
-        <w:rPr>
-          <w:lang w:val="en-US"/>
-        </w:rPr>
-        <w:t>MAE</w:t>
-      </w:r>
-      <w:r>
-        <w:t xml:space="preserve">, </w:t>
-      </w:r>
-      <w:r>
-        <w:rPr>
-          <w:lang w:val="en-US"/>
-        </w:rPr>
-        <w:t>RMSE</w:t>
-      </w:r>
-      <w:r>
-        <w:t xml:space="preserve"> и </w:t>
-      </w:r>
-      <w:r>
-        <w:rPr>
-          <w:lang w:val="en-US"/>
-        </w:rPr>
-        <w:t>R</w:t>
-      </w:r>
-      <w:r>
-        <w:t xml:space="preserve">². </w:t>
-      </w:r>
-      <w:r>
-        <w:rPr>
-          <w:lang w:val="en-US"/>
-        </w:rPr>
-        <w:t>MAE</w:t>
-      </w:r>
-      <w:r>
-        <w:t xml:space="preserve"> отражает среднее абсолютное отклонение прогнозов от истинных значений и демонстрирует типичную ошибку в тех же единицах, что и целевая переменная. </w:t>
-      </w:r>
-      <w:r>
-        <w:rPr>
-          <w:lang w:val="en-US"/>
-        </w:rPr>
-        <w:t>RMSE</w:t>
-      </w:r>
-      <w:r>
-        <w:t xml:space="preserve"> усиливает вклад крупных отклонений и служит индикатором склонности модели к редким, но существенным ошибкам. </w:t>
-      </w:r>
-      <w:r>
-        <w:rPr>
-          <w:lang w:val="en-US"/>
-        </w:rPr>
-        <w:t>R</w:t>
-      </w:r>
-      <w:r>
-        <w:t xml:space="preserve">² показывает долю дисперсии целевой переменной, объясняемую моделью, и дополняет оценку точности информацией о качестве аппроксимации данных. Оценка моделей выполнялась на выделенной тестовой выборке после предобработки данных, включающей очистку, кодирование категориальных признаков и логарифмирование целевой переменной. При логарифмировании целевой переменной необходимо учитывать, что значения </w:t>
-      </w:r>
-      <w:r>
-        <w:rPr>
-          <w:lang w:val="en-US"/>
-        </w:rPr>
-        <w:t>MAE</w:t>
-      </w:r>
-      <w:r>
-        <w:t xml:space="preserve"> и </w:t>
-      </w:r>
-      <w:r>
-        <w:rPr>
-          <w:lang w:val="en-US"/>
-        </w:rPr>
-        <w:t>RMSE</w:t>
-      </w:r>
-      <w:r>
-        <w:t xml:space="preserve">, вычисленные в лог-пространстве, не эквивалентны ошибкам в исходных единицах и требуют обратного преобразования для практической интерпретации. В связи с этим в отчёте целесообразно приводить как метрики в преобразованном виде, так и оценки, полученные после обратного преобразования прогнозов. Такая практика обеспечивает корректное сравнение моделей с точки зрения реального влияния ошибок на стоимость автомобилей. Совокупное использование указанных метрик позволяет выявить разные аспекты качества моделей и снизить риск неправильного выбора на основании единственной характеристики. </w:t>
-      </w:r>
-      <w:r>
-        <w:rPr>
-          <w:lang w:val="en-US"/>
-        </w:rPr>
-        <w:t>MAE</w:t>
-      </w:r>
-      <w:r>
-        <w:t xml:space="preserve"> информирует о типичной по величине ошибке, </w:t>
-      </w:r>
-      <w:r>
-        <w:rPr>
-          <w:lang w:val="en-US"/>
-        </w:rPr>
-        <w:t>RMSE</w:t>
-      </w:r>
-      <w:r>
-        <w:t xml:space="preserve"> указывает на наличие крупных выбросов в предсказаниях, а </w:t>
-      </w:r>
-      <w:r>
-        <w:rPr>
-          <w:lang w:val="en-US"/>
-        </w:rPr>
-        <w:t>R</w:t>
-      </w:r>
-      <w:r>
-        <w:t>² показывает степень объяснения вариации цены моделью. Комбинация этих показателей служит основой для объективного ранжирования моделей перед учётом иных критериев, таких как вычислительная сложность и интерпретируемость. Такой подход обеспечивает более всестороннюю оценку пригодности моделей для практического применения.</w:t>
-      </w:r>
-    </w:p>
-    <w:p>
-      <w:pPr>
-        <w:pStyle w:val="a0"/>
-      </w:pPr>
-      <w:r>
-        <w:t xml:space="preserve">Интерпретация результатов основывается на балансе между точностью прогнозов и вычислительной сложностью моделей. В работе были рассмотрены модели линейной регрессии, </w:t>
-      </w:r>
-      <w:r>
-        <w:rPr>
-          <w:lang w:val="en-US"/>
-        </w:rPr>
-        <w:t>Random</w:t>
-      </w:r>
-      <w:r>
-        <w:t xml:space="preserve"> </w:t>
-      </w:r>
-      <w:r>
-        <w:rPr>
-          <w:lang w:val="en-US"/>
-        </w:rPr>
-        <w:t>Forest</w:t>
-      </w:r>
-      <w:r>
-        <w:t xml:space="preserve">, </w:t>
-      </w:r>
-      <w:r>
-        <w:rPr>
-          <w:lang w:val="en-US"/>
-        </w:rPr>
-        <w:t>KNN</w:t>
-      </w:r>
-      <w:r>
-        <w:t xml:space="preserve">, </w:t>
-      </w:r>
-      <w:r>
-        <w:rPr>
-          <w:lang w:val="en-US"/>
-        </w:rPr>
-        <w:t>Decision</w:t>
-      </w:r>
-      <w:r>
-        <w:t xml:space="preserve"> </w:t>
-      </w:r>
-      <w:r>
-        <w:rPr>
-          <w:lang w:val="en-US"/>
-        </w:rPr>
-        <w:t>Tree</w:t>
-      </w:r>
-      <w:r>
-        <w:t xml:space="preserve"> и </w:t>
-      </w:r>
-      <w:r>
-        <w:rPr>
-          <w:lang w:val="en-US"/>
-        </w:rPr>
-        <w:t>XGBoost</w:t>
-      </w:r>
-      <w:r>
-        <w:t xml:space="preserve">, что </w:t>
-      </w:r>
-      <w:r>
-        <w:lastRenderedPageBreak/>
-        <w:t xml:space="preserve">позволило сравнить как простые и быстро обучаемые алгоритмы, так и более сложные ансамблевые методы. Линейная регрессия обладает низкой вычислительной стоимостью и высокой интерпретируемостью, но может уступать в точности при наличии нелинейных зависимостей. Ансамблевые методы, такие как </w:t>
-      </w:r>
-      <w:r>
-        <w:rPr>
-          <w:lang w:val="en-US"/>
-        </w:rPr>
-        <w:t>Random</w:t>
-      </w:r>
-      <w:r>
-        <w:t xml:space="preserve"> </w:t>
-      </w:r>
-      <w:r>
-        <w:rPr>
-          <w:lang w:val="en-US"/>
-        </w:rPr>
-        <w:t>Forest</w:t>
-      </w:r>
-      <w:r>
-        <w:t xml:space="preserve"> и </w:t>
-      </w:r>
-      <w:r>
-        <w:rPr>
-          <w:lang w:val="en-US"/>
-        </w:rPr>
-        <w:t>XGBoost</w:t>
-      </w:r>
-      <w:r>
-        <w:t xml:space="preserve">, обычно показывают лучшую предсказательную способность за счёт большей вычислительной нагрузки и потребления ресурсов. </w:t>
-      </w:r>
-      <w:r>
-        <w:rPr>
-          <w:lang w:val="en-US"/>
-        </w:rPr>
-        <w:t>KNN</w:t>
-      </w:r>
-      <w:r>
-        <w:t xml:space="preserve"> и </w:t>
-      </w:r>
-      <w:r>
-        <w:rPr>
-          <w:lang w:val="en-US"/>
-        </w:rPr>
-        <w:t>Decision</w:t>
-      </w:r>
-      <w:r>
-        <w:t xml:space="preserve"> </w:t>
-      </w:r>
-      <w:r>
-        <w:rPr>
-          <w:lang w:val="en-US"/>
-        </w:rPr>
-        <w:t>Tree</w:t>
-      </w:r>
-      <w:r>
-        <w:t xml:space="preserve"> демонстрируют дополнительные компромиссы: </w:t>
-      </w:r>
-      <w:r>
-        <w:rPr>
-          <w:lang w:val="en-US"/>
-        </w:rPr>
-        <w:t>KNN</w:t>
-      </w:r>
-      <w:r>
-        <w:t xml:space="preserve"> прост в реализации, но стоимость предсказания растёт с объёмом данных, тогда как </w:t>
-      </w:r>
-      <w:r>
-        <w:rPr>
-          <w:lang w:val="en-US"/>
-        </w:rPr>
-        <w:t>Decision</w:t>
-      </w:r>
-      <w:r>
-        <w:t xml:space="preserve"> </w:t>
-      </w:r>
-      <w:r>
-        <w:rPr>
-          <w:lang w:val="en-US"/>
-        </w:rPr>
-        <w:t>Tree</w:t>
-      </w:r>
-      <w:r>
-        <w:t xml:space="preserve"> обеспечивает прозрачную структуру решений, но склонен к переобучению без адекватной регуляризации. Выбор оптимальной модели проводился с учётом как полученных значений </w:t>
-      </w:r>
-      <w:r>
-        <w:rPr>
-          <w:lang w:val="en-US"/>
-        </w:rPr>
-        <w:t>MAE</w:t>
-      </w:r>
-      <w:r>
-        <w:t xml:space="preserve">, </w:t>
-      </w:r>
-      <w:r>
-        <w:rPr>
-          <w:lang w:val="en-US"/>
-        </w:rPr>
-        <w:t>RMSE</w:t>
-      </w:r>
-      <w:r>
-        <w:t xml:space="preserve"> и </w:t>
-      </w:r>
-      <w:r>
-        <w:rPr>
-          <w:lang w:val="en-US"/>
-        </w:rPr>
-        <w:t>R</w:t>
-      </w:r>
-      <w:r>
-        <w:t>², так и практической приемлемости временных и ресурсных затрат на обучение и применение. В соответствии с результатами сравнительного анализа была выделена наиболее эффективная модель, которая затем подверглась этапу улучшения для достижения требуемого уровня точности при разумных вычислительных затратах.</w:t>
-      </w:r>
-    </w:p>
-    <w:p>
-      <w:pPr>
-        <w:pStyle w:val="a0"/>
-        <w:rPr>
-          <w:b/>
-        </w:rPr>
-      </w:pPr>
-      <w:r>
-        <w:rPr>
-          <w:b/>
-        </w:rPr>
-        <w:t>3</w:t>
-      </w:r>
-      <w:r>
-        <w:rPr>
-          <w:b/>
-        </w:rPr>
-        <w:t>.5</w:t>
-      </w:r>
-      <w:r>
-        <w:rPr>
-          <w:b/>
-        </w:rPr>
-        <w:t>. Улучшение лучшей модели</w:t>
-      </w:r>
-    </w:p>
-    <w:p>
-      <w:pPr>
-        <w:pStyle w:val="a0"/>
-      </w:pPr>
-      <w:r>
-        <w:t xml:space="preserve">В результате сравнительного анализа моделей были обучены и оценены алгоритмы Линейной регрессии, </w:t>
-      </w:r>
-      <w:r>
-        <w:rPr>
-          <w:lang w:val="en-US"/>
-        </w:rPr>
-        <w:t>Random</w:t>
-      </w:r>
-      <w:r>
-        <w:t xml:space="preserve"> </w:t>
-      </w:r>
-      <w:r>
-        <w:rPr>
-          <w:lang w:val="en-US"/>
-        </w:rPr>
-        <w:t>Forest</w:t>
-      </w:r>
-      <w:r>
-        <w:t xml:space="preserve">, </w:t>
-      </w:r>
-      <w:r>
-        <w:rPr>
-          <w:lang w:val="en-US"/>
-        </w:rPr>
-        <w:t>KNN</w:t>
-      </w:r>
-      <w:r>
-        <w:t xml:space="preserve">, </w:t>
-      </w:r>
-      <w:r>
-        <w:rPr>
-          <w:lang w:val="en-US"/>
-        </w:rPr>
-        <w:t>Decision</w:t>
-      </w:r>
-      <w:r>
-        <w:t xml:space="preserve"> </w:t>
-      </w:r>
-      <w:r>
-        <w:rPr>
-          <w:lang w:val="en-US"/>
-        </w:rPr>
-        <w:t>Tree</w:t>
-      </w:r>
-      <w:r>
-        <w:t xml:space="preserve"> и </w:t>
-      </w:r>
-      <w:r>
-        <w:rPr>
-          <w:lang w:val="en-US"/>
-        </w:rPr>
-        <w:t>XGBoost</w:t>
-      </w:r>
-      <w:r>
-        <w:t xml:space="preserve">, после чего была идентифицирована наиболее эффективная модель. Этот выбор опирался на совокупность полученных метрик и характеристики обобщающей способности моделей. Применение теоретических подходов и практических приёмов позволило перейти к этапу целенаправленной оптимизации гиперпараметров для улучшения прогноза. Для точной настройки выбранной модели была использована методика </w:t>
-      </w:r>
-      <w:r>
-        <w:rPr>
-          <w:lang w:val="en-US"/>
-        </w:rPr>
-        <w:t>GridSearchCV</w:t>
-      </w:r>
-      <w:r>
-        <w:t xml:space="preserve"> с кросс-валидацией, что обеспечило систематический перебор комбинаций гиперпараметров и оценку устойчивости результатов. Настройка проводилась с учётом проведённой предобработки данных, включавшей очистку, кодирование категориальных признаков, разделение на обучающую и тестовую выборки и логарифмирование целевой переменной. Такой подход позволил согласовать процедуру поиска </w:t>
-      </w:r>
-      <w:r>
-        <w:lastRenderedPageBreak/>
-        <w:t xml:space="preserve">оптимальных параметров с существующей конвейерной обработкой признаков. По завершении </w:t>
-      </w:r>
-      <w:r>
-        <w:rPr>
-          <w:lang w:val="en-US"/>
-        </w:rPr>
-        <w:t>GridSearchCV</w:t>
-      </w:r>
-      <w:r>
-        <w:t xml:space="preserve"> были выбраны оптимальные значения гиперпараметров и выполнено дообучение модели на полной обучающей выборке для фиксации улучшений. Полученная модель прошла внутреннюю проверку на стабильность результатов в рамках кросс-валидации перед финальной валидацией. Реализация оптимизации обеспечила формальное улучшение выбранной модели и подготовила её к оценке на отложенной выборке.</w:t>
+        <w:t>улучшение выбранной модели и подготовила её к оценке на отложенной выборке.</w:t>
       </w:r>
     </w:p>
     <w:p>
@@ -10256,8 +11433,8 @@
       </w:pPr>
     </w:p>
     <w:sectPr>
-      <w:footerReference w:type="default" r:id="rId24"/>
-      <w:footerReference w:type="first" r:id="rId25"/>
+      <w:footerReference w:type="default" r:id="rId37"/>
+      <w:footerReference w:type="first" r:id="rId38"/>
       <w:pgSz w:w="11906" w:h="16838"/>
       <w:pgMar w:top="851" w:right="567" w:bottom="1134" w:left="1701" w:header="709" w:footer="709" w:gutter="0"/>
       <w:pgNumType w:start="3"/>
@@ -10349,7 +11526,7 @@
           <w:rPr>
             <w:noProof/>
           </w:rPr>
-          <w:t>19</w:t>
+          <w:t>26</w:t>
         </w:r>
         <w:r>
           <w:fldChar w:fldCharType="end"/>
@@ -11527,6 +12704,7 @@
   <w:style w:type="character" w:default="1" w:styleId="a1">
     <w:name w:val="Default Paragraph Font"/>
     <w:uiPriority w:val="1"/>
+    <w:semiHidden/>
     <w:unhideWhenUsed/>
   </w:style>
   <w:style w:type="table" w:default="1" w:styleId="a2">
@@ -11976,563 +13154,6 @@
 </w:styles>
 </file>
 
-<file path=word/glossary/document.xml><?xml version="1.0" encoding="utf-8"?>
-<w:glossaryDocument xmlns:wpc="http://schemas.microsoft.com/office/word/2010/wordprocessingCanvas" xmlns:cx="http://schemas.microsoft.com/office/drawing/2014/chartex" xmlns:mc="http://schemas.openxmlformats.org/markup-compatibility/2006" xmlns:o="urn:schemas-microsoft-com:office:office" xmlns:r="http://schemas.openxmlformats.org/officeDocument/2006/relationships" xmlns:m="http://schemas.openxmlformats.org/officeDocument/2006/math" xmlns:v="urn:schemas-microsoft-com:vml" xmlns:wp14="http://schemas.microsoft.com/office/word/2010/wordprocessingDrawing" xmlns:wp="http://schemas.openxmlformats.org/drawingml/2006/wordprocessingDrawing" xmlns:w10="urn:schemas-microsoft-com:office:word" xmlns:w="http://schemas.openxmlformats.org/wordprocessingml/2006/main" xmlns:w14="http://schemas.microsoft.com/office/word/2010/wordml" xmlns:w15="http://schemas.microsoft.com/office/word/2012/wordml" xmlns:w16se="http://schemas.microsoft.com/office/word/2015/wordml/symex" xmlns:wpg="http://schemas.microsoft.com/office/word/2010/wordprocessingGroup" xmlns:wpi="http://schemas.microsoft.com/office/word/2010/wordprocessingInk" xmlns:wne="http://schemas.microsoft.com/office/word/2006/wordml" xmlns:wps="http://schemas.microsoft.com/office/word/2010/wordprocessingShape" mc:Ignorable="w14 w15 w16se wp14"/>
-</file>
-
-<file path=word/glossary/fontTable.xml><?xml version="1.0" encoding="utf-8"?>
-<w:fonts xmlns:mc="http://schemas.openxmlformats.org/markup-compatibility/2006" xmlns:r="http://schemas.openxmlformats.org/officeDocument/2006/relationships" xmlns:w="http://schemas.openxmlformats.org/wordprocessingml/2006/main" xmlns:w14="http://schemas.microsoft.com/office/word/2010/wordml" xmlns:w15="http://schemas.microsoft.com/office/word/2012/wordml" xmlns:w16se="http://schemas.microsoft.com/office/word/2015/wordml/symex" mc:Ignorable="w14 w15 w16se">
-  <w:font w:name="Times New Roman">
-    <w:panose1 w:val="02020603050405020304"/>
-    <w:charset w:val="CC"/>
-    <w:family w:val="roman"/>
-    <w:pitch w:val="variable"/>
-    <w:sig w:usb0="E0002EFF" w:usb1="C000785B" w:usb2="00000009" w:usb3="00000000" w:csb0="000001FF" w:csb1="00000000"/>
-  </w:font>
-  <w:font w:name="Courier New">
-    <w:panose1 w:val="02070309020205020404"/>
-    <w:charset w:val="CC"/>
-    <w:family w:val="modern"/>
-    <w:pitch w:val="fixed"/>
-    <w:sig w:usb0="E0002EFF" w:usb1="C0007843" w:usb2="00000009" w:usb3="00000000" w:csb0="000001FF" w:csb1="00000000"/>
-  </w:font>
-  <w:font w:name="Wingdings">
-    <w:panose1 w:val="05000000000000000000"/>
-    <w:charset w:val="02"/>
-    <w:family w:val="auto"/>
-    <w:pitch w:val="variable"/>
-    <w:sig w:usb0="00000000" w:usb1="10000000" w:usb2="00000000" w:usb3="00000000" w:csb0="80000000" w:csb1="00000000"/>
-  </w:font>
-  <w:font w:name="Symbol">
-    <w:panose1 w:val="05050102010706020507"/>
-    <w:charset w:val="02"/>
-    <w:family w:val="roman"/>
-    <w:pitch w:val="variable"/>
-    <w:sig w:usb0="00000000" w:usb1="10000000" w:usb2="00000000" w:usb3="00000000" w:csb0="80000000" w:csb1="00000000"/>
-  </w:font>
-  <w:font w:name="Calibri">
-    <w:panose1 w:val="020F0502020204030204"/>
-    <w:charset w:val="CC"/>
-    <w:family w:val="swiss"/>
-    <w:pitch w:val="variable"/>
-    <w:sig w:usb0="E4002EFF" w:usb1="C000247B" w:usb2="00000009" w:usb3="00000000" w:csb0="000001FF" w:csb1="00000000"/>
-  </w:font>
-  <w:font w:name="Cambria">
-    <w:panose1 w:val="02040503050406030204"/>
-    <w:charset w:val="CC"/>
-    <w:family w:val="roman"/>
-    <w:pitch w:val="variable"/>
-    <w:sig w:usb0="E00006FF" w:usb1="420024FF" w:usb2="02000000" w:usb3="00000000" w:csb0="0000019F" w:csb1="00000000"/>
-  </w:font>
-  <w:font w:name="Tahoma">
-    <w:panose1 w:val="020B0604030504040204"/>
-    <w:charset w:val="CC"/>
-    <w:family w:val="swiss"/>
-    <w:pitch w:val="variable"/>
-    <w:sig w:usb0="E1002EFF" w:usb1="C000605B" w:usb2="00000029" w:usb3="00000000" w:csb0="000101FF" w:csb1="00000000"/>
-  </w:font>
-  <w:font w:name="Cambria Math">
-    <w:panose1 w:val="02040503050406030204"/>
-    <w:charset w:val="CC"/>
-    <w:family w:val="roman"/>
-    <w:pitch w:val="variable"/>
-    <w:sig w:usb0="E00006FF" w:usb1="420024FF" w:usb2="02000000" w:usb3="00000000" w:csb0="0000019F" w:csb1="00000000"/>
-  </w:font>
-  <w:font w:name="Calibri Light">
-    <w:panose1 w:val="020F0302020204030204"/>
-    <w:charset w:val="CC"/>
-    <w:family w:val="swiss"/>
-    <w:pitch w:val="variable"/>
-    <w:sig w:usb0="E4002EFF" w:usb1="C000247B" w:usb2="00000009" w:usb3="00000000" w:csb0="000001FF" w:csb1="00000000"/>
-  </w:font>
-</w:fonts>
-</file>
-
-<file path=word/glossary/settings.xml><?xml version="1.0" encoding="utf-8"?>
-<w:settings xmlns:mc="http://schemas.openxmlformats.org/markup-compatibility/2006" xmlns:o="urn:schemas-microsoft-com:office:office" xmlns:r="http://schemas.openxmlformats.org/officeDocument/2006/relationships" xmlns:m="http://schemas.openxmlformats.org/officeDocument/2006/math" xmlns:v="urn:schemas-microsoft-com:vml" xmlns:w10="urn:schemas-microsoft-com:office:word" xmlns:w="http://schemas.openxmlformats.org/wordprocessingml/2006/main" xmlns:w14="http://schemas.microsoft.com/office/word/2010/wordml" xmlns:w15="http://schemas.microsoft.com/office/word/2012/wordml" xmlns:w16se="http://schemas.microsoft.com/office/word/2015/wordml/symex" xmlns:sl="http://schemas.openxmlformats.org/schemaLibrary/2006/main" mc:Ignorable="w14 w15 w16se">
-  <w:view w:val="normal"/>
-  <w:defaultTabStop w:val="708"/>
-  <w:characterSpacingControl w:val="doNotCompress"/>
-  <w:compat>
-    <w:useFELayout/>
-    <w:compatSetting w:name="compatibilityMode" w:uri="http://schemas.microsoft.com/office/word" w:val="15"/>
-    <w:compatSetting w:name="overrideTableStyleFontSizeAndJustification" w:uri="http://schemas.microsoft.com/office/word" w:val="1"/>
-    <w:compatSetting w:name="enableOpenTypeFeatures" w:uri="http://schemas.microsoft.com/office/word" w:val="1"/>
-    <w:compatSetting w:name="doNotFlipMirrorIndents" w:uri="http://schemas.microsoft.com/office/word" w:val="1"/>
-    <w:compatSetting w:name="differentiateMultirowTableHeaders" w:uri="http://schemas.microsoft.com/office/word" w:val="1"/>
-  </w:compat>
-  <w:rsids>
-    <w:rsidRoot w:val="00E06DDF"/>
-    <w:rsid w:val="002C6AD1"/>
-    <w:rsid w:val="0039745C"/>
-    <w:rsid w:val="00E06DDF"/>
-  </w:rsids>
-  <m:mathPr>
-    <m:mathFont m:val="Cambria Math"/>
-    <m:brkBin m:val="before"/>
-    <m:brkBinSub m:val="--"/>
-    <m:smallFrac m:val="0"/>
-    <m:dispDef/>
-    <m:lMargin m:val="0"/>
-    <m:rMargin m:val="0"/>
-    <m:defJc m:val="centerGroup"/>
-    <m:wrapIndent m:val="1440"/>
-    <m:intLim m:val="subSup"/>
-    <m:naryLim m:val="undOvr"/>
-  </m:mathPr>
-  <w:themeFontLang w:val="ru-RU"/>
-  <w:clrSchemeMapping w:bg1="light1" w:t1="dark1" w:bg2="light2" w:t2="dark2" w:accent1="accent1" w:accent2="accent2" w:accent3="accent3" w:accent4="accent4" w:accent5="accent5" w:accent6="accent6" w:hyperlink="hyperlink" w:followedHyperlink="followedHyperlink"/>
-  <w:decimalSymbol w:val=","/>
-  <w:listSeparator w:val=";"/>
-  <w15:chartTrackingRefBased/>
-</w:settings>
-</file>
-
-<file path=word/glossary/styles.xml><?xml version="1.0" encoding="utf-8"?>
-<w:styles xmlns:mc="http://schemas.openxmlformats.org/markup-compatibility/2006" xmlns:r="http://schemas.openxmlformats.org/officeDocument/2006/relationships" xmlns:w="http://schemas.openxmlformats.org/wordprocessingml/2006/main" xmlns:w14="http://schemas.microsoft.com/office/word/2010/wordml" xmlns:w15="http://schemas.microsoft.com/office/word/2012/wordml" xmlns:w16se="http://schemas.microsoft.com/office/word/2015/wordml/symex" mc:Ignorable="w14 w15 w16se">
-  <w:docDefaults>
-    <w:rPrDefault>
-      <w:rPr>
-        <w:rFonts w:asciiTheme="minorHAnsi" w:eastAsiaTheme="minorEastAsia" w:hAnsiTheme="minorHAnsi" w:cstheme="minorBidi"/>
-        <w:sz w:val="22"/>
-        <w:szCs w:val="22"/>
-        <w:lang w:val="ru-RU" w:eastAsia="ru-RU" w:bidi="ar-SA"/>
-      </w:rPr>
-    </w:rPrDefault>
-    <w:pPrDefault>
-      <w:pPr>
-        <w:spacing w:after="160" w:line="259" w:lineRule="auto"/>
-      </w:pPr>
-    </w:pPrDefault>
-  </w:docDefaults>
-  <w:latentStyles w:defLockedState="0" w:defUIPriority="99" w:defSemiHidden="0" w:defUnhideWhenUsed="0" w:defQFormat="0" w:count="371">
-    <w:lsdException w:name="Normal" w:uiPriority="0" w:qFormat="1"/>
-    <w:lsdException w:name="heading 1" w:uiPriority="9" w:qFormat="1"/>
-    <w:lsdException w:name="heading 2" w:semiHidden="1" w:uiPriority="9" w:unhideWhenUsed="1" w:qFormat="1"/>
-    <w:lsdException w:name="heading 3" w:semiHidden="1" w:uiPriority="9" w:unhideWhenUsed="1" w:qFormat="1"/>
-    <w:lsdException w:name="heading 4" w:semiHidden="1" w:uiPriority="9" w:unhideWhenUsed="1" w:qFormat="1"/>
-    <w:lsdException w:name="heading 5" w:semiHidden="1" w:uiPriority="9" w:unhideWhenUsed="1" w:qFormat="1"/>
-    <w:lsdException w:name="heading 6" w:semiHidden="1" w:uiPriority="9" w:unhideWhenUsed="1" w:qFormat="1"/>
-    <w:lsdException w:name="heading 7" w:semiHidden="1" w:uiPriority="9" w:unhideWhenUsed="1" w:qFormat="1"/>
-    <w:lsdException w:name="heading 8" w:semiHidden="1" w:uiPriority="9" w:unhideWhenUsed="1" w:qFormat="1"/>
-    <w:lsdException w:name="heading 9" w:semiHidden="1" w:uiPriority="9" w:unhideWhenUsed="1" w:qFormat="1"/>
-    <w:lsdException w:name="index 1" w:semiHidden="1" w:unhideWhenUsed="1"/>
-    <w:lsdException w:name="index 2" w:semiHidden="1" w:unhideWhenUsed="1"/>
-    <w:lsdException w:name="index 3" w:semiHidden="1" w:unhideWhenUsed="1"/>
-    <w:lsdException w:name="index 4" w:semiHidden="1" w:unhideWhenUsed="1"/>
-    <w:lsdException w:name="index 5" w:semiHidden="1" w:unhideWhenUsed="1"/>
-    <w:lsdException w:name="index 6" w:semiHidden="1" w:unhideWhenUsed="1"/>
-    <w:lsdException w:name="index 7" w:semiHidden="1" w:unhideWhenUsed="1"/>
-    <w:lsdException w:name="index 8" w:semiHidden="1" w:unhideWhenUsed="1"/>
-    <w:lsdException w:name="index 9" w:semiHidden="1" w:unhideWhenUsed="1"/>
-    <w:lsdException w:name="toc 1" w:semiHidden="1" w:uiPriority="39" w:unhideWhenUsed="1"/>
-    <w:lsdException w:name="toc 2" w:semiHidden="1" w:uiPriority="39" w:unhideWhenUsed="1"/>
-    <w:lsdException w:name="toc 3" w:semiHidden="1" w:uiPriority="39" w:unhideWhenUsed="1"/>
-    <w:lsdException w:name="toc 4" w:semiHidden="1" w:uiPriority="39" w:unhideWhenUsed="1"/>
-    <w:lsdException w:name="toc 5" w:semiHidden="1" w:uiPriority="39" w:unhideWhenUsed="1"/>
-    <w:lsdException w:name="toc 6" w:semiHidden="1" w:uiPriority="39" w:unhideWhenUsed="1"/>
-    <w:lsdException w:name="toc 7" w:semiHidden="1" w:uiPriority="39" w:unhideWhenUsed="1"/>
-    <w:lsdException w:name="toc 8" w:semiHidden="1" w:uiPriority="39" w:unhideWhenUsed="1"/>
-    <w:lsdException w:name="toc 9" w:semiHidden="1" w:uiPriority="39" w:unhideWhenUsed="1"/>
-    <w:lsdException w:name="Normal Indent" w:semiHidden="1" w:unhideWhenUsed="1"/>
-    <w:lsdException w:name="footnote text" w:semiHidden="1" w:unhideWhenUsed="1"/>
-    <w:lsdException w:name="annotation text" w:semiHidden="1" w:unhideWhenUsed="1"/>
-    <w:lsdException w:name="header" w:semiHidden="1" w:unhideWhenUsed="1"/>
-    <w:lsdException w:name="footer" w:semiHidden="1" w:unhideWhenUsed="1"/>
-    <w:lsdException w:name="index heading" w:semiHidden="1" w:unhideWhenUsed="1"/>
-    <w:lsdException w:name="caption" w:semiHidden="1" w:uiPriority="35" w:unhideWhenUsed="1" w:qFormat="1"/>
-    <w:lsdException w:name="table of figures" w:semiHidden="1" w:unhideWhenUsed="1"/>
-    <w:lsdException w:name="envelope address" w:semiHidden="1" w:unhideWhenUsed="1"/>
-    <w:lsdException w:name="envelope return" w:semiHidden="1" w:unhideWhenUsed="1"/>
-    <w:lsdException w:name="footnote reference" w:semiHidden="1" w:unhideWhenUsed="1"/>
-    <w:lsdException w:name="annotation reference" w:semiHidden="1" w:unhideWhenUsed="1"/>
-    <w:lsdException w:name="line number" w:semiHidden="1" w:unhideWhenUsed="1"/>
-    <w:lsdException w:name="page number" w:semiHidden="1" w:unhideWhenUsed="1"/>
-    <w:lsdException w:name="endnote reference" w:semiHidden="1" w:unhideWhenUsed="1"/>
-    <w:lsdException w:name="endnote text" w:semiHidden="1" w:unhideWhenUsed="1"/>
-    <w:lsdException w:name="table of authorities" w:semiHidden="1" w:unhideWhenUsed="1"/>
-    <w:lsdException w:name="macro" w:semiHidden="1" w:unhideWhenUsed="1"/>
-    <w:lsdException w:name="toa heading" w:semiHidden="1" w:unhideWhenUsed="1"/>
-    <w:lsdException w:name="List" w:semiHidden="1" w:unhideWhenUsed="1"/>
-    <w:lsdException w:name="List Bullet" w:semiHidden="1" w:unhideWhenUsed="1"/>
-    <w:lsdException w:name="List Number" w:semiHidden="1" w:unhideWhenUsed="1"/>
-    <w:lsdException w:name="List 2" w:semiHidden="1" w:unhideWhenUsed="1"/>
-    <w:lsdException w:name="List 3" w:semiHidden="1" w:unhideWhenUsed="1"/>
-    <w:lsdException w:name="List 4" w:semiHidden="1" w:unhideWhenUsed="1"/>
-    <w:lsdException w:name="List 5" w:semiHidden="1" w:unhideWhenUsed="1"/>
-    <w:lsdException w:name="List Bullet 2" w:semiHidden="1" w:unhideWhenUsed="1"/>
-    <w:lsdException w:name="List Bullet 3" w:semiHidden="1" w:unhideWhenUsed="1"/>
-    <w:lsdException w:name="List Bullet 4" w:semiHidden="1" w:unhideWhenUsed="1"/>
-    <w:lsdException w:name="List Bullet 5" w:semiHidden="1" w:unhideWhenUsed="1"/>
-    <w:lsdException w:name="List Number 2" w:semiHidden="1" w:unhideWhenUsed="1"/>
-    <w:lsdException w:name="List Number 3" w:semiHidden="1" w:unhideWhenUsed="1"/>
-    <w:lsdException w:name="List Number 4" w:semiHidden="1" w:unhideWhenUsed="1"/>
-    <w:lsdException w:name="List Number 5" w:semiHidden="1" w:unhideWhenUsed="1"/>
-    <w:lsdException w:name="Title" w:uiPriority="10" w:qFormat="1"/>
-    <w:lsdException w:name="Closing" w:semiHidden="1" w:unhideWhenUsed="1"/>
-    <w:lsdException w:name="Signature" w:semiHidden="1" w:unhideWhenUsed="1"/>
-    <w:lsdException w:name="Default Paragraph Font" w:semiHidden="1" w:uiPriority="1" w:unhideWhenUsed="1"/>
-    <w:lsdException w:name="Body Text" w:semiHidden="1" w:unhideWhenUsed="1"/>
-    <w:lsdException w:name="Body Text Indent" w:semiHidden="1" w:unhideWhenUsed="1"/>
-    <w:lsdException w:name="List Continue" w:semiHidden="1" w:unhideWhenUsed="1"/>
-    <w:lsdException w:name="List Continue 2" w:semiHidden="1" w:unhideWhenUsed="1"/>
-    <w:lsdException w:name="List Continue 3" w:semiHidden="1" w:unhideWhenUsed="1"/>
-    <w:lsdException w:name="List Continue 4" w:semiHidden="1" w:unhideWhenUsed="1"/>
-    <w:lsdException w:name="List Continue 5" w:semiHidden="1" w:unhideWhenUsed="1"/>
-    <w:lsdException w:name="Message Header" w:semiHidden="1" w:unhideWhenUsed="1"/>
-    <w:lsdException w:name="Subtitle" w:uiPriority="11" w:qFormat="1"/>
-    <w:lsdException w:name="Salutation" w:semiHidden="1" w:unhideWhenUsed="1"/>
-    <w:lsdException w:name="Date" w:semiHidden="1" w:unhideWhenUsed="1"/>
-    <w:lsdException w:name="Body Text First Indent" w:semiHidden="1" w:unhideWhenUsed="1"/>
-    <w:lsdException w:name="Body Text First Indent 2" w:semiHidden="1" w:unhideWhenUsed="1"/>
-    <w:lsdException w:name="Note Heading" w:semiHidden="1" w:unhideWhenUsed="1"/>
-    <w:lsdException w:name="Body Text 2" w:semiHidden="1" w:unhideWhenUsed="1"/>
-    <w:lsdException w:name="Body Text 3" w:semiHidden="1" w:unhideWhenUsed="1"/>
-    <w:lsdException w:name="Body Text Indent 2" w:semiHidden="1" w:unhideWhenUsed="1"/>
-    <w:lsdException w:name="Body Text Indent 3" w:semiHidden="1" w:unhideWhenUsed="1"/>
-    <w:lsdException w:name="Block Text" w:semiHidden="1" w:unhideWhenUsed="1"/>
-    <w:lsdException w:name="Hyperlink" w:semiHidden="1" w:unhideWhenUsed="1"/>
-    <w:lsdException w:name="FollowedHyperlink" w:semiHidden="1" w:unhideWhenUsed="1"/>
-    <w:lsdException w:name="Strong" w:uiPriority="22" w:qFormat="1"/>
-    <w:lsdException w:name="Emphasis" w:uiPriority="20" w:qFormat="1"/>
-    <w:lsdException w:name="Document Map" w:semiHidden="1" w:unhideWhenUsed="1"/>
-    <w:lsdException w:name="Plain Text" w:semiHidden="1" w:unhideWhenUsed="1"/>
-    <w:lsdException w:name="E-mail Signature" w:semiHidden="1" w:unhideWhenUsed="1"/>
-    <w:lsdException w:name="HTML Top of Form" w:semiHidden="1" w:unhideWhenUsed="1"/>
-    <w:lsdException w:name="HTML Bottom of Form" w:semiHidden="1" w:unhideWhenUsed="1"/>
-    <w:lsdException w:name="Normal (Web)" w:semiHidden="1" w:unhideWhenUsed="1"/>
-    <w:lsdException w:name="HTML Acronym" w:semiHidden="1" w:unhideWhenUsed="1"/>
-    <w:lsdException w:name="HTML Address" w:semiHidden="1" w:unhideWhenUsed="1"/>
-    <w:lsdException w:name="HTML Cite" w:semiHidden="1" w:unhideWhenUsed="1"/>
-    <w:lsdException w:name="HTML Code" w:semiHidden="1" w:unhideWhenUsed="1"/>
-    <w:lsdException w:name="HTML Definition" w:semiHidden="1" w:unhideWhenUsed="1"/>
-    <w:lsdException w:name="HTML Keyboard" w:semiHidden="1" w:unhideWhenUsed="1"/>
-    <w:lsdException w:name="HTML Preformatted" w:semiHidden="1" w:unhideWhenUsed="1"/>
-    <w:lsdException w:name="HTML Sample" w:semiHidden="1" w:unhideWhenUsed="1"/>
-    <w:lsdException w:name="HTML Typewriter" w:semiHidden="1" w:unhideWhenUsed="1"/>
-    <w:lsdException w:name="HTML Variable" w:semiHidden="1" w:unhideWhenUsed="1"/>
-    <w:lsdException w:name="Normal Table" w:semiHidden="1" w:unhideWhenUsed="1"/>
-    <w:lsdException w:name="annotation subject" w:semiHidden="1" w:unhideWhenUsed="1"/>
-    <w:lsdException w:name="No List" w:semiHidden="1" w:unhideWhenUsed="1"/>
-    <w:lsdException w:name="Outline List 1" w:semiHidden="1" w:unhideWhenUsed="1"/>
-    <w:lsdException w:name="Outline List 2" w:semiHidden="1" w:unhideWhenUsed="1"/>
-    <w:lsdException w:name="Outline List 3" w:semiHidden="1" w:unhideWhenUsed="1"/>
-    <w:lsdException w:name="Table Simple 1" w:semiHidden="1" w:unhideWhenUsed="1"/>
-    <w:lsdException w:name="Table Simple 2" w:semiHidden="1" w:unhideWhenUsed="1"/>
-    <w:lsdException w:name="Table Simple 3" w:semiHidden="1" w:unhideWhenUsed="1"/>
-    <w:lsdException w:name="Table Classic 1" w:semiHidden="1" w:unhideWhenUsed="1"/>
-    <w:lsdException w:name="Table Classic 2" w:semiHidden="1" w:unhideWhenUsed="1"/>
-    <w:lsdException w:name="Table Classic 3" w:semiHidden="1" w:unhideWhenUsed="1"/>
-    <w:lsdException w:name="Table Classic 4" w:semiHidden="1" w:unhideWhenUsed="1"/>
-    <w:lsdException w:name="Table Colorful 1" w:semiHidden="1" w:unhideWhenUsed="1"/>
-    <w:lsdException w:name="Table Colorful 2" w:semiHidden="1" w:unhideWhenUsed="1"/>
-    <w:lsdException w:name="Table Colorful 3" w:semiHidden="1" w:unhideWhenUsed="1"/>
-    <w:lsdException w:name="Table Columns 1" w:semiHidden="1" w:unhideWhenUsed="1"/>
-    <w:lsdException w:name="Table Columns 2" w:semiHidden="1" w:unhideWhenUsed="1"/>
-    <w:lsdException w:name="Table Columns 3" w:semiHidden="1" w:unhideWhenUsed="1"/>
-    <w:lsdException w:name="Table Columns 4" w:semiHidden="1" w:unhideWhenUsed="1"/>
-    <w:lsdException w:name="Table Columns 5" w:semiHidden="1" w:unhideWhenUsed="1"/>
-    <w:lsdException w:name="Table Grid 1" w:semiHidden="1" w:unhideWhenUsed="1"/>
-    <w:lsdException w:name="Table Grid 2" w:semiHidden="1" w:unhideWhenUsed="1"/>
-    <w:lsdException w:name="Table Grid 3" w:semiHidden="1" w:unhideWhenUsed="1"/>
-    <w:lsdException w:name="Table Grid 4" w:semiHidden="1" w:unhideWhenUsed="1"/>
-    <w:lsdException w:name="Table Grid 5" w:semiHidden="1" w:unhideWhenUsed="1"/>
-    <w:lsdException w:name="Table Grid 6" w:semiHidden="1" w:unhideWhenUsed="1"/>
-    <w:lsdException w:name="Table Grid 7" w:semiHidden="1" w:unhideWhenUsed="1"/>
-    <w:lsdException w:name="Table Grid 8" w:semiHidden="1" w:unhideWhenUsed="1"/>
-    <w:lsdException w:name="Table List 1" w:semiHidden="1" w:unhideWhenUsed="1"/>
-    <w:lsdException w:name="Table List 2" w:semiHidden="1" w:unhideWhenUsed="1"/>
-    <w:lsdException w:name="Table List 3" w:semiHidden="1" w:unhideWhenUsed="1"/>
-    <w:lsdException w:name="Table List 4" w:semiHidden="1" w:unhideWhenUsed="1"/>
-    <w:lsdException w:name="Table List 5" w:semiHidden="1" w:unhideWhenUsed="1"/>
-    <w:lsdException w:name="Table List 6" w:semiHidden="1" w:unhideWhenUsed="1"/>
-    <w:lsdException w:name="Table List 7" w:semiHidden="1" w:unhideWhenUsed="1"/>
-    <w:lsdException w:name="Table List 8" w:semiHidden="1" w:unhideWhenUsed="1"/>
-    <w:lsdException w:name="Table 3D effects 1" w:semiHidden="1" w:unhideWhenUsed="1"/>
-    <w:lsdException w:name="Table 3D effects 2" w:semiHidden="1" w:unhideWhenUsed="1"/>
-    <w:lsdException w:name="Table 3D effects 3" w:semiHidden="1" w:unhideWhenUsed="1"/>
-    <w:lsdException w:name="Table Contemporary" w:semiHidden="1" w:unhideWhenUsed="1"/>
-    <w:lsdException w:name="Table Elegant" w:semiHidden="1" w:unhideWhenUsed="1"/>
-    <w:lsdException w:name="Table Professional" w:semiHidden="1" w:unhideWhenUsed="1"/>
-    <w:lsdException w:name="Table Subtle 1" w:semiHidden="1" w:unhideWhenUsed="1"/>
-    <w:lsdException w:name="Table Subtle 2" w:semiHidden="1" w:unhideWhenUsed="1"/>
-    <w:lsdException w:name="Table Web 1" w:semiHidden="1" w:unhideWhenUsed="1"/>
-    <w:lsdException w:name="Table Web 2" w:semiHidden="1" w:unhideWhenUsed="1"/>
-    <w:lsdException w:name="Table Web 3" w:semiHidden="1" w:unhideWhenUsed="1"/>
-    <w:lsdException w:name="Balloon Text" w:semiHidden="1" w:unhideWhenUsed="1"/>
-    <w:lsdException w:name="Table Grid" w:uiPriority="39"/>
-    <w:lsdException w:name="Table Theme" w:semiHidden="1" w:unhideWhenUsed="1"/>
-    <w:lsdException w:name="Placeholder Text" w:semiHidden="1"/>
-    <w:lsdException w:name="No Spacing" w:uiPriority="1" w:qFormat="1"/>
-    <w:lsdException w:name="Light Shading" w:uiPriority="60"/>
-    <w:lsdException w:name="Light List" w:uiPriority="61"/>
-    <w:lsdException w:name="Light Grid" w:uiPriority="62"/>
-    <w:lsdException w:name="Medium Shading 1" w:uiPriority="63"/>
-    <w:lsdException w:name="Medium Shading 2" w:uiPriority="64"/>
-    <w:lsdException w:name="Medium List 1" w:uiPriority="65"/>
-    <w:lsdException w:name="Medium List 2" w:uiPriority="66"/>
-    <w:lsdException w:name="Medium Grid 1" w:uiPriority="67"/>
-    <w:lsdException w:name="Medium Grid 2" w:uiPriority="68"/>
-    <w:lsdException w:name="Medium Grid 3" w:uiPriority="69"/>
-    <w:lsdException w:name="Dark List" w:uiPriority="70"/>
-    <w:lsdException w:name="Colorful Shading" w:uiPriority="71"/>
-    <w:lsdException w:name="Colorful List" w:uiPriority="72"/>
-    <w:lsdException w:name="Colorful Grid" w:uiPriority="73"/>
-    <w:lsdException w:name="Light Shading Accent 1" w:uiPriority="60"/>
-    <w:lsdException w:name="Light List Accent 1" w:uiPriority="61"/>
-    <w:lsdException w:name="Light Grid Accent 1" w:uiPriority="62"/>
-    <w:lsdException w:name="Medium Shading 1 Accent 1" w:uiPriority="63"/>
-    <w:lsdException w:name="Medium Shading 2 Accent 1" w:uiPriority="64"/>
-    <w:lsdException w:name="Medium List 1 Accent 1" w:uiPriority="65"/>
-    <w:lsdException w:name="Revision" w:semiHidden="1"/>
-    <w:lsdException w:name="List Paragraph" w:uiPriority="34" w:qFormat="1"/>
-    <w:lsdException w:name="Quote" w:uiPriority="29" w:qFormat="1"/>
-    <w:lsdException w:name="Intense Quote" w:uiPriority="30" w:qFormat="1"/>
-    <w:lsdException w:name="Medium List 2 Accent 1" w:uiPriority="66"/>
-    <w:lsdException w:name="Medium Grid 1 Accent 1" w:uiPriority="67"/>
-    <w:lsdException w:name="Medium Grid 2 Accent 1" w:uiPriority="68"/>
-    <w:lsdException w:name="Medium Grid 3 Accent 1" w:uiPriority="69"/>
-    <w:lsdException w:name="Dark List Accent 1" w:uiPriority="70"/>
-    <w:lsdException w:name="Colorful Shading Accent 1" w:uiPriority="71"/>
-    <w:lsdException w:name="Colorful List Accent 1" w:uiPriority="72"/>
-    <w:lsdException w:name="Colorful Grid Accent 1" w:uiPriority="73"/>
-    <w:lsdException w:name="Light Shading Accent 2" w:uiPriority="60"/>
-    <w:lsdException w:name="Light List Accent 2" w:uiPriority="61"/>
-    <w:lsdException w:name="Light Grid Accent 2" w:uiPriority="62"/>
-    <w:lsdException w:name="Medium Shading 1 Accent 2" w:uiPriority="63"/>
-    <w:lsdException w:name="Medium Shading 2 Accent 2" w:uiPriority="64"/>
-    <w:lsdException w:name="Medium List 1 Accent 2" w:uiPriority="65"/>
-    <w:lsdException w:name="Medium List 2 Accent 2" w:uiPriority="66"/>
-    <w:lsdException w:name="Medium Grid 1 Accent 2" w:uiPriority="67"/>
-    <w:lsdException w:name="Medium Grid 2 Accent 2" w:uiPriority="68"/>
-    <w:lsdException w:name="Medium Grid 3 Accent 2" w:uiPriority="69"/>
-    <w:lsdException w:name="Dark List Accent 2" w:uiPriority="70"/>
-    <w:lsdException w:name="Colorful Shading Accent 2" w:uiPriority="71"/>
-    <w:lsdException w:name="Colorful List Accent 2" w:uiPriority="72"/>
-    <w:lsdException w:name="Colorful Grid Accent 2" w:uiPriority="73"/>
-    <w:lsdException w:name="Light Shading Accent 3" w:uiPriority="60"/>
-    <w:lsdException w:name="Light List Accent 3" w:uiPriority="61"/>
-    <w:lsdException w:name="Light Grid Accent 3" w:uiPriority="62"/>
-    <w:lsdException w:name="Medium Shading 1 Accent 3" w:uiPriority="63"/>
-    <w:lsdException w:name="Medium Shading 2 Accent 3" w:uiPriority="64"/>
-    <w:lsdException w:name="Medium List 1 Accent 3" w:uiPriority="65"/>
-    <w:lsdException w:name="Medium List 2 Accent 3" w:uiPriority="66"/>
-    <w:lsdException w:name="Medium Grid 1 Accent 3" w:uiPriority="67"/>
-    <w:lsdException w:name="Medium Grid 2 Accent 3" w:uiPriority="68"/>
-    <w:lsdException w:name="Medium Grid 3 Accent 3" w:uiPriority="69"/>
-    <w:lsdException w:name="Dark List Accent 3" w:uiPriority="70"/>
-    <w:lsdException w:name="Colorful Shading Accent 3" w:uiPriority="71"/>
-    <w:lsdException w:name="Colorful List Accent 3" w:uiPriority="72"/>
-    <w:lsdException w:name="Colorful Grid Accent 3" w:uiPriority="73"/>
-    <w:lsdException w:name="Light Shading Accent 4" w:uiPriority="60"/>
-    <w:lsdException w:name="Light List Accent 4" w:uiPriority="61"/>
-    <w:lsdException w:name="Light Grid Accent 4" w:uiPriority="62"/>
-    <w:lsdException w:name="Medium Shading 1 Accent 4" w:uiPriority="63"/>
-    <w:lsdException w:name="Medium Shading 2 Accent 4" w:uiPriority="64"/>
-    <w:lsdException w:name="Medium List 1 Accent 4" w:uiPriority="65"/>
-    <w:lsdException w:name="Medium List 2 Accent 4" w:uiPriority="66"/>
-    <w:lsdException w:name="Medium Grid 1 Accent 4" w:uiPriority="67"/>
-    <w:lsdException w:name="Medium Grid 2 Accent 4" w:uiPriority="68"/>
-    <w:lsdException w:name="Medium Grid 3 Accent 4" w:uiPriority="69"/>
-    <w:lsdException w:name="Dark List Accent 4" w:uiPriority="70"/>
-    <w:lsdException w:name="Colorful Shading Accent 4" w:uiPriority="71"/>
-    <w:lsdException w:name="Colorful List Accent 4" w:uiPriority="72"/>
-    <w:lsdException w:name="Colorful Grid Accent 4" w:uiPriority="73"/>
-    <w:lsdException w:name="Light Shading Accent 5" w:uiPriority="60"/>
-    <w:lsdException w:name="Light List Accent 5" w:uiPriority="61"/>
-    <w:lsdException w:name="Light Grid Accent 5" w:uiPriority="62"/>
-    <w:lsdException w:name="Medium Shading 1 Accent 5" w:uiPriority="63"/>
-    <w:lsdException w:name="Medium Shading 2 Accent 5" w:uiPriority="64"/>
-    <w:lsdException w:name="Medium List 1 Accent 5" w:uiPriority="65"/>
-    <w:lsdException w:name="Medium List 2 Accent 5" w:uiPriority="66"/>
-    <w:lsdException w:name="Medium Grid 1 Accent 5" w:uiPriority="67"/>
-    <w:lsdException w:name="Medium Grid 2 Accent 5" w:uiPriority="68"/>
-    <w:lsdException w:name="Medium Grid 3 Accent 5" w:uiPriority="69"/>
-    <w:lsdException w:name="Dark List Accent 5" w:uiPriority="70"/>
-    <w:lsdException w:name="Colorful Shading Accent 5" w:uiPriority="71"/>
-    <w:lsdException w:name="Colorful List Accent 5" w:uiPriority="72"/>
-    <w:lsdException w:name="Colorful Grid Accent 5" w:uiPriority="73"/>
-    <w:lsdException w:name="Light Shading Accent 6" w:uiPriority="60"/>
-    <w:lsdException w:name="Light List Accent 6" w:uiPriority="61"/>
-    <w:lsdException w:name="Light Grid Accent 6" w:uiPriority="62"/>
-    <w:lsdException w:name="Medium Shading 1 Accent 6" w:uiPriority="63"/>
-    <w:lsdException w:name="Medium Shading 2 Accent 6" w:uiPriority="64"/>
-    <w:lsdException w:name="Medium List 1 Accent 6" w:uiPriority="65"/>
-    <w:lsdException w:name="Medium List 2 Accent 6" w:uiPriority="66"/>
-    <w:lsdException w:name="Medium Grid 1 Accent 6" w:uiPriority="67"/>
-    <w:lsdException w:name="Medium Grid 2 Accent 6" w:uiPriority="68"/>
-    <w:lsdException w:name="Medium Grid 3 Accent 6" w:uiPriority="69"/>
-    <w:lsdException w:name="Dark List Accent 6" w:uiPriority="70"/>
-    <w:lsdException w:name="Colorful Shading Accent 6" w:uiPriority="71"/>
-    <w:lsdException w:name="Colorful List Accent 6" w:uiPriority="72"/>
-    <w:lsdException w:name="Colorful Grid Accent 6" w:uiPriority="73"/>
-    <w:lsdException w:name="Subtle Emphasis" w:uiPriority="19" w:qFormat="1"/>
-    <w:lsdException w:name="Intense Emphasis" w:uiPriority="21" w:qFormat="1"/>
-    <w:lsdException w:name="Subtle Reference" w:uiPriority="31" w:qFormat="1"/>
-    <w:lsdException w:name="Intense Reference" w:uiPriority="32" w:qFormat="1"/>
-    <w:lsdException w:name="Book Title" w:uiPriority="33" w:qFormat="1"/>
-    <w:lsdException w:name="Bibliography" w:semiHidden="1" w:uiPriority="37" w:unhideWhenUsed="1"/>
-    <w:lsdException w:name="TOC Heading" w:semiHidden="1" w:uiPriority="39" w:unhideWhenUsed="1" w:qFormat="1"/>
-    <w:lsdException w:name="Plain Table 1" w:uiPriority="41"/>
-    <w:lsdException w:name="Plain Table 2" w:uiPriority="42"/>
-    <w:lsdException w:name="Plain Table 3" w:uiPriority="43"/>
-    <w:lsdException w:name="Plain Table 4" w:uiPriority="44"/>
-    <w:lsdException w:name="Plain Table 5" w:uiPriority="45"/>
-    <w:lsdException w:name="Grid Table Light" w:uiPriority="40"/>
-    <w:lsdException w:name="Grid Table 1 Light" w:uiPriority="46"/>
-    <w:lsdException w:name="Grid Table 2" w:uiPriority="47"/>
-    <w:lsdException w:name="Grid Table 3" w:uiPriority="48"/>
-    <w:lsdException w:name="Grid Table 4" w:uiPriority="49"/>
-    <w:lsdException w:name="Grid Table 5 Dark" w:uiPriority="50"/>
-    <w:lsdException w:name="Grid Table 6 Colorful" w:uiPriority="51"/>
-    <w:lsdException w:name="Grid Table 7 Colorful" w:uiPriority="52"/>
-    <w:lsdException w:name="Grid Table 1 Light Accent 1" w:uiPriority="46"/>
-    <w:lsdException w:name="Grid Table 2 Accent 1" w:uiPriority="47"/>
-    <w:lsdException w:name="Grid Table 3 Accent 1" w:uiPriority="48"/>
-    <w:lsdException w:name="Grid Table 4 Accent 1" w:uiPriority="49"/>
-    <w:lsdException w:name="Grid Table 5 Dark Accent 1" w:uiPriority="50"/>
-    <w:lsdException w:name="Grid Table 6 Colorful Accent 1" w:uiPriority="51"/>
-    <w:lsdException w:name="Grid Table 7 Colorful Accent 1" w:uiPriority="52"/>
-    <w:lsdException w:name="Grid Table 1 Light Accent 2" w:uiPriority="46"/>
-    <w:lsdException w:name="Grid Table 2 Accent 2" w:uiPriority="47"/>
-    <w:lsdException w:name="Grid Table 3 Accent 2" w:uiPriority="48"/>
-    <w:lsdException w:name="Grid Table 4 Accent 2" w:uiPriority="49"/>
-    <w:lsdException w:name="Grid Table 5 Dark Accent 2" w:uiPriority="50"/>
-    <w:lsdException w:name="Grid Table 6 Colorful Accent 2" w:uiPriority="51"/>
-    <w:lsdException w:name="Grid Table 7 Colorful Accent 2" w:uiPriority="52"/>
-    <w:lsdException w:name="Grid Table 1 Light Accent 3" w:uiPriority="46"/>
-    <w:lsdException w:name="Grid Table 2 Accent 3" w:uiPriority="47"/>
-    <w:lsdException w:name="Grid Table 3 Accent 3" w:uiPriority="48"/>
-    <w:lsdException w:name="Grid Table 4 Accent 3" w:uiPriority="49"/>
-    <w:lsdException w:name="Grid Table 5 Dark Accent 3" w:uiPriority="50"/>
-    <w:lsdException w:name="Grid Table 6 Colorful Accent 3" w:uiPriority="51"/>
-    <w:lsdException w:name="Grid Table 7 Colorful Accent 3" w:uiPriority="52"/>
-    <w:lsdException w:name="Grid Table 1 Light Accent 4" w:uiPriority="46"/>
-    <w:lsdException w:name="Grid Table 2 Accent 4" w:uiPriority="47"/>
-    <w:lsdException w:name="Grid Table 3 Accent 4" w:uiPriority="48"/>
-    <w:lsdException w:name="Grid Table 4 Accent 4" w:uiPriority="49"/>
-    <w:lsdException w:name="Grid Table 5 Dark Accent 4" w:uiPriority="50"/>
-    <w:lsdException w:name="Grid Table 6 Colorful Accent 4" w:uiPriority="51"/>
-    <w:lsdException w:name="Grid Table 7 Colorful Accent 4" w:uiPriority="52"/>
-    <w:lsdException w:name="Grid Table 1 Light Accent 5" w:uiPriority="46"/>
-    <w:lsdException w:name="Grid Table 2 Accent 5" w:uiPriority="47"/>
-    <w:lsdException w:name="Grid Table 3 Accent 5" w:uiPriority="48"/>
-    <w:lsdException w:name="Grid Table 4 Accent 5" w:uiPriority="49"/>
-    <w:lsdException w:name="Grid Table 5 Dark Accent 5" w:uiPriority="50"/>
-    <w:lsdException w:name="Grid Table 6 Colorful Accent 5" w:uiPriority="51"/>
-    <w:lsdException w:name="Grid Table 7 Colorful Accent 5" w:uiPriority="52"/>
-    <w:lsdException w:name="Grid Table 1 Light Accent 6" w:uiPriority="46"/>
-    <w:lsdException w:name="Grid Table 2 Accent 6" w:uiPriority="47"/>
-    <w:lsdException w:name="Grid Table 3 Accent 6" w:uiPriority="48"/>
-    <w:lsdException w:name="Grid Table 4 Accent 6" w:uiPriority="49"/>
-    <w:lsdException w:name="Grid Table 5 Dark Accent 6" w:uiPriority="50"/>
-    <w:lsdException w:name="Grid Table 6 Colorful Accent 6" w:uiPriority="51"/>
-    <w:lsdException w:name="Grid Table 7 Colorful Accent 6" w:uiPriority="52"/>
-    <w:lsdException w:name="List Table 1 Light" w:uiPriority="46"/>
-    <w:lsdException w:name="List Table 2" w:uiPriority="47"/>
-    <w:lsdException w:name="List Table 3" w:uiPriority="48"/>
-    <w:lsdException w:name="List Table 4" w:uiPriority="49"/>
-    <w:lsdException w:name="List Table 5 Dark" w:uiPriority="50"/>
-    <w:lsdException w:name="List Table 6 Colorful" w:uiPriority="51"/>
-    <w:lsdException w:name="List Table 7 Colorful" w:uiPriority="52"/>
-    <w:lsdException w:name="List Table 1 Light Accent 1" w:uiPriority="46"/>
-    <w:lsdException w:name="List Table 2 Accent 1" w:uiPriority="47"/>
-    <w:lsdException w:name="List Table 3 Accent 1" w:uiPriority="48"/>
-    <w:lsdException w:name="List Table 4 Accent 1" w:uiPriority="49"/>
-    <w:lsdException w:name="List Table 5 Dark Accent 1" w:uiPriority="50"/>
-    <w:lsdException w:name="List Table 6 Colorful Accent 1" w:uiPriority="51"/>
-    <w:lsdException w:name="List Table 7 Colorful Accent 1" w:uiPriority="52"/>
-    <w:lsdException w:name="List Table 1 Light Accent 2" w:uiPriority="46"/>
-    <w:lsdException w:name="List Table 2 Accent 2" w:uiPriority="47"/>
-    <w:lsdException w:name="List Table 3 Accent 2" w:uiPriority="48"/>
-    <w:lsdException w:name="List Table 4 Accent 2" w:uiPriority="49"/>
-    <w:lsdException w:name="List Table 5 Dark Accent 2" w:uiPriority="50"/>
-    <w:lsdException w:name="List Table 6 Colorful Accent 2" w:uiPriority="51"/>
-    <w:lsdException w:name="List Table 7 Colorful Accent 2" w:uiPriority="52"/>
-    <w:lsdException w:name="List Table 1 Light Accent 3" w:uiPriority="46"/>
-    <w:lsdException w:name="List Table 2 Accent 3" w:uiPriority="47"/>
-    <w:lsdException w:name="List Table 3 Accent 3" w:uiPriority="48"/>
-    <w:lsdException w:name="List Table 4 Accent 3" w:uiPriority="49"/>
-    <w:lsdException w:name="List Table 5 Dark Accent 3" w:uiPriority="50"/>
-    <w:lsdException w:name="List Table 6 Colorful Accent 3" w:uiPriority="51"/>
-    <w:lsdException w:name="List Table 7 Colorful Accent 3" w:uiPriority="52"/>
-    <w:lsdException w:name="List Table 1 Light Accent 4" w:uiPriority="46"/>
-    <w:lsdException w:name="List Table 2 Accent 4" w:uiPriority="47"/>
-    <w:lsdException w:name="List Table 3 Accent 4" w:uiPriority="48"/>
-    <w:lsdException w:name="List Table 4 Accent 4" w:uiPriority="49"/>
-    <w:lsdException w:name="List Table 5 Dark Accent 4" w:uiPriority="50"/>
-    <w:lsdException w:name="List Table 6 Colorful Accent 4" w:uiPriority="51"/>
-    <w:lsdException w:name="List Table 7 Colorful Accent 4" w:uiPriority="52"/>
-    <w:lsdException w:name="List Table 1 Light Accent 5" w:uiPriority="46"/>
-    <w:lsdException w:name="List Table 2 Accent 5" w:uiPriority="47"/>
-    <w:lsdException w:name="List Table 3 Accent 5" w:uiPriority="48"/>
-    <w:lsdException w:name="List Table 4 Accent 5" w:uiPriority="49"/>
-    <w:lsdException w:name="List Table 5 Dark Accent 5" w:uiPriority="50"/>
-    <w:lsdException w:name="List Table 6 Colorful Accent 5" w:uiPriority="51"/>
-    <w:lsdException w:name="List Table 7 Colorful Accent 5" w:uiPriority="52"/>
-    <w:lsdException w:name="List Table 1 Light Accent 6" w:uiPriority="46"/>
-    <w:lsdException w:name="List Table 2 Accent 6" w:uiPriority="47"/>
-    <w:lsdException w:name="List Table 3 Accent 6" w:uiPriority="48"/>
-    <w:lsdException w:name="List Table 4 Accent 6" w:uiPriority="49"/>
-    <w:lsdException w:name="List Table 5 Dark Accent 6" w:uiPriority="50"/>
-    <w:lsdException w:name="List Table 6 Colorful Accent 6" w:uiPriority="51"/>
-    <w:lsdException w:name="List Table 7 Colorful Accent 6" w:uiPriority="52"/>
-  </w:latentStyles>
-  <w:style w:type="paragraph" w:default="1" w:styleId="a">
-    <w:name w:val="Normal"/>
-    <w:qFormat/>
-  </w:style>
-  <w:style w:type="character" w:default="1" w:styleId="a0">
-    <w:name w:val="Default Paragraph Font"/>
-    <w:uiPriority w:val="1"/>
-    <w:semiHidden/>
-    <w:unhideWhenUsed/>
-  </w:style>
-  <w:style w:type="table" w:default="1" w:styleId="a1">
-    <w:name w:val="Normal Table"/>
-    <w:uiPriority w:val="99"/>
-    <w:semiHidden/>
-    <w:unhideWhenUsed/>
-    <w:tblPr>
-      <w:tblInd w:w="0" w:type="dxa"/>
-      <w:tblCellMar>
-        <w:top w:w="0" w:type="dxa"/>
-        <w:left w:w="108" w:type="dxa"/>
-        <w:bottom w:w="0" w:type="dxa"/>
-        <w:right w:w="108" w:type="dxa"/>
-      </w:tblCellMar>
-    </w:tblPr>
-  </w:style>
-  <w:style w:type="numbering" w:default="1" w:styleId="a2">
-    <w:name w:val="No List"/>
-    <w:uiPriority w:val="99"/>
-    <w:semiHidden/>
-    <w:unhideWhenUsed/>
-  </w:style>
-  <w:style w:type="character" w:styleId="a3">
-    <w:name w:val="Placeholder Text"/>
-    <w:basedOn w:val="a0"/>
-    <w:uiPriority w:val="99"/>
-    <w:semiHidden/>
-    <w:rsid w:val="0039745C"/>
-    <w:rPr>
-      <w:color w:val="808080"/>
-    </w:rPr>
-  </w:style>
-  <w:style w:type="paragraph" w:customStyle="1" w:styleId="EC1FF33C95034CC39890BDA017DF5B77">
-    <w:name w:val="EC1FF33C95034CC39890BDA017DF5B77"/>
-    <w:rsid w:val="00E06DDF"/>
-  </w:style>
-</w:styles>
-</file>
-
-<file path=word/glossary/webSettings.xml><?xml version="1.0" encoding="utf-8"?>
-<w:webSettings xmlns:mc="http://schemas.openxmlformats.org/markup-compatibility/2006" xmlns:r="http://schemas.openxmlformats.org/officeDocument/2006/relationships" xmlns:w="http://schemas.openxmlformats.org/wordprocessingml/2006/main" xmlns:w14="http://schemas.microsoft.com/office/word/2010/wordml" xmlns:w15="http://schemas.microsoft.com/office/word/2012/wordml" xmlns:w16se="http://schemas.microsoft.com/office/word/2015/wordml/symex" mc:Ignorable="w14 w15 w16se">
-  <w:optimizeForBrowser/>
-  <w:allowPNG/>
-</w:webSettings>
-</file>
-
 <file path=word/theme/theme1.xml><?xml version="1.0" encoding="utf-8"?>
 <a:theme xmlns:a="http://schemas.openxmlformats.org/drawingml/2006/main" name="Тема Office">
   <a:themeElements>
@@ -12823,7 +13444,7 @@
 </file>
 
 <file path=customXml/itemProps1.xml><?xml version="1.0" encoding="utf-8"?>
-<ds:datastoreItem xmlns:ds="http://schemas.openxmlformats.org/officeDocument/2006/customXml" ds:itemID="{3919B44A-3FC3-4B25-BE09-67177C9B197D}">
+<ds:datastoreItem xmlns:ds="http://schemas.openxmlformats.org/officeDocument/2006/customXml" ds:itemID="{B1709602-21D1-4987-848C-6F0F5ADC18D5}">
   <ds:schemaRefs>
     <ds:schemaRef ds:uri="http://schemas.openxmlformats.org/officeDocument/2006/bibliography"/>
   </ds:schemaRefs>

--- a/курсовая 1.docx
+++ b/курсовая 1.docx
@@ -3059,7 +3059,7 @@
           <w:r>
             <w:fldChar w:fldCharType="separate"/>
           </w:r>
-          <w:hyperlink w:anchor="_Toc226308317" w:history="1">
+          <w:hyperlink w:anchor="_Toc227272745" w:history="1">
             <w:r>
               <w:rPr>
                 <w:rStyle w:val="ae"/>
@@ -3082,7 +3082,7 @@
               <w:rPr>
                 <w:webHidden/>
               </w:rPr>
-              <w:instrText xml:space="preserve"> PAGEREF _Toc226308317 \h </w:instrText>
+              <w:instrText xml:space="preserve"> PAGEREF _Toc227272745 \h </w:instrText>
             </w:r>
             <w:r>
               <w:rPr>
@@ -3118,7 +3118,7 @@
               <w:szCs w:val="22"/>
             </w:rPr>
           </w:pPr>
-          <w:hyperlink w:anchor="_Toc226308318" w:history="1">
+          <w:hyperlink w:anchor="_Toc227272746" w:history="1">
             <w:r>
               <w:rPr>
                 <w:rStyle w:val="ae"/>
@@ -3141,7 +3141,7 @@
               <w:rPr>
                 <w:webHidden/>
               </w:rPr>
-              <w:instrText xml:space="preserve"> PAGEREF _Toc226308318 \h </w:instrText>
+              <w:instrText xml:space="preserve"> PAGEREF _Toc227272746 \h </w:instrText>
             </w:r>
             <w:r>
               <w:rPr>
@@ -3177,7 +3177,7 @@
               <w:szCs w:val="22"/>
             </w:rPr>
           </w:pPr>
-          <w:hyperlink w:anchor="_Toc226308319" w:history="1">
+          <w:hyperlink w:anchor="_Toc227272747" w:history="1">
             <w:r>
               <w:rPr>
                 <w:rStyle w:val="ae"/>
@@ -3200,7 +3200,7 @@
               <w:rPr>
                 <w:webHidden/>
               </w:rPr>
-              <w:instrText xml:space="preserve"> PAGEREF _Toc226308319 \h </w:instrText>
+              <w:instrText xml:space="preserve"> PAGEREF _Toc227272747 \h </w:instrText>
             </w:r>
             <w:r>
               <w:rPr>
@@ -3236,7 +3236,7 @@
               <w:szCs w:val="22"/>
             </w:rPr>
           </w:pPr>
-          <w:hyperlink w:anchor="_Toc226308320" w:history="1">
+          <w:hyperlink w:anchor="_Toc227272748" w:history="1">
             <w:r>
               <w:rPr>
                 <w:rStyle w:val="ae"/>
@@ -3266,7 +3266,184 @@
               <w:rPr>
                 <w:webHidden/>
               </w:rPr>
-              <w:instrText xml:space="preserve"> PAGEREF _Toc226308320 \h </w:instrText>
+              <w:instrText xml:space="preserve"> PAGEREF _Toc227272748 \h </w:instrText>
+            </w:r>
+            <w:r>
+              <w:rPr>
+                <w:webHidden/>
+              </w:rPr>
+            </w:r>
+            <w:r>
+              <w:rPr>
+                <w:webHidden/>
+              </w:rPr>
+              <w:fldChar w:fldCharType="separate"/>
+            </w:r>
+            <w:r>
+              <w:rPr>
+                <w:webHidden/>
+              </w:rPr>
+              <w:t>7</w:t>
+            </w:r>
+            <w:r>
+              <w:rPr>
+                <w:webHidden/>
+              </w:rPr>
+              <w:fldChar w:fldCharType="end"/>
+            </w:r>
+          </w:hyperlink>
+        </w:p>
+        <w:p>
+          <w:pPr>
+            <w:pStyle w:val="31"/>
+            <w:rPr>
+              <w:rFonts w:asciiTheme="minorHAnsi" w:eastAsiaTheme="minorEastAsia" w:hAnsiTheme="minorHAnsi" w:cstheme="minorBidi"/>
+              <w:sz w:val="22"/>
+              <w:szCs w:val="22"/>
+            </w:rPr>
+          </w:pPr>
+          <w:hyperlink w:anchor="_Toc227272749" w:history="1">
+            <w:r>
+              <w:rPr>
+                <w:rStyle w:val="ae"/>
+              </w:rPr>
+              <w:t>1.2.1 Определение регрессии</w:t>
+            </w:r>
+            <w:r>
+              <w:rPr>
+                <w:webHidden/>
+              </w:rPr>
+              <w:tab/>
+            </w:r>
+            <w:r>
+              <w:rPr>
+                <w:webHidden/>
+              </w:rPr>
+              <w:fldChar w:fldCharType="begin"/>
+            </w:r>
+            <w:r>
+              <w:rPr>
+                <w:webHidden/>
+              </w:rPr>
+              <w:instrText xml:space="preserve"> PAGEREF _Toc227272749 \h </w:instrText>
+            </w:r>
+            <w:r>
+              <w:rPr>
+                <w:webHidden/>
+              </w:rPr>
+            </w:r>
+            <w:r>
+              <w:rPr>
+                <w:webHidden/>
+              </w:rPr>
+              <w:fldChar w:fldCharType="separate"/>
+            </w:r>
+            <w:r>
+              <w:rPr>
+                <w:webHidden/>
+              </w:rPr>
+              <w:t>8</w:t>
+            </w:r>
+            <w:r>
+              <w:rPr>
+                <w:webHidden/>
+              </w:rPr>
+              <w:fldChar w:fldCharType="end"/>
+            </w:r>
+          </w:hyperlink>
+        </w:p>
+        <w:p>
+          <w:pPr>
+            <w:pStyle w:val="31"/>
+            <w:rPr>
+              <w:rFonts w:asciiTheme="minorHAnsi" w:eastAsiaTheme="minorEastAsia" w:hAnsiTheme="minorHAnsi" w:cstheme="minorBidi"/>
+              <w:sz w:val="22"/>
+              <w:szCs w:val="22"/>
+            </w:rPr>
+          </w:pPr>
+          <w:hyperlink w:anchor="_Toc227272750" w:history="1">
+            <w:r>
+              <w:rPr>
+                <w:rStyle w:val="ae"/>
+              </w:rPr>
+              <w:t>1.2.2 Математическая постановка</w:t>
+            </w:r>
+            <w:r>
+              <w:rPr>
+                <w:webHidden/>
+              </w:rPr>
+              <w:tab/>
+            </w:r>
+            <w:r>
+              <w:rPr>
+                <w:webHidden/>
+              </w:rPr>
+              <w:fldChar w:fldCharType="begin"/>
+            </w:r>
+            <w:r>
+              <w:rPr>
+                <w:webHidden/>
+              </w:rPr>
+              <w:instrText xml:space="preserve"> PAGEREF _Toc227272750 \h </w:instrText>
+            </w:r>
+            <w:r>
+              <w:rPr>
+                <w:webHidden/>
+              </w:rPr>
+            </w:r>
+            <w:r>
+              <w:rPr>
+                <w:webHidden/>
+              </w:rPr>
+              <w:fldChar w:fldCharType="separate"/>
+            </w:r>
+            <w:r>
+              <w:rPr>
+                <w:webHidden/>
+              </w:rPr>
+              <w:t>8</w:t>
+            </w:r>
+            <w:r>
+              <w:rPr>
+                <w:webHidden/>
+              </w:rPr>
+              <w:fldChar w:fldCharType="end"/>
+            </w:r>
+          </w:hyperlink>
+        </w:p>
+        <w:p>
+          <w:pPr>
+            <w:pStyle w:val="31"/>
+            <w:rPr>
+              <w:rFonts w:asciiTheme="minorHAnsi" w:eastAsiaTheme="minorEastAsia" w:hAnsiTheme="minorHAnsi" w:cstheme="minorBidi"/>
+              <w:sz w:val="22"/>
+              <w:szCs w:val="22"/>
+            </w:rPr>
+          </w:pPr>
+          <w:hyperlink w:anchor="_Toc227272751" w:history="1">
+            <w:r>
+              <w:rPr>
+                <w:rStyle w:val="ae"/>
+              </w:rPr>
+              <w:t>1.2.3 Функция потерь и метрики качеств</w:t>
+            </w:r>
+            <w:r>
+              <w:rPr>
+                <w:webHidden/>
+              </w:rPr>
+              <w:tab/>
+            </w:r>
+            <w:r>
+              <w:rPr>
+                <w:webHidden/>
+              </w:rPr>
+              <w:fldChar w:fldCharType="begin"/>
+            </w:r>
+            <w:r>
+              <w:rPr>
+                <w:webHidden/>
+              </w:rPr>
+              <w:instrText xml:space="preserve"> PAGEREF _Toc227272751 \h </w:instrText>
             </w:r>
             <w:r>
               <w:rPr>
@@ -3302,7 +3479,7 @@
               <w:szCs w:val="22"/>
             </w:rPr>
           </w:pPr>
-          <w:hyperlink w:anchor="_Toc226308321" w:history="1">
+          <w:hyperlink w:anchor="_Toc227272752" w:history="1">
             <w:r>
               <w:rPr>
                 <w:rStyle w:val="ae"/>
@@ -3325,7 +3502,7 @@
               <w:rPr>
                 <w:webHidden/>
               </w:rPr>
-              <w:instrText xml:space="preserve"> PAGEREF _Toc226308321 \h </w:instrText>
+              <w:instrText xml:space="preserve"> PAGEREF _Toc227272752 \h </w:instrText>
             </w:r>
             <w:r>
               <w:rPr>
@@ -3343,6 +3520,216 @@
                 <w:webHidden/>
               </w:rPr>
               <w:t>11</w:t>
+            </w:r>
+            <w:r>
+              <w:rPr>
+                <w:webHidden/>
+              </w:rPr>
+              <w:fldChar w:fldCharType="end"/>
+            </w:r>
+          </w:hyperlink>
+        </w:p>
+        <w:p>
+          <w:pPr>
+            <w:pStyle w:val="31"/>
+            <w:rPr>
+              <w:rFonts w:asciiTheme="minorHAnsi" w:eastAsiaTheme="minorEastAsia" w:hAnsiTheme="minorHAnsi" w:cstheme="minorBidi"/>
+              <w:sz w:val="22"/>
+              <w:szCs w:val="22"/>
+            </w:rPr>
+          </w:pPr>
+          <w:hyperlink w:anchor="_Toc227272753" w:history="1">
+            <w:r>
+              <w:rPr>
+                <w:rStyle w:val="ae"/>
+              </w:rPr>
+              <w:t>1.3.1 Обзор алгоритмов регрессии, используемых в работе</w:t>
+            </w:r>
+            <w:r>
+              <w:rPr>
+                <w:webHidden/>
+              </w:rPr>
+              <w:tab/>
+            </w:r>
+            <w:r>
+              <w:rPr>
+                <w:webHidden/>
+              </w:rPr>
+              <w:fldChar w:fldCharType="begin"/>
+            </w:r>
+            <w:r>
+              <w:rPr>
+                <w:webHidden/>
+              </w:rPr>
+              <w:instrText xml:space="preserve"> PAGEREF _Toc227272753 \h </w:instrText>
+            </w:r>
+            <w:r>
+              <w:rPr>
+                <w:webHidden/>
+              </w:rPr>
+            </w:r>
+            <w:r>
+              <w:rPr>
+                <w:webHidden/>
+              </w:rPr>
+              <w:fldChar w:fldCharType="separate"/>
+            </w:r>
+            <w:r>
+              <w:rPr>
+                <w:webHidden/>
+              </w:rPr>
+              <w:t>11</w:t>
+            </w:r>
+            <w:r>
+              <w:rPr>
+                <w:webHidden/>
+              </w:rPr>
+              <w:fldChar w:fldCharType="end"/>
+            </w:r>
+          </w:hyperlink>
+        </w:p>
+        <w:p>
+          <w:pPr>
+            <w:pStyle w:val="31"/>
+            <w:rPr>
+              <w:rFonts w:asciiTheme="minorHAnsi" w:eastAsiaTheme="minorEastAsia" w:hAnsiTheme="minorHAnsi" w:cstheme="minorBidi"/>
+              <w:sz w:val="22"/>
+              <w:szCs w:val="22"/>
+            </w:rPr>
+          </w:pPr>
+          <w:hyperlink w:anchor="_Toc227272754" w:history="1">
+            <w:r>
+              <w:rPr>
+                <w:rStyle w:val="ae"/>
+              </w:rPr>
+              <w:t>1.3.2 Случайный лес (</w:t>
+            </w:r>
+            <w:r>
+              <w:rPr>
+                <w:rStyle w:val="ae"/>
+                <w:lang w:val="en-US"/>
+              </w:rPr>
+              <w:t>Random</w:t>
+            </w:r>
+            <w:r>
+              <w:rPr>
+                <w:rStyle w:val="ae"/>
+              </w:rPr>
+              <w:t xml:space="preserve"> </w:t>
+            </w:r>
+            <w:r>
+              <w:rPr>
+                <w:rStyle w:val="ae"/>
+                <w:lang w:val="en-US"/>
+              </w:rPr>
+              <w:t>Forest</w:t>
+            </w:r>
+            <w:r>
+              <w:rPr>
+                <w:rStyle w:val="ae"/>
+              </w:rPr>
+              <w:t>)</w:t>
+            </w:r>
+            <w:r>
+              <w:rPr>
+                <w:webHidden/>
+              </w:rPr>
+              <w:tab/>
+            </w:r>
+            <w:r>
+              <w:rPr>
+                <w:webHidden/>
+              </w:rPr>
+              <w:fldChar w:fldCharType="begin"/>
+            </w:r>
+            <w:r>
+              <w:rPr>
+                <w:webHidden/>
+              </w:rPr>
+              <w:instrText xml:space="preserve"> PAGEREF _Toc227272754 \h </w:instrText>
+            </w:r>
+            <w:r>
+              <w:rPr>
+                <w:webHidden/>
+              </w:rPr>
+            </w:r>
+            <w:r>
+              <w:rPr>
+                <w:webHidden/>
+              </w:rPr>
+              <w:fldChar w:fldCharType="separate"/>
+            </w:r>
+            <w:r>
+              <w:rPr>
+                <w:webHidden/>
+              </w:rPr>
+              <w:t>11</w:t>
+            </w:r>
+            <w:r>
+              <w:rPr>
+                <w:webHidden/>
+              </w:rPr>
+              <w:fldChar w:fldCharType="end"/>
+            </w:r>
+          </w:hyperlink>
+        </w:p>
+        <w:p>
+          <w:pPr>
+            <w:pStyle w:val="31"/>
+            <w:rPr>
+              <w:rFonts w:asciiTheme="minorHAnsi" w:eastAsiaTheme="minorEastAsia" w:hAnsiTheme="minorHAnsi" w:cstheme="minorBidi"/>
+              <w:sz w:val="22"/>
+              <w:szCs w:val="22"/>
+            </w:rPr>
+          </w:pPr>
+          <w:hyperlink w:anchor="_Toc227272755" w:history="1">
+            <w:r>
+              <w:rPr>
+                <w:rStyle w:val="ae"/>
+              </w:rPr>
+              <w:t xml:space="preserve">1.3.3 </w:t>
+            </w:r>
+            <w:r>
+              <w:rPr>
+                <w:rStyle w:val="ae"/>
+                <w:lang w:val="en-US"/>
+              </w:rPr>
+              <w:t>XGBoost</w:t>
+            </w:r>
+            <w:r>
+              <w:rPr>
+                <w:webHidden/>
+              </w:rPr>
+              <w:tab/>
+            </w:r>
+            <w:r>
+              <w:rPr>
+                <w:webHidden/>
+              </w:rPr>
+              <w:fldChar w:fldCharType="begin"/>
+            </w:r>
+            <w:r>
+              <w:rPr>
+                <w:webHidden/>
+              </w:rPr>
+              <w:instrText xml:space="preserve"> PAGEREF _Toc227272755 \h </w:instrText>
+            </w:r>
+            <w:r>
+              <w:rPr>
+                <w:webHidden/>
+              </w:rPr>
+            </w:r>
+            <w:r>
+              <w:rPr>
+                <w:webHidden/>
+              </w:rPr>
+              <w:fldChar w:fldCharType="separate"/>
+            </w:r>
+            <w:r>
+              <w:rPr>
+                <w:webHidden/>
+              </w:rPr>
+              <w:t>12</w:t>
             </w:r>
             <w:r>
               <w:rPr>
@@ -3361,7 +3748,7 @@
               <w:szCs w:val="22"/>
             </w:rPr>
           </w:pPr>
-          <w:hyperlink w:anchor="_Toc226308322" w:history="1">
+          <w:hyperlink w:anchor="_Toc227272756" w:history="1">
             <w:r>
               <w:rPr>
                 <w:rStyle w:val="ae"/>
@@ -3384,7 +3771,7 @@
               <w:rPr>
                 <w:webHidden/>
               </w:rPr>
-              <w:instrText xml:space="preserve"> PAGEREF _Toc226308322 \h </w:instrText>
+              <w:instrText xml:space="preserve"> PAGEREF _Toc227272756 \h </w:instrText>
             </w:r>
             <w:r>
               <w:rPr>
@@ -3401,7 +3788,7 @@
               <w:rPr>
                 <w:webHidden/>
               </w:rPr>
-              <w:t>14</w:t>
+              <w:t>13</w:t>
             </w:r>
             <w:r>
               <w:rPr>
@@ -3420,7 +3807,7 @@
               <w:szCs w:val="22"/>
             </w:rPr>
           </w:pPr>
-          <w:hyperlink w:anchor="_Toc226308323" w:history="1">
+          <w:hyperlink w:anchor="_Toc227272757" w:history="1">
             <w:r>
               <w:rPr>
                 <w:rStyle w:val="ae"/>
@@ -3443,7 +3830,7 @@
               <w:rPr>
                 <w:webHidden/>
               </w:rPr>
-              <w:instrText xml:space="preserve"> PAGEREF _Toc226308323 \h </w:instrText>
+              <w:instrText xml:space="preserve"> PAGEREF _Toc227272757 \h </w:instrText>
             </w:r>
             <w:r>
               <w:rPr>
@@ -3460,7 +3847,7 @@
               <w:rPr>
                 <w:webHidden/>
               </w:rPr>
-              <w:t>14</w:t>
+              <w:t>13</w:t>
             </w:r>
             <w:r>
               <w:rPr>
@@ -3479,7 +3866,7 @@
               <w:szCs w:val="22"/>
             </w:rPr>
           </w:pPr>
-          <w:hyperlink w:anchor="_Toc226308324" w:history="1">
+          <w:hyperlink w:anchor="_Toc227272758" w:history="1">
             <w:r>
               <w:rPr>
                 <w:rStyle w:val="ae"/>
@@ -3502,7 +3889,7 @@
               <w:rPr>
                 <w:webHidden/>
               </w:rPr>
-              <w:instrText xml:space="preserve"> PAGEREF _Toc226308324 \h </w:instrText>
+              <w:instrText xml:space="preserve"> PAGEREF _Toc227272758 \h </w:instrText>
             </w:r>
             <w:r>
               <w:rPr>
@@ -3519,7 +3906,7 @@
               <w:rPr>
                 <w:webHidden/>
               </w:rPr>
-              <w:t>14</w:t>
+              <w:t>13</w:t>
             </w:r>
             <w:r>
               <w:rPr>
@@ -3538,7 +3925,7 @@
               <w:szCs w:val="22"/>
             </w:rPr>
           </w:pPr>
-          <w:hyperlink w:anchor="_Toc226308325" w:history="1">
+          <w:hyperlink w:anchor="_Toc227272759" w:history="1">
             <w:r>
               <w:rPr>
                 <w:rStyle w:val="ae"/>
@@ -3574,7 +3961,7 @@
               <w:rPr>
                 <w:webHidden/>
               </w:rPr>
-              <w:instrText xml:space="preserve"> PAGEREF _Toc226308325 \h </w:instrText>
+              <w:instrText xml:space="preserve"> PAGEREF _Toc227272759 \h </w:instrText>
             </w:r>
             <w:r>
               <w:rPr>
@@ -3591,7 +3978,7 @@
               <w:rPr>
                 <w:webHidden/>
               </w:rPr>
-              <w:t>14</w:t>
+              <w:t>13</w:t>
             </w:r>
             <w:r>
               <w:rPr>
@@ -3610,7 +3997,7 @@
               <w:szCs w:val="22"/>
             </w:rPr>
           </w:pPr>
-          <w:hyperlink w:anchor="_Toc226308326" w:history="1">
+          <w:hyperlink w:anchor="_Toc227272760" w:history="1">
             <w:r>
               <w:rPr>
                 <w:rStyle w:val="ae"/>
@@ -3633,7 +4020,7 @@
               <w:rPr>
                 <w:webHidden/>
               </w:rPr>
-              <w:instrText xml:space="preserve"> PAGEREF _Toc226308326 \h </w:instrText>
+              <w:instrText xml:space="preserve"> PAGEREF _Toc227272760 \h </w:instrText>
             </w:r>
             <w:r>
               <w:rPr>
@@ -3650,7 +4037,7 @@
               <w:rPr>
                 <w:webHidden/>
               </w:rPr>
-              <w:t>14</w:t>
+              <w:t>13</w:t>
             </w:r>
             <w:r>
               <w:rPr>
@@ -3669,7 +4056,7 @@
               <w:szCs w:val="22"/>
             </w:rPr>
           </w:pPr>
-          <w:hyperlink w:anchor="_Toc226308327" w:history="1">
+          <w:hyperlink w:anchor="_Toc227272761" w:history="1">
             <w:r>
               <w:rPr>
                 <w:rStyle w:val="ae"/>
@@ -3692,7 +4079,7 @@
               <w:rPr>
                 <w:webHidden/>
               </w:rPr>
-              <w:instrText xml:space="preserve"> PAGEREF _Toc226308327 \h </w:instrText>
+              <w:instrText xml:space="preserve"> PAGEREF _Toc227272761 \h </w:instrText>
             </w:r>
             <w:r>
               <w:rPr>
@@ -3709,7 +4096,7 @@
               <w:rPr>
                 <w:webHidden/>
               </w:rPr>
-              <w:t>15</w:t>
+              <w:t>14</w:t>
             </w:r>
             <w:r>
               <w:rPr>
@@ -3728,12 +4115,12 @@
               <w:szCs w:val="22"/>
             </w:rPr>
           </w:pPr>
-          <w:hyperlink w:anchor="_Toc226308328" w:history="1">
+          <w:hyperlink w:anchor="_Toc227272762" w:history="1">
             <w:r>
               <w:rPr>
                 <w:rStyle w:val="ae"/>
               </w:rPr>
-              <w:t>3.1. Описание набора данных (Источник данных, Анализ структуры признаков, Визуальный анализ влияния признаков на цену, Выводы для дальнейшего моделирования))</w:t>
+              <w:t>3.1. Описание набора данных и очистка</w:t>
             </w:r>
             <w:r>
               <w:rPr>
@@ -3751,7 +4138,7 @@
               <w:rPr>
                 <w:webHidden/>
               </w:rPr>
-              <w:instrText xml:space="preserve"> PAGEREF _Toc226308328 \h </w:instrText>
+              <w:instrText xml:space="preserve"> PAGEREF _Toc227272762 \h </w:instrText>
             </w:r>
             <w:r>
               <w:rPr>
@@ -3768,7 +4155,197 @@
               <w:rPr>
                 <w:webHidden/>
               </w:rPr>
-              <w:t>15</w:t>
+              <w:t>14</w:t>
+            </w:r>
+            <w:r>
+              <w:rPr>
+                <w:webHidden/>
+              </w:rPr>
+              <w:fldChar w:fldCharType="end"/>
+            </w:r>
+          </w:hyperlink>
+        </w:p>
+        <w:p>
+          <w:pPr>
+            <w:pStyle w:val="31"/>
+            <w:rPr>
+              <w:rFonts w:asciiTheme="minorHAnsi" w:eastAsiaTheme="minorEastAsia" w:hAnsiTheme="minorHAnsi" w:cstheme="minorBidi"/>
+              <w:sz w:val="22"/>
+              <w:szCs w:val="22"/>
+            </w:rPr>
+          </w:pPr>
+          <w:hyperlink w:anchor="_Toc227272763" w:history="1">
+            <w:r>
+              <w:rPr>
+                <w:rStyle w:val="ae"/>
+              </w:rPr>
+              <w:t>3.1.1 Источник данных и общая характеристика</w:t>
+            </w:r>
+            <w:r>
+              <w:rPr>
+                <w:webHidden/>
+              </w:rPr>
+              <w:tab/>
+            </w:r>
+            <w:r>
+              <w:rPr>
+                <w:webHidden/>
+              </w:rPr>
+              <w:fldChar w:fldCharType="begin"/>
+            </w:r>
+            <w:r>
+              <w:rPr>
+                <w:webHidden/>
+              </w:rPr>
+              <w:instrText xml:space="preserve"> PAGEREF _Toc227272763 \h </w:instrText>
+            </w:r>
+            <w:r>
+              <w:rPr>
+                <w:webHidden/>
+              </w:rPr>
+            </w:r>
+            <w:r>
+              <w:rPr>
+                <w:webHidden/>
+              </w:rPr>
+              <w:fldChar w:fldCharType="separate"/>
+            </w:r>
+            <w:r>
+              <w:rPr>
+                <w:webHidden/>
+              </w:rPr>
+              <w:t>14</w:t>
+            </w:r>
+            <w:r>
+              <w:rPr>
+                <w:webHidden/>
+              </w:rPr>
+              <w:fldChar w:fldCharType="end"/>
+            </w:r>
+          </w:hyperlink>
+        </w:p>
+        <w:p>
+          <w:pPr>
+            <w:pStyle w:val="31"/>
+            <w:rPr>
+              <w:rFonts w:asciiTheme="minorHAnsi" w:eastAsiaTheme="minorEastAsia" w:hAnsiTheme="minorHAnsi" w:cstheme="minorBidi"/>
+              <w:sz w:val="22"/>
+              <w:szCs w:val="22"/>
+            </w:rPr>
+          </w:pPr>
+          <w:hyperlink w:anchor="_Toc227272764" w:history="1">
+            <w:r>
+              <w:rPr>
+                <w:rStyle w:val="ae"/>
+              </w:rPr>
+              <w:t>3.1.2 Анализ структуры и очистка</w:t>
+            </w:r>
+            <w:r>
+              <w:rPr>
+                <w:webHidden/>
+              </w:rPr>
+              <w:tab/>
+            </w:r>
+            <w:r>
+              <w:rPr>
+                <w:webHidden/>
+              </w:rPr>
+              <w:fldChar w:fldCharType="begin"/>
+            </w:r>
+            <w:r>
+              <w:rPr>
+                <w:webHidden/>
+              </w:rPr>
+              <w:instrText xml:space="preserve"> PAGEREF _Toc227272764 \h </w:instrText>
+            </w:r>
+            <w:r>
+              <w:rPr>
+                <w:webHidden/>
+              </w:rPr>
+            </w:r>
+            <w:r>
+              <w:rPr>
+                <w:webHidden/>
+              </w:rPr>
+              <w:fldChar w:fldCharType="separate"/>
+            </w:r>
+            <w:r>
+              <w:rPr>
+                <w:webHidden/>
+              </w:rPr>
+              <w:t>14</w:t>
+            </w:r>
+            <w:r>
+              <w:rPr>
+                <w:webHidden/>
+              </w:rPr>
+              <w:fldChar w:fldCharType="end"/>
+            </w:r>
+          </w:hyperlink>
+        </w:p>
+        <w:p>
+          <w:pPr>
+            <w:pStyle w:val="31"/>
+            <w:rPr>
+              <w:rFonts w:asciiTheme="minorHAnsi" w:eastAsiaTheme="minorEastAsia" w:hAnsiTheme="minorHAnsi" w:cstheme="minorBidi"/>
+              <w:sz w:val="22"/>
+              <w:szCs w:val="22"/>
+            </w:rPr>
+          </w:pPr>
+          <w:hyperlink w:anchor="_Toc227272765" w:history="1">
+            <w:r>
+              <w:rPr>
+                <w:rStyle w:val="ae"/>
+              </w:rPr>
+              <w:t>3.1.3 Визуальный анализ влияния признаков на цену (</w:t>
+            </w:r>
+            <w:r>
+              <w:rPr>
+                <w:rStyle w:val="ae"/>
+                <w:lang w:val="en-US"/>
+              </w:rPr>
+              <w:t>EDA</w:t>
+            </w:r>
+            <w:r>
+              <w:rPr>
+                <w:rStyle w:val="ae"/>
+              </w:rPr>
+              <w:t>)</w:t>
+            </w:r>
+            <w:r>
+              <w:rPr>
+                <w:webHidden/>
+              </w:rPr>
+              <w:tab/>
+            </w:r>
+            <w:r>
+              <w:rPr>
+                <w:webHidden/>
+              </w:rPr>
+              <w:fldChar w:fldCharType="begin"/>
+            </w:r>
+            <w:r>
+              <w:rPr>
+                <w:webHidden/>
+              </w:rPr>
+              <w:instrText xml:space="preserve"> PAGEREF _Toc227272765 \h </w:instrText>
+            </w:r>
+            <w:r>
+              <w:rPr>
+                <w:webHidden/>
+              </w:rPr>
+            </w:r>
+            <w:r>
+              <w:rPr>
+                <w:webHidden/>
+              </w:rPr>
+              <w:fldChar w:fldCharType="separate"/>
+            </w:r>
+            <w:r>
+              <w:rPr>
+                <w:webHidden/>
+              </w:rPr>
+              <w:t>18</w:t>
             </w:r>
             <w:r>
               <w:rPr>
@@ -3787,12 +4364,12 @@
               <w:szCs w:val="22"/>
             </w:rPr>
           </w:pPr>
-          <w:hyperlink w:anchor="_Toc226308329" w:history="1">
+          <w:hyperlink w:anchor="_Toc227272766" w:history="1">
             <w:r>
               <w:rPr>
                 <w:rStyle w:val="ae"/>
               </w:rPr>
-              <w:t>3.2. Предобработка данных (Очистка данных, Кодирование категориальных признаков, Разделение на обучающую и тестовую выборки, Логарифмирование целевой переменной)</w:t>
+              <w:t>3.3. Реализация моделей машинного обучения</w:t>
             </w:r>
             <w:r>
               <w:rPr>
@@ -3810,7 +4387,7 @@
               <w:rPr>
                 <w:webHidden/>
               </w:rPr>
-              <w:instrText xml:space="preserve"> PAGEREF _Toc226308329 \h </w:instrText>
+              <w:instrText xml:space="preserve"> PAGEREF _Toc227272766 \h </w:instrText>
             </w:r>
             <w:r>
               <w:rPr>
@@ -3827,7 +4404,125 @@
               <w:rPr>
                 <w:webHidden/>
               </w:rPr>
-              <w:t>17</w:t>
+              <w:t>26</w:t>
+            </w:r>
+            <w:r>
+              <w:rPr>
+                <w:webHidden/>
+              </w:rPr>
+              <w:fldChar w:fldCharType="end"/>
+            </w:r>
+          </w:hyperlink>
+        </w:p>
+        <w:p>
+          <w:pPr>
+            <w:pStyle w:val="31"/>
+            <w:rPr>
+              <w:rFonts w:asciiTheme="minorHAnsi" w:eastAsiaTheme="minorEastAsia" w:hAnsiTheme="minorHAnsi" w:cstheme="minorBidi"/>
+              <w:sz w:val="22"/>
+              <w:szCs w:val="22"/>
+            </w:rPr>
+          </w:pPr>
+          <w:hyperlink w:anchor="_Toc227272767" w:history="1">
+            <w:r>
+              <w:rPr>
+                <w:rStyle w:val="ae"/>
+              </w:rPr>
+              <w:t>3.3.1 Программные решения</w:t>
+            </w:r>
+            <w:r>
+              <w:rPr>
+                <w:webHidden/>
+              </w:rPr>
+              <w:tab/>
+            </w:r>
+            <w:r>
+              <w:rPr>
+                <w:webHidden/>
+              </w:rPr>
+              <w:fldChar w:fldCharType="begin"/>
+            </w:r>
+            <w:r>
+              <w:rPr>
+                <w:webHidden/>
+              </w:rPr>
+              <w:instrText xml:space="preserve"> PAGEREF _Toc227272767 \h </w:instrText>
+            </w:r>
+            <w:r>
+              <w:rPr>
+                <w:webHidden/>
+              </w:rPr>
+            </w:r>
+            <w:r>
+              <w:rPr>
+                <w:webHidden/>
+              </w:rPr>
+              <w:fldChar w:fldCharType="separate"/>
+            </w:r>
+            <w:r>
+              <w:rPr>
+                <w:webHidden/>
+              </w:rPr>
+              <w:t>26</w:t>
+            </w:r>
+            <w:r>
+              <w:rPr>
+                <w:webHidden/>
+              </w:rPr>
+              <w:fldChar w:fldCharType="end"/>
+            </w:r>
+          </w:hyperlink>
+        </w:p>
+        <w:p>
+          <w:pPr>
+            <w:pStyle w:val="31"/>
+            <w:rPr>
+              <w:rFonts w:asciiTheme="minorHAnsi" w:eastAsiaTheme="minorEastAsia" w:hAnsiTheme="minorHAnsi" w:cstheme="minorBidi"/>
+              <w:sz w:val="22"/>
+              <w:szCs w:val="22"/>
+            </w:rPr>
+          </w:pPr>
+          <w:hyperlink w:anchor="_Toc227272768" w:history="1">
+            <w:r>
+              <w:rPr>
+                <w:rStyle w:val="ae"/>
+              </w:rPr>
+              <w:t>3.3.2 Обучение модели линейной регрессии</w:t>
+            </w:r>
+            <w:r>
+              <w:rPr>
+                <w:webHidden/>
+              </w:rPr>
+              <w:tab/>
+            </w:r>
+            <w:r>
+              <w:rPr>
+                <w:webHidden/>
+              </w:rPr>
+              <w:fldChar w:fldCharType="begin"/>
+            </w:r>
+            <w:r>
+              <w:rPr>
+                <w:webHidden/>
+              </w:rPr>
+              <w:instrText xml:space="preserve"> PAGEREF _Toc227272768 \h </w:instrText>
+            </w:r>
+            <w:r>
+              <w:rPr>
+                <w:webHidden/>
+              </w:rPr>
+            </w:r>
+            <w:r>
+              <w:rPr>
+                <w:webHidden/>
+              </w:rPr>
+              <w:fldChar w:fldCharType="separate"/>
+            </w:r>
+            <w:r>
+              <w:rPr>
+                <w:webHidden/>
+              </w:rPr>
+              <w:t>28</w:t>
             </w:r>
             <w:r>
               <w:rPr>
@@ -3846,90 +4541,12 @@
               <w:szCs w:val="22"/>
             </w:rPr>
           </w:pPr>
-          <w:hyperlink w:anchor="_Toc226308330" w:history="1">
+          <w:hyperlink w:anchor="_Toc227272769" w:history="1">
             <w:r>
               <w:rPr>
                 <w:rStyle w:val="ae"/>
               </w:rPr>
-              <w:t xml:space="preserve">3.3. Реализация моделей машинного обучения (Линейная регрессия, </w:t>
-            </w:r>
-            <w:r>
-              <w:rPr>
-                <w:rStyle w:val="ae"/>
-                <w:lang w:val="en-US"/>
-              </w:rPr>
-              <w:t>Random</w:t>
-            </w:r>
-            <w:r>
-              <w:rPr>
-                <w:rStyle w:val="ae"/>
-              </w:rPr>
-              <w:t xml:space="preserve"> </w:t>
-            </w:r>
-            <w:r>
-              <w:rPr>
-                <w:rStyle w:val="ae"/>
-                <w:lang w:val="en-US"/>
-              </w:rPr>
-              <w:t>Forest</w:t>
-            </w:r>
-            <w:r>
-              <w:rPr>
-                <w:rStyle w:val="ae"/>
-              </w:rPr>
-              <w:t xml:space="preserve">, </w:t>
-            </w:r>
-            <w:r>
-              <w:rPr>
-                <w:rStyle w:val="ae"/>
-                <w:lang w:val="en-US"/>
-              </w:rPr>
-              <w:t>KNN</w:t>
-            </w:r>
-            <w:r>
-              <w:rPr>
-                <w:rStyle w:val="ae"/>
-              </w:rPr>
-              <w:t xml:space="preserve">, </w:t>
-            </w:r>
-            <w:r>
-              <w:rPr>
-                <w:rStyle w:val="ae"/>
-                <w:lang w:val="en-US"/>
-              </w:rPr>
-              <w:t>Decision</w:t>
-            </w:r>
-            <w:r>
-              <w:rPr>
-                <w:rStyle w:val="ae"/>
-              </w:rPr>
-              <w:t xml:space="preserve"> </w:t>
-            </w:r>
-            <w:r>
-              <w:rPr>
-                <w:rStyle w:val="ae"/>
-                <w:lang w:val="en-US"/>
-              </w:rPr>
-              <w:t>Tree</w:t>
-            </w:r>
-            <w:r>
-              <w:rPr>
-                <w:rStyle w:val="ae"/>
-              </w:rPr>
-              <w:t xml:space="preserve">, </w:t>
-            </w:r>
-            <w:r>
-              <w:rPr>
-                <w:rStyle w:val="ae"/>
-                <w:lang w:val="en-US"/>
-              </w:rPr>
-              <w:t>XGBoost</w:t>
-            </w:r>
-            <w:r>
-              <w:rPr>
-                <w:rStyle w:val="ae"/>
-              </w:rPr>
-              <w:t>)</w:t>
+              <w:t>3.4. Сравнение моделей</w:t>
             </w:r>
             <w:r>
               <w:rPr>
@@ -3947,7 +4564,7 @@
               <w:rPr>
                 <w:webHidden/>
               </w:rPr>
-              <w:instrText xml:space="preserve"> PAGEREF _Toc226308330 \h </w:instrText>
+              <w:instrText xml:space="preserve"> PAGEREF _Toc227272769 \h </w:instrText>
             </w:r>
             <w:r>
               <w:rPr>
@@ -3964,66 +4581,7 @@
               <w:rPr>
                 <w:webHidden/>
               </w:rPr>
-              <w:t>19</w:t>
-            </w:r>
-            <w:r>
-              <w:rPr>
-                <w:webHidden/>
-              </w:rPr>
-              <w:fldChar w:fldCharType="end"/>
-            </w:r>
-          </w:hyperlink>
-        </w:p>
-        <w:p>
-          <w:pPr>
-            <w:pStyle w:val="21"/>
-            <w:rPr>
-              <w:rFonts w:asciiTheme="minorHAnsi" w:eastAsiaTheme="minorEastAsia" w:hAnsiTheme="minorHAnsi" w:cstheme="minorBidi"/>
-              <w:sz w:val="22"/>
-              <w:szCs w:val="22"/>
-            </w:rPr>
-          </w:pPr>
-          <w:hyperlink w:anchor="_Toc226308331" w:history="1">
-            <w:r>
-              <w:rPr>
-                <w:rStyle w:val="ae"/>
-              </w:rPr>
-              <w:t>3.4. Сравнение моделей</w:t>
-            </w:r>
-            <w:r>
-              <w:rPr>
-                <w:webHidden/>
-              </w:rPr>
-              <w:tab/>
-            </w:r>
-            <w:r>
-              <w:rPr>
-                <w:webHidden/>
-              </w:rPr>
-              <w:fldChar w:fldCharType="begin"/>
-            </w:r>
-            <w:r>
-              <w:rPr>
-                <w:webHidden/>
-              </w:rPr>
-              <w:instrText xml:space="preserve"> PAGEREF _Toc226308331 \h </w:instrText>
-            </w:r>
-            <w:r>
-              <w:rPr>
-                <w:webHidden/>
-              </w:rPr>
-            </w:r>
-            <w:r>
-              <w:rPr>
-                <w:webHidden/>
-              </w:rPr>
-              <w:fldChar w:fldCharType="separate"/>
-            </w:r>
-            <w:r>
-              <w:rPr>
-                <w:webHidden/>
-              </w:rPr>
-              <w:t>21</w:t>
+              <w:t>30</w:t>
             </w:r>
             <w:r>
               <w:rPr>
@@ -4042,7 +4600,7 @@
               <w:szCs w:val="22"/>
             </w:rPr>
           </w:pPr>
-          <w:hyperlink w:anchor="_Toc226308332" w:history="1">
+          <w:hyperlink w:anchor="_Toc227272770" w:history="1">
             <w:r>
               <w:rPr>
                 <w:rStyle w:val="ae"/>
@@ -4065,7 +4623,7 @@
               <w:rPr>
                 <w:webHidden/>
               </w:rPr>
-              <w:instrText xml:space="preserve"> PAGEREF _Toc226308332 \h </w:instrText>
+              <w:instrText xml:space="preserve"> PAGEREF _Toc227272770 \h </w:instrText>
             </w:r>
             <w:r>
               <w:rPr>
@@ -4082,7 +4640,7 @@
               <w:rPr>
                 <w:webHidden/>
               </w:rPr>
-              <w:t>25</w:t>
+              <w:t>34</w:t>
             </w:r>
             <w:r>
               <w:rPr>
@@ -4101,7 +4659,7 @@
               <w:szCs w:val="22"/>
             </w:rPr>
           </w:pPr>
-          <w:hyperlink w:anchor="_Toc226308333" w:history="1">
+          <w:hyperlink w:anchor="_Toc227272771" w:history="1">
             <w:r>
               <w:rPr>
                 <w:rStyle w:val="ae"/>
@@ -4124,7 +4682,7 @@
               <w:rPr>
                 <w:webHidden/>
               </w:rPr>
-              <w:instrText xml:space="preserve"> PAGEREF _Toc226308333 \h </w:instrText>
+              <w:instrText xml:space="preserve"> PAGEREF _Toc227272771 \h </w:instrText>
             </w:r>
             <w:r>
               <w:rPr>
@@ -4141,7 +4699,7 @@
               <w:rPr>
                 <w:webHidden/>
               </w:rPr>
-              <w:t>27</w:t>
+              <w:t>36</w:t>
             </w:r>
             <w:r>
               <w:rPr>
@@ -4190,7 +4748,7 @@
       </w:pPr>
       <w:bookmarkStart w:id="1" w:name="_Toc528788651"/>
       <w:bookmarkStart w:id="2" w:name="_Toc528788668"/>
-      <w:bookmarkStart w:id="3" w:name="_Toc226308317"/>
+      <w:bookmarkStart w:id="3" w:name="_Toc227272745"/>
       <w:r>
         <w:rPr>
           <w:sz w:val="28"/>
@@ -4586,7 +5144,7 @@
       </w:pPr>
       <w:bookmarkStart w:id="4" w:name="_Toc528788652"/>
       <w:bookmarkStart w:id="5" w:name="_Toc528788669"/>
-      <w:bookmarkStart w:id="6" w:name="_Toc226308318"/>
+      <w:bookmarkStart w:id="6" w:name="_Toc227272746"/>
       <w:r>
         <w:rPr>
           <w:sz w:val="28"/>
@@ -4612,7 +5170,7 @@
       </w:pPr>
       <w:bookmarkStart w:id="7" w:name="_Toc528788653"/>
       <w:bookmarkStart w:id="8" w:name="_Toc528788670"/>
-      <w:bookmarkStart w:id="9" w:name="_Toc226308319"/>
+      <w:bookmarkStart w:id="9" w:name="_Toc227272747"/>
       <w:r>
         <w:t xml:space="preserve">1.1. </w:t>
       </w:r>
@@ -5222,7 +5780,19 @@
         <w:t>, с целью построения наиболее точной модели.</w:t>
       </w:r>
       <w:r>
-        <w:t xml:space="preserve"> Они учитывают большое количество признаков и адаптируются к новым данным, что означает эффективность данного решения.</w:t>
+        <w:t xml:space="preserve"> Они учитывают большое количество признаков и адаптируются к новым данным, что означает эффективность данного решения</w:t>
+      </w:r>
+      <w:r>
+        <w:t xml:space="preserve"> [</w:t>
+      </w:r>
+      <w:r>
+        <w:t>7</w:t>
+      </w:r>
+      <w:r>
+        <w:t>]</w:t>
+      </w:r>
+      <w:r>
+        <w:t>.</w:t>
       </w:r>
     </w:p>
     <w:p>
@@ -5233,6 +5803,7 @@
         </w:rPr>
       </w:pPr>
       <w:bookmarkStart w:id="10" w:name="_Toc226495259"/>
+      <w:bookmarkStart w:id="11" w:name="_Toc227272748"/>
       <w:r>
         <w:t>1.2</w:t>
       </w:r>
@@ -5246,12 +5817,14 @@
         <w:t>Регрессионные модели: понятие и постановка задачи</w:t>
       </w:r>
       <w:bookmarkEnd w:id="10"/>
+      <w:bookmarkEnd w:id="11"/>
     </w:p>
     <w:p>
       <w:pPr>
         <w:pStyle w:val="3"/>
       </w:pPr>
-      <w:bookmarkStart w:id="11" w:name="_Toc226495260"/>
+      <w:bookmarkStart w:id="12" w:name="_Toc226495260"/>
+      <w:bookmarkStart w:id="13" w:name="_Toc227272749"/>
       <w:r>
         <w:lastRenderedPageBreak/>
         <w:t xml:space="preserve">1.2.1 </w:t>
@@ -5259,17 +5832,21 @@
       <w:r>
         <w:t>Определение регрессии</w:t>
       </w:r>
-      <w:bookmarkEnd w:id="11"/>
-    </w:p>
-    <w:p>
-      <w:pPr>
-        <w:pStyle w:val="a0"/>
-      </w:pPr>
-      <w:r>
-        <w:t xml:space="preserve">Регрессия – это раздел машинного обучения, в котором исследуются зависимости величин друг от друга, а также практикуется их прогнозирование. В то время как данные для задач классификации можно распределить на несколько отдельных групп, например, «кошка» или «собака», в регрессии целевая переменная – это непрерывная величина, например, цена </w:t>
-      </w:r>
-      <w:r>
-        <w:t>[5]</w:t>
+      <w:bookmarkEnd w:id="12"/>
+      <w:bookmarkEnd w:id="13"/>
+    </w:p>
+    <w:p>
+      <w:pPr>
+        <w:pStyle w:val="a0"/>
+      </w:pPr>
+      <w:r>
+        <w:t>Регрессия – это раздел машинного обучения, в котором исследуются зависимости величин друг от друга, а также практикуется их прогнозирование. В то время как данные для задач классификации можно распределить на несколько отдельных групп, например, «кошка» или «собака», в регрессии целевая переменная – это непре</w:t>
+      </w:r>
+      <w:r>
+        <w:t>рывная величина, например, цена</w:t>
+      </w:r>
+      <w:r>
+        <w:t xml:space="preserve"> [8]</w:t>
       </w:r>
       <w:r>
         <w:t>.</w:t>
@@ -5419,9 +5996,11 @@
       <w:pPr>
         <w:pStyle w:val="3"/>
       </w:pPr>
+      <w:bookmarkStart w:id="14" w:name="_Toc227272750"/>
       <w:r>
         <w:t>1.2.2 Математическая постановка</w:t>
       </w:r>
+      <w:bookmarkEnd w:id="14"/>
     </w:p>
     <w:p>
       <w:pPr>
@@ -5818,16 +6397,24 @@
         </m:r>
       </m:oMath>
       <w:r>
-        <w:t xml:space="preserve"> .</w:t>
+        <w:t xml:space="preserve"> </w:t>
+      </w:r>
+      <w:r>
+        <w:t>[4]</w:t>
+      </w:r>
+      <w:r>
+        <w:t>.</w:t>
       </w:r>
     </w:p>
     <w:p>
       <w:pPr>
         <w:pStyle w:val="3"/>
       </w:pPr>
+      <w:bookmarkStart w:id="15" w:name="_Toc227272751"/>
       <w:r>
         <w:t>1.2.3 Функция потерь и метрики качеств</w:t>
       </w:r>
+      <w:bookmarkEnd w:id="15"/>
     </w:p>
     <w:p>
       <w:pPr>
@@ -5908,10 +6495,13 @@
         </m:sSub>
       </m:oMath>
       <w:r>
-        <w:t xml:space="preserve">. Функция, которая измеряет эту ошибку, называется функцией потерь </w:t>
-      </w:r>
-      <w:r>
-        <w:t>[5].</w:t>
+        <w:t>. Функция, которая измеряет эту оши</w:t>
+      </w:r>
+      <w:r>
+        <w:t>бку, называется функцией потерь</w:t>
+      </w:r>
+      <w:r>
+        <w:t>.</w:t>
       </w:r>
     </w:p>
     <w:p>
@@ -7111,7 +7701,13 @@
         </m:acc>
       </m:oMath>
       <w:r>
-        <w:t xml:space="preserve"> – среднее значение переменной. Принимает значения от 0 до 1, чем ближе к 1, тем лучше модель.</w:t>
+        <w:t xml:space="preserve"> – среднее значение переменной. Принимает значения от 0 до 1, чем ближе к 1, тем лучше модель</w:t>
+      </w:r>
+      <w:r>
+        <w:t xml:space="preserve"> [4]</w:t>
+      </w:r>
+      <w:r>
+        <w:t>.</w:t>
       </w:r>
     </w:p>
     <w:p>
@@ -7148,7 +7744,7 @@
       <w:pPr>
         <w:pStyle w:val="a9"/>
       </w:pPr>
-      <w:bookmarkStart w:id="12" w:name="_Toc226308321"/>
+      <w:bookmarkStart w:id="16" w:name="_Toc227272752"/>
       <w:r>
         <w:lastRenderedPageBreak/>
         <w:t>1.3</w:t>
@@ -7159,7 +7755,7 @@
       <w:r>
         <w:t>Обзор алгоритмов регрессии, используемых в работе</w:t>
       </w:r>
-      <w:bookmarkEnd w:id="12"/>
+      <w:bookmarkEnd w:id="16"/>
     </w:p>
     <w:p>
       <w:pPr>
@@ -7185,9 +7781,11 @@
       <w:pPr>
         <w:pStyle w:val="3"/>
       </w:pPr>
+      <w:bookmarkStart w:id="17" w:name="_Toc227272753"/>
       <w:r>
         <w:t>1.3.1 Обзор алгоритмов регрессии, используемых в работе</w:t>
       </w:r>
+      <w:bookmarkEnd w:id="17"/>
     </w:p>
     <w:p>
       <w:pPr>
@@ -7549,13 +8147,13 @@
         <w:rPr>
           <w:rStyle w:val="mord"/>
         </w:rPr>
-        <w:t xml:space="preserve">случайная ошибка </w:t>
+        <w:t>случайная ошибка</w:t>
       </w:r>
       <w:r>
         <w:rPr>
           <w:rStyle w:val="mord"/>
         </w:rPr>
-        <w:t>[3].</w:t>
+        <w:t>.</w:t>
       </w:r>
     </w:p>
     <w:p>
@@ -7569,26 +8167,32 @@
         <w:rPr>
           <w:rStyle w:val="mord"/>
         </w:rPr>
-        <w:t xml:space="preserve">Обучение модели заключается в нахождении этих коэффициентов при признаках с помощью метода наименьших квадратов (МНК) </w:t>
+        <w:t>Обучение модели заключается в нахождении этих коэффициентов при признаках с помощью ме</w:t>
       </w:r>
       <w:r>
         <w:rPr>
           <w:rStyle w:val="mord"/>
         </w:rPr>
-        <w:t>[4].</w:t>
-      </w:r>
-    </w:p>
-    <w:p>
-      <w:pPr>
-        <w:pStyle w:val="a0"/>
+        <w:t>тода наименьших квадратов (МНК)</w:t>
+      </w:r>
+      <w:r>
         <w:rPr>
           <w:rStyle w:val="mord"/>
         </w:rPr>
-      </w:pPr>
-      <w:r>
+        <w:t>.</w:t>
+      </w:r>
+    </w:p>
+    <w:p>
+      <w:pPr>
+        <w:pStyle w:val="a0"/>
         <w:rPr>
           <w:rStyle w:val="mord"/>
         </w:rPr>
+      </w:pPr>
+      <w:r>
+        <w:rPr>
+          <w:rStyle w:val="mord"/>
+        </w:rPr>
         <w:t>Преимущества линейной регрессии состоят в простоте, высокой скорости обучения и достаточности малого набора данных. Но она плохо работает с нелинейными зависимостями и чувствительна к выбросам.</w:t>
       </w:r>
     </w:p>
@@ -7603,7 +8207,19 @@
         <w:rPr>
           <w:rStyle w:val="mord"/>
         </w:rPr>
-        <w:t>В исследовании линейная регрессия служит базовым алгоритмом. Она позволяет оценить, насколько велик выигрыш в использовании нелинейных моделей.</w:t>
+        <w:t>В исследовании линейная регрессия служит базовым алгоритмом. Она позволяет оценить, насколько велик выигрыш в использовании нелинейных моделей</w:t>
+      </w:r>
+      <w:r>
+        <w:rPr>
+          <w:rStyle w:val="mord"/>
+        </w:rPr>
+        <w:t xml:space="preserve"> [7]</w:t>
+      </w:r>
+      <w:r>
+        <w:rPr>
+          <w:rStyle w:val="mord"/>
+        </w:rPr>
+        <w:t>.</w:t>
       </w:r>
     </w:p>
     <w:p>
@@ -7613,6 +8229,7 @@
           <w:rStyle w:val="mord"/>
         </w:rPr>
       </w:pPr>
+      <w:bookmarkStart w:id="18" w:name="_Toc227272754"/>
       <w:r>
         <w:rPr>
           <w:rStyle w:val="mord"/>
@@ -7645,6 +8262,7 @@
         </w:rPr>
         <w:t>)</w:t>
       </w:r>
+      <w:bookmarkEnd w:id="18"/>
     </w:p>
     <w:p>
       <w:pPr>
@@ -7785,7 +8403,19 @@
       </w:r>
       <w:r>
         <w:lastRenderedPageBreak/>
-        <w:t>переобучению, отсутствии обязательной настройки гиперпараметров, работа с большим количеством признаков. Из недостатков только требовательность оперативной памяти и вычислительных мощей процессора.</w:t>
+        <w:t>переобучению, отсутствии обязательной настройки гиперпараметров, работа с большим количеством признаков. Из недостатков только требовательность оперативной памяти и вычислительных мощей процессора</w:t>
+      </w:r>
+      <w:r>
+        <w:t xml:space="preserve"> [</w:t>
+      </w:r>
+      <w:r>
+        <w:t>7</w:t>
+      </w:r>
+      <w:r>
+        <w:t>]</w:t>
+      </w:r>
+      <w:r>
+        <w:t>.</w:t>
       </w:r>
     </w:p>
     <w:p>
@@ -7802,6 +8432,7 @@
       <w:pPr>
         <w:pStyle w:val="3"/>
       </w:pPr>
+      <w:bookmarkStart w:id="19" w:name="_Toc227272755"/>
       <w:r>
         <w:t xml:space="preserve">1.3.3 </w:t>
       </w:r>
@@ -7811,6 +8442,7 @@
         </w:rPr>
         <w:t>XGBoost</w:t>
       </w:r>
+      <w:bookmarkEnd w:id="19"/>
     </w:p>
     <w:p>
       <w:pPr>
@@ -7859,10 +8491,10 @@
         <w:t xml:space="preserve"> </w:t>
       </w:r>
       <w:r>
-        <w:t xml:space="preserve">это реализация градиентного бустинга решающих деревьев, которая на сегодняшний день является одним из самых эффективных алгоритмов для табличных данных </w:t>
-      </w:r>
-      <w:r>
-        <w:t>[1]</w:t>
+        <w:t xml:space="preserve">это реализация градиентного бустинга решающих деревьев, которая на сегодняшний день является одним из самых эффективных </w:t>
+      </w:r>
+      <w:r>
+        <w:t>алгоритмов для табличных данных</w:t>
       </w:r>
       <w:r>
         <w:t xml:space="preserve">. </w:t>
@@ -7998,7 +8630,16 @@
         <w:t>инженерией признаков и подбором</w:t>
       </w:r>
       <w:r>
-        <w:t xml:space="preserve"> гиперпараметров.  </w:t>
+        <w:t xml:space="preserve"> гиперпараметров</w:t>
+      </w:r>
+      <w:r>
+        <w:rPr>
+          <w:lang w:val="en-US"/>
+        </w:rPr>
+        <w:t xml:space="preserve"> [7]</w:t>
+      </w:r>
+      <w:r>
+        <w:t xml:space="preserve">.  </w:t>
       </w:r>
     </w:p>
     <w:p>
@@ -8020,7 +8661,7 @@
           <w:sz w:val="28"/>
         </w:rPr>
       </w:pPr>
-      <w:bookmarkStart w:id="13" w:name="_Toc226308322"/>
+      <w:bookmarkStart w:id="20" w:name="_Toc227272756"/>
       <w:r>
         <w:rPr>
           <w:sz w:val="28"/>
@@ -8034,13 +8675,13 @@
         </w:rPr>
         <w:t>Аппроксимация методом наименьших квадратов (Задание 1)</w:t>
       </w:r>
-      <w:bookmarkEnd w:id="13"/>
+      <w:bookmarkEnd w:id="20"/>
     </w:p>
     <w:p>
       <w:pPr>
         <w:pStyle w:val="a9"/>
       </w:pPr>
-      <w:bookmarkStart w:id="14" w:name="_Toc226308323"/>
+      <w:bookmarkStart w:id="21" w:name="_Toc227272757"/>
       <w:r>
         <w:t>2</w:t>
       </w:r>
@@ -8050,13 +8691,13 @@
       <w:r>
         <w:t>Постановка учебной задачи</w:t>
       </w:r>
-      <w:bookmarkEnd w:id="14"/>
+      <w:bookmarkEnd w:id="21"/>
     </w:p>
     <w:p>
       <w:pPr>
         <w:pStyle w:val="a9"/>
       </w:pPr>
-      <w:bookmarkStart w:id="15" w:name="_Toc226308324"/>
+      <w:bookmarkStart w:id="22" w:name="_Toc227272758"/>
       <w:r>
         <w:t>2.2</w:t>
       </w:r>
@@ -8066,13 +8707,13 @@
       <w:r>
         <w:t>Ручной расчет коэффициентов полиномов по варианту №2</w:t>
       </w:r>
-      <w:bookmarkEnd w:id="15"/>
+      <w:bookmarkEnd w:id="22"/>
     </w:p>
     <w:p>
       <w:pPr>
         <w:pStyle w:val="a9"/>
       </w:pPr>
-      <w:bookmarkStart w:id="16" w:name="_Toc226308325"/>
+      <w:bookmarkStart w:id="23" w:name="_Toc227272759"/>
       <w:r>
         <w:t>2.3</w:t>
       </w:r>
@@ -8091,13 +8732,13 @@
       <w:r>
         <w:t xml:space="preserve"> и проверка результатов</w:t>
       </w:r>
-      <w:bookmarkEnd w:id="16"/>
+      <w:bookmarkEnd w:id="23"/>
     </w:p>
     <w:p>
       <w:pPr>
         <w:pStyle w:val="a9"/>
       </w:pPr>
-      <w:bookmarkStart w:id="17" w:name="_Toc226308326"/>
+      <w:bookmarkStart w:id="24" w:name="_Toc227272760"/>
       <w:r>
         <w:t>2.4</w:t>
       </w:r>
@@ -8107,7 +8748,7 @@
       <w:r>
         <w:t>Сравнение ручного расчета и программы</w:t>
       </w:r>
-      <w:bookmarkEnd w:id="17"/>
+      <w:bookmarkEnd w:id="24"/>
     </w:p>
     <w:p>
       <w:pPr>
@@ -8129,9 +8770,9 @@
           <w:sz w:val="28"/>
         </w:rPr>
       </w:pPr>
-      <w:bookmarkStart w:id="18" w:name="_Toc226308327"/>
-      <w:bookmarkStart w:id="19" w:name="_Toc528788654"/>
-      <w:bookmarkStart w:id="20" w:name="_Toc528788671"/>
+      <w:bookmarkStart w:id="25" w:name="_Toc528788654"/>
+      <w:bookmarkStart w:id="26" w:name="_Toc528788671"/>
+      <w:bookmarkStart w:id="27" w:name="_Toc227272761"/>
       <w:r>
         <w:rPr>
           <w:sz w:val="28"/>
@@ -8151,13 +8792,13 @@
         </w:rPr>
         <w:t>Решение задачи прогнозирования цен автомобилей</w:t>
       </w:r>
-      <w:bookmarkEnd w:id="18"/>
+      <w:bookmarkEnd w:id="27"/>
     </w:p>
     <w:p>
       <w:pPr>
         <w:pStyle w:val="a9"/>
       </w:pPr>
-      <w:bookmarkStart w:id="21" w:name="_Toc226308328"/>
+      <w:bookmarkStart w:id="28" w:name="_Toc227272762"/>
       <w:r>
         <w:t>3.1</w:t>
       </w:r>
@@ -8167,18 +8808,20 @@
       <w:r>
         <w:t xml:space="preserve">Описание набора данных </w:t>
       </w:r>
-      <w:bookmarkEnd w:id="21"/>
       <w:r>
         <w:t>и очистка</w:t>
       </w:r>
+      <w:bookmarkEnd w:id="28"/>
     </w:p>
     <w:p>
       <w:pPr>
         <w:pStyle w:val="3"/>
       </w:pPr>
+      <w:bookmarkStart w:id="29" w:name="_Toc227272763"/>
       <w:r>
         <w:t>3.1.1 Источник данных и общая характеристика</w:t>
       </w:r>
+      <w:bookmarkEnd w:id="29"/>
     </w:p>
     <w:p>
       <w:pPr>
@@ -8409,12 +9052,14 @@
       <w:pPr>
         <w:pStyle w:val="3"/>
       </w:pPr>
+      <w:bookmarkStart w:id="30" w:name="_Toc227272764"/>
       <w:r>
         <w:t>3.1.2 Анализ структуры</w:t>
       </w:r>
       <w:r>
         <w:t xml:space="preserve"> и очистка</w:t>
       </w:r>
+      <w:bookmarkEnd w:id="30"/>
     </w:p>
     <w:p>
       <w:pPr>
@@ -8706,7 +9351,6 @@
       <w:r>
         <w:t>Рисунок 9 – Редактирование колонок</w:t>
       </w:r>
-      <w:bookmarkStart w:id="22" w:name="_Toc226308329"/>
     </w:p>
     <w:p>
       <w:pPr>
@@ -8723,6 +9367,9 @@
         <w:jc w:val="center"/>
       </w:pPr>
       <w:r>
+        <w:rPr>
+          <w:noProof/>
+        </w:rPr>
         <w:drawing>
           <wp:inline distT="0" distB="0" distL="0" distR="0" wp14:anchorId="6A5FB5AC" wp14:editId="019A2086">
             <wp:extent cx="5672455" cy="497326"/>
@@ -8779,13 +9426,7 @@
       </w:pPr>
       <w:r>
         <w:lastRenderedPageBreak/>
-        <w:t xml:space="preserve">Наконец, были </w:t>
-      </w:r>
-      <w:r>
-        <w:t>удалены Название машины и Дата размещения объявления, поскольку они путали модель</w:t>
-      </w:r>
-      <w:r>
-        <w:t>, и добавлены</w:t>
+        <w:t>Наконец, были удалены Название машины и Дата размещения объявления, поскольку они путали модель, и добавлены</w:t>
       </w:r>
       <w:r>
         <w:t xml:space="preserve"> колонка Возраст авто</w:t>
@@ -8821,6 +9462,9 @@
         <w:jc w:val="center"/>
       </w:pPr>
       <w:r>
+        <w:rPr>
+          <w:noProof/>
+        </w:rPr>
         <w:drawing>
           <wp:inline distT="0" distB="0" distL="0" distR="0" wp14:anchorId="4621E1BF" wp14:editId="1FF14F15">
             <wp:extent cx="5710555" cy="2041769"/>
@@ -8864,6 +9508,9 @@
         <w:jc w:val="center"/>
       </w:pPr>
       <w:r>
+        <w:rPr>
+          <w:noProof/>
+        </w:rPr>
         <w:drawing>
           <wp:inline distT="0" distB="0" distL="0" distR="0" wp14:anchorId="1A501E47" wp14:editId="403778C4">
             <wp:extent cx="4800600" cy="3951263"/>
@@ -8917,6 +9564,7 @@
       <w:pPr>
         <w:pStyle w:val="3"/>
       </w:pPr>
+      <w:bookmarkStart w:id="31" w:name="_Toc227272765"/>
       <w:r>
         <w:t xml:space="preserve">3.1.3 Визуальный анализ влияния признаков на цену </w:t>
       </w:r>
@@ -8932,6 +9580,7 @@
       <w:r>
         <w:t>)</w:t>
       </w:r>
+      <w:bookmarkEnd w:id="31"/>
     </w:p>
     <w:p>
       <w:pPr>
@@ -8959,6 +9608,9 @@
         <w:jc w:val="center"/>
       </w:pPr>
       <w:r>
+        <w:rPr>
+          <w:noProof/>
+        </w:rPr>
         <w:lastRenderedPageBreak/>
         <w:drawing>
           <wp:inline distT="0" distB="0" distL="0" distR="0" wp14:anchorId="027D0E79" wp14:editId="4E41AE73">
@@ -9056,6 +9708,9 @@
         <w:jc w:val="center"/>
       </w:pPr>
       <w:r>
+        <w:rPr>
+          <w:noProof/>
+        </w:rPr>
         <w:drawing>
           <wp:inline distT="0" distB="0" distL="0" distR="0" wp14:anchorId="49405F8F" wp14:editId="52566E9B">
             <wp:extent cx="5386705" cy="5326902"/>
@@ -9362,6 +10017,9 @@
         <w:jc w:val="center"/>
       </w:pPr>
       <w:r>
+        <w:rPr>
+          <w:noProof/>
+        </w:rPr>
         <w:lastRenderedPageBreak/>
         <w:drawing>
           <wp:inline distT="0" distB="0" distL="0" distR="0" wp14:anchorId="78CBC377" wp14:editId="0D66F94C">
@@ -9465,6 +10123,9 @@
         <w:jc w:val="center"/>
       </w:pPr>
       <w:r>
+        <w:rPr>
+          <w:noProof/>
+        </w:rPr>
         <w:drawing>
           <wp:inline distT="0" distB="0" distL="0" distR="0" wp14:anchorId="00CD41EF" wp14:editId="09460A71">
             <wp:extent cx="4314825" cy="2887147"/>
@@ -9517,44 +10178,17 @@
       </w:pPr>
       <w:r>
         <w:lastRenderedPageBreak/>
-        <w:t>График, построенный с испол</w:t>
-      </w:r>
-      <w:r>
-        <w:t xml:space="preserve">ьзованием диаграммы рассеяния и </w:t>
-      </w:r>
-      <w:r>
-        <w:t>линейной регрессии, показывает, что автомобили, выпущенные в более</w:t>
-      </w:r>
-      <w:r>
-        <w:t xml:space="preserve"> </w:t>
-      </w:r>
-      <w:r>
-        <w:t>поздние годы, обычно имеют более высокую цену. Линия регрессии с</w:t>
-      </w:r>
-      <w:r>
-        <w:t xml:space="preserve"> </w:t>
-      </w:r>
-      <w:r>
-        <w:t>восходящим наклоном указывает на то, что с течением времени средняя цена</w:t>
-      </w:r>
-      <w:r>
-        <w:t xml:space="preserve"> </w:t>
-      </w:r>
-      <w:r>
-        <w:t xml:space="preserve">автомобилей </w:t>
-      </w:r>
-      <w:r>
-        <w:t>увеличивается (Рис. 16</w:t>
-      </w:r>
-      <w:r>
-        <w:t>).</w:t>
-      </w:r>
-    </w:p>
-    <w:p>
-      <w:pPr>
-        <w:pStyle w:val="a0"/>
-      </w:pPr>
-      <w:r>
+        <w:t>График, построенный с использованием диаграммы рассеяния и линейной регрессии, показывает, что автомобили, выпущенные в более поздние годы, обычно имеют более высокую цену. Линия регрессии с восходящим наклоном указывает на то, что с течением времени средняя цена автомобилей увеличивается (Рис. 16).</w:t>
+      </w:r>
+    </w:p>
+    <w:p>
+      <w:pPr>
+        <w:pStyle w:val="a0"/>
+      </w:pPr>
+      <w:r>
+        <w:rPr>
+          <w:noProof/>
+        </w:rPr>
         <w:drawing>
           <wp:inline distT="0" distB="0" distL="0" distR="0" wp14:anchorId="619DCD04" wp14:editId="04BAA502">
             <wp:extent cx="4815205" cy="3160509"/>
@@ -9606,31 +10240,7 @@
         <w:pStyle w:val="a0"/>
       </w:pPr>
       <w:r>
-        <w:t xml:space="preserve">График зависимости цены от </w:t>
-      </w:r>
-      <w:r>
-        <w:t xml:space="preserve">объема двигателя отражает общее </w:t>
-      </w:r>
-      <w:r>
-        <w:t>наблюдение, что автомобили с двигателями большего объема, как правило,</w:t>
-      </w:r>
-      <w:r>
-        <w:t xml:space="preserve"> </w:t>
-      </w:r>
-      <w:r>
-        <w:t>обладают более высокой ценой. Линия регрессии с наклоном вверх указывает</w:t>
-      </w:r>
-      <w:r>
-        <w:t xml:space="preserve"> </w:t>
-      </w:r>
-      <w:r>
-        <w:t>на то, что по мере увеличения объема двигателя средняя цена автомобилей</w:t>
-      </w:r>
-      <w:r>
-        <w:t xml:space="preserve"> увеличивается (Рис. 17</w:t>
-      </w:r>
-      <w:r>
-        <w:t>).</w:t>
+        <w:t>График зависимости цены от объема двигателя отражает общее наблюдение, что автомобили с двигателями большего объема, как правило, обладают более высокой ценой. Линия регрессии с наклоном вверх указывает на то, что по мере увеличения объема двигателя средняя цена автомобилей увеличивается (Рис. 17).</w:t>
       </w:r>
     </w:p>
     <w:p>
@@ -9639,6 +10249,9 @@
         <w:jc w:val="center"/>
       </w:pPr>
       <w:r>
+        <w:rPr>
+          <w:noProof/>
+        </w:rPr>
         <w:lastRenderedPageBreak/>
         <w:drawing>
           <wp:inline distT="0" distB="0" distL="0" distR="0" wp14:anchorId="5F848628" wp14:editId="1FA89A4E">
@@ -9691,31 +10304,7 @@
         <w:pStyle w:val="a0"/>
       </w:pPr>
       <w:r>
-        <w:t>График зависимости цены</w:t>
-      </w:r>
-      <w:r>
-        <w:t xml:space="preserve"> от пробега демонстрирует общее </w:t>
-      </w:r>
-      <w:r>
-        <w:t>наблюдение, что автомобили с высоким пробегом, как правило, продаются</w:t>
-      </w:r>
-      <w:r>
-        <w:t xml:space="preserve"> </w:t>
-      </w:r>
-      <w:r>
-        <w:t>по более низким ценам. Линия регрессии с наклоном вниз указывает на то,</w:t>
-      </w:r>
-      <w:r>
-        <w:t xml:space="preserve"> </w:t>
-      </w:r>
-      <w:r>
-        <w:t>что с возрастанием п</w:t>
-      </w:r>
-      <w:r>
-        <w:t>робега средняя цена автомобиля уменьшается (Рис. 18</w:t>
-      </w:r>
-      <w:r>
-        <w:t>).</w:t>
+        <w:t>График зависимости цены от пробега демонстрирует общее наблюдение, что автомобили с высоким пробегом, как правило, продаются по более низким ценам. Линия регрессии с наклоном вниз указывает на то, что с возрастанием пробега средняя цена автомобиля уменьшается (Рис. 18).</w:t>
       </w:r>
     </w:p>
     <w:p>
@@ -9724,6 +10313,9 @@
         <w:jc w:val="center"/>
       </w:pPr>
       <w:r>
+        <w:rPr>
+          <w:noProof/>
+        </w:rPr>
         <w:drawing>
           <wp:inline distT="0" distB="0" distL="0" distR="0" wp14:anchorId="206B6811" wp14:editId="03574510">
             <wp:extent cx="5794035" cy="3790950"/>
@@ -9803,6 +10395,9 @@
         <w:jc w:val="center"/>
       </w:pPr>
       <w:r>
+        <w:rPr>
+          <w:noProof/>
+        </w:rPr>
         <w:drawing>
           <wp:inline distT="0" distB="0" distL="0" distR="0" wp14:anchorId="480658CE" wp14:editId="5F40ECC1">
             <wp:extent cx="5424805" cy="4131362"/>
@@ -9869,55 +10464,19 @@
         <w:pStyle w:val="a0"/>
       </w:pPr>
       <w:r>
-        <w:t>На графике зависимости цены а</w:t>
-      </w:r>
-      <w:r>
-        <w:t xml:space="preserve">втомобиля от коробки передач, можно </w:t>
-      </w:r>
-      <w:r>
-        <w:t>сделать вывод,</w:t>
-      </w:r>
-      <w:r>
-        <w:t xml:space="preserve"> что редуктор расположен выше других.</w:t>
+        <w:t>На графике зависимости цены автомобиля от коробки передач, можно сделать вывод, что редуктор расположен выше других.</w:t>
       </w:r>
       <w:r>
         <w:t xml:space="preserve"> </w:t>
       </w:r>
       <w:r>
-        <w:t>Э</w:t>
-      </w:r>
-      <w:r>
-        <w:t xml:space="preserve">то может указывать на то, что автомобили с </w:t>
-      </w:r>
-      <w:r>
-        <w:t>ним</w:t>
-      </w:r>
-      <w:r>
-        <w:t>, как правило, стоят</w:t>
-      </w:r>
-      <w:r>
-        <w:t xml:space="preserve"> </w:t>
-      </w:r>
-      <w:r>
-        <w:t>дор</w:t>
+        <w:t>Это может указывать на то, что автомобили с ним, как правило, стоят дор</w:t>
       </w:r>
       <w:r>
         <w:t>оже. Д</w:t>
       </w:r>
       <w:r>
-        <w:t xml:space="preserve">алее тип роботизированная коробка </w:t>
-      </w:r>
-      <w:r>
-        <w:t>располож</w:t>
-      </w:r>
-      <w:r>
-        <w:t>ен выше типов автомата (АКПП), механики (МКПП</w:t>
-      </w:r>
-      <w:r>
-        <w:t>)</w:t>
-      </w:r>
-      <w:r>
-        <w:t xml:space="preserve"> и вариатора (</w:t>
+        <w:t>алее тип роботизированная коробка расположен выше типов автомата (АКПП), механики (МКПП) и вариатора (</w:t>
       </w:r>
       <w:r>
         <w:rPr>
@@ -9926,52 +10485,7 @@
         <w:t>CVT</w:t>
       </w:r>
       <w:r>
-        <w:t>)</w:t>
-      </w:r>
-      <w:r>
-        <w:t>, это говорит о том, что автомобиль с данной трансмиссией</w:t>
-      </w:r>
-      <w:r>
-        <w:t xml:space="preserve"> </w:t>
-      </w:r>
-      <w:r>
-        <w:t>стоит дороже, чем автомобиль</w:t>
-      </w:r>
-      <w:r>
-        <w:t xml:space="preserve"> с типом трансмиссии автомат,</w:t>
-      </w:r>
-      <w:r>
-        <w:t xml:space="preserve"> механика</w:t>
-      </w:r>
-      <w:r>
-        <w:t xml:space="preserve"> и вариатор</w:t>
-      </w:r>
-      <w:r>
-        <w:t>.</w:t>
-      </w:r>
-      <w:r>
-        <w:t xml:space="preserve"> </w:t>
-      </w:r>
-      <w:r>
-        <w:t>Ниже всего распол</w:t>
-      </w:r>
-      <w:r>
-        <w:t>ожен тип трансмиссии механика (МКПП</w:t>
-      </w:r>
-      <w:r>
-        <w:t>), это значит, что</w:t>
-      </w:r>
-      <w:r>
-        <w:t xml:space="preserve"> </w:t>
-      </w:r>
-      <w:r>
-        <w:t>автомобиль с механической коробкой передач имеет низкую цену</w:t>
-      </w:r>
-      <w:r>
-        <w:t>. А вариатор и автомат почти одинаковые, отличие только в том, что у автомата больше разброс значений (Рис. 20</w:t>
-      </w:r>
-      <w:r>
-        <w:t>).</w:t>
+        <w:t>), это говорит о том, что автомобиль с данной трансмиссией стоит дороже, чем автомобиль с типом трансмиссии автомат, механика и вариатор. Ниже всего расположен тип трансмиссии механика (МКПП), это значит, что автомобиль с механической коробкой передач имеет низкую цену. А вариатор и автомат почти одинаковые, отличие только в том, что у автомата больше разброс значений (Рис. 20).</w:t>
       </w:r>
     </w:p>
     <w:p>
@@ -9980,6 +10494,9 @@
         <w:jc w:val="center"/>
       </w:pPr>
       <w:r>
+        <w:rPr>
+          <w:noProof/>
+        </w:rPr>
         <w:lastRenderedPageBreak/>
         <w:drawing>
           <wp:inline distT="0" distB="0" distL="0" distR="0" wp14:anchorId="0A060FED" wp14:editId="38FFB646">
@@ -10081,6 +10598,9 @@
         <w:jc w:val="center"/>
       </w:pPr>
       <w:r>
+        <w:rPr>
+          <w:noProof/>
+        </w:rPr>
         <w:drawing>
           <wp:inline distT="0" distB="0" distL="0" distR="0" wp14:anchorId="5BDF0E64" wp14:editId="4213F8EE">
             <wp:extent cx="5252352" cy="3203575"/>
@@ -10162,6 +10682,9 @@
         <w:jc w:val="center"/>
       </w:pPr>
       <w:r>
+        <w:rPr>
+          <w:noProof/>
+        </w:rPr>
         <w:drawing>
           <wp:inline distT="0" distB="0" distL="0" distR="0" wp14:anchorId="07B65E4B" wp14:editId="214CBAC7">
             <wp:extent cx="5472430" cy="3142190"/>
@@ -10224,8 +10747,7 @@
       <w:pPr>
         <w:pStyle w:val="a9"/>
       </w:pPr>
-      <w:bookmarkStart w:id="23" w:name="_Toc226308330"/>
-      <w:bookmarkEnd w:id="22"/>
+      <w:bookmarkStart w:id="32" w:name="_Toc227272766"/>
       <w:r>
         <w:t>3.3</w:t>
       </w:r>
@@ -10233,12 +10755,1180 @@
         <w:t xml:space="preserve">. </w:t>
       </w:r>
       <w:r>
-        <w:t xml:space="preserve">Реализация моделей машинного обучения (Линейная регрессия, </w:t>
-      </w:r>
+        <w:t>Реализация моделей машинного обучения</w:t>
+      </w:r>
+      <w:bookmarkEnd w:id="32"/>
+    </w:p>
+    <w:p>
+      <w:pPr>
+        <w:pStyle w:val="3"/>
+      </w:pPr>
+      <w:bookmarkStart w:id="33" w:name="_Toc227272767"/>
+      <w:r>
+        <w:t>3.3.1 Программные решения</w:t>
+      </w:r>
+      <w:bookmarkEnd w:id="33"/>
+    </w:p>
+    <w:p>
+      <w:pPr>
+        <w:pStyle w:val="a0"/>
+      </w:pPr>
+      <w:r>
+        <w:t>В работе будем исп</w:t>
+      </w:r>
+      <w:r>
+        <w:t>ользовать следующие инструменты.</w:t>
+      </w:r>
+    </w:p>
+    <w:p>
+      <w:pPr>
+        <w:pStyle w:val="a0"/>
+      </w:pPr>
       <w:r>
         <w:rPr>
           <w:lang w:val="en-US"/>
         </w:rPr>
+        <w:t>Jupyter</w:t>
+      </w:r>
+      <w:r>
+        <w:t xml:space="preserve"> </w:t>
+      </w:r>
+      <w:r>
+        <w:rPr>
+          <w:lang w:val="en-US"/>
+        </w:rPr>
+        <w:t>Notebook</w:t>
+      </w:r>
+      <w:r>
+        <w:t xml:space="preserve"> – </w:t>
+      </w:r>
+      <w:r>
+        <w:t xml:space="preserve">веб приложение, созданное для удобной работы с кодом и его последующей демонстрации. В основном используется для научных вычислений и анализа данных на </w:t>
+      </w:r>
+      <w:r>
+        <w:rPr>
+          <w:lang w:val="en-US"/>
+        </w:rPr>
+        <w:t>Python</w:t>
+      </w:r>
+      <w:r>
+        <w:t xml:space="preserve"> благодаря визуализации графиков и поясняющего текста</w:t>
+      </w:r>
+      <w:r>
+        <w:t>.</w:t>
+      </w:r>
+    </w:p>
+    <w:p>
+      <w:pPr>
+        <w:pStyle w:val="a0"/>
+      </w:pPr>
+      <w:r>
+        <w:rPr>
+          <w:lang w:val="en-US"/>
+        </w:rPr>
+        <w:t>PyCharm</w:t>
+      </w:r>
+      <w:r>
+        <w:t xml:space="preserve"> 2025.3.2</w:t>
+      </w:r>
+      <w:r>
+        <w:t xml:space="preserve"> – это кросс-платформенная интегрированная среда разработки (IDE) на языке Python, которая позволяет писать код быстрее и с меньшими ошибками.</w:t>
+      </w:r>
+      <w:r>
+        <w:t xml:space="preserve"> Создана для веб разработки и анализа данных. Имеет множество полезных функций, упрощающих написание кода.</w:t>
+      </w:r>
+    </w:p>
+    <w:p>
+      <w:pPr>
+        <w:pStyle w:val="a0"/>
+      </w:pPr>
+      <w:r>
+        <w:rPr>
+          <w:lang w:val="en-US"/>
+        </w:rPr>
+        <w:t>NumPy</w:t>
+      </w:r>
+      <w:r>
+        <w:t>, сокращение от «</w:t>
+      </w:r>
+      <w:r>
+        <w:rPr>
+          <w:lang w:val="en-US"/>
+        </w:rPr>
+        <w:t>Numerical</w:t>
+      </w:r>
+      <w:r>
+        <w:t xml:space="preserve"> </w:t>
+      </w:r>
+      <w:r>
+        <w:rPr>
+          <w:lang w:val="en-US"/>
+        </w:rPr>
+        <w:t>Python</w:t>
+      </w:r>
+      <w:r>
+        <w:t xml:space="preserve">», – основной пакет </w:t>
+      </w:r>
+      <w:r>
+        <w:t xml:space="preserve">для выполнения научных расчетов на </w:t>
+      </w:r>
+      <w:r>
+        <w:rPr>
+          <w:lang w:val="en-US"/>
+        </w:rPr>
+        <w:t>Python</w:t>
+      </w:r>
+      <w:r>
+        <w:t xml:space="preserve">. </w:t>
+      </w:r>
+      <w:r>
+        <w:t>В числе прочего он</w:t>
+      </w:r>
+      <w:r>
+        <w:t xml:space="preserve"> </w:t>
+      </w:r>
+      <w:r>
+        <w:t>предоставляет:</w:t>
+      </w:r>
+    </w:p>
+    <w:p>
+      <w:pPr>
+        <w:pStyle w:val="a0"/>
+        <w:numPr>
+          <w:ilvl w:val="0"/>
+          <w:numId w:val="8"/>
+        </w:numPr>
+      </w:pPr>
+      <w:r>
+        <w:t>Б</w:t>
+      </w:r>
+      <w:r>
+        <w:t xml:space="preserve">ыстрый и эффективный объект многомерного массива </w:t>
+      </w:r>
+      <w:r>
+        <w:rPr>
+          <w:lang w:val="en-US"/>
+        </w:rPr>
+        <w:t>ndarray</w:t>
+      </w:r>
+      <w:r>
+        <w:t>;</w:t>
+      </w:r>
+    </w:p>
+    <w:p>
+      <w:pPr>
+        <w:pStyle w:val="a0"/>
+        <w:numPr>
+          <w:ilvl w:val="0"/>
+          <w:numId w:val="8"/>
+        </w:numPr>
+      </w:pPr>
+      <w:r>
+        <w:t>Ф</w:t>
+      </w:r>
+      <w:r>
+        <w:t>ункции для выполнения вычислений над элементами одного массива</w:t>
+      </w:r>
+      <w:r>
+        <w:t xml:space="preserve"> </w:t>
+      </w:r>
+      <w:r>
+        <w:t>или математических операций с несколькими массивами;</w:t>
+      </w:r>
+    </w:p>
+    <w:p>
+      <w:pPr>
+        <w:pStyle w:val="a0"/>
+        <w:numPr>
+          <w:ilvl w:val="0"/>
+          <w:numId w:val="8"/>
+        </w:numPr>
+      </w:pPr>
+      <w:r>
+        <w:lastRenderedPageBreak/>
+        <w:t>С</w:t>
+      </w:r>
+      <w:r>
+        <w:t>редства для чтения и записи на диски наборов данных, представленных</w:t>
+      </w:r>
+      <w:r>
+        <w:t xml:space="preserve"> </w:t>
+      </w:r>
+      <w:r>
+        <w:t>в виде массивов;</w:t>
+      </w:r>
+    </w:p>
+    <w:p>
+      <w:pPr>
+        <w:pStyle w:val="a0"/>
+        <w:numPr>
+          <w:ilvl w:val="0"/>
+          <w:numId w:val="8"/>
+        </w:numPr>
+      </w:pPr>
+      <w:r>
+        <w:t>О</w:t>
+      </w:r>
+      <w:r>
+        <w:t>перации линейной алгебры, преобразование Фурье и генератор случай</w:t>
+      </w:r>
+      <w:r>
+        <w:t>ных чисел</w:t>
+      </w:r>
+      <w:r>
+        <w:t xml:space="preserve"> [5].</w:t>
+      </w:r>
+    </w:p>
+    <w:p>
+      <w:pPr>
+        <w:pStyle w:val="a0"/>
+      </w:pPr>
+      <w:r>
+        <w:rPr>
+          <w:lang w:val="en-US"/>
+        </w:rPr>
+        <w:t>P</w:t>
+      </w:r>
+      <w:r>
+        <w:t>andas предоставляет структуры данных и функции, призванные сделать работу со структурированными данными простым, быстрым и выразительным делом. С момента своего появления</w:t>
+      </w:r>
+      <w:r>
+        <w:t xml:space="preserve"> </w:t>
+      </w:r>
+      <w:r>
+        <w:t>в 2010 году она способствовала превращению Python в мощную и продуктивную среду анализа данных. Основные объекты pandas</w:t>
+      </w:r>
+      <w:r>
+        <w:t xml:space="preserve"> </w:t>
+      </w:r>
+      <w:r>
+        <w:t>– DataFrame – двумерная таблица, в которой строки и столбцы имеют метки, и Series – объект одномерного массива с метками.</w:t>
+      </w:r>
+    </w:p>
+    <w:p>
+      <w:pPr>
+        <w:pStyle w:val="a0"/>
+      </w:pPr>
+      <w:r>
+        <w:t>Библиотека pandas сочетает высокую производительность средств работы</w:t>
+      </w:r>
+      <w:r>
+        <w:t xml:space="preserve"> </w:t>
+      </w:r>
+      <w:r>
+        <w:t>с массивами, присущую NumPy, с гибкими возможностями манипулирования данными, свойственными электронным таблицам и реляционным базам</w:t>
+      </w:r>
+      <w:r>
+        <w:t xml:space="preserve"> </w:t>
+      </w:r>
+      <w:r>
+        <w:t>данных. Поскольку манипулирование данными, их подготовка и очистка играют огромное значение в анализе данных, библиотека pandas будет одним из основных инструментов</w:t>
+      </w:r>
+      <w:r>
+        <w:t xml:space="preserve"> [5].</w:t>
+      </w:r>
+    </w:p>
+    <w:p>
+      <w:pPr>
+        <w:pStyle w:val="a0"/>
+      </w:pPr>
+      <w:r>
+        <w:t>Библиотека matplotlib</w:t>
+      </w:r>
+      <w:r>
+        <w:t xml:space="preserve"> </w:t>
+      </w:r>
+      <w:r>
+        <w:t>–</w:t>
+      </w:r>
+      <w:r>
+        <w:t xml:space="preserve"> </w:t>
+      </w:r>
+      <w:r>
+        <w:t xml:space="preserve"> самый популярный в Python</w:t>
+      </w:r>
+      <w:r>
+        <w:t xml:space="preserve"> </w:t>
+      </w:r>
+      <w:r>
+        <w:t>инструмент для создания графиков и других способов визуализации двумерных данных.</w:t>
+      </w:r>
+      <w:r>
+        <w:t xml:space="preserve"> </w:t>
+      </w:r>
+      <w:r>
+        <w:t>Она отлично подходит для создания графиков, при</w:t>
+      </w:r>
+      <w:r>
+        <w:t>годных для публикации</w:t>
+      </w:r>
+      <w:r>
+        <w:t xml:space="preserve"> [5]</w:t>
+      </w:r>
+      <w:r>
+        <w:t>.</w:t>
+      </w:r>
+    </w:p>
+    <w:p>
+      <w:pPr>
+        <w:pStyle w:val="a0"/>
+      </w:pPr>
+      <w:r>
+        <w:t>Seaborn — библиотека для анализа данных и отображения сложных зависимостей с помощью графиков на языке Python. Программный пакет создан на базе библиотеки matplotlib, также Seaborn поддерживает интеграцию с библиотекой для работы с табличными данными -  pandas. Для автоматического преобразования данных в графики Seaborn использует семантические карты и функции статистической агрегации</w:t>
+      </w:r>
+      <w:r>
+        <w:t xml:space="preserve"> [9]</w:t>
+      </w:r>
+      <w:r>
+        <w:t xml:space="preserve">. </w:t>
+      </w:r>
+    </w:p>
+    <w:p>
+      <w:pPr>
+        <w:pStyle w:val="a0"/>
+      </w:pPr>
+      <w:r>
+        <w:rPr>
+          <w:lang w:val="en-US"/>
+        </w:rPr>
+        <w:t>S</w:t>
+      </w:r>
+      <w:r>
+        <w:t>cikit-learn – основной инструментарий машинного обучения для программистов на Python. В нем имеются подмодули для следующих моделей.</w:t>
+      </w:r>
+    </w:p>
+    <w:p>
+      <w:pPr>
+        <w:pStyle w:val="a0"/>
+        <w:numPr>
+          <w:ilvl w:val="0"/>
+          <w:numId w:val="9"/>
+        </w:numPr>
+      </w:pPr>
+      <w:r>
+        <w:t>Классификация: метод опорных векторов, метод ближайших соседей, случайные леса, логистическая регрессия и т. д.</w:t>
+      </w:r>
+    </w:p>
+    <w:p>
+      <w:pPr>
+        <w:pStyle w:val="a0"/>
+        <w:numPr>
+          <w:ilvl w:val="0"/>
+          <w:numId w:val="9"/>
+        </w:numPr>
+      </w:pPr>
+      <w:r>
+        <w:t>Регрессия: линейная регрессия, гребневая регрессия и т. д.</w:t>
+      </w:r>
+    </w:p>
+    <w:p>
+      <w:pPr>
+        <w:pStyle w:val="a0"/>
+        <w:numPr>
+          <w:ilvl w:val="0"/>
+          <w:numId w:val="9"/>
+        </w:numPr>
+      </w:pPr>
+      <w:r>
+        <w:lastRenderedPageBreak/>
+        <w:t>Понижение размерности: метод главных компонент, отбор признаков, матричная факторизация и т. д.</w:t>
+      </w:r>
+    </w:p>
+    <w:p>
+      <w:pPr>
+        <w:pStyle w:val="a0"/>
+        <w:numPr>
+          <w:ilvl w:val="0"/>
+          <w:numId w:val="9"/>
+        </w:numPr>
+      </w:pPr>
+      <w:r>
+        <w:t>Выбор модели: поиск на сетке, перекрестный контроль, метрики.</w:t>
+      </w:r>
+    </w:p>
+    <w:p>
+      <w:pPr>
+        <w:pStyle w:val="a0"/>
+        <w:numPr>
+          <w:ilvl w:val="0"/>
+          <w:numId w:val="9"/>
+        </w:numPr>
+      </w:pPr>
+      <w:r>
+        <w:t>Предобработка: выделение признаков, нормировка</w:t>
+      </w:r>
+      <w:r>
+        <w:t xml:space="preserve"> </w:t>
+      </w:r>
+      <w:r>
+        <w:rPr>
+          <w:lang w:val="en-US"/>
+        </w:rPr>
+        <w:t>[5]</w:t>
+      </w:r>
+      <w:r>
+        <w:t>.</w:t>
+      </w:r>
+    </w:p>
+    <w:p>
+      <w:pPr>
+        <w:pStyle w:val="a0"/>
+      </w:pPr>
+      <w:r>
+        <w:rPr>
+          <w:rStyle w:val="af7"/>
+          <w:b w:val="0"/>
+        </w:rPr>
+        <w:t>Pickle</w:t>
+      </w:r>
+      <w:r>
+        <w:t xml:space="preserve"> –</w:t>
+      </w:r>
+      <w:r>
+        <w:t xml:space="preserve"> </w:t>
+      </w:r>
+      <w:r>
+        <w:t xml:space="preserve">это механизм сериализации объектов в Python. Он позволяет сохранить их в бинарном формате и затем загружать обратно, сохраняя связи между объектами. Он полезен для кэширования, обмена данными между процессами и сохранения состояния приложений. В данной работе используется для сохранения метрик точности в отдельный файл. </w:t>
+      </w:r>
+    </w:p>
+    <w:p>
+      <w:pPr>
+        <w:pStyle w:val="a0"/>
+      </w:pPr>
+      <w:r>
+        <w:rPr>
+          <w:lang w:val="en-US"/>
+        </w:rPr>
+        <w:t>Joblib</w:t>
+      </w:r>
+      <w:r>
+        <w:t xml:space="preserve"> </w:t>
+      </w:r>
+      <w:r>
+        <w:t>–</w:t>
+      </w:r>
+      <w:r>
+        <w:t xml:space="preserve"> </w:t>
+      </w:r>
+      <w:r>
+        <w:rPr>
+          <w:lang w:val="en-US"/>
+        </w:rPr>
+        <w:t>Python</w:t>
+      </w:r>
+      <w:r>
+        <w:t xml:space="preserve"> </w:t>
+      </w:r>
+      <w:r>
+        <w:t>фреймворк с набором инструментов для упрощения конвейерной обработки данных в Python. В данной работе используется для сохранения обученных моделей.</w:t>
+      </w:r>
+    </w:p>
+    <w:p>
+      <w:pPr>
+        <w:pStyle w:val="3"/>
+      </w:pPr>
+      <w:bookmarkStart w:id="34" w:name="_Toc227272768"/>
+      <w:r>
+        <w:t>3.3.2 Обучение модели линейной регрессии</w:t>
+      </w:r>
+      <w:bookmarkEnd w:id="34"/>
+    </w:p>
+    <w:p>
+      <w:pPr>
+        <w:pStyle w:val="a0"/>
+        <w:rPr>
+          <w:lang w:val="en-US"/>
+        </w:rPr>
+      </w:pPr>
+      <w:r>
+        <w:t xml:space="preserve">Импортируем все нужные для обучения модели линейной регрессии </w:t>
+      </w:r>
+      <w:r>
+        <w:t>библиотеки. Основой</w:t>
+      </w:r>
+      <w:r>
+        <w:rPr>
+          <w:lang w:val="en-US"/>
+        </w:rPr>
+        <w:t xml:space="preserve"> </w:t>
+      </w:r>
+      <w:r>
+        <w:t>является</w:t>
+      </w:r>
+      <w:r>
+        <w:rPr>
+          <w:lang w:val="en-US"/>
+        </w:rPr>
+        <w:t xml:space="preserve"> sklearn.linear_model LinearRegression.</w:t>
+      </w:r>
+    </w:p>
+    <w:p>
+      <w:pPr>
+        <w:pStyle w:val="a0"/>
+        <w:jc w:val="center"/>
+        <w:rPr>
+          <w:lang w:val="en-US"/>
+        </w:rPr>
+      </w:pPr>
+      <w:r>
+        <w:rPr>
+          <w:lang w:val="en-US"/>
+        </w:rPr>
+        <w:drawing>
+          <wp:inline distT="0" distB="0" distL="0" distR="0" wp14:anchorId="196C5FAA" wp14:editId="3A4A8F1A">
+            <wp:extent cx="5462905" cy="1456699"/>
+            <wp:effectExtent l="0" t="0" r="4445" b="0"/>
+            <wp:docPr id="10" name="Рисунок 10"/>
+            <wp:cNvGraphicFramePr>
+              <a:graphicFrameLocks xmlns:a="http://schemas.openxmlformats.org/drawingml/2006/main" noChangeAspect="1"/>
+            </wp:cNvGraphicFramePr>
+            <a:graphic xmlns:a="http://schemas.openxmlformats.org/drawingml/2006/main">
+              <a:graphicData uri="http://schemas.openxmlformats.org/drawingml/2006/picture">
+                <pic:pic xmlns:pic="http://schemas.openxmlformats.org/drawingml/2006/picture">
+                  <pic:nvPicPr>
+                    <pic:cNvPr id="1" name=""/>
+                    <pic:cNvPicPr/>
+                  </pic:nvPicPr>
+                  <pic:blipFill>
+                    <a:blip r:embed="rId37"/>
+                    <a:stretch>
+                      <a:fillRect/>
+                    </a:stretch>
+                  </pic:blipFill>
+                  <pic:spPr>
+                    <a:xfrm>
+                      <a:off x="0" y="0"/>
+                      <a:ext cx="5463389" cy="1456828"/>
+                    </a:xfrm>
+                    <a:prstGeom prst="rect">
+                      <a:avLst/>
+                    </a:prstGeom>
+                  </pic:spPr>
+                </pic:pic>
+              </a:graphicData>
+            </a:graphic>
+          </wp:inline>
+        </w:drawing>
+      </w:r>
+    </w:p>
+    <w:p>
+      <w:pPr>
+        <w:pStyle w:val="a0"/>
+        <w:jc w:val="left"/>
+      </w:pPr>
+      <w:r>
+        <w:t>Загружаем очищенный ранее датасет.</w:t>
+      </w:r>
+    </w:p>
+    <w:p>
+      <w:pPr>
+        <w:pStyle w:val="a0"/>
+        <w:jc w:val="left"/>
+      </w:pPr>
+      <w:r>
+        <w:lastRenderedPageBreak/>
+        <w:drawing>
+          <wp:inline distT="0" distB="0" distL="0" distR="0" wp14:anchorId="2D12AEB2" wp14:editId="6AFCB06F">
+            <wp:extent cx="4381613" cy="3862738"/>
+            <wp:effectExtent l="0" t="0" r="0" b="4445"/>
+            <wp:docPr id="14" name="Рисунок 14"/>
+            <wp:cNvGraphicFramePr>
+              <a:graphicFrameLocks xmlns:a="http://schemas.openxmlformats.org/drawingml/2006/main" noChangeAspect="1"/>
+            </wp:cNvGraphicFramePr>
+            <a:graphic xmlns:a="http://schemas.openxmlformats.org/drawingml/2006/main">
+              <a:graphicData uri="http://schemas.openxmlformats.org/drawingml/2006/picture">
+                <pic:pic xmlns:pic="http://schemas.openxmlformats.org/drawingml/2006/picture">
+                  <pic:nvPicPr>
+                    <pic:cNvPr id="1" name=""/>
+                    <pic:cNvPicPr/>
+                  </pic:nvPicPr>
+                  <pic:blipFill>
+                    <a:blip r:embed="rId38"/>
+                    <a:stretch>
+                      <a:fillRect/>
+                    </a:stretch>
+                  </pic:blipFill>
+                  <pic:spPr>
+                    <a:xfrm>
+                      <a:off x="0" y="0"/>
+                      <a:ext cx="4405797" cy="3884058"/>
+                    </a:xfrm>
+                    <a:prstGeom prst="rect">
+                      <a:avLst/>
+                    </a:prstGeom>
+                  </pic:spPr>
+                </pic:pic>
+              </a:graphicData>
+            </a:graphic>
+          </wp:inline>
+        </w:drawing>
+      </w:r>
+    </w:p>
+    <w:p>
+      <w:pPr>
+        <w:pStyle w:val="a0"/>
+        <w:jc w:val="left"/>
+      </w:pPr>
+      <w:r>
+        <w:t xml:space="preserve">Преобразуем категориальные признаки с помощью </w:t>
+      </w:r>
+      <w:r>
+        <w:rPr>
+          <w:lang w:val="en-US"/>
+        </w:rPr>
+        <w:t>OneHotEncoder</w:t>
+      </w:r>
+      <w:r>
+        <w:t xml:space="preserve">. </w:t>
+      </w:r>
+      <w:r>
+        <w:t>Этот кодировщик берёт столбец с категориальными данными, который был предварительно закодирован в признак, и создаёт для него несколько новых столбцов.</w:t>
+      </w:r>
+      <w:r>
+        <w:t xml:space="preserve"> Также создаём </w:t>
+      </w:r>
+      <w:r>
+        <w:rPr>
+          <w:lang w:val="en-US"/>
+        </w:rPr>
+        <w:t>Pipeline</w:t>
+      </w:r>
+      <w:r>
+        <w:t xml:space="preserve"> </w:t>
+      </w:r>
+      <w:r>
+        <w:t xml:space="preserve">модели </w:t>
+      </w:r>
+      <w:r>
+        <w:rPr>
+          <w:lang w:val="en-US"/>
+        </w:rPr>
+        <w:t>LinearRegression</w:t>
+      </w:r>
+      <w:r>
+        <w:t xml:space="preserve">. </w:t>
+      </w:r>
+      <w:r>
+        <w:t>Его</w:t>
+      </w:r>
+      <w:r>
+        <w:t xml:space="preserve"> используют, чтобы собрать обработку и обучение в одну цепочку. Вместо того чтобы по отдельности вызывать масштабирование, кодировать признаки и передавать всё в </w:t>
+      </w:r>
+      <w:r>
+        <w:t xml:space="preserve">модель, шаги объединяются через </w:t>
+      </w:r>
+      <w:r>
+        <w:rPr>
+          <w:lang w:val="en-US"/>
+        </w:rPr>
+        <w:t>Pipeline</w:t>
+      </w:r>
+      <w:r>
+        <w:t xml:space="preserve"> и </w:t>
+      </w:r>
+      <w:r>
+        <w:rPr>
+          <w:lang w:val="en-US"/>
+        </w:rPr>
+        <w:t>ColumnTransformer</w:t>
+      </w:r>
+      <w:r>
+        <w:t>.</w:t>
+      </w:r>
+    </w:p>
+    <w:p>
+      <w:pPr>
+        <w:pStyle w:val="a0"/>
+        <w:jc w:val="left"/>
+      </w:pPr>
+      <w:r>
+        <w:drawing>
+          <wp:inline distT="0" distB="0" distL="0" distR="0" wp14:anchorId="2954F9BA" wp14:editId="475C49C8">
+            <wp:extent cx="4900930" cy="1036833"/>
+            <wp:effectExtent l="0" t="0" r="0" b="0"/>
+            <wp:docPr id="15" name="Рисунок 15"/>
+            <wp:cNvGraphicFramePr>
+              <a:graphicFrameLocks xmlns:a="http://schemas.openxmlformats.org/drawingml/2006/main" noChangeAspect="1"/>
+            </wp:cNvGraphicFramePr>
+            <a:graphic xmlns:a="http://schemas.openxmlformats.org/drawingml/2006/main">
+              <a:graphicData uri="http://schemas.openxmlformats.org/drawingml/2006/picture">
+                <pic:pic xmlns:pic="http://schemas.openxmlformats.org/drawingml/2006/picture">
+                  <pic:nvPicPr>
+                    <pic:cNvPr id="1" name=""/>
+                    <pic:cNvPicPr/>
+                  </pic:nvPicPr>
+                  <pic:blipFill>
+                    <a:blip r:embed="rId39"/>
+                    <a:stretch>
+                      <a:fillRect/>
+                    </a:stretch>
+                  </pic:blipFill>
+                  <pic:spPr>
+                    <a:xfrm>
+                      <a:off x="0" y="0"/>
+                      <a:ext cx="4947555" cy="1046697"/>
+                    </a:xfrm>
+                    <a:prstGeom prst="rect">
+                      <a:avLst/>
+                    </a:prstGeom>
+                  </pic:spPr>
+                </pic:pic>
+              </a:graphicData>
+            </a:graphic>
+          </wp:inline>
+        </w:drawing>
+      </w:r>
+    </w:p>
+    <w:p>
+      <w:pPr>
+        <w:pStyle w:val="a0"/>
+      </w:pPr>
+      <w:r>
+        <w:t>Разделяем данные на тестовую и целевую переменную (Цена). И разбиваем их на обучающую и тестовую выборки применяя стратификацию, чтобы Train и Test получили пропорциональное количество объектов из каждого ценового диапазона. 80% данных пойдут на обучение и 20% на тестирование.</w:t>
+      </w:r>
+    </w:p>
+    <w:p>
+      <w:pPr>
+        <w:pStyle w:val="a0"/>
+        <w:jc w:val="center"/>
+      </w:pPr>
+      <w:r>
+        <w:drawing>
+          <wp:inline distT="0" distB="0" distL="0" distR="0" wp14:anchorId="7BB7827F" wp14:editId="2C3F045F">
+            <wp:extent cx="5443855" cy="655206"/>
+            <wp:effectExtent l="0" t="0" r="4445" b="0"/>
+            <wp:docPr id="16" name="Рисунок 16"/>
+            <wp:cNvGraphicFramePr>
+              <a:graphicFrameLocks xmlns:a="http://schemas.openxmlformats.org/drawingml/2006/main" noChangeAspect="1"/>
+            </wp:cNvGraphicFramePr>
+            <a:graphic xmlns:a="http://schemas.openxmlformats.org/drawingml/2006/main">
+              <a:graphicData uri="http://schemas.openxmlformats.org/drawingml/2006/picture">
+                <pic:pic xmlns:pic="http://schemas.openxmlformats.org/drawingml/2006/picture">
+                  <pic:nvPicPr>
+                    <pic:cNvPr id="1" name=""/>
+                    <pic:cNvPicPr/>
+                  </pic:nvPicPr>
+                  <pic:blipFill>
+                    <a:blip r:embed="rId40"/>
+                    <a:stretch>
+                      <a:fillRect/>
+                    </a:stretch>
+                  </pic:blipFill>
+                  <pic:spPr>
+                    <a:xfrm>
+                      <a:off x="0" y="0"/>
+                      <a:ext cx="5519324" cy="664289"/>
+                    </a:xfrm>
+                    <a:prstGeom prst="rect">
+                      <a:avLst/>
+                    </a:prstGeom>
+                  </pic:spPr>
+                </pic:pic>
+              </a:graphicData>
+            </a:graphic>
+          </wp:inline>
+        </w:drawing>
+      </w:r>
+    </w:p>
+    <w:p>
+      <w:pPr>
+        <w:pStyle w:val="a0"/>
+      </w:pPr>
+      <w:r>
+        <w:lastRenderedPageBreak/>
+        <w:t xml:space="preserve">Обучаем и сохраняем модель, а также </w:t>
+      </w:r>
+      <w:r>
+        <w:t>предсказываем целевую переменную для тестовых данных</w:t>
+      </w:r>
+      <w:r>
+        <w:t>.</w:t>
+      </w:r>
+    </w:p>
+    <w:p>
+      <w:pPr>
+        <w:pStyle w:val="a0"/>
+        <w:jc w:val="center"/>
+      </w:pPr>
+      <w:r>
+        <w:drawing>
+          <wp:inline distT="0" distB="0" distL="0" distR="0" wp14:anchorId="10C9D848" wp14:editId="7982A2FD">
+            <wp:extent cx="3267075" cy="1265233"/>
+            <wp:effectExtent l="0" t="0" r="0" b="0"/>
+            <wp:docPr id="18" name="Рисунок 18"/>
+            <wp:cNvGraphicFramePr>
+              <a:graphicFrameLocks xmlns:a="http://schemas.openxmlformats.org/drawingml/2006/main" noChangeAspect="1"/>
+            </wp:cNvGraphicFramePr>
+            <a:graphic xmlns:a="http://schemas.openxmlformats.org/drawingml/2006/main">
+              <a:graphicData uri="http://schemas.openxmlformats.org/drawingml/2006/picture">
+                <pic:pic xmlns:pic="http://schemas.openxmlformats.org/drawingml/2006/picture">
+                  <pic:nvPicPr>
+                    <pic:cNvPr id="1" name=""/>
+                    <pic:cNvPicPr/>
+                  </pic:nvPicPr>
+                  <pic:blipFill>
+                    <a:blip r:embed="rId41"/>
+                    <a:stretch>
+                      <a:fillRect/>
+                    </a:stretch>
+                  </pic:blipFill>
+                  <pic:spPr>
+                    <a:xfrm>
+                      <a:off x="0" y="0"/>
+                      <a:ext cx="3285436" cy="1272344"/>
+                    </a:xfrm>
+                    <a:prstGeom prst="rect">
+                      <a:avLst/>
+                    </a:prstGeom>
+                  </pic:spPr>
+                </pic:pic>
+              </a:graphicData>
+            </a:graphic>
+          </wp:inline>
+        </w:drawing>
+      </w:r>
+    </w:p>
+    <w:p>
+      <w:pPr>
+        <w:pStyle w:val="a0"/>
+        <w:jc w:val="left"/>
+      </w:pPr>
+    </w:p>
+    <w:p>
+      <w:pPr>
+        <w:pStyle w:val="a0"/>
+        <w:jc w:val="left"/>
+      </w:pPr>
+      <w:r>
+        <w:t>Оцениваем точность модели с помощью метрик и выводим результаты.</w:t>
+      </w:r>
+    </w:p>
+    <w:p>
+      <w:pPr>
+        <w:pStyle w:val="a0"/>
+        <w:jc w:val="center"/>
+      </w:pPr>
+      <w:r>
+        <w:drawing>
+          <wp:inline distT="0" distB="0" distL="0" distR="0" wp14:anchorId="155BCCE9" wp14:editId="2E120FED">
+            <wp:extent cx="5291455" cy="3401728"/>
+            <wp:effectExtent l="0" t="0" r="4445" b="8255"/>
+            <wp:docPr id="19" name="Рисунок 19"/>
+            <wp:cNvGraphicFramePr>
+              <a:graphicFrameLocks xmlns:a="http://schemas.openxmlformats.org/drawingml/2006/main" noChangeAspect="1"/>
+            </wp:cNvGraphicFramePr>
+            <a:graphic xmlns:a="http://schemas.openxmlformats.org/drawingml/2006/main">
+              <a:graphicData uri="http://schemas.openxmlformats.org/drawingml/2006/picture">
+                <pic:pic xmlns:pic="http://schemas.openxmlformats.org/drawingml/2006/picture">
+                  <pic:nvPicPr>
+                    <pic:cNvPr id="1" name=""/>
+                    <pic:cNvPicPr/>
+                  </pic:nvPicPr>
+                  <pic:blipFill>
+                    <a:blip r:embed="rId42"/>
+                    <a:stretch>
+                      <a:fillRect/>
+                    </a:stretch>
+                  </pic:blipFill>
+                  <pic:spPr>
+                    <a:xfrm>
+                      <a:off x="0" y="0"/>
+                      <a:ext cx="5311994" cy="3414932"/>
+                    </a:xfrm>
+                    <a:prstGeom prst="rect">
+                      <a:avLst/>
+                    </a:prstGeom>
+                  </pic:spPr>
+                </pic:pic>
+              </a:graphicData>
+            </a:graphic>
+          </wp:inline>
+        </w:drawing>
+      </w:r>
+    </w:p>
+    <w:p>
+      <w:pPr>
+        <w:pStyle w:val="a0"/>
+        <w:jc w:val="left"/>
+      </w:pPr>
+      <w:r>
+        <w:t xml:space="preserve">Сохраняем оценку в </w:t>
+      </w:r>
+      <w:r>
+        <w:rPr>
+          <w:lang w:val="en-US"/>
+        </w:rPr>
+        <w:t>pickle</w:t>
+      </w:r>
+      <w:r>
+        <w:t>-</w:t>
+      </w:r>
+      <w:r>
+        <w:t>файл.</w:t>
+      </w:r>
+    </w:p>
+    <w:p>
+      <w:pPr>
+        <w:pStyle w:val="a0"/>
+        <w:jc w:val="center"/>
+      </w:pPr>
+      <w:r>
+        <w:drawing>
+          <wp:inline distT="0" distB="0" distL="0" distR="0" wp14:anchorId="18B8DCCD" wp14:editId="7E466A57">
+            <wp:extent cx="3781425" cy="2268855"/>
+            <wp:effectExtent l="0" t="0" r="9525" b="0"/>
+            <wp:docPr id="20" name="Рисунок 20"/>
+            <wp:cNvGraphicFramePr>
+              <a:graphicFrameLocks xmlns:a="http://schemas.openxmlformats.org/drawingml/2006/main" noChangeAspect="1"/>
+            </wp:cNvGraphicFramePr>
+            <a:graphic xmlns:a="http://schemas.openxmlformats.org/drawingml/2006/main">
+              <a:graphicData uri="http://schemas.openxmlformats.org/drawingml/2006/picture">
+                <pic:pic xmlns:pic="http://schemas.openxmlformats.org/drawingml/2006/picture">
+                  <pic:nvPicPr>
+                    <pic:cNvPr id="1" name=""/>
+                    <pic:cNvPicPr/>
+                  </pic:nvPicPr>
+                  <pic:blipFill>
+                    <a:blip r:embed="rId43"/>
+                    <a:stretch>
+                      <a:fillRect/>
+                    </a:stretch>
+                  </pic:blipFill>
+                  <pic:spPr>
+                    <a:xfrm>
+                      <a:off x="0" y="0"/>
+                      <a:ext cx="3781963" cy="2269178"/>
+                    </a:xfrm>
+                    <a:prstGeom prst="rect">
+                      <a:avLst/>
+                    </a:prstGeom>
+                  </pic:spPr>
+                </pic:pic>
+              </a:graphicData>
+            </a:graphic>
+          </wp:inline>
+        </w:drawing>
+      </w:r>
+    </w:p>
+    <w:p>
+      <w:pPr>
+        <w:pStyle w:val="a0"/>
+        <w:jc w:val="left"/>
+      </w:pPr>
+    </w:p>
+    <w:p>
+      <w:pPr>
+        <w:pStyle w:val="a0"/>
+        <w:jc w:val="left"/>
+      </w:pPr>
+    </w:p>
+    <w:p>
+      <w:pPr>
+        <w:pStyle w:val="3"/>
+      </w:pPr>
+      <w:r>
+        <w:lastRenderedPageBreak/>
+        <w:t>3.3.3 Модель Случайных лесов</w:t>
+      </w:r>
+    </w:p>
+    <w:p>
+      <w:pPr>
+        <w:pStyle w:val="a0"/>
+      </w:pPr>
+      <w:r>
+        <w:t xml:space="preserve">Обучение модели случайного леса ничем не отличается, кроме </w:t>
+      </w:r>
+      <w:r>
+        <w:rPr>
+          <w:lang w:val="en-US"/>
+        </w:rPr>
+        <w:t>Pipeline</w:t>
+      </w:r>
+      <w:r>
+        <w:t>.</w:t>
+      </w:r>
+    </w:p>
+    <w:p>
+      <w:pPr>
+        <w:pStyle w:val="a0"/>
+        <w:jc w:val="center"/>
+      </w:pPr>
+      <w:r>
+        <w:drawing>
+          <wp:inline distT="0" distB="0" distL="0" distR="0" wp14:anchorId="4E20ED81" wp14:editId="60444C1F">
+            <wp:extent cx="3677163" cy="2219635"/>
+            <wp:effectExtent l="0" t="0" r="0" b="9525"/>
+            <wp:docPr id="21" name="Рисунок 21"/>
+            <wp:cNvGraphicFramePr>
+              <a:graphicFrameLocks xmlns:a="http://schemas.openxmlformats.org/drawingml/2006/main" noChangeAspect="1"/>
+            </wp:cNvGraphicFramePr>
+            <a:graphic xmlns:a="http://schemas.openxmlformats.org/drawingml/2006/main">
+              <a:graphicData uri="http://schemas.openxmlformats.org/drawingml/2006/picture">
+                <pic:pic xmlns:pic="http://schemas.openxmlformats.org/drawingml/2006/picture">
+                  <pic:nvPicPr>
+                    <pic:cNvPr id="1" name=""/>
+                    <pic:cNvPicPr/>
+                  </pic:nvPicPr>
+                  <pic:blipFill>
+                    <a:blip r:embed="rId44"/>
+                    <a:stretch>
+                      <a:fillRect/>
+                    </a:stretch>
+                  </pic:blipFill>
+                  <pic:spPr>
+                    <a:xfrm>
+                      <a:off x="0" y="0"/>
+                      <a:ext cx="3677163" cy="2219635"/>
+                    </a:xfrm>
+                    <a:prstGeom prst="rect">
+                      <a:avLst/>
+                    </a:prstGeom>
+                  </pic:spPr>
+                </pic:pic>
+              </a:graphicData>
+            </a:graphic>
+          </wp:inline>
+        </w:drawing>
+      </w:r>
+    </w:p>
+    <w:p>
+      <w:pPr>
+        <w:pStyle w:val="a9"/>
+      </w:pPr>
+      <w:bookmarkStart w:id="35" w:name="_Toc227272769"/>
+      <w:r>
+        <w:t>3.4</w:t>
+      </w:r>
+      <w:r>
+        <w:t xml:space="preserve">. </w:t>
+      </w:r>
+      <w:r>
+        <w:t>Сравнение моделей</w:t>
+      </w:r>
+      <w:bookmarkEnd w:id="35"/>
+    </w:p>
+    <w:p>
+      <w:pPr>
+        <w:pStyle w:val="a0"/>
+      </w:pPr>
+      <w:r>
+        <w:t xml:space="preserve">Для комплексного сравнения прогнозной точности были использованы метрики </w:t>
+      </w:r>
+      <w:r>
+        <w:rPr>
+          <w:lang w:val="en-US"/>
+        </w:rPr>
+        <w:t>MAE</w:t>
+      </w:r>
+      <w:r>
+        <w:t xml:space="preserve">, </w:t>
+      </w:r>
+      <w:r>
+        <w:rPr>
+          <w:lang w:val="en-US"/>
+        </w:rPr>
+        <w:t>RMSE</w:t>
+      </w:r>
+      <w:r>
+        <w:t xml:space="preserve"> и </w:t>
+      </w:r>
+      <w:r>
+        <w:rPr>
+          <w:lang w:val="en-US"/>
+        </w:rPr>
+        <w:t>R</w:t>
+      </w:r>
+      <w:r>
+        <w:t xml:space="preserve">². </w:t>
+      </w:r>
+      <w:r>
+        <w:rPr>
+          <w:lang w:val="en-US"/>
+        </w:rPr>
+        <w:t>MAE</w:t>
+      </w:r>
+      <w:r>
+        <w:t xml:space="preserve"> отражает среднее абсолютное отклонение прогнозов от истинных значений и демонстрирует типичную ошибку в тех же единицах, что и целевая переменная. </w:t>
+      </w:r>
+      <w:r>
+        <w:rPr>
+          <w:lang w:val="en-US"/>
+        </w:rPr>
+        <w:t>RMSE</w:t>
+      </w:r>
+      <w:r>
+        <w:t xml:space="preserve"> усиливает вклад крупных отклонений и служит индикатором склонности модели к редким, но существенным ошибкам. </w:t>
+      </w:r>
+      <w:r>
+        <w:rPr>
+          <w:lang w:val="en-US"/>
+        </w:rPr>
+        <w:t>R</w:t>
+      </w:r>
+      <w:r>
+        <w:t xml:space="preserve">² показывает долю дисперсии целевой переменной, объясняемую моделью, и дополняет оценку точности информацией о качестве аппроксимации данных. Оценка моделей выполнялась на выделенной тестовой выборке после предобработки данных, включающей очистку, кодирование категориальных признаков и логарифмирование целевой переменной. При логарифмировании целевой переменной необходимо учитывать, что значения </w:t>
+      </w:r>
+      <w:r>
+        <w:rPr>
+          <w:lang w:val="en-US"/>
+        </w:rPr>
+        <w:t>MAE</w:t>
+      </w:r>
+      <w:r>
+        <w:t xml:space="preserve"> и </w:t>
+      </w:r>
+      <w:r>
+        <w:rPr>
+          <w:lang w:val="en-US"/>
+        </w:rPr>
+        <w:t>RMSE</w:t>
+      </w:r>
+      <w:r>
+        <w:t xml:space="preserve">, вычисленные в лог-пространстве, не эквивалентны ошибкам в исходных единицах и требуют обратного преобразования для практической интерпретации. В связи с этим в отчёте целесообразно приводить как метрики в преобразованном виде, так и оценки, полученные после обратного преобразования прогнозов. Такая практика обеспечивает корректное сравнение моделей с точки зрения реального влияния ошибок на стоимость автомобилей. Совокупное использование указанных метрик позволяет выявить разные аспекты качества моделей и снизить риск неправильного выбора на основании </w:t>
+      </w:r>
+      <w:r>
+        <w:lastRenderedPageBreak/>
+        <w:t xml:space="preserve">единственной характеристики. </w:t>
+      </w:r>
+      <w:r>
+        <w:rPr>
+          <w:lang w:val="en-US"/>
+        </w:rPr>
+        <w:t>MAE</w:t>
+      </w:r>
+      <w:r>
+        <w:t xml:space="preserve"> информирует о типичной по величине ошибке, </w:t>
+      </w:r>
+      <w:r>
+        <w:rPr>
+          <w:lang w:val="en-US"/>
+        </w:rPr>
+        <w:t>RMSE</w:t>
+      </w:r>
+      <w:r>
+        <w:t xml:space="preserve"> указывает на наличие крупных выбросов в предсказаниях, а </w:t>
+      </w:r>
+      <w:r>
+        <w:rPr>
+          <w:lang w:val="en-US"/>
+        </w:rPr>
+        <w:t>R</w:t>
+      </w:r>
+      <w:r>
+        <w:t>² показывает степень объяснения вариации цены моделью. Комбинация этих показателей служит основой для объективного ранжирования моделей перед учётом иных критериев, таких как вычислительная сложность и интерпретируемость. Такой подход обеспечивает более всестороннюю оценку пригодности моделей для практического применения.</w:t>
+      </w:r>
+    </w:p>
+    <w:p>
+      <w:pPr>
+        <w:pStyle w:val="a0"/>
+      </w:pPr>
+      <w:r>
+        <w:t xml:space="preserve">Интерпретация результатов основывается на балансе между точностью прогнозов и вычислительной сложностью моделей. В работе были рассмотрены модели линейной регрессии, </w:t>
+      </w:r>
+      <w:r>
+        <w:rPr>
+          <w:lang w:val="en-US"/>
+        </w:rPr>
         <w:t>Random</w:t>
       </w:r>
       <w:r>
@@ -10253,718 +11943,148 @@
       <w:r>
         <w:t xml:space="preserve">, </w:t>
       </w:r>
-      <w:bookmarkStart w:id="24" w:name="_GoBack"/>
-      <w:bookmarkEnd w:id="24"/>
       <w:r>
         <w:rPr>
           <w:lang w:val="en-US"/>
         </w:rPr>
+        <w:t>KNN</w:t>
+      </w:r>
+      <w:r>
+        <w:t xml:space="preserve">, </w:t>
+      </w:r>
+      <w:r>
+        <w:rPr>
+          <w:lang w:val="en-US"/>
+        </w:rPr>
+        <w:t>Decision</w:t>
+      </w:r>
+      <w:r>
+        <w:t xml:space="preserve"> </w:t>
+      </w:r>
+      <w:r>
+        <w:rPr>
+          <w:lang w:val="en-US"/>
+        </w:rPr>
+        <w:t>Tree</w:t>
+      </w:r>
+      <w:r>
+        <w:t xml:space="preserve"> и </w:t>
+      </w:r>
+      <w:r>
+        <w:rPr>
+          <w:lang w:val="en-US"/>
+        </w:rPr>
         <w:t>XGBoost</w:t>
       </w:r>
       <w:r>
-        <w:t>)</w:t>
-      </w:r>
-      <w:bookmarkEnd w:id="23"/>
-    </w:p>
-    <w:p>
-      <w:pPr>
-        <w:pStyle w:val="a0"/>
-      </w:pPr>
-      <w:r>
-        <w:t xml:space="preserve">Реализация линейной регрессии началась с построения модели методом наименьших квадратов для получения базовой оценки предсказательной способности на подготовленных признаках. Логарифмирование целевой переменной было выполнено на этапе предобработки, что способствовало стабилизации дисперсии и улучшению соответствия предпосылкам линейной модели. Производительность базовой модели оценивалась через метрики </w:t>
+        <w:t xml:space="preserve">, что позволило сравнить как простые и быстро обучаемые алгоритмы, так и более сложные ансамблевые методы. Линейная регрессия обладает низкой вычислительной стоимостью и высокой интерпретируемостью, но может уступать в точности при наличии нелинейных зависимостей. Ансамблевые методы, такие как </w:t>
       </w:r>
       <w:r>
         <w:rPr>
           <w:lang w:val="en-US"/>
         </w:rPr>
+        <w:t>Random</w:t>
+      </w:r>
+      <w:r>
+        <w:t xml:space="preserve"> </w:t>
+      </w:r>
+      <w:r>
+        <w:rPr>
+          <w:lang w:val="en-US"/>
+        </w:rPr>
+        <w:t>Forest</w:t>
+      </w:r>
+      <w:r>
+        <w:t xml:space="preserve"> и </w:t>
+      </w:r>
+      <w:r>
+        <w:rPr>
+          <w:lang w:val="en-US"/>
+        </w:rPr>
+        <w:t>XGBoost</w:t>
+      </w:r>
+      <w:r>
+        <w:t xml:space="preserve">, обычно показывают лучшую предсказательную способность за счёт большей вычислительной нагрузки и потребления ресурсов. </w:t>
+      </w:r>
+      <w:r>
+        <w:rPr>
+          <w:lang w:val="en-US"/>
+        </w:rPr>
+        <w:t>KNN</w:t>
+      </w:r>
+      <w:r>
+        <w:t xml:space="preserve"> и </w:t>
+      </w:r>
+      <w:r>
+        <w:rPr>
+          <w:lang w:val="en-US"/>
+        </w:rPr>
+        <w:t>Decision</w:t>
+      </w:r>
+      <w:r>
+        <w:t xml:space="preserve"> </w:t>
+      </w:r>
+      <w:r>
+        <w:rPr>
+          <w:lang w:val="en-US"/>
+        </w:rPr>
+        <w:t>Tree</w:t>
+      </w:r>
+      <w:r>
+        <w:t xml:space="preserve"> демонстрируют дополнительные компромиссы: </w:t>
+      </w:r>
+      <w:r>
+        <w:rPr>
+          <w:lang w:val="en-US"/>
+        </w:rPr>
+        <w:t>KNN</w:t>
+      </w:r>
+      <w:r>
+        <w:t xml:space="preserve"> прост в реализации, но стоимость предсказания растёт с объёмом данных, тогда как </w:t>
+      </w:r>
+      <w:r>
+        <w:rPr>
+          <w:lang w:val="en-US"/>
+        </w:rPr>
+        <w:t>Decision</w:t>
+      </w:r>
+      <w:r>
+        <w:t xml:space="preserve"> </w:t>
+      </w:r>
+      <w:r>
+        <w:rPr>
+          <w:lang w:val="en-US"/>
+        </w:rPr>
+        <w:t>Tree</w:t>
+      </w:r>
+      <w:r>
+        <w:t xml:space="preserve"> обеспечивает прозрачную структуру решений, но склонен к переобучению без адекватной регуляризации. Выбор оптимальной модели проводился с учётом как полученных значений </w:t>
+      </w:r>
+      <w:r>
+        <w:rPr>
+          <w:lang w:val="en-US"/>
+        </w:rPr>
+        <w:t>MAE</w:t>
+      </w:r>
+      <w:r>
+        <w:t xml:space="preserve">, </w:t>
+      </w:r>
+      <w:r>
+        <w:rPr>
+          <w:lang w:val="en-US"/>
+        </w:rPr>
         <w:t>RMSE</w:t>
       </w:r>
       <w:r>
-        <w:t xml:space="preserve">, </w:t>
+        <w:t xml:space="preserve"> и </w:t>
       </w:r>
       <w:r>
         <w:rPr>
           <w:lang w:val="en-US"/>
         </w:rPr>
-        <w:t>MAE</w:t>
-      </w:r>
-      <w:r>
-        <w:t xml:space="preserve"> и </w:t>
-      </w:r>
-      <w:r>
-        <w:rPr>
-          <w:lang w:val="en-US"/>
-        </w:rPr>
         <w:t>R</w:t>
       </w:r>
       <w:r>
-        <w:t xml:space="preserve">² на кросс-валидации и отложенной тестовой выборке для сопоставимости с последующими моделями. Для повышения устойчивости модели были изучены регуляризованные варианты, включая </w:t>
-      </w:r>
-      <w:r>
-        <w:rPr>
-          <w:lang w:val="en-US"/>
-        </w:rPr>
-        <w:t>Ridge</w:t>
-      </w:r>
-      <w:r>
-        <w:t xml:space="preserve"> и </w:t>
-      </w:r>
-      <w:r>
-        <w:rPr>
-          <w:lang w:val="en-US"/>
-        </w:rPr>
-        <w:t>Lasso</w:t>
-      </w:r>
-      <w:r>
-        <w:t xml:space="preserve">, с подбором коэффициента регуляризации посредством кросс-валидации. Проверялась чувствительность модели к мультиколлинеарности и избыточным признакам, что позволило сократить размерность и улучшить обобщающую способность. Результаты базовой и регуляризованных моделей служили опорой при сравнительном анализе с ансамблевыми и нелинейными методами. Оценка </w:t>
-      </w:r>
-      <w:r>
-        <w:lastRenderedPageBreak/>
-        <w:t>базовой линейной регрессии показала её ценность в виде интерпретируемого эталона для последующих улучшений и выбора показателей качества. Интерпретируемость коэффициентов использовалась для первичного выявления значимых факторов, влияющих на цену, и для обоснования направлений инженерии признаков. В литературе отмечается комбинированный подход к задачам автомобильного прогнозирования, что подтверждает целесообразность включения линейной регрессии в набор тестируемых моделей: «</w:t>
-      </w:r>
-      <w:r>
-        <w:rPr>
-          <w:lang w:val="en-US"/>
-        </w:rPr>
-        <w:t>T</w:t>
-      </w:r>
-      <w:r>
-        <w:t>.</w:t>
-      </w:r>
-      <w:r>
-        <w:rPr>
-          <w:lang w:val="en-US"/>
-        </w:rPr>
-        <w:t>K</w:t>
-      </w:r>
-      <w:r>
-        <w:t xml:space="preserve">. </w:t>
-      </w:r>
-      <w:r>
-        <w:rPr>
-          <w:lang w:val="en-US"/>
-        </w:rPr>
-        <w:t>Rana</w:t>
-      </w:r>
-      <w:r>
-        <w:t xml:space="preserve"> и </w:t>
-      </w:r>
-      <w:r>
-        <w:rPr>
-          <w:lang w:val="en-US"/>
-        </w:rPr>
-        <w:t>H</w:t>
-      </w:r>
-      <w:r>
-        <w:t>.</w:t>
-      </w:r>
-      <w:r>
-        <w:rPr>
-          <w:lang w:val="en-US"/>
-        </w:rPr>
-        <w:t>J</w:t>
-      </w:r>
-      <w:r>
-        <w:t xml:space="preserve">. </w:t>
-      </w:r>
-      <w:r>
-        <w:rPr>
-          <w:lang w:val="en-US"/>
-        </w:rPr>
-        <w:t>Chokshi</w:t>
-      </w:r>
-      <w:r>
-        <w:t xml:space="preserve"> предлагают гибридную архитектуру для прогнозирования помесячных продаж автомобильных моделей на уровне варианта комплектации [6]. Исследование опирается на реальные данные дилера и сравнивает </w:t>
-      </w:r>
-      <w:r>
-        <w:rPr>
-          <w:lang w:val="en-US"/>
-        </w:rPr>
-        <w:t>Random</w:t>
-      </w:r>
-      <w:r>
-        <w:t xml:space="preserve"> </w:t>
-      </w:r>
-      <w:r>
-        <w:rPr>
-          <w:lang w:val="en-US"/>
-        </w:rPr>
-        <w:t>Forest</w:t>
-      </w:r>
-      <w:r>
-        <w:t xml:space="preserve">, </w:t>
-      </w:r>
-      <w:r>
-        <w:rPr>
-          <w:lang w:val="en-US"/>
-        </w:rPr>
-        <w:t>XGBoost</w:t>
-      </w:r>
-      <w:r>
-        <w:t xml:space="preserve">, линейную регрессию, а также модели </w:t>
-      </w:r>
-      <w:r>
-        <w:rPr>
-          <w:lang w:val="en-US"/>
-        </w:rPr>
-        <w:t>SARIMA</w:t>
-      </w:r>
-      <w:r>
-        <w:t xml:space="preserve"> и </w:t>
-      </w:r>
-      <w:r>
-        <w:rPr>
-          <w:lang w:val="en-US"/>
-        </w:rPr>
-        <w:t>Prophet</w:t>
-      </w:r>
-      <w:r>
-        <w:t xml:space="preserve"> по </w:t>
-      </w:r>
-      <w:r>
-        <w:rPr>
-          <w:lang w:val="en-US"/>
-        </w:rPr>
-        <w:t>RMSE</w:t>
-      </w:r>
-      <w:r>
-        <w:t xml:space="preserve">, </w:t>
-      </w:r>
-      <w:r>
-        <w:rPr>
-          <w:lang w:val="en-US"/>
-        </w:rPr>
-        <w:t>MAE</w:t>
-      </w:r>
-      <w:r>
-        <w:t xml:space="preserve"> и </w:t>
-      </w:r>
-      <w:r>
-        <w:rPr>
-          <w:lang w:val="en-US"/>
-        </w:rPr>
-        <w:t>R</w:t>
-      </w:r>
-      <w:r>
-        <w:t xml:space="preserve">². Лучшие результаты достигаются при комбинации </w:t>
-      </w:r>
-      <w:r>
-        <w:rPr>
-          <w:lang w:val="en-US"/>
-        </w:rPr>
-        <w:t>ML</w:t>
-      </w:r>
-      <w:r>
-        <w:t xml:space="preserve">‑моделей и методов анализа временных рядов [1, </w:t>
-      </w:r>
-      <w:r>
-        <w:rPr>
-          <w:lang w:val="en-US"/>
-        </w:rPr>
-        <w:t>c</w:t>
-      </w:r>
-      <w:r>
-        <w:t>.33]."</w:t>
-      </w:r>
-    </w:p>
-    <w:p>
-      <w:pPr>
-        <w:pStyle w:val="a0"/>
-      </w:pPr>
-      <w:r>
-        <w:t xml:space="preserve">Ансамблевые методы </w:t>
-      </w:r>
-      <w:r>
-        <w:rPr>
-          <w:lang w:val="en-US"/>
-        </w:rPr>
-        <w:t>Random</w:t>
-      </w:r>
-      <w:r>
-        <w:t xml:space="preserve"> </w:t>
-      </w:r>
-      <w:r>
-        <w:rPr>
-          <w:lang w:val="en-US"/>
-        </w:rPr>
-        <w:t>Forest</w:t>
-      </w:r>
-      <w:r>
-        <w:t xml:space="preserve"> и </w:t>
-      </w:r>
-      <w:r>
-        <w:rPr>
-          <w:lang w:val="en-US"/>
-        </w:rPr>
-        <w:t>XGBoost</w:t>
-      </w:r>
-      <w:r>
-        <w:t xml:space="preserve"> были реализованы для повышения прогностической точности за счёт агрегирования слабых моделей и градиентного бустинга соответственно. В процессе настройки рассматривались ключевые гиперпараметры, такие как число деревьев, глубина деревьев и скорость обучения, с подбором значений посредством кросс‑валидации для снижения переобучения. Сравнение конфигураций выполнялось по совокупности метрик и по стабильности ошибок на отложенной выборке. Анализ важности признаков проводился с использованием встроенных оценок важности и методов перестановочной значимости, что позволило выделить наиболее информативные переменные для модели. Полученные ранги признаков использовались для сокращения пространства признаков и для проверки устойчивости прогноза при исключении наименее значимых переменных. Такой подход способствовал повышению интерпретируемости и эффективности ансамблевых моделей в задачах прогнозирования цен. В ряде прикладных исследований отмечается, что эффективность </w:t>
-      </w:r>
-      <w:r>
-        <w:rPr>
-          <w:lang w:val="en-US"/>
-        </w:rPr>
-        <w:t>Random</w:t>
-      </w:r>
-      <w:r>
-        <w:t xml:space="preserve"> </w:t>
-      </w:r>
-      <w:r>
-        <w:rPr>
-          <w:lang w:val="en-US"/>
-        </w:rPr>
-        <w:t>Forest</w:t>
-      </w:r>
-      <w:r>
-        <w:t xml:space="preserve"> и регуляризованных линейных методов зависит от характера данных и наличия эмпирических признаков, что подтверждает необходимость гибкого выбора </w:t>
-      </w:r>
-      <w:r>
-        <w:lastRenderedPageBreak/>
-        <w:t xml:space="preserve">модели и гиперпараметров. При этом отмечается, что в некоторых сценариях ансамбли показывают лучшие результаты, а в других — комбинация с эмпирическим блоком и регуляризацией даёт минимальную погрешность, как указывается в литературе: «Прогнозирование урожайности пшеницы методом </w:t>
-      </w:r>
-      <w:r>
-        <w:rPr>
-          <w:lang w:val="en-US"/>
-        </w:rPr>
-        <w:t>Random</w:t>
-      </w:r>
-      <w:r>
-        <w:t xml:space="preserve"> </w:t>
-      </w:r>
-      <w:r>
-        <w:rPr>
-          <w:lang w:val="en-US"/>
-        </w:rPr>
-        <w:t>Forest</w:t>
-      </w:r>
-      <w:r>
-        <w:t xml:space="preserve"> наиболее эффективно с данными без эмпирической основы (без </w:t>
-      </w:r>
-      <w:r>
-        <w:rPr>
-          <w:lang w:val="en-US"/>
-        </w:rPr>
-        <w:t>Agrotool</w:t>
-      </w:r>
-      <w:r>
-        <w:t xml:space="preserve">) и с объединенными данными. В то время, как прогнозирование, основанное на комбинации искусственного интеллекта и эмпирического блока (с обработкой </w:t>
-      </w:r>
-      <w:r>
-        <w:rPr>
-          <w:lang w:val="en-US"/>
-        </w:rPr>
-        <w:t>Agrotool</w:t>
-      </w:r>
-      <w:r>
-        <w:t xml:space="preserve">) имеет наименьшую погрешность с методом </w:t>
-      </w:r>
-      <w:r>
-        <w:rPr>
-          <w:lang w:val="en-US"/>
-        </w:rPr>
-        <w:t>Ridge</w:t>
-      </w:r>
-      <w:r>
-        <w:t xml:space="preserve"> – </w:t>
-      </w:r>
-      <w:r>
-        <w:rPr>
-          <w:lang w:val="en-US"/>
-        </w:rPr>
-        <w:t>Regression</w:t>
-      </w:r>
-      <w:r>
-        <w:t xml:space="preserve"> [6, </w:t>
-      </w:r>
-      <w:r>
-        <w:rPr>
-          <w:lang w:val="en-US"/>
-        </w:rPr>
-        <w:t>c</w:t>
-      </w:r>
-      <w:r>
-        <w:t>.37]."</w:t>
-      </w:r>
-    </w:p>
-    <w:p>
-      <w:pPr>
-        <w:pStyle w:val="a0"/>
-      </w:pPr>
-      <w:r>
-        <w:t xml:space="preserve">Обучение </w:t>
-      </w:r>
-      <w:r>
-        <w:rPr>
-          <w:lang w:val="en-US"/>
-        </w:rPr>
-        <w:t>KNN</w:t>
-      </w:r>
-      <w:r>
-        <w:t xml:space="preserve"> и </w:t>
-      </w:r>
-      <w:r>
-        <w:rPr>
-          <w:lang w:val="en-US"/>
-        </w:rPr>
-        <w:t>Decision</w:t>
-      </w:r>
-      <w:r>
-        <w:t xml:space="preserve"> </w:t>
-      </w:r>
-      <w:r>
-        <w:rPr>
-          <w:lang w:val="en-US"/>
-        </w:rPr>
-        <w:t>Tree</w:t>
-      </w:r>
-      <w:r>
-        <w:t xml:space="preserve"> проводилось для оценки простых и интерпретируемых подходов в условиях возможных нелинейных зависимостей между признаками и ценой. </w:t>
-      </w:r>
-      <w:r>
-        <w:rPr>
-          <w:lang w:val="en-US"/>
-        </w:rPr>
-        <w:t>KNN</w:t>
-      </w:r>
-      <w:r>
-        <w:t xml:space="preserve"> требовал тщательной стандартизации признаков и подбора параметра </w:t>
-      </w:r>
-      <w:r>
-        <w:rPr>
-          <w:lang w:val="en-US"/>
-        </w:rPr>
-        <w:t>k</w:t>
-      </w:r>
-      <w:r>
-        <w:t xml:space="preserve"> с помощью кросс‑валидации, поскольку выбор масштаба и числа соседей напрямую влияет на баланс смещения и дисперсии. </w:t>
-      </w:r>
-      <w:r>
-        <w:rPr>
-          <w:lang w:val="en-US"/>
-        </w:rPr>
-        <w:t>Decision</w:t>
-      </w:r>
-      <w:r>
-        <w:t xml:space="preserve"> </w:t>
-      </w:r>
-      <w:r>
-        <w:rPr>
-          <w:lang w:val="en-US"/>
-        </w:rPr>
-        <w:t>Tree</w:t>
-      </w:r>
-      <w:r>
-        <w:t xml:space="preserve"> настраивался с контролем глубины и минимального числа объектов в листе для предотвращения сильного переобучения на шумных данных. Сравнение эффективности показало, что простые модели могут адекватно моделировать локальные нелинейности, но часто уступают ансамблям по стабильности и общей точности на разнородных данных. Интерпретируемость дерева решений остаётся преимуществом при анализе сегментации ценовых зависимостей, тогда как </w:t>
-      </w:r>
-      <w:r>
-        <w:rPr>
-          <w:lang w:val="en-US"/>
-        </w:rPr>
-        <w:t>KNN</w:t>
-      </w:r>
-      <w:r>
-        <w:t xml:space="preserve"> может оказаться чувствителен к высокой размерности признакового пространства. Выбор между этими моделями зависит от требований к объяснимости, объёму данных и вычислительным ресурсам.</w:t>
-      </w:r>
-    </w:p>
-    <w:p>
-      <w:pPr>
-        <w:pStyle w:val="a9"/>
-      </w:pPr>
-      <w:bookmarkStart w:id="25" w:name="_Toc226308331"/>
-      <w:r>
-        <w:t>3.4</w:t>
-      </w:r>
-      <w:r>
-        <w:t xml:space="preserve">. </w:t>
-      </w:r>
-      <w:r>
-        <w:t>Сравнение моделей</w:t>
-      </w:r>
-      <w:bookmarkEnd w:id="25"/>
-    </w:p>
-    <w:p>
-      <w:pPr>
-        <w:pStyle w:val="a0"/>
-      </w:pPr>
-      <w:r>
-        <w:t xml:space="preserve">Для комплексного сравнения прогнозной точности были использованы метрики </w:t>
-      </w:r>
-      <w:r>
-        <w:rPr>
-          <w:lang w:val="en-US"/>
-        </w:rPr>
-        <w:t>MAE</w:t>
-      </w:r>
-      <w:r>
-        <w:t xml:space="preserve">, </w:t>
-      </w:r>
-      <w:r>
-        <w:rPr>
-          <w:lang w:val="en-US"/>
-        </w:rPr>
-        <w:t>RMSE</w:t>
-      </w:r>
-      <w:r>
-        <w:t xml:space="preserve"> и </w:t>
-      </w:r>
-      <w:r>
-        <w:rPr>
-          <w:lang w:val="en-US"/>
-        </w:rPr>
-        <w:t>R</w:t>
-      </w:r>
-      <w:r>
-        <w:t xml:space="preserve">². </w:t>
-      </w:r>
-      <w:r>
-        <w:rPr>
-          <w:lang w:val="en-US"/>
-        </w:rPr>
-        <w:t>MAE</w:t>
-      </w:r>
-      <w:r>
-        <w:t xml:space="preserve"> отражает среднее абсолютное отклонение прогнозов от истинных значений и демонстрирует типичную ошибку в тех же единицах, что и целевая переменная. </w:t>
-      </w:r>
-      <w:r>
-        <w:rPr>
-          <w:lang w:val="en-US"/>
-        </w:rPr>
-        <w:t>RMSE</w:t>
-      </w:r>
-      <w:r>
-        <w:t xml:space="preserve"> усиливает вклад крупных отклонений и служит индикатором склонности модели к редким, но существенным ошибкам. </w:t>
-      </w:r>
-      <w:r>
-        <w:rPr>
-          <w:lang w:val="en-US"/>
-        </w:rPr>
-        <w:t>R</w:t>
-      </w:r>
-      <w:r>
-        <w:t xml:space="preserve">² показывает долю дисперсии целевой переменной, </w:t>
-      </w:r>
-      <w:r>
-        <w:lastRenderedPageBreak/>
-        <w:t xml:space="preserve">объясняемую моделью, и дополняет оценку точности информацией о качестве аппроксимации данных. Оценка моделей выполнялась на выделенной тестовой выборке после предобработки данных, включающей очистку, кодирование категориальных признаков и логарифмирование целевой переменной. При логарифмировании целевой переменной необходимо учитывать, что значения </w:t>
-      </w:r>
-      <w:r>
-        <w:rPr>
-          <w:lang w:val="en-US"/>
-        </w:rPr>
-        <w:t>MAE</w:t>
-      </w:r>
-      <w:r>
-        <w:t xml:space="preserve"> и </w:t>
-      </w:r>
-      <w:r>
-        <w:rPr>
-          <w:lang w:val="en-US"/>
-        </w:rPr>
-        <w:t>RMSE</w:t>
-      </w:r>
-      <w:r>
-        <w:t xml:space="preserve">, вычисленные в лог-пространстве, не эквивалентны ошибкам в исходных единицах и требуют обратного преобразования для практической интерпретации. В связи с этим в отчёте целесообразно приводить как метрики в преобразованном виде, так и оценки, полученные после обратного преобразования прогнозов. Такая практика обеспечивает корректное сравнение моделей с точки зрения реального влияния ошибок на стоимость автомобилей. Совокупное использование указанных метрик позволяет выявить разные аспекты качества моделей и снизить риск неправильного выбора на основании единственной характеристики. </w:t>
-      </w:r>
-      <w:r>
-        <w:rPr>
-          <w:lang w:val="en-US"/>
-        </w:rPr>
-        <w:t>MAE</w:t>
-      </w:r>
-      <w:r>
-        <w:t xml:space="preserve"> информирует о типичной по величине ошибке, </w:t>
-      </w:r>
-      <w:r>
-        <w:rPr>
-          <w:lang w:val="en-US"/>
-        </w:rPr>
-        <w:t>RMSE</w:t>
-      </w:r>
-      <w:r>
-        <w:t xml:space="preserve"> указывает на наличие крупных выбросов в предсказаниях, а </w:t>
-      </w:r>
-      <w:r>
-        <w:rPr>
-          <w:lang w:val="en-US"/>
-        </w:rPr>
-        <w:t>R</w:t>
-      </w:r>
-      <w:r>
-        <w:t>² показывает степень объяснения вариации цены моделью. Комбинация этих показателей служит основой для объективного ранжирования моделей перед учётом иных критериев, таких как вычислительная сложность и интерпретируемость. Такой подход обеспечивает более всестороннюю оценку пригодности моделей для практического применения.</w:t>
-      </w:r>
-    </w:p>
-    <w:p>
-      <w:pPr>
-        <w:pStyle w:val="a0"/>
-      </w:pPr>
-      <w:r>
-        <w:t xml:space="preserve">Интерпретация результатов основывается на балансе между точностью прогнозов и вычислительной сложностью моделей. В работе были рассмотрены модели линейной регрессии, </w:t>
-      </w:r>
-      <w:r>
-        <w:rPr>
-          <w:lang w:val="en-US"/>
-        </w:rPr>
-        <w:t>Random</w:t>
-      </w:r>
-      <w:r>
-        <w:t xml:space="preserve"> </w:t>
-      </w:r>
-      <w:r>
-        <w:rPr>
-          <w:lang w:val="en-US"/>
-        </w:rPr>
-        <w:t>Forest</w:t>
-      </w:r>
-      <w:r>
-        <w:t xml:space="preserve">, </w:t>
-      </w:r>
-      <w:r>
-        <w:rPr>
-          <w:lang w:val="en-US"/>
-        </w:rPr>
-        <w:t>KNN</w:t>
-      </w:r>
-      <w:r>
-        <w:t xml:space="preserve">, </w:t>
-      </w:r>
-      <w:r>
-        <w:rPr>
-          <w:lang w:val="en-US"/>
-        </w:rPr>
-        <w:t>Decision</w:t>
-      </w:r>
-      <w:r>
-        <w:t xml:space="preserve"> </w:t>
-      </w:r>
-      <w:r>
-        <w:rPr>
-          <w:lang w:val="en-US"/>
-        </w:rPr>
-        <w:t>Tree</w:t>
-      </w:r>
-      <w:r>
-        <w:t xml:space="preserve"> и </w:t>
-      </w:r>
-      <w:r>
-        <w:rPr>
-          <w:lang w:val="en-US"/>
-        </w:rPr>
-        <w:t>XGBoost</w:t>
-      </w:r>
-      <w:r>
-        <w:t xml:space="preserve">, что позволило сравнить как простые и быстро обучаемые алгоритмы, так и более сложные ансамблевые методы. Линейная регрессия обладает низкой вычислительной стоимостью и высокой интерпретируемостью, но может уступать в точности при наличии нелинейных зависимостей. Ансамблевые методы, такие как </w:t>
-      </w:r>
-      <w:r>
-        <w:rPr>
-          <w:lang w:val="en-US"/>
-        </w:rPr>
-        <w:t>Random</w:t>
-      </w:r>
-      <w:r>
-        <w:t xml:space="preserve"> </w:t>
-      </w:r>
-      <w:r>
-        <w:rPr>
-          <w:lang w:val="en-US"/>
-        </w:rPr>
-        <w:t>Forest</w:t>
-      </w:r>
-      <w:r>
-        <w:t xml:space="preserve"> и </w:t>
-      </w:r>
-      <w:r>
-        <w:rPr>
-          <w:lang w:val="en-US"/>
-        </w:rPr>
-        <w:t>XGBoost</w:t>
-      </w:r>
-      <w:r>
-        <w:t xml:space="preserve">, обычно показывают лучшую предсказательную способность за счёт большей вычислительной нагрузки и потребления ресурсов. </w:t>
-      </w:r>
-      <w:r>
-        <w:rPr>
-          <w:lang w:val="en-US"/>
-        </w:rPr>
-        <w:t>KNN</w:t>
-      </w:r>
-      <w:r>
-        <w:t xml:space="preserve"> и </w:t>
-      </w:r>
-      <w:r>
-        <w:rPr>
-          <w:lang w:val="en-US"/>
-        </w:rPr>
-        <w:t>Decision</w:t>
-      </w:r>
-      <w:r>
-        <w:t xml:space="preserve"> </w:t>
-      </w:r>
-      <w:r>
-        <w:rPr>
-          <w:lang w:val="en-US"/>
-        </w:rPr>
-        <w:t>Tree</w:t>
-      </w:r>
-      <w:r>
-        <w:t xml:space="preserve"> демонстрируют дополнительные </w:t>
-      </w:r>
-      <w:r>
-        <w:lastRenderedPageBreak/>
-        <w:t xml:space="preserve">компромиссы: </w:t>
-      </w:r>
-      <w:r>
-        <w:rPr>
-          <w:lang w:val="en-US"/>
-        </w:rPr>
-        <w:t>KNN</w:t>
-      </w:r>
-      <w:r>
-        <w:t xml:space="preserve"> прост в реализации, но стоимость предсказания растёт с объёмом данных, тогда как </w:t>
-      </w:r>
-      <w:r>
-        <w:rPr>
-          <w:lang w:val="en-US"/>
-        </w:rPr>
-        <w:t>Decision</w:t>
-      </w:r>
-      <w:r>
-        <w:t xml:space="preserve"> </w:t>
-      </w:r>
-      <w:r>
-        <w:rPr>
-          <w:lang w:val="en-US"/>
-        </w:rPr>
-        <w:t>Tree</w:t>
-      </w:r>
-      <w:r>
-        <w:t xml:space="preserve"> обеспечивает прозрачную структуру решений, но склонен к переобучению без адекватной регуляризации. Выбор оптимальной модели проводился с учётом как полученных значений </w:t>
-      </w:r>
-      <w:r>
-        <w:rPr>
-          <w:lang w:val="en-US"/>
-        </w:rPr>
-        <w:t>MAE</w:t>
-      </w:r>
-      <w:r>
-        <w:t xml:space="preserve">, </w:t>
-      </w:r>
-      <w:r>
-        <w:rPr>
-          <w:lang w:val="en-US"/>
-        </w:rPr>
-        <w:t>RMSE</w:t>
-      </w:r>
-      <w:r>
-        <w:t xml:space="preserve"> и </w:t>
-      </w:r>
-      <w:r>
-        <w:rPr>
-          <w:lang w:val="en-US"/>
-        </w:rPr>
-        <w:t>R</w:t>
-      </w:r>
-      <w:r>
         <w:t>², так и практической приемлемости временных и ресурсных затрат на обучение и применение. В соответствии с результатами сравнительного анализа была выделена наиболее эффективная модель, которая затем подверглась этапу улучшения для достижения требуемого уровня точности при разумных вычислительных затратах.</w:t>
       </w:r>
     </w:p>
@@ -10998,98 +12118,8 @@
       <w:pPr>
         <w:pStyle w:val="a0"/>
       </w:pPr>
-      <w:r>
-        <w:t xml:space="preserve">В результате сравнительного анализа моделей были обучены и оценены алгоритмы Линейной регрессии, </w:t>
-      </w:r>
-      <w:r>
-        <w:rPr>
-          <w:lang w:val="en-US"/>
-        </w:rPr>
-        <w:t>Random</w:t>
-      </w:r>
-      <w:r>
-        <w:t xml:space="preserve"> </w:t>
-      </w:r>
-      <w:r>
-        <w:rPr>
-          <w:lang w:val="en-US"/>
-        </w:rPr>
-        <w:t>Forest</w:t>
-      </w:r>
-      <w:r>
-        <w:t xml:space="preserve">, </w:t>
-      </w:r>
-      <w:r>
-        <w:rPr>
-          <w:lang w:val="en-US"/>
-        </w:rPr>
-        <w:t>KNN</w:t>
-      </w:r>
-      <w:r>
-        <w:t xml:space="preserve">, </w:t>
-      </w:r>
-      <w:r>
-        <w:rPr>
-          <w:lang w:val="en-US"/>
-        </w:rPr>
-        <w:t>Decision</w:t>
-      </w:r>
-      <w:r>
-        <w:t xml:space="preserve"> </w:t>
-      </w:r>
-      <w:r>
-        <w:rPr>
-          <w:lang w:val="en-US"/>
-        </w:rPr>
-        <w:t>Tree</w:t>
-      </w:r>
-      <w:r>
-        <w:t xml:space="preserve"> и </w:t>
-      </w:r>
-      <w:r>
-        <w:rPr>
-          <w:lang w:val="en-US"/>
-        </w:rPr>
-        <w:t>XGBoost</w:t>
-      </w:r>
-      <w:r>
-        <w:t xml:space="preserve">, после чего была идентифицирована наиболее эффективная модель. Этот выбор опирался на совокупность полученных метрик и характеристики обобщающей способности моделей. Применение теоретических подходов и практических приёмов позволило перейти к этапу целенаправленной оптимизации гиперпараметров для улучшения прогноза. Для точной настройки выбранной модели была использована методика </w:t>
-      </w:r>
-      <w:r>
-        <w:rPr>
-          <w:lang w:val="en-US"/>
-        </w:rPr>
-        <w:t>GridSearchCV</w:t>
-      </w:r>
-      <w:r>
-        <w:t xml:space="preserve"> с кросс-валидацией, что обеспечило систематический перебор комбинаций гиперпараметров и оценку устойчивости результатов. Настройка проводилась с учётом проведённой предобработки данных, включавшей очистку, кодирование категориальных признаков, разделение на обучающую и тестовую выборки и логарифмирование целевой переменной. Такой подход позволил согласовать процедуру поиска оптимальных параметров с существующей конвейерной обработкой признаков. По завершении </w:t>
-      </w:r>
-      <w:r>
-        <w:rPr>
-          <w:lang w:val="en-US"/>
-        </w:rPr>
-        <w:t>GridSearchCV</w:t>
-      </w:r>
-      <w:r>
-        <w:t xml:space="preserve"> были выбраны оптимальные значения гиперпараметров и выполнено дообучение модели на полной обучающей выборке для фиксации улучшений. Полученная модель прошла внутреннюю проверку на стабильность результатов в рамках кросс-валидации перед финальной валидацией. Реализация оптимизации обеспечила формальное </w:t>
-      </w:r>
-      <w:r>
-        <w:lastRenderedPageBreak/>
-        <w:t>улучшение выбранной модели и подготовила её к оценке на отложенной выборке.</w:t>
-      </w:r>
-    </w:p>
-    <w:p>
-      <w:pPr>
-        <w:pStyle w:val="a0"/>
-      </w:pPr>
-      <w:r>
-        <w:t>Оценка эффекта улучшений проводилась через сопоставление ключевых метрик модели до и после оптимизации с обязательной верификацией на тестовой выборке. При этом анализ исходного набора данных, включающий информацию об источнике, структуре признаков и визуальном исследовании влияния признаков на цену, позволил корректно интерпретировать изменения в поведении модели. Верификация на отложенной выборке обеспечила проверку способности модели сохранять выигрыш качества при реальной генерализации. Сравнение метрик до и после настройки продемонстрировало прирост качества и подтвердило корректность выбранной стратегии оптимизации гиперпараметров. Итоговая проверка на тестовой выборке показала устойчивость улучшений и обоснованность дальнейшего использования модели в заключительной части работы.</w:t>
-      </w:r>
-    </w:p>
-    <w:p>
-      <w:pPr>
-        <w:pStyle w:val="a0"/>
-      </w:pPr>
+      <w:bookmarkStart w:id="36" w:name="_GoBack"/>
+      <w:bookmarkEnd w:id="36"/>
     </w:p>
     <w:p>
       <w:pPr>
@@ -11102,8 +12132,8 @@
         <w:pStyle w:val="a0"/>
       </w:pPr>
     </w:p>
-    <w:bookmarkEnd w:id="19"/>
-    <w:bookmarkEnd w:id="20"/>
+    <w:bookmarkEnd w:id="25"/>
+    <w:bookmarkEnd w:id="26"/>
     <w:p>
       <w:pPr>
         <w:pStyle w:val="a0"/>
@@ -11151,9 +12181,9 @@
           <w:sz w:val="28"/>
         </w:rPr>
       </w:pPr>
-      <w:bookmarkStart w:id="26" w:name="_Toc528788655"/>
-      <w:bookmarkStart w:id="27" w:name="_Toc528788672"/>
-      <w:bookmarkStart w:id="28" w:name="_Toc226308332"/>
+      <w:bookmarkStart w:id="37" w:name="_Toc528788655"/>
+      <w:bookmarkStart w:id="38" w:name="_Toc528788672"/>
+      <w:bookmarkStart w:id="39" w:name="_Toc227272770"/>
       <w:r>
         <w:rPr>
           <w:sz w:val="28"/>
@@ -11173,9 +12203,9 @@
         </w:rPr>
         <w:t xml:space="preserve"> источников</w:t>
       </w:r>
-      <w:bookmarkEnd w:id="26"/>
-      <w:bookmarkEnd w:id="27"/>
-      <w:bookmarkEnd w:id="28"/>
+      <w:bookmarkEnd w:id="37"/>
+      <w:bookmarkEnd w:id="38"/>
+      <w:bookmarkEnd w:id="39"/>
     </w:p>
     <w:p>
       <w:pPr>
@@ -11186,7 +12216,13 @@
         </w:numPr>
       </w:pPr>
       <w:r>
-        <w:t>Валиев А.З., Габидинова Г.С. Применение технологий машинного обучения в управлении продажами автодилерских компаний // Вестник Алтайской академии экономики и права. — 2025. — №12. — С. 30–34.</w:t>
+        <w:rPr>
+          <w:u w:val="single"/>
+        </w:rPr>
+        <w:t>Валиев А.З., Габидинова Г.С. Применение технологий машинного обучения в управлении продажами автодилерских компаний // Вестник Алтайской академии экономики и права.</w:t>
+      </w:r>
+      <w:r>
+        <w:t xml:space="preserve"> — 2025. — №12. — С. 30–34.</w:t>
       </w:r>
     </w:p>
     <w:p>
@@ -11198,16 +12234,26 @@
         </w:numPr>
       </w:pPr>
       <w:r>
+        <w:rPr>
+          <w:u w:val="single"/>
+        </w:rPr>
         <w:t xml:space="preserve">Васильева Н.К., Мороз Н.Ю. Основы анализа данных на </w:t>
       </w:r>
       <w:r>
         <w:rPr>
+          <w:u w:val="single"/>
           <w:lang w:val="en-US"/>
         </w:rPr>
         <w:t>Python</w:t>
       </w:r>
       <w:r>
-        <w:t>. — Краснодар: КубГАУ, 2021. — 17 с.</w:t>
+        <w:rPr>
+          <w:u w:val="single"/>
+        </w:rPr>
+        <w:t>. — Краснодар: КубГАУ, 2021</w:t>
+      </w:r>
+      <w:r>
+        <w:t>. — 17 с.</w:t>
       </w:r>
     </w:p>
     <w:p>
@@ -11217,8 +12263,14 @@
           <w:ilvl w:val="0"/>
           <w:numId w:val="1"/>
         </w:numPr>
-      </w:pPr>
-      <w:r>
+        <w:rPr>
+          <w:u w:val="single"/>
+        </w:rPr>
+      </w:pPr>
+      <w:r>
+        <w:rPr>
+          <w:u w:val="single"/>
+        </w:rPr>
         <w:t>Дрейпер Н.Р. Прикладной регрессионный анализ: Том 2. — М.: Книга по Требованию, 2021. — 350 с.</w:t>
       </w:r>
     </w:p>
@@ -11229,8 +12281,14 @@
           <w:ilvl w:val="0"/>
           <w:numId w:val="1"/>
         </w:numPr>
-      </w:pPr>
-      <w:r>
+        <w:rPr>
+          <w:b/>
+        </w:rPr>
+      </w:pPr>
+      <w:r>
+        <w:rPr>
+          <w:b/>
+        </w:rPr>
         <w:t>Кугаевских А.В., Муромцев Д.И., Кирсанова О.В. Классические методы машинного обучения. — Санкт-Петербург: Университет ИТМО, 2022. — 53 с.</w:t>
       </w:r>
     </w:p>
@@ -11241,44 +12299,66 @@
           <w:ilvl w:val="0"/>
           <w:numId w:val="1"/>
         </w:numPr>
-      </w:pPr>
-      <w:r>
+        <w:rPr>
+          <w:b/>
+        </w:rPr>
+      </w:pPr>
+      <w:r>
+        <w:rPr>
+          <w:b/>
+        </w:rPr>
         <w:t xml:space="preserve">Маккини У. </w:t>
       </w:r>
       <w:r>
         <w:rPr>
+          <w:b/>
           <w:lang w:val="en-US"/>
         </w:rPr>
         <w:t>Python</w:t>
       </w:r>
       <w:r>
+        <w:rPr>
+          <w:b/>
+        </w:rPr>
         <w:t xml:space="preserve"> и анализ данных: первичная обработка данных с применением </w:t>
       </w:r>
       <w:r>
         <w:rPr>
+          <w:b/>
           <w:lang w:val="en-US"/>
         </w:rPr>
         <w:t>pandas</w:t>
       </w:r>
       <w:r>
+        <w:rPr>
+          <w:b/>
+        </w:rPr>
         <w:t xml:space="preserve">, </w:t>
       </w:r>
       <w:r>
         <w:rPr>
+          <w:b/>
           <w:lang w:val="en-US"/>
         </w:rPr>
         <w:t>NumPy</w:t>
       </w:r>
       <w:r>
+        <w:rPr>
+          <w:b/>
+        </w:rPr>
         <w:t xml:space="preserve"> и </w:t>
       </w:r>
       <w:r>
         <w:rPr>
+          <w:b/>
           <w:lang w:val="en-US"/>
         </w:rPr>
         <w:t>IPython</w:t>
       </w:r>
       <w:r>
+        <w:rPr>
+          <w:b/>
+        </w:rPr>
         <w:t>. — Москва: ДМК Пресс, 2020. — 539 с.</w:t>
       </w:r>
     </w:p>
@@ -11289,26 +12369,40 @@
           <w:ilvl w:val="0"/>
           <w:numId w:val="1"/>
         </w:numPr>
-      </w:pPr>
-      <w:r>
+        <w:rPr>
+          <w:u w:val="single"/>
+        </w:rPr>
+      </w:pPr>
+      <w:r>
+        <w:rPr>
+          <w:u w:val="single"/>
+        </w:rPr>
         <w:t xml:space="preserve">Мян В.И. Модели прогнозирования с применением искусственного интеллекта в отраслевой экономике // </w:t>
       </w:r>
       <w:r>
         <w:rPr>
+          <w:u w:val="single"/>
           <w:lang w:val="en-US"/>
         </w:rPr>
         <w:t>π</w:t>
       </w:r>
       <w:r>
+        <w:rPr>
+          <w:u w:val="single"/>
+        </w:rPr>
         <w:t>-</w:t>
       </w:r>
       <w:r>
         <w:rPr>
+          <w:u w:val="single"/>
           <w:lang w:val="en-US"/>
         </w:rPr>
         <w:t>Economy</w:t>
       </w:r>
       <w:r>
+        <w:rPr>
+          <w:u w:val="single"/>
+        </w:rPr>
         <w:t>. — 2024. — №1. — С. 27–40.</w:t>
       </w:r>
     </w:p>
@@ -11321,7 +12415,13 @@
         </w:numPr>
       </w:pPr>
       <w:r>
-        <w:t>Просиз Дж. Прикладное машинное обучение и искусственный интеллект для инженеров. — Астана: АЛИСТ, 2024. — 432 с.</w:t>
+        <w:rPr>
+          <w:b/>
+        </w:rPr>
+        <w:t>Просиз Дж. Прикладное машинное обучение и искусственный интеллект для инженеров</w:t>
+      </w:r>
+      <w:r>
+        <w:t>. — Астана: АЛИСТ, 2024. — 432 с.</w:t>
       </w:r>
     </w:p>
     <w:p>
@@ -11331,8 +12431,14 @@
           <w:ilvl w:val="0"/>
           <w:numId w:val="1"/>
         </w:numPr>
-      </w:pPr>
-      <w:r>
+        <w:rPr>
+          <w:b/>
+        </w:rPr>
+      </w:pPr>
+      <w:r>
+        <w:rPr>
+          <w:b/>
+        </w:rPr>
         <w:t>Чернавин П.Ф., Чернавин Н.П., Чернавин Ф.П. Практический курс классического машинного обучения с использованием моделей математического программирования. — Екатеринбург: Издательство Уральского университета, 2023. — 124 с.</w:t>
       </w:r>
     </w:p>
@@ -11343,6 +12449,55 @@
           <w:ilvl w:val="0"/>
           <w:numId w:val="1"/>
         </w:numPr>
+        <w:rPr>
+          <w:b/>
+        </w:rPr>
+      </w:pPr>
+      <w:r>
+        <w:rPr>
+          <w:b/>
+        </w:rPr>
+        <w:t>Визуализация данных с Seaborn: лучшие практики для Python разработчиков</w:t>
+      </w:r>
+      <w:r>
+        <w:rPr>
+          <w:b/>
+        </w:rPr>
+        <w:t xml:space="preserve"> </w:t>
+      </w:r>
+      <w:r>
+        <w:rPr>
+          <w:b/>
+        </w:rPr>
+        <w:t>//</w:t>
+      </w:r>
+      <w:r>
+        <w:rPr>
+          <w:b/>
+        </w:rPr>
+        <w:t xml:space="preserve"> Хекслет </w:t>
+      </w:r>
+      <w:r>
+        <w:rPr>
+          <w:b/>
+          <w:lang w:val="en-US"/>
+        </w:rPr>
+        <w:t>URL</w:t>
+      </w:r>
+      <w:r>
+        <w:rPr>
+          <w:b/>
+        </w:rPr>
+        <w:t>: https://ru.hexlet.io/blog/posts/vizualizatsiya-dannyh-s-seaborn-luchshie-praktiki-dlya-python-razrabotchikov</w:t>
+      </w:r>
+    </w:p>
+    <w:p>
+      <w:pPr>
+        <w:pStyle w:val="a0"/>
+        <w:numPr>
+          <w:ilvl w:val="0"/>
+          <w:numId w:val="1"/>
+        </w:numPr>
       </w:pPr>
       <w:r>
         <w:t xml:space="preserve">Датасет </w:t>
@@ -11387,7 +12542,6 @@
         <w:pStyle w:val="a0"/>
       </w:pPr>
       <w:r>
-        <w:lastRenderedPageBreak/>
         <w:br w:type="page"/>
       </w:r>
     </w:p>
@@ -11395,9 +12549,9 @@
       <w:pPr>
         <w:pStyle w:val="ab"/>
       </w:pPr>
-      <w:bookmarkStart w:id="29" w:name="_Toc528788656"/>
-      <w:bookmarkStart w:id="30" w:name="_Toc528788673"/>
-      <w:bookmarkStart w:id="31" w:name="_Toc226308333"/>
+      <w:bookmarkStart w:id="40" w:name="_Toc528788656"/>
+      <w:bookmarkStart w:id="41" w:name="_Toc528788673"/>
+      <w:bookmarkStart w:id="42" w:name="_Toc227272771"/>
       <w:r>
         <w:lastRenderedPageBreak/>
         <w:t xml:space="preserve">Приложение 1. </w:t>
@@ -11405,12 +12559,12 @@
       <w:r>
         <w:br/>
       </w:r>
-      <w:bookmarkEnd w:id="29"/>
-      <w:bookmarkEnd w:id="30"/>
+      <w:bookmarkEnd w:id="40"/>
+      <w:bookmarkEnd w:id="41"/>
       <w:r>
         <w:t>Листинг программы</w:t>
       </w:r>
-      <w:bookmarkEnd w:id="31"/>
+      <w:bookmarkEnd w:id="42"/>
     </w:p>
     <w:p>
       <w:pPr>
@@ -11433,8 +12587,8 @@
       </w:pPr>
     </w:p>
     <w:sectPr>
-      <w:footerReference w:type="default" r:id="rId37"/>
-      <w:footerReference w:type="first" r:id="rId38"/>
+      <w:footerReference w:type="default" r:id="rId45"/>
+      <w:footerReference w:type="first" r:id="rId46"/>
       <w:pgSz w:w="11906" w:h="16838"/>
       <w:pgMar w:top="851" w:right="567" w:bottom="1134" w:left="1701" w:header="709" w:footer="709" w:gutter="0"/>
       <w:pgNumType w:start="3"/>
@@ -11526,7 +12680,7 @@
           <w:rPr>
             <w:noProof/>
           </w:rPr>
-          <w:t>26</w:t>
+          <w:t>8</w:t>
         </w:r>
         <w:r>
           <w:fldChar w:fldCharType="end"/>
@@ -11747,6 +12901,232 @@
     </w:lvl>
   </w:abstractNum>
   <w:abstractNum w:abstractNumId="1" w15:restartNumberingAfterBreak="0">
+    <w:nsid w:val="0CE5569A"/>
+    <w:multiLevelType w:val="hybridMultilevel"/>
+    <w:tmpl w:val="2FF2D3A0"/>
+    <w:lvl w:ilvl="0" w:tplc="04190001">
+      <w:start w:val="1"/>
+      <w:numFmt w:val="bullet"/>
+      <w:lvlText w:val=""/>
+      <w:lvlJc w:val="left"/>
+      <w:pPr>
+        <w:ind w:left="1500" w:hanging="360"/>
+      </w:pPr>
+      <w:rPr>
+        <w:rFonts w:ascii="Symbol" w:hAnsi="Symbol" w:hint="default"/>
+      </w:rPr>
+    </w:lvl>
+    <w:lvl w:ilvl="1" w:tplc="04190003" w:tentative="1">
+      <w:start w:val="1"/>
+      <w:numFmt w:val="bullet"/>
+      <w:lvlText w:val="o"/>
+      <w:lvlJc w:val="left"/>
+      <w:pPr>
+        <w:ind w:left="2220" w:hanging="360"/>
+      </w:pPr>
+      <w:rPr>
+        <w:rFonts w:ascii="Courier New" w:hAnsi="Courier New" w:cs="Courier New" w:hint="default"/>
+      </w:rPr>
+    </w:lvl>
+    <w:lvl w:ilvl="2" w:tplc="04190005" w:tentative="1">
+      <w:start w:val="1"/>
+      <w:numFmt w:val="bullet"/>
+      <w:lvlText w:val=""/>
+      <w:lvlJc w:val="left"/>
+      <w:pPr>
+        <w:ind w:left="2940" w:hanging="360"/>
+      </w:pPr>
+      <w:rPr>
+        <w:rFonts w:ascii="Wingdings" w:hAnsi="Wingdings" w:hint="default"/>
+      </w:rPr>
+    </w:lvl>
+    <w:lvl w:ilvl="3" w:tplc="04190001" w:tentative="1">
+      <w:start w:val="1"/>
+      <w:numFmt w:val="bullet"/>
+      <w:lvlText w:val=""/>
+      <w:lvlJc w:val="left"/>
+      <w:pPr>
+        <w:ind w:left="3660" w:hanging="360"/>
+      </w:pPr>
+      <w:rPr>
+        <w:rFonts w:ascii="Symbol" w:hAnsi="Symbol" w:hint="default"/>
+      </w:rPr>
+    </w:lvl>
+    <w:lvl w:ilvl="4" w:tplc="04190003" w:tentative="1">
+      <w:start w:val="1"/>
+      <w:numFmt w:val="bullet"/>
+      <w:lvlText w:val="o"/>
+      <w:lvlJc w:val="left"/>
+      <w:pPr>
+        <w:ind w:left="4380" w:hanging="360"/>
+      </w:pPr>
+      <w:rPr>
+        <w:rFonts w:ascii="Courier New" w:hAnsi="Courier New" w:cs="Courier New" w:hint="default"/>
+      </w:rPr>
+    </w:lvl>
+    <w:lvl w:ilvl="5" w:tplc="04190005" w:tentative="1">
+      <w:start w:val="1"/>
+      <w:numFmt w:val="bullet"/>
+      <w:lvlText w:val=""/>
+      <w:lvlJc w:val="left"/>
+      <w:pPr>
+        <w:ind w:left="5100" w:hanging="360"/>
+      </w:pPr>
+      <w:rPr>
+        <w:rFonts w:ascii="Wingdings" w:hAnsi="Wingdings" w:hint="default"/>
+      </w:rPr>
+    </w:lvl>
+    <w:lvl w:ilvl="6" w:tplc="04190001" w:tentative="1">
+      <w:start w:val="1"/>
+      <w:numFmt w:val="bullet"/>
+      <w:lvlText w:val=""/>
+      <w:lvlJc w:val="left"/>
+      <w:pPr>
+        <w:ind w:left="5820" w:hanging="360"/>
+      </w:pPr>
+      <w:rPr>
+        <w:rFonts w:ascii="Symbol" w:hAnsi="Symbol" w:hint="default"/>
+      </w:rPr>
+    </w:lvl>
+    <w:lvl w:ilvl="7" w:tplc="04190003" w:tentative="1">
+      <w:start w:val="1"/>
+      <w:numFmt w:val="bullet"/>
+      <w:lvlText w:val="o"/>
+      <w:lvlJc w:val="left"/>
+      <w:pPr>
+        <w:ind w:left="6540" w:hanging="360"/>
+      </w:pPr>
+      <w:rPr>
+        <w:rFonts w:ascii="Courier New" w:hAnsi="Courier New" w:cs="Courier New" w:hint="default"/>
+      </w:rPr>
+    </w:lvl>
+    <w:lvl w:ilvl="8" w:tplc="04190005" w:tentative="1">
+      <w:start w:val="1"/>
+      <w:numFmt w:val="bullet"/>
+      <w:lvlText w:val=""/>
+      <w:lvlJc w:val="left"/>
+      <w:pPr>
+        <w:ind w:left="7260" w:hanging="360"/>
+      </w:pPr>
+      <w:rPr>
+        <w:rFonts w:ascii="Wingdings" w:hAnsi="Wingdings" w:hint="default"/>
+      </w:rPr>
+    </w:lvl>
+  </w:abstractNum>
+  <w:abstractNum w:abstractNumId="2" w15:restartNumberingAfterBreak="0">
+    <w:nsid w:val="0F585D39"/>
+    <w:multiLevelType w:val="hybridMultilevel"/>
+    <w:tmpl w:val="33AE0404"/>
+    <w:lvl w:ilvl="0" w:tplc="04190001">
+      <w:start w:val="1"/>
+      <w:numFmt w:val="bullet"/>
+      <w:lvlText w:val=""/>
+      <w:lvlJc w:val="left"/>
+      <w:pPr>
+        <w:ind w:left="1428" w:hanging="360"/>
+      </w:pPr>
+      <w:rPr>
+        <w:rFonts w:ascii="Symbol" w:hAnsi="Symbol" w:hint="default"/>
+      </w:rPr>
+    </w:lvl>
+    <w:lvl w:ilvl="1" w:tplc="04190003" w:tentative="1">
+      <w:start w:val="1"/>
+      <w:numFmt w:val="bullet"/>
+      <w:lvlText w:val="o"/>
+      <w:lvlJc w:val="left"/>
+      <w:pPr>
+        <w:ind w:left="2148" w:hanging="360"/>
+      </w:pPr>
+      <w:rPr>
+        <w:rFonts w:ascii="Courier New" w:hAnsi="Courier New" w:cs="Courier New" w:hint="default"/>
+      </w:rPr>
+    </w:lvl>
+    <w:lvl w:ilvl="2" w:tplc="04190005" w:tentative="1">
+      <w:start w:val="1"/>
+      <w:numFmt w:val="bullet"/>
+      <w:lvlText w:val=""/>
+      <w:lvlJc w:val="left"/>
+      <w:pPr>
+        <w:ind w:left="2868" w:hanging="360"/>
+      </w:pPr>
+      <w:rPr>
+        <w:rFonts w:ascii="Wingdings" w:hAnsi="Wingdings" w:hint="default"/>
+      </w:rPr>
+    </w:lvl>
+    <w:lvl w:ilvl="3" w:tplc="04190001" w:tentative="1">
+      <w:start w:val="1"/>
+      <w:numFmt w:val="bullet"/>
+      <w:lvlText w:val=""/>
+      <w:lvlJc w:val="left"/>
+      <w:pPr>
+        <w:ind w:left="3588" w:hanging="360"/>
+      </w:pPr>
+      <w:rPr>
+        <w:rFonts w:ascii="Symbol" w:hAnsi="Symbol" w:hint="default"/>
+      </w:rPr>
+    </w:lvl>
+    <w:lvl w:ilvl="4" w:tplc="04190003" w:tentative="1">
+      <w:start w:val="1"/>
+      <w:numFmt w:val="bullet"/>
+      <w:lvlText w:val="o"/>
+      <w:lvlJc w:val="left"/>
+      <w:pPr>
+        <w:ind w:left="4308" w:hanging="360"/>
+      </w:pPr>
+      <w:rPr>
+        <w:rFonts w:ascii="Courier New" w:hAnsi="Courier New" w:cs="Courier New" w:hint="default"/>
+      </w:rPr>
+    </w:lvl>
+    <w:lvl w:ilvl="5" w:tplc="04190005" w:tentative="1">
+      <w:start w:val="1"/>
+      <w:numFmt w:val="bullet"/>
+      <w:lvlText w:val=""/>
+      <w:lvlJc w:val="left"/>
+      <w:pPr>
+        <w:ind w:left="5028" w:hanging="360"/>
+      </w:pPr>
+      <w:rPr>
+        <w:rFonts w:ascii="Wingdings" w:hAnsi="Wingdings" w:hint="default"/>
+      </w:rPr>
+    </w:lvl>
+    <w:lvl w:ilvl="6" w:tplc="04190001" w:tentative="1">
+      <w:start w:val="1"/>
+      <w:numFmt w:val="bullet"/>
+      <w:lvlText w:val=""/>
+      <w:lvlJc w:val="left"/>
+      <w:pPr>
+        <w:ind w:left="5748" w:hanging="360"/>
+      </w:pPr>
+      <w:rPr>
+        <w:rFonts w:ascii="Symbol" w:hAnsi="Symbol" w:hint="default"/>
+      </w:rPr>
+    </w:lvl>
+    <w:lvl w:ilvl="7" w:tplc="04190003" w:tentative="1">
+      <w:start w:val="1"/>
+      <w:numFmt w:val="bullet"/>
+      <w:lvlText w:val="o"/>
+      <w:lvlJc w:val="left"/>
+      <w:pPr>
+        <w:ind w:left="6468" w:hanging="360"/>
+      </w:pPr>
+      <w:rPr>
+        <w:rFonts w:ascii="Courier New" w:hAnsi="Courier New" w:cs="Courier New" w:hint="default"/>
+      </w:rPr>
+    </w:lvl>
+    <w:lvl w:ilvl="8" w:tplc="04190005" w:tentative="1">
+      <w:start w:val="1"/>
+      <w:numFmt w:val="bullet"/>
+      <w:lvlText w:val=""/>
+      <w:lvlJc w:val="left"/>
+      <w:pPr>
+        <w:ind w:left="7188" w:hanging="360"/>
+      </w:pPr>
+      <w:rPr>
+        <w:rFonts w:ascii="Wingdings" w:hAnsi="Wingdings" w:hint="default"/>
+      </w:rPr>
+    </w:lvl>
+  </w:abstractNum>
+  <w:abstractNum w:abstractNumId="3" w15:restartNumberingAfterBreak="0">
     <w:nsid w:val="27662211"/>
     <w:multiLevelType w:val="hybridMultilevel"/>
     <w:tmpl w:val="072A3966"/>
@@ -11835,7 +13215,7 @@
       </w:pPr>
     </w:lvl>
   </w:abstractNum>
-  <w:abstractNum w:abstractNumId="2" w15:restartNumberingAfterBreak="0">
+  <w:abstractNum w:abstractNumId="4" w15:restartNumberingAfterBreak="0">
     <w:nsid w:val="27BC054B"/>
     <w:multiLevelType w:val="hybridMultilevel"/>
     <w:tmpl w:val="8D1CE208"/>
@@ -11948,10 +13328,10 @@
       </w:rPr>
     </w:lvl>
   </w:abstractNum>
-  <w:abstractNum w:abstractNumId="3" w15:restartNumberingAfterBreak="0">
-    <w:nsid w:val="73C340C2"/>
+  <w:abstractNum w:abstractNumId="5" w15:restartNumberingAfterBreak="0">
+    <w:nsid w:val="53581B5D"/>
     <w:multiLevelType w:val="hybridMultilevel"/>
-    <w:tmpl w:val="07EA1982"/>
+    <w:tmpl w:val="DF3EDF8A"/>
     <w:lvl w:ilvl="0" w:tplc="04190001">
       <w:start w:val="1"/>
       <w:numFmt w:val="bullet"/>
@@ -12061,7 +13441,233 @@
       </w:rPr>
     </w:lvl>
   </w:abstractNum>
-  <w:abstractNum w:abstractNumId="4" w15:restartNumberingAfterBreak="0">
+  <w:abstractNum w:abstractNumId="6" w15:restartNumberingAfterBreak="0">
+    <w:nsid w:val="638A7996"/>
+    <w:multiLevelType w:val="hybridMultilevel"/>
+    <w:tmpl w:val="A1DAA6CA"/>
+    <w:lvl w:ilvl="0" w:tplc="04190001">
+      <w:start w:val="1"/>
+      <w:numFmt w:val="bullet"/>
+      <w:lvlText w:val=""/>
+      <w:lvlJc w:val="left"/>
+      <w:pPr>
+        <w:ind w:left="1428" w:hanging="360"/>
+      </w:pPr>
+      <w:rPr>
+        <w:rFonts w:ascii="Symbol" w:hAnsi="Symbol" w:hint="default"/>
+      </w:rPr>
+    </w:lvl>
+    <w:lvl w:ilvl="1" w:tplc="04190003" w:tentative="1">
+      <w:start w:val="1"/>
+      <w:numFmt w:val="bullet"/>
+      <w:lvlText w:val="o"/>
+      <w:lvlJc w:val="left"/>
+      <w:pPr>
+        <w:ind w:left="2148" w:hanging="360"/>
+      </w:pPr>
+      <w:rPr>
+        <w:rFonts w:ascii="Courier New" w:hAnsi="Courier New" w:cs="Courier New" w:hint="default"/>
+      </w:rPr>
+    </w:lvl>
+    <w:lvl w:ilvl="2" w:tplc="04190005" w:tentative="1">
+      <w:start w:val="1"/>
+      <w:numFmt w:val="bullet"/>
+      <w:lvlText w:val=""/>
+      <w:lvlJc w:val="left"/>
+      <w:pPr>
+        <w:ind w:left="2868" w:hanging="360"/>
+      </w:pPr>
+      <w:rPr>
+        <w:rFonts w:ascii="Wingdings" w:hAnsi="Wingdings" w:hint="default"/>
+      </w:rPr>
+    </w:lvl>
+    <w:lvl w:ilvl="3" w:tplc="04190001" w:tentative="1">
+      <w:start w:val="1"/>
+      <w:numFmt w:val="bullet"/>
+      <w:lvlText w:val=""/>
+      <w:lvlJc w:val="left"/>
+      <w:pPr>
+        <w:ind w:left="3588" w:hanging="360"/>
+      </w:pPr>
+      <w:rPr>
+        <w:rFonts w:ascii="Symbol" w:hAnsi="Symbol" w:hint="default"/>
+      </w:rPr>
+    </w:lvl>
+    <w:lvl w:ilvl="4" w:tplc="04190003" w:tentative="1">
+      <w:start w:val="1"/>
+      <w:numFmt w:val="bullet"/>
+      <w:lvlText w:val="o"/>
+      <w:lvlJc w:val="left"/>
+      <w:pPr>
+        <w:ind w:left="4308" w:hanging="360"/>
+      </w:pPr>
+      <w:rPr>
+        <w:rFonts w:ascii="Courier New" w:hAnsi="Courier New" w:cs="Courier New" w:hint="default"/>
+      </w:rPr>
+    </w:lvl>
+    <w:lvl w:ilvl="5" w:tplc="04190005" w:tentative="1">
+      <w:start w:val="1"/>
+      <w:numFmt w:val="bullet"/>
+      <w:lvlText w:val=""/>
+      <w:lvlJc w:val="left"/>
+      <w:pPr>
+        <w:ind w:left="5028" w:hanging="360"/>
+      </w:pPr>
+      <w:rPr>
+        <w:rFonts w:ascii="Wingdings" w:hAnsi="Wingdings" w:hint="default"/>
+      </w:rPr>
+    </w:lvl>
+    <w:lvl w:ilvl="6" w:tplc="04190001" w:tentative="1">
+      <w:start w:val="1"/>
+      <w:numFmt w:val="bullet"/>
+      <w:lvlText w:val=""/>
+      <w:lvlJc w:val="left"/>
+      <w:pPr>
+        <w:ind w:left="5748" w:hanging="360"/>
+      </w:pPr>
+      <w:rPr>
+        <w:rFonts w:ascii="Symbol" w:hAnsi="Symbol" w:hint="default"/>
+      </w:rPr>
+    </w:lvl>
+    <w:lvl w:ilvl="7" w:tplc="04190003" w:tentative="1">
+      <w:start w:val="1"/>
+      <w:numFmt w:val="bullet"/>
+      <w:lvlText w:val="o"/>
+      <w:lvlJc w:val="left"/>
+      <w:pPr>
+        <w:ind w:left="6468" w:hanging="360"/>
+      </w:pPr>
+      <w:rPr>
+        <w:rFonts w:ascii="Courier New" w:hAnsi="Courier New" w:cs="Courier New" w:hint="default"/>
+      </w:rPr>
+    </w:lvl>
+    <w:lvl w:ilvl="8" w:tplc="04190005" w:tentative="1">
+      <w:start w:val="1"/>
+      <w:numFmt w:val="bullet"/>
+      <w:lvlText w:val=""/>
+      <w:lvlJc w:val="left"/>
+      <w:pPr>
+        <w:ind w:left="7188" w:hanging="360"/>
+      </w:pPr>
+      <w:rPr>
+        <w:rFonts w:ascii="Wingdings" w:hAnsi="Wingdings" w:hint="default"/>
+      </w:rPr>
+    </w:lvl>
+  </w:abstractNum>
+  <w:abstractNum w:abstractNumId="7" w15:restartNumberingAfterBreak="0">
+    <w:nsid w:val="73C340C2"/>
+    <w:multiLevelType w:val="hybridMultilevel"/>
+    <w:tmpl w:val="07EA1982"/>
+    <w:lvl w:ilvl="0" w:tplc="04190001">
+      <w:start w:val="1"/>
+      <w:numFmt w:val="bullet"/>
+      <w:lvlText w:val=""/>
+      <w:lvlJc w:val="left"/>
+      <w:pPr>
+        <w:ind w:left="1428" w:hanging="360"/>
+      </w:pPr>
+      <w:rPr>
+        <w:rFonts w:ascii="Symbol" w:hAnsi="Symbol" w:hint="default"/>
+      </w:rPr>
+    </w:lvl>
+    <w:lvl w:ilvl="1" w:tplc="04190003" w:tentative="1">
+      <w:start w:val="1"/>
+      <w:numFmt w:val="bullet"/>
+      <w:lvlText w:val="o"/>
+      <w:lvlJc w:val="left"/>
+      <w:pPr>
+        <w:ind w:left="2148" w:hanging="360"/>
+      </w:pPr>
+      <w:rPr>
+        <w:rFonts w:ascii="Courier New" w:hAnsi="Courier New" w:cs="Courier New" w:hint="default"/>
+      </w:rPr>
+    </w:lvl>
+    <w:lvl w:ilvl="2" w:tplc="04190005" w:tentative="1">
+      <w:start w:val="1"/>
+      <w:numFmt w:val="bullet"/>
+      <w:lvlText w:val=""/>
+      <w:lvlJc w:val="left"/>
+      <w:pPr>
+        <w:ind w:left="2868" w:hanging="360"/>
+      </w:pPr>
+      <w:rPr>
+        <w:rFonts w:ascii="Wingdings" w:hAnsi="Wingdings" w:hint="default"/>
+      </w:rPr>
+    </w:lvl>
+    <w:lvl w:ilvl="3" w:tplc="04190001" w:tentative="1">
+      <w:start w:val="1"/>
+      <w:numFmt w:val="bullet"/>
+      <w:lvlText w:val=""/>
+      <w:lvlJc w:val="left"/>
+      <w:pPr>
+        <w:ind w:left="3588" w:hanging="360"/>
+      </w:pPr>
+      <w:rPr>
+        <w:rFonts w:ascii="Symbol" w:hAnsi="Symbol" w:hint="default"/>
+      </w:rPr>
+    </w:lvl>
+    <w:lvl w:ilvl="4" w:tplc="04190003" w:tentative="1">
+      <w:start w:val="1"/>
+      <w:numFmt w:val="bullet"/>
+      <w:lvlText w:val="o"/>
+      <w:lvlJc w:val="left"/>
+      <w:pPr>
+        <w:ind w:left="4308" w:hanging="360"/>
+      </w:pPr>
+      <w:rPr>
+        <w:rFonts w:ascii="Courier New" w:hAnsi="Courier New" w:cs="Courier New" w:hint="default"/>
+      </w:rPr>
+    </w:lvl>
+    <w:lvl w:ilvl="5" w:tplc="04190005" w:tentative="1">
+      <w:start w:val="1"/>
+      <w:numFmt w:val="bullet"/>
+      <w:lvlText w:val=""/>
+      <w:lvlJc w:val="left"/>
+      <w:pPr>
+        <w:ind w:left="5028" w:hanging="360"/>
+      </w:pPr>
+      <w:rPr>
+        <w:rFonts w:ascii="Wingdings" w:hAnsi="Wingdings" w:hint="default"/>
+      </w:rPr>
+    </w:lvl>
+    <w:lvl w:ilvl="6" w:tplc="04190001" w:tentative="1">
+      <w:start w:val="1"/>
+      <w:numFmt w:val="bullet"/>
+      <w:lvlText w:val=""/>
+      <w:lvlJc w:val="left"/>
+      <w:pPr>
+        <w:ind w:left="5748" w:hanging="360"/>
+      </w:pPr>
+      <w:rPr>
+        <w:rFonts w:ascii="Symbol" w:hAnsi="Symbol" w:hint="default"/>
+      </w:rPr>
+    </w:lvl>
+    <w:lvl w:ilvl="7" w:tplc="04190003" w:tentative="1">
+      <w:start w:val="1"/>
+      <w:numFmt w:val="bullet"/>
+      <w:lvlText w:val="o"/>
+      <w:lvlJc w:val="left"/>
+      <w:pPr>
+        <w:ind w:left="6468" w:hanging="360"/>
+      </w:pPr>
+      <w:rPr>
+        <w:rFonts w:ascii="Courier New" w:hAnsi="Courier New" w:cs="Courier New" w:hint="default"/>
+      </w:rPr>
+    </w:lvl>
+    <w:lvl w:ilvl="8" w:tplc="04190005" w:tentative="1">
+      <w:start w:val="1"/>
+      <w:numFmt w:val="bullet"/>
+      <w:lvlText w:val=""/>
+      <w:lvlJc w:val="left"/>
+      <w:pPr>
+        <w:ind w:left="7188" w:hanging="360"/>
+      </w:pPr>
+      <w:rPr>
+        <w:rFonts w:ascii="Wingdings" w:hAnsi="Wingdings" w:hint="default"/>
+      </w:rPr>
+    </w:lvl>
+  </w:abstractNum>
+  <w:abstractNum w:abstractNumId="8" w15:restartNumberingAfterBreak="0">
     <w:nsid w:val="7C2E56CE"/>
     <w:multiLevelType w:val="multilevel"/>
     <w:tmpl w:val="B43E55EC"/>
@@ -12214,16 +13820,28 @@
     <w:abstractNumId w:val="0"/>
   </w:num>
   <w:num w:numId="2">
+    <w:abstractNumId w:val="3"/>
+  </w:num>
+  <w:num w:numId="3">
+    <w:abstractNumId w:val="4"/>
+  </w:num>
+  <w:num w:numId="4">
+    <w:abstractNumId w:val="7"/>
+  </w:num>
+  <w:num w:numId="5">
+    <w:abstractNumId w:val="8"/>
+  </w:num>
+  <w:num w:numId="6">
     <w:abstractNumId w:val="1"/>
   </w:num>
-  <w:num w:numId="3">
+  <w:num w:numId="7">
     <w:abstractNumId w:val="2"/>
   </w:num>
-  <w:num w:numId="4">
-    <w:abstractNumId w:val="3"/>
+  <w:num w:numId="8">
+    <w:abstractNumId w:val="5"/>
   </w:num>
-  <w:num w:numId="5">
-    <w:abstractNumId w:val="4"/>
+  <w:num w:numId="9">
+    <w:abstractNumId w:val="6"/>
   </w:num>
 </w:numbering>
 </file>
@@ -13151,6 +14769,41 @@
       <w:iCs/>
     </w:rPr>
   </w:style>
+  <w:style w:type="character" w:styleId="HTML">
+    <w:name w:val="HTML Code"/>
+    <w:basedOn w:val="a1"/>
+    <w:uiPriority w:val="99"/>
+    <w:semiHidden/>
+    <w:unhideWhenUsed/>
+    <w:rsid w:val="00C675EB"/>
+    <w:rPr>
+      <w:rFonts w:ascii="Courier New" w:eastAsia="Times New Roman" w:hAnsi="Courier New" w:cs="Courier New"/>
+      <w:sz w:val="20"/>
+      <w:szCs w:val="20"/>
+    </w:rPr>
+  </w:style>
+  <w:style w:type="paragraph" w:styleId="31">
+    <w:name w:val="toc 3"/>
+    <w:basedOn w:val="a"/>
+    <w:next w:val="a"/>
+    <w:autoRedefine/>
+    <w:uiPriority w:val="39"/>
+    <w:unhideWhenUsed/>
+    <w:rsid w:val="00A2695C"/>
+    <w:pPr>
+      <w:tabs>
+        <w:tab w:val="right" w:leader="dot" w:pos="9628"/>
+      </w:tabs>
+      <w:spacing w:after="100"/>
+      <w:ind w:left="480"/>
+    </w:pPr>
+    <w:rPr>
+      <w:rFonts w:eastAsiaTheme="majorEastAsia"/>
+      <w:noProof/>
+      <w:sz w:val="28"/>
+      <w:szCs w:val="28"/>
+    </w:rPr>
+  </w:style>
 </w:styles>
 </file>
 
@@ -13444,7 +15097,7 @@
 </file>
 
 <file path=customXml/itemProps1.xml><?xml version="1.0" encoding="utf-8"?>
-<ds:datastoreItem xmlns:ds="http://schemas.openxmlformats.org/officeDocument/2006/customXml" ds:itemID="{B1709602-21D1-4987-848C-6F0F5ADC18D5}">
+<ds:datastoreItem xmlns:ds="http://schemas.openxmlformats.org/officeDocument/2006/customXml" ds:itemID="{6A12F89F-BEC0-4541-AF3C-5402B0713693}">
   <ds:schemaRefs>
     <ds:schemaRef ds:uri="http://schemas.openxmlformats.org/officeDocument/2006/bibliography"/>
   </ds:schemaRefs>

--- a/курсовая 1.docx
+++ b/курсовая 1.docx
@@ -1,6 +1,6 @@
 
 <file path=word/document.xml><?xml version="1.0" encoding="utf-8"?>
-<w:document xmlns:wpc="http://schemas.microsoft.com/office/word/2010/wordprocessingCanvas" xmlns:cx="http://schemas.microsoft.com/office/drawing/2014/chartex" xmlns:mc="http://schemas.openxmlformats.org/markup-compatibility/2006" xmlns:o="urn:schemas-microsoft-com:office:office" xmlns:r="http://schemas.openxmlformats.org/officeDocument/2006/relationships" xmlns:m="http://schemas.openxmlformats.org/officeDocument/2006/math" xmlns:v="urn:schemas-microsoft-com:vml" xmlns:wp14="http://schemas.microsoft.com/office/word/2010/wordprocessingDrawing" xmlns:wp="http://schemas.openxmlformats.org/drawingml/2006/wordprocessingDrawing" xmlns:w10="urn:schemas-microsoft-com:office:word" xmlns:w="http://schemas.openxmlformats.org/wordprocessingml/2006/main" xmlns:w14="http://schemas.microsoft.com/office/word/2010/wordml" xmlns:w15="http://schemas.microsoft.com/office/word/2012/wordml" xmlns:w16se="http://schemas.microsoft.com/office/word/2015/wordml/symex" xmlns:wpg="http://schemas.microsoft.com/office/word/2010/wordprocessingGroup" xmlns:wpi="http://schemas.microsoft.com/office/word/2010/wordprocessingInk" xmlns:wne="http://schemas.microsoft.com/office/word/2006/wordml" xmlns:wps="http://schemas.microsoft.com/office/word/2010/wordprocessingShape" mc:Ignorable="w14 w15 w16se wp14">
+<w:document xmlns:wpc="http://schemas.microsoft.com/office/word/2010/wordprocessingCanvas" xmlns:cx="http://schemas.microsoft.com/office/drawing/2014/chartex" xmlns:cx1="http://schemas.microsoft.com/office/drawing/2015/9/8/chartex" xmlns:mc="http://schemas.openxmlformats.org/markup-compatibility/2006" xmlns:o="urn:schemas-microsoft-com:office:office" xmlns:r="http://schemas.openxmlformats.org/officeDocument/2006/relationships" xmlns:m="http://schemas.openxmlformats.org/officeDocument/2006/math" xmlns:v="urn:schemas-microsoft-com:vml" xmlns:wp14="http://schemas.microsoft.com/office/word/2010/wordprocessingDrawing" xmlns:wp="http://schemas.openxmlformats.org/drawingml/2006/wordprocessingDrawing" xmlns:w10="urn:schemas-microsoft-com:office:word" xmlns:w="http://schemas.openxmlformats.org/wordprocessingml/2006/main" xmlns:w14="http://schemas.microsoft.com/office/word/2010/wordml" xmlns:w15="http://schemas.microsoft.com/office/word/2012/wordml" xmlns:w16se="http://schemas.microsoft.com/office/word/2015/wordml/symex" xmlns:wpg="http://schemas.microsoft.com/office/word/2010/wordprocessingGroup" xmlns:wpi="http://schemas.microsoft.com/office/word/2010/wordprocessingInk" xmlns:wne="http://schemas.microsoft.com/office/word/2006/wordml" xmlns:wps="http://schemas.microsoft.com/office/word/2010/wordprocessingShape" mc:Ignorable="w14 w15 w16se wp14">
   <w:body>
     <w:tbl>
       <w:tblPr>
@@ -328,8 +328,13 @@
             <w:r>
               <w:t xml:space="preserve">Институт </w:t>
             </w:r>
-            <w:r>
-              <w:t>кибербезопасности и цифровых технологий</w:t>
+            <w:proofErr w:type="spellStart"/>
+            <w:r>
+              <w:t>кибербезопасности</w:t>
+            </w:r>
+            <w:proofErr w:type="spellEnd"/>
+            <w:r>
+              <w:t xml:space="preserve"> и цифровых технологий</w:t>
             </w:r>
           </w:p>
         </w:tc>
@@ -1359,11 +1364,19 @@
       <w:r>
         <w:t xml:space="preserve">Работа представлена к защите </w:t>
       </w:r>
+      <w:proofErr w:type="gramStart"/>
       <w:r>
         <w:rPr>
           <w:u w:val="single"/>
         </w:rPr>
-        <w:t>«        »</w:t>
+        <w:t xml:space="preserve">«  </w:t>
+      </w:r>
+      <w:proofErr w:type="gramEnd"/>
+      <w:r>
+        <w:rPr>
+          <w:u w:val="single"/>
+        </w:rPr>
+        <w:t xml:space="preserve">      »</w:t>
       </w:r>
       <w:r>
         <w:t xml:space="preserve"> </w:t>
@@ -1403,13 +1416,24 @@
         <w:t xml:space="preserve"> </w:t>
       </w:r>
       <w:r>
-        <w:t xml:space="preserve">                   </w:t>
+        <w:t xml:space="preserve">                </w:t>
+      </w:r>
+      <w:proofErr w:type="gramStart"/>
+      <w:r>
+        <w:t xml:space="preserve">   </w:t>
       </w:r>
       <w:r>
         <w:rPr>
           <w:u w:val="single"/>
         </w:rPr>
-        <w:t>«        »</w:t>
+        <w:t>«</w:t>
+      </w:r>
+      <w:proofErr w:type="gramEnd"/>
+      <w:r>
+        <w:rPr>
+          <w:u w:val="single"/>
+        </w:rPr>
+        <w:t xml:space="preserve">        »</w:t>
       </w:r>
       <w:r>
         <w:t xml:space="preserve">  </w:t>
@@ -1789,8 +1813,13 @@
             <w:r>
               <w:t xml:space="preserve">Институт </w:t>
             </w:r>
-            <w:r>
-              <w:t>кибербезопасности и цифровых технологий</w:t>
+            <w:proofErr w:type="spellStart"/>
+            <w:r>
+              <w:t>кибербезопасности</w:t>
+            </w:r>
+            <w:proofErr w:type="spellEnd"/>
+            <w:r>
+              <w:t xml:space="preserve"> и цифровых технологий</w:t>
             </w:r>
           </w:p>
         </w:tc>
@@ -2180,11 +2209,19 @@
       <w:r>
         <w:t xml:space="preserve">Студент </w:t>
       </w:r>
+      <w:proofErr w:type="spellStart"/>
       <w:r>
         <w:rPr>
           <w:u w:val="single"/>
         </w:rPr>
-        <w:t>Супонова София Дмитриевна</w:t>
+        <w:t>Супонова</w:t>
+      </w:r>
+      <w:proofErr w:type="spellEnd"/>
+      <w:r>
+        <w:rPr>
+          <w:u w:val="single"/>
+        </w:rPr>
+        <w:t xml:space="preserve"> София Дмитриевна</w:t>
       </w:r>
       <w:r>
         <w:rPr>
@@ -2359,15 +2396,33 @@
           <w:sz w:val="20"/>
           <w:szCs w:val="20"/>
         </w:rPr>
-        <w:t xml:space="preserve"> вопросов, подлежащих разработке, и обязательного графического материала:</w:t>
-      </w:r>
+        <w:t xml:space="preserve"> вопросов, подлежащих разработке, и обязательного графического </w:t>
+      </w:r>
+      <w:proofErr w:type="gramStart"/>
       <w:r>
         <w:rPr>
           <w:b/>
           <w:sz w:val="20"/>
           <w:szCs w:val="20"/>
         </w:rPr>
-        <w:t xml:space="preserve">________________ </w:t>
+        <w:t>материала:</w:t>
+      </w:r>
+      <w:r>
+        <w:rPr>
+          <w:b/>
+          <w:sz w:val="20"/>
+          <w:szCs w:val="20"/>
+        </w:rPr>
+        <w:t>_</w:t>
+      </w:r>
+      <w:proofErr w:type="gramEnd"/>
+      <w:r>
+        <w:rPr>
+          <w:b/>
+          <w:sz w:val="20"/>
+          <w:szCs w:val="20"/>
+        </w:rPr>
+        <w:t xml:space="preserve">_______________ </w:t>
       </w:r>
       <w:r>
         <w:rPr>
@@ -2383,14 +2438,32 @@
           <w:szCs w:val="20"/>
           <w:u w:val="single"/>
         </w:rPr>
-        <w:t>ыявление зависимости цены от ключевых факторов и категориальных признаков, построение и обучение моделей регрессии: Линейная регрессия, Случайный лес, Градиентный бустинг, Дерево решений</w:t>
-      </w:r>
+        <w:t xml:space="preserve">ыявление зависимости цены от ключевых факторов и категориальных признаков, построение и обучение моделей регрессии: Линейная регрессия, Случайный лес, Градиентный </w:t>
+      </w:r>
+      <w:proofErr w:type="spellStart"/>
       <w:r>
         <w:rPr>
           <w:sz w:val="20"/>
           <w:szCs w:val="20"/>
           <w:u w:val="single"/>
         </w:rPr>
+        <w:t>бустинг</w:t>
+      </w:r>
+      <w:proofErr w:type="spellEnd"/>
+      <w:r>
+        <w:rPr>
+          <w:sz w:val="20"/>
+          <w:szCs w:val="20"/>
+          <w:u w:val="single"/>
+        </w:rPr>
+        <w:t>, Дерево решений</w:t>
+      </w:r>
+      <w:r>
+        <w:rPr>
+          <w:sz w:val="20"/>
+          <w:szCs w:val="20"/>
+          <w:u w:val="single"/>
+        </w:rPr>
         <w:t>. Сравнение качества моделей с помощью метрик.</w:t>
       </w:r>
     </w:p>
@@ -2419,6 +2492,7 @@
         </w:rPr>
         <w:t>Срок предоставления к защите курсового проекта (работы)</w:t>
       </w:r>
+      <w:proofErr w:type="gramStart"/>
       <w:r>
         <w:rPr>
           <w:b/>
@@ -2432,7 +2506,15 @@
           <w:sz w:val="20"/>
           <w:szCs w:val="20"/>
         </w:rPr>
-        <w:t xml:space="preserve">  до «___» __________ 20</w:t>
+        <w:t xml:space="preserve">  до</w:t>
+      </w:r>
+      <w:proofErr w:type="gramEnd"/>
+      <w:r>
+        <w:rPr>
+          <w:sz w:val="20"/>
+          <w:szCs w:val="20"/>
+        </w:rPr>
+        <w:t xml:space="preserve"> «___» __________ 20</w:t>
       </w:r>
       <w:r>
         <w:rPr>
@@ -2519,23 +2601,33 @@
           <w:sz w:val="20"/>
           <w:szCs w:val="20"/>
         </w:rPr>
-        <w:t xml:space="preserve">     </w:t>
-      </w:r>
+        <w:t xml:space="preserve">    </w:t>
+      </w:r>
+      <w:proofErr w:type="gramStart"/>
       <w:r>
         <w:rPr>
           <w:b/>
           <w:sz w:val="20"/>
           <w:szCs w:val="20"/>
         </w:rPr>
-        <w:t xml:space="preserve">  </w:t>
-      </w:r>
-      <w:r>
-        <w:rPr>
+        <w:t xml:space="preserve"> </w:t>
+      </w:r>
+      <w:r>
+        <w:rPr>
+          <w:b/>
           <w:sz w:val="20"/>
           <w:szCs w:val="20"/>
         </w:rPr>
+        <w:t xml:space="preserve">  </w:t>
+      </w:r>
+      <w:r>
+        <w:rPr>
+          <w:sz w:val="20"/>
+          <w:szCs w:val="20"/>
+        </w:rPr>
         <w:t>(</w:t>
       </w:r>
+      <w:proofErr w:type="gramEnd"/>
       <w:r>
         <w:rPr>
           <w:sz w:val="20"/>
@@ -2781,6 +2873,7 @@
         </w:rPr>
         <w:t>(</w:t>
       </w:r>
+      <w:proofErr w:type="spellStart"/>
       <w:r>
         <w:rPr>
           <w:bCs/>
@@ -2789,7 +2882,18 @@
           <w:szCs w:val="20"/>
           <w:u w:val="single"/>
         </w:rPr>
-        <w:t>Супонова С.Д</w:t>
+        <w:t>Супонова</w:t>
+      </w:r>
+      <w:proofErr w:type="spellEnd"/>
+      <w:r>
+        <w:rPr>
+          <w:bCs/>
+          <w:iCs/>
+          <w:sz w:val="20"/>
+          <w:szCs w:val="20"/>
+          <w:u w:val="single"/>
+        </w:rPr>
+        <w:t xml:space="preserve"> С.Д</w:t>
       </w:r>
       <w:r>
         <w:rPr>
@@ -3059,7 +3163,7 @@
           <w:r>
             <w:fldChar w:fldCharType="separate"/>
           </w:r>
-          <w:hyperlink w:anchor="_Toc227272745" w:history="1">
+          <w:hyperlink w:anchor="_Toc227335847" w:history="1">
             <w:r>
               <w:rPr>
                 <w:rStyle w:val="ae"/>
@@ -3082,7 +3186,7 @@
               <w:rPr>
                 <w:webHidden/>
               </w:rPr>
-              <w:instrText xml:space="preserve"> PAGEREF _Toc227272745 \h </w:instrText>
+              <w:instrText xml:space="preserve"> PAGEREF _Toc227335847 \h </w:instrText>
             </w:r>
             <w:r>
               <w:rPr>
@@ -3118,7 +3222,7 @@
               <w:szCs w:val="22"/>
             </w:rPr>
           </w:pPr>
-          <w:hyperlink w:anchor="_Toc227272746" w:history="1">
+          <w:hyperlink w:anchor="_Toc227335848" w:history="1">
             <w:r>
               <w:rPr>
                 <w:rStyle w:val="ae"/>
@@ -3141,7 +3245,7 @@
               <w:rPr>
                 <w:webHidden/>
               </w:rPr>
-              <w:instrText xml:space="preserve"> PAGEREF _Toc227272746 \h </w:instrText>
+              <w:instrText xml:space="preserve"> PAGEREF _Toc227335848 \h </w:instrText>
             </w:r>
             <w:r>
               <w:rPr>
@@ -3177,7 +3281,7 @@
               <w:szCs w:val="22"/>
             </w:rPr>
           </w:pPr>
-          <w:hyperlink w:anchor="_Toc227272747" w:history="1">
+          <w:hyperlink w:anchor="_Toc227335849" w:history="1">
             <w:r>
               <w:rPr>
                 <w:rStyle w:val="ae"/>
@@ -3200,7 +3304,7 @@
               <w:rPr>
                 <w:webHidden/>
               </w:rPr>
-              <w:instrText xml:space="preserve"> PAGEREF _Toc227272747 \h </w:instrText>
+              <w:instrText xml:space="preserve"> PAGEREF _Toc227335849 \h </w:instrText>
             </w:r>
             <w:r>
               <w:rPr>
@@ -3236,7 +3340,7 @@
               <w:szCs w:val="22"/>
             </w:rPr>
           </w:pPr>
-          <w:hyperlink w:anchor="_Toc227272748" w:history="1">
+          <w:hyperlink w:anchor="_Toc227335850" w:history="1">
             <w:r>
               <w:rPr>
                 <w:rStyle w:val="ae"/>
@@ -3266,7 +3370,7 @@
               <w:rPr>
                 <w:webHidden/>
               </w:rPr>
-              <w:instrText xml:space="preserve"> PAGEREF _Toc227272748 \h </w:instrText>
+              <w:instrText xml:space="preserve"> PAGEREF _Toc227335850 \h </w:instrText>
             </w:r>
             <w:r>
               <w:rPr>
@@ -3302,7 +3406,7 @@
               <w:szCs w:val="22"/>
             </w:rPr>
           </w:pPr>
-          <w:hyperlink w:anchor="_Toc227272749" w:history="1">
+          <w:hyperlink w:anchor="_Toc227335851" w:history="1">
             <w:r>
               <w:rPr>
                 <w:rStyle w:val="ae"/>
@@ -3325,7 +3429,7 @@
               <w:rPr>
                 <w:webHidden/>
               </w:rPr>
-              <w:instrText xml:space="preserve"> PAGEREF _Toc227272749 \h </w:instrText>
+              <w:instrText xml:space="preserve"> PAGEREF _Toc227335851 \h </w:instrText>
             </w:r>
             <w:r>
               <w:rPr>
@@ -3361,7 +3465,7 @@
               <w:szCs w:val="22"/>
             </w:rPr>
           </w:pPr>
-          <w:hyperlink w:anchor="_Toc227272750" w:history="1">
+          <w:hyperlink w:anchor="_Toc227335852" w:history="1">
             <w:r>
               <w:rPr>
                 <w:rStyle w:val="ae"/>
@@ -3384,7 +3488,7 @@
               <w:rPr>
                 <w:webHidden/>
               </w:rPr>
-              <w:instrText xml:space="preserve"> PAGEREF _Toc227272750 \h </w:instrText>
+              <w:instrText xml:space="preserve"> PAGEREF _Toc227335852 \h </w:instrText>
             </w:r>
             <w:r>
               <w:rPr>
@@ -3420,7 +3524,7 @@
               <w:szCs w:val="22"/>
             </w:rPr>
           </w:pPr>
-          <w:hyperlink w:anchor="_Toc227272751" w:history="1">
+          <w:hyperlink w:anchor="_Toc227335853" w:history="1">
             <w:r>
               <w:rPr>
                 <w:rStyle w:val="ae"/>
@@ -3443,7 +3547,7 @@
               <w:rPr>
                 <w:webHidden/>
               </w:rPr>
-              <w:instrText xml:space="preserve"> PAGEREF _Toc227272751 \h </w:instrText>
+              <w:instrText xml:space="preserve"> PAGEREF _Toc227335853 \h </w:instrText>
             </w:r>
             <w:r>
               <w:rPr>
@@ -3479,7 +3583,7 @@
               <w:szCs w:val="22"/>
             </w:rPr>
           </w:pPr>
-          <w:hyperlink w:anchor="_Toc227272752" w:history="1">
+          <w:hyperlink w:anchor="_Toc227335854" w:history="1">
             <w:r>
               <w:rPr>
                 <w:rStyle w:val="ae"/>
@@ -3502,7 +3606,7 @@
               <w:rPr>
                 <w:webHidden/>
               </w:rPr>
-              <w:instrText xml:space="preserve"> PAGEREF _Toc227272752 \h </w:instrText>
+              <w:instrText xml:space="preserve"> PAGEREF _Toc227335854 \h </w:instrText>
             </w:r>
             <w:r>
               <w:rPr>
@@ -3538,7 +3642,7 @@
               <w:szCs w:val="22"/>
             </w:rPr>
           </w:pPr>
-          <w:hyperlink w:anchor="_Toc227272753" w:history="1">
+          <w:hyperlink w:anchor="_Toc227335855" w:history="1">
             <w:r>
               <w:rPr>
                 <w:rStyle w:val="ae"/>
@@ -3561,7 +3665,7 @@
               <w:rPr>
                 <w:webHidden/>
               </w:rPr>
-              <w:instrText xml:space="preserve"> PAGEREF _Toc227272753 \h </w:instrText>
+              <w:instrText xml:space="preserve"> PAGEREF _Toc227335855 \h </w:instrText>
             </w:r>
             <w:r>
               <w:rPr>
@@ -3597,7 +3701,7 @@
               <w:szCs w:val="22"/>
             </w:rPr>
           </w:pPr>
-          <w:hyperlink w:anchor="_Toc227272754" w:history="1">
+          <w:hyperlink w:anchor="_Toc227335856" w:history="1">
             <w:r>
               <w:rPr>
                 <w:rStyle w:val="ae"/>
@@ -3646,7 +3750,7 @@
               <w:rPr>
                 <w:webHidden/>
               </w:rPr>
-              <w:instrText xml:space="preserve"> PAGEREF _Toc227272754 \h </w:instrText>
+              <w:instrText xml:space="preserve"> PAGEREF _Toc227335856 \h </w:instrText>
             </w:r>
             <w:r>
               <w:rPr>
@@ -3682,7 +3786,7 @@
               <w:szCs w:val="22"/>
             </w:rPr>
           </w:pPr>
-          <w:hyperlink w:anchor="_Toc227272755" w:history="1">
+          <w:hyperlink w:anchor="_Toc227335857" w:history="1">
             <w:r>
               <w:rPr>
                 <w:rStyle w:val="ae"/>
@@ -3712,7 +3816,7 @@
               <w:rPr>
                 <w:webHidden/>
               </w:rPr>
-              <w:instrText xml:space="preserve"> PAGEREF _Toc227272755 \h </w:instrText>
+              <w:instrText xml:space="preserve"> PAGEREF _Toc227335857 \h </w:instrText>
             </w:r>
             <w:r>
               <w:rPr>
@@ -3748,7 +3852,7 @@
               <w:szCs w:val="22"/>
             </w:rPr>
           </w:pPr>
-          <w:hyperlink w:anchor="_Toc227272756" w:history="1">
+          <w:hyperlink w:anchor="_Toc227335858" w:history="1">
             <w:r>
               <w:rPr>
                 <w:rStyle w:val="ae"/>
@@ -3771,7 +3875,7 @@
               <w:rPr>
                 <w:webHidden/>
               </w:rPr>
-              <w:instrText xml:space="preserve"> PAGEREF _Toc227272756 \h </w:instrText>
+              <w:instrText xml:space="preserve"> PAGEREF _Toc227335858 \h </w:instrText>
             </w:r>
             <w:r>
               <w:rPr>
@@ -3807,7 +3911,7 @@
               <w:szCs w:val="22"/>
             </w:rPr>
           </w:pPr>
-          <w:hyperlink w:anchor="_Toc227272757" w:history="1">
+          <w:hyperlink w:anchor="_Toc227335859" w:history="1">
             <w:r>
               <w:rPr>
                 <w:rStyle w:val="ae"/>
@@ -3830,7 +3934,7 @@
               <w:rPr>
                 <w:webHidden/>
               </w:rPr>
-              <w:instrText xml:space="preserve"> PAGEREF _Toc227272757 \h </w:instrText>
+              <w:instrText xml:space="preserve"> PAGEREF _Toc227335859 \h </w:instrText>
             </w:r>
             <w:r>
               <w:rPr>
@@ -3866,7 +3970,7 @@
               <w:szCs w:val="22"/>
             </w:rPr>
           </w:pPr>
-          <w:hyperlink w:anchor="_Toc227272758" w:history="1">
+          <w:hyperlink w:anchor="_Toc227335860" w:history="1">
             <w:r>
               <w:rPr>
                 <w:rStyle w:val="ae"/>
@@ -3889,7 +3993,7 @@
               <w:rPr>
                 <w:webHidden/>
               </w:rPr>
-              <w:instrText xml:space="preserve"> PAGEREF _Toc227272758 \h </w:instrText>
+              <w:instrText xml:space="preserve"> PAGEREF _Toc227335860 \h </w:instrText>
             </w:r>
             <w:r>
               <w:rPr>
@@ -3925,7 +4029,7 @@
               <w:szCs w:val="22"/>
             </w:rPr>
           </w:pPr>
-          <w:hyperlink w:anchor="_Toc227272759" w:history="1">
+          <w:hyperlink w:anchor="_Toc227335861" w:history="1">
             <w:r>
               <w:rPr>
                 <w:rStyle w:val="ae"/>
@@ -3961,7 +4065,7 @@
               <w:rPr>
                 <w:webHidden/>
               </w:rPr>
-              <w:instrText xml:space="preserve"> PAGEREF _Toc227272759 \h </w:instrText>
+              <w:instrText xml:space="preserve"> PAGEREF _Toc227335861 \h </w:instrText>
             </w:r>
             <w:r>
               <w:rPr>
@@ -3997,7 +4101,7 @@
               <w:szCs w:val="22"/>
             </w:rPr>
           </w:pPr>
-          <w:hyperlink w:anchor="_Toc227272760" w:history="1">
+          <w:hyperlink w:anchor="_Toc227335862" w:history="1">
             <w:r>
               <w:rPr>
                 <w:rStyle w:val="ae"/>
@@ -4020,7 +4124,7 @@
               <w:rPr>
                 <w:webHidden/>
               </w:rPr>
-              <w:instrText xml:space="preserve"> PAGEREF _Toc227272760 \h </w:instrText>
+              <w:instrText xml:space="preserve"> PAGEREF _Toc227335862 \h </w:instrText>
             </w:r>
             <w:r>
               <w:rPr>
@@ -4056,7 +4160,7 @@
               <w:szCs w:val="22"/>
             </w:rPr>
           </w:pPr>
-          <w:hyperlink w:anchor="_Toc227272761" w:history="1">
+          <w:hyperlink w:anchor="_Toc227335863" w:history="1">
             <w:r>
               <w:rPr>
                 <w:rStyle w:val="ae"/>
@@ -4079,7 +4183,7 @@
               <w:rPr>
                 <w:webHidden/>
               </w:rPr>
-              <w:instrText xml:space="preserve"> PAGEREF _Toc227272761 \h </w:instrText>
+              <w:instrText xml:space="preserve"> PAGEREF _Toc227335863 \h </w:instrText>
             </w:r>
             <w:r>
               <w:rPr>
@@ -4115,7 +4219,7 @@
               <w:szCs w:val="22"/>
             </w:rPr>
           </w:pPr>
-          <w:hyperlink w:anchor="_Toc227272762" w:history="1">
+          <w:hyperlink w:anchor="_Toc227335864" w:history="1">
             <w:r>
               <w:rPr>
                 <w:rStyle w:val="ae"/>
@@ -4138,7 +4242,7 @@
               <w:rPr>
                 <w:webHidden/>
               </w:rPr>
-              <w:instrText xml:space="preserve"> PAGEREF _Toc227272762 \h </w:instrText>
+              <w:instrText xml:space="preserve"> PAGEREF _Toc227335864 \h </w:instrText>
             </w:r>
             <w:r>
               <w:rPr>
@@ -4174,7 +4278,7 @@
               <w:szCs w:val="22"/>
             </w:rPr>
           </w:pPr>
-          <w:hyperlink w:anchor="_Toc227272763" w:history="1">
+          <w:hyperlink w:anchor="_Toc227335865" w:history="1">
             <w:r>
               <w:rPr>
                 <w:rStyle w:val="ae"/>
@@ -4197,7 +4301,7 @@
               <w:rPr>
                 <w:webHidden/>
               </w:rPr>
-              <w:instrText xml:space="preserve"> PAGEREF _Toc227272763 \h </w:instrText>
+              <w:instrText xml:space="preserve"> PAGEREF _Toc227335865 \h </w:instrText>
             </w:r>
             <w:r>
               <w:rPr>
@@ -4233,7 +4337,7 @@
               <w:szCs w:val="22"/>
             </w:rPr>
           </w:pPr>
-          <w:hyperlink w:anchor="_Toc227272764" w:history="1">
+          <w:hyperlink w:anchor="_Toc227335866" w:history="1">
             <w:r>
               <w:rPr>
                 <w:rStyle w:val="ae"/>
@@ -4256,7 +4360,7 @@
               <w:rPr>
                 <w:webHidden/>
               </w:rPr>
-              <w:instrText xml:space="preserve"> PAGEREF _Toc227272764 \h </w:instrText>
+              <w:instrText xml:space="preserve"> PAGEREF _Toc227335866 \h </w:instrText>
             </w:r>
             <w:r>
               <w:rPr>
@@ -4292,7 +4396,7 @@
               <w:szCs w:val="22"/>
             </w:rPr>
           </w:pPr>
-          <w:hyperlink w:anchor="_Toc227272765" w:history="1">
+          <w:hyperlink w:anchor="_Toc227335867" w:history="1">
             <w:r>
               <w:rPr>
                 <w:rStyle w:val="ae"/>
@@ -4328,7 +4432,7 @@
               <w:rPr>
                 <w:webHidden/>
               </w:rPr>
-              <w:instrText xml:space="preserve"> PAGEREF _Toc227272765 \h </w:instrText>
+              <w:instrText xml:space="preserve"> PAGEREF _Toc227335867 \h </w:instrText>
             </w:r>
             <w:r>
               <w:rPr>
@@ -4364,7 +4468,7 @@
               <w:szCs w:val="22"/>
             </w:rPr>
           </w:pPr>
-          <w:hyperlink w:anchor="_Toc227272766" w:history="1">
+          <w:hyperlink w:anchor="_Toc227335868" w:history="1">
             <w:r>
               <w:rPr>
                 <w:rStyle w:val="ae"/>
@@ -4387,7 +4491,7 @@
               <w:rPr>
                 <w:webHidden/>
               </w:rPr>
-              <w:instrText xml:space="preserve"> PAGEREF _Toc227272766 \h </w:instrText>
+              <w:instrText xml:space="preserve"> PAGEREF _Toc227335868 \h </w:instrText>
             </w:r>
             <w:r>
               <w:rPr>
@@ -4423,7 +4527,7 @@
               <w:szCs w:val="22"/>
             </w:rPr>
           </w:pPr>
-          <w:hyperlink w:anchor="_Toc227272767" w:history="1">
+          <w:hyperlink w:anchor="_Toc227335869" w:history="1">
             <w:r>
               <w:rPr>
                 <w:rStyle w:val="ae"/>
@@ -4446,7 +4550,7 @@
               <w:rPr>
                 <w:webHidden/>
               </w:rPr>
-              <w:instrText xml:space="preserve"> PAGEREF _Toc227272767 \h </w:instrText>
+              <w:instrText xml:space="preserve"> PAGEREF _Toc227335869 \h </w:instrText>
             </w:r>
             <w:r>
               <w:rPr>
@@ -4482,12 +4586,24 @@
               <w:szCs w:val="22"/>
             </w:rPr>
           </w:pPr>
-          <w:hyperlink w:anchor="_Toc227272768" w:history="1">
+          <w:hyperlink w:anchor="_Toc227335870" w:history="1">
             <w:r>
               <w:rPr>
                 <w:rStyle w:val="ae"/>
               </w:rPr>
-              <w:t>3.3.2 Обучение модели линейной регрессии</w:t>
+              <w:t>3.3.2 Обучение модели линейной ре</w:t>
+            </w:r>
+            <w:r>
+              <w:rPr>
+                <w:rStyle w:val="ae"/>
+              </w:rPr>
+              <w:t>г</w:t>
+            </w:r>
+            <w:r>
+              <w:rPr>
+                <w:rStyle w:val="ae"/>
+              </w:rPr>
+              <w:t>рессии</w:t>
             </w:r>
             <w:r>
               <w:rPr>
@@ -4505,7 +4621,7 @@
               <w:rPr>
                 <w:webHidden/>
               </w:rPr>
-              <w:instrText xml:space="preserve"> PAGEREF _Toc227272768 \h </w:instrText>
+              <w:instrText xml:space="preserve"> PAGEREF _Toc227335870 \h </w:instrText>
             </w:r>
             <w:r>
               <w:rPr>
@@ -4523,6 +4639,65 @@
                 <w:webHidden/>
               </w:rPr>
               <w:t>28</w:t>
+            </w:r>
+            <w:r>
+              <w:rPr>
+                <w:webHidden/>
+              </w:rPr>
+              <w:fldChar w:fldCharType="end"/>
+            </w:r>
+          </w:hyperlink>
+        </w:p>
+        <w:p>
+          <w:pPr>
+            <w:pStyle w:val="31"/>
+            <w:rPr>
+              <w:rFonts w:asciiTheme="minorHAnsi" w:eastAsiaTheme="minorEastAsia" w:hAnsiTheme="minorHAnsi" w:cstheme="minorBidi"/>
+              <w:sz w:val="22"/>
+              <w:szCs w:val="22"/>
+            </w:rPr>
+          </w:pPr>
+          <w:hyperlink w:anchor="_Toc227335871" w:history="1">
+            <w:r>
+              <w:rPr>
+                <w:rStyle w:val="ae"/>
+              </w:rPr>
+              <w:t>3.3.3 Модель Случайных лесов</w:t>
+            </w:r>
+            <w:r>
+              <w:rPr>
+                <w:webHidden/>
+              </w:rPr>
+              <w:tab/>
+            </w:r>
+            <w:r>
+              <w:rPr>
+                <w:webHidden/>
+              </w:rPr>
+              <w:fldChar w:fldCharType="begin"/>
+            </w:r>
+            <w:r>
+              <w:rPr>
+                <w:webHidden/>
+              </w:rPr>
+              <w:instrText xml:space="preserve"> PAGEREF _Toc227335871 \h </w:instrText>
+            </w:r>
+            <w:r>
+              <w:rPr>
+                <w:webHidden/>
+              </w:rPr>
+            </w:r>
+            <w:r>
+              <w:rPr>
+                <w:webHidden/>
+              </w:rPr>
+              <w:fldChar w:fldCharType="separate"/>
+            </w:r>
+            <w:r>
+              <w:rPr>
+                <w:webHidden/>
+              </w:rPr>
+              <w:t>31</w:t>
             </w:r>
             <w:r>
               <w:rPr>
@@ -4541,7 +4716,7 @@
               <w:szCs w:val="22"/>
             </w:rPr>
           </w:pPr>
-          <w:hyperlink w:anchor="_Toc227272769" w:history="1">
+          <w:hyperlink w:anchor="_Toc227335872" w:history="1">
             <w:r>
               <w:rPr>
                 <w:rStyle w:val="ae"/>
@@ -4564,7 +4739,7 @@
               <w:rPr>
                 <w:webHidden/>
               </w:rPr>
-              <w:instrText xml:space="preserve"> PAGEREF _Toc227272769 \h </w:instrText>
+              <w:instrText xml:space="preserve"> PAGEREF _Toc227335872 \h </w:instrText>
             </w:r>
             <w:r>
               <w:rPr>
@@ -4581,7 +4756,7 @@
               <w:rPr>
                 <w:webHidden/>
               </w:rPr>
-              <w:t>30</w:t>
+              <w:t>31</w:t>
             </w:r>
             <w:r>
               <w:rPr>
@@ -4600,7 +4775,7 @@
               <w:szCs w:val="22"/>
             </w:rPr>
           </w:pPr>
-          <w:hyperlink w:anchor="_Toc227272770" w:history="1">
+          <w:hyperlink w:anchor="_Toc227335873" w:history="1">
             <w:r>
               <w:rPr>
                 <w:rStyle w:val="ae"/>
@@ -4623,7 +4798,7 @@
               <w:rPr>
                 <w:webHidden/>
               </w:rPr>
-              <w:instrText xml:space="preserve"> PAGEREF _Toc227272770 \h </w:instrText>
+              <w:instrText xml:space="preserve"> PAGEREF _Toc227335873 \h </w:instrText>
             </w:r>
             <w:r>
               <w:rPr>
@@ -4640,7 +4815,7 @@
               <w:rPr>
                 <w:webHidden/>
               </w:rPr>
-              <w:t>34</w:t>
+              <w:t>32</w:t>
             </w:r>
             <w:r>
               <w:rPr>
@@ -4659,7 +4834,7 @@
               <w:szCs w:val="22"/>
             </w:rPr>
           </w:pPr>
-          <w:hyperlink w:anchor="_Toc227272771" w:history="1">
+          <w:hyperlink w:anchor="_Toc227335874" w:history="1">
             <w:r>
               <w:rPr>
                 <w:rStyle w:val="ae"/>
@@ -4682,7 +4857,7 @@
               <w:rPr>
                 <w:webHidden/>
               </w:rPr>
-              <w:instrText xml:space="preserve"> PAGEREF _Toc227272771 \h </w:instrText>
+              <w:instrText xml:space="preserve"> PAGEREF _Toc227335874 \h </w:instrText>
             </w:r>
             <w:r>
               <w:rPr>
@@ -4699,7 +4874,7 @@
               <w:rPr>
                 <w:webHidden/>
               </w:rPr>
-              <w:t>36</w:t>
+              <w:t>34</w:t>
             </w:r>
             <w:r>
               <w:rPr>
@@ -4748,7 +4923,7 @@
       </w:pPr>
       <w:bookmarkStart w:id="1" w:name="_Toc528788651"/>
       <w:bookmarkStart w:id="2" w:name="_Toc528788668"/>
-      <w:bookmarkStart w:id="3" w:name="_Toc227272745"/>
+      <w:bookmarkStart w:id="3" w:name="_Toc227335847"/>
       <w:r>
         <w:rPr>
           <w:sz w:val="28"/>
@@ -4795,6 +4970,9 @@
         <w:t>. Ежегодно в России покупают и продают миллионы автомобилей</w:t>
       </w:r>
       <w:r>
+        <w:t>,</w:t>
+      </w:r>
+      <w:r>
         <w:t xml:space="preserve"> и п</w:t>
       </w:r>
       <w:r>
@@ -4864,13 +5042,36 @@
         <w:t xml:space="preserve">(линейная регрессия, </w:t>
       </w:r>
       <w:r>
-        <w:t>случайный лес и XGBoost) для прогнозирования</w:t>
-      </w:r>
-      <w:r>
-        <w:t xml:space="preserve"> цен на подержанные автомобили, выявить наиболее точный и предложить способы улучшения. </w:t>
-      </w:r>
-      <w:r>
-        <w:t xml:space="preserve">За объект исследования взято формирование цен на поддержанные автомобили в зависимости от их технических характеристик, </w:t>
+        <w:t xml:space="preserve">случайный лес и </w:t>
+      </w:r>
+      <w:proofErr w:type="spellStart"/>
+      <w:r>
+        <w:t>XGBoost</w:t>
+      </w:r>
+      <w:proofErr w:type="spellEnd"/>
+      <w:r>
+        <w:t>) для прогнозирования</w:t>
+      </w:r>
+      <w:r>
+        <w:t xml:space="preserve"> цен на подержанные автомобили и </w:t>
+      </w:r>
+      <w:r>
+        <w:t>выявить наиболее точны</w:t>
+      </w:r>
+      <w:r>
+        <w:t>й</w:t>
+      </w:r>
+      <w:r>
+        <w:t xml:space="preserve">. </w:t>
+      </w:r>
+      <w:r>
+        <w:t>За объект</w:t>
+      </w:r>
+      <w:r>
+        <w:t xml:space="preserve"> исследования взят процесс ценообразования на рынке поддержанных автомобилей</w:t>
+      </w:r>
+      <w:r>
+        <w:t xml:space="preserve">, </w:t>
       </w:r>
       <w:r>
         <w:t xml:space="preserve">а </w:t>
@@ -4888,43 +5089,19 @@
         <w:t xml:space="preserve"> </w:t>
       </w:r>
       <w:r>
-        <w:t>методы регрессионного анализа,</w:t>
+        <w:t>алгоритмы</w:t>
+      </w:r>
+      <w:r>
+        <w:t xml:space="preserve"> регрессионного анализа,</w:t>
       </w:r>
       <w:r>
         <w:t xml:space="preserve"> применяемые</w:t>
       </w:r>
       <w:r>
-        <w:t xml:space="preserve"> на </w:t>
-      </w:r>
-      <w:r>
-        <w:t>набор</w:t>
-      </w:r>
-      <w:r>
-        <w:t>е</w:t>
-      </w:r>
-      <w:r>
-        <w:t xml:space="preserve"> данных из актуального источника – сайта </w:t>
-      </w:r>
-      <w:r>
-        <w:rPr>
-          <w:lang w:val="en-US"/>
-        </w:rPr>
-        <w:t>Drom</w:t>
+        <w:t xml:space="preserve"> для прогнозирования рыночной стоимости автомобиля на основе его технических характеристик</w:t>
       </w:r>
       <w:r>
         <w:t>.</w:t>
-      </w:r>
-      <w:r>
-        <w:rPr>
-          <w:lang w:val="en-US"/>
-        </w:rPr>
-        <w:t>ru</w:t>
-      </w:r>
-      <w:r>
-        <w:t xml:space="preserve"> </w:t>
-      </w:r>
-      <w:r>
-        <w:t>по продаже авто.</w:t>
       </w:r>
     </w:p>
     <w:p>
@@ -4957,7 +5134,6 @@
         </w:numPr>
       </w:pPr>
       <w:r>
-        <w:lastRenderedPageBreak/>
         <w:t>Реализация аппроксимации экспериментальных данных (полиномы первой и второй степени) с ручным расчетом и программной проверкой (Задание 1)</w:t>
       </w:r>
       <w:r>
@@ -4973,10 +5149,8 @@
         </w:numPr>
       </w:pPr>
       <w:r>
-        <w:t>Предварительный анализ набора данных, исследовательский анализ данных и его визуализация</w:t>
-      </w:r>
-      <w:r>
-        <w:t>.</w:t>
+        <w:lastRenderedPageBreak/>
+        <w:t>Очистка набора данных.</w:t>
       </w:r>
     </w:p>
     <w:p>
@@ -4988,10 +5162,13 @@
         </w:numPr>
       </w:pPr>
       <w:r>
-        <w:t>Реализация трёх</w:t>
-      </w:r>
-      <w:r>
-        <w:t xml:space="preserve"> моделей регрессии: линейная регрессия, случайный лес и XGBoost.</w:t>
+        <w:t>А</w:t>
+      </w:r>
+      <w:r>
+        <w:t>нализ набора данных, исследовательский анализ данных и его визуализация</w:t>
+      </w:r>
+      <w:r>
+        <w:t>.</w:t>
       </w:r>
     </w:p>
     <w:p>
@@ -5003,10 +5180,18 @@
         </w:numPr>
       </w:pPr>
       <w:r>
-        <w:t>Реализация тех же трёх</w:t>
-      </w:r>
-      <w:r>
-        <w:t xml:space="preserve"> моделей регрессии, но с логарифмом цены в качестве целевой переменной.</w:t>
+        <w:t>Реализация трёх</w:t>
+      </w:r>
+      <w:r>
+        <w:t xml:space="preserve"> моделей регрессии: линейная регрессия, случайный лес и </w:t>
+      </w:r>
+      <w:proofErr w:type="spellStart"/>
+      <w:r>
+        <w:t>XGBoost</w:t>
+      </w:r>
+      <w:proofErr w:type="spellEnd"/>
+      <w:r>
+        <w:t>.</w:t>
       </w:r>
     </w:p>
     <w:p>
@@ -5069,58 +5254,94 @@
     <w:p>
       <w:pPr>
         <w:pStyle w:val="a0"/>
-        <w:numPr>
-          <w:ilvl w:val="0"/>
-          <w:numId w:val="2"/>
-        </w:numPr>
-      </w:pPr>
-      <w:r>
-        <w:t>Улучшение финальной модели с помощью инженерии признаков и других инструментов.</w:t>
-      </w:r>
-    </w:p>
-    <w:p>
-      <w:pPr>
-        <w:pStyle w:val="a0"/>
       </w:pPr>
       <w:r>
         <w:t xml:space="preserve">В работе используется </w:t>
       </w:r>
       <w:r>
-        <w:t xml:space="preserve">метод наименьших квадратов (задание 1), алгоритмы регрессии (линейная регрессия, случайный лес, XGBoost), методы предобработки данных (кодирование категориальных признаков, логарифмирование), метрики качества (RMSE, MSE, MAE, R²), а также язык Python с библиотеками Pandas, </w:t>
-      </w:r>
+        <w:t xml:space="preserve">метод наименьших квадратов (задание 1), алгоритмы регрессии (линейная регрессия, случайный лес, </w:t>
+      </w:r>
+      <w:proofErr w:type="spellStart"/>
+      <w:r>
+        <w:t>XGBoost</w:t>
+      </w:r>
+      <w:proofErr w:type="spellEnd"/>
+      <w:r>
+        <w:t xml:space="preserve">), методы предобработки данных (кодирование категориальных признаков, логарифмирование), метрики качества (RMSE, MSE, MAE, R²), а также язык </w:t>
+      </w:r>
+      <w:proofErr w:type="spellStart"/>
+      <w:r>
+        <w:t>Python</w:t>
+      </w:r>
+      <w:proofErr w:type="spellEnd"/>
+      <w:r>
+        <w:t xml:space="preserve"> с библиотеками </w:t>
+      </w:r>
+      <w:proofErr w:type="spellStart"/>
+      <w:r>
+        <w:t>Pandas</w:t>
+      </w:r>
+      <w:proofErr w:type="spellEnd"/>
+      <w:r>
+        <w:t xml:space="preserve">, </w:t>
+      </w:r>
+      <w:proofErr w:type="spellStart"/>
       <w:r>
         <w:rPr>
           <w:lang w:val="en-US"/>
         </w:rPr>
         <w:t>Numpy</w:t>
       </w:r>
+      <w:proofErr w:type="spellEnd"/>
       <w:r>
         <w:t xml:space="preserve">, </w:t>
       </w:r>
+      <w:proofErr w:type="spellStart"/>
       <w:r>
         <w:rPr>
           <w:lang w:val="en-US"/>
         </w:rPr>
         <w:t>Matplotlib</w:t>
       </w:r>
+      <w:proofErr w:type="spellEnd"/>
       <w:r>
         <w:t xml:space="preserve">, </w:t>
       </w:r>
+      <w:proofErr w:type="spellStart"/>
       <w:r>
         <w:rPr>
           <w:lang w:val="en-US"/>
         </w:rPr>
         <w:t>Seaborn</w:t>
       </w:r>
-      <w:r>
-        <w:t xml:space="preserve">, Scikit-learn, XGBoost и </w:t>
-      </w:r>
+      <w:proofErr w:type="spellEnd"/>
+      <w:r>
+        <w:t xml:space="preserve">, </w:t>
+      </w:r>
+      <w:proofErr w:type="spellStart"/>
+      <w:r>
+        <w:t>Scikit-learn</w:t>
+      </w:r>
+      <w:proofErr w:type="spellEnd"/>
+      <w:r>
+        <w:t xml:space="preserve">, </w:t>
+      </w:r>
+      <w:proofErr w:type="spellStart"/>
+      <w:r>
+        <w:t>XGBoost</w:t>
+      </w:r>
+      <w:proofErr w:type="spellEnd"/>
+      <w:r>
+        <w:t xml:space="preserve"> и </w:t>
+      </w:r>
+      <w:proofErr w:type="spellStart"/>
       <w:r>
         <w:rPr>
           <w:lang w:val="en-US"/>
         </w:rPr>
         <w:t>TargetEncoder</w:t>
       </w:r>
+      <w:proofErr w:type="spellEnd"/>
       <w:r>
         <w:t>.</w:t>
       </w:r>
@@ -5131,7 +5352,15 @@
         <w:ind w:firstLine="709"/>
       </w:pPr>
       <w:r>
-        <w:t>В первом разделе работы рассматривается понятие регрессионной модели и её структура, а также устройство её алгоритмов, применённых в данном исследовании. Второй раздел посвящен наглядной демонстрации работы линейной регрессии и выполнению задания 1. Третий – выполнению анализа датасета прикладной задачи.</w:t>
+        <w:t xml:space="preserve">В первом разделе работы рассматривается понятие регрессионной модели и её структура, а также устройство её алгоритмов, применённых в данном исследовании. Второй раздел посвящен наглядной демонстрации работы линейной регрессии и выполнению задания 1. Третий – выполнению анализа </w:t>
+      </w:r>
+      <w:proofErr w:type="spellStart"/>
+      <w:r>
+        <w:t>датасета</w:t>
+      </w:r>
+      <w:proofErr w:type="spellEnd"/>
+      <w:r>
+        <w:t xml:space="preserve"> прикладной задачи.</w:t>
       </w:r>
     </w:p>
     <w:p>
@@ -5144,7 +5373,7 @@
       </w:pPr>
       <w:bookmarkStart w:id="4" w:name="_Toc528788652"/>
       <w:bookmarkStart w:id="5" w:name="_Toc528788669"/>
-      <w:bookmarkStart w:id="6" w:name="_Toc227272746"/>
+      <w:bookmarkStart w:id="6" w:name="_Toc227335848"/>
       <w:r>
         <w:rPr>
           <w:sz w:val="28"/>
@@ -5170,7 +5399,7 @@
       </w:pPr>
       <w:bookmarkStart w:id="7" w:name="_Toc528788653"/>
       <w:bookmarkStart w:id="8" w:name="_Toc528788670"/>
-      <w:bookmarkStart w:id="9" w:name="_Toc227272747"/>
+      <w:bookmarkStart w:id="9" w:name="_Toc227335849"/>
       <w:r>
         <w:t xml:space="preserve">1.1. </w:t>
       </w:r>
@@ -5195,7 +5424,35 @@
         <w:rPr>
           <w:bCs/>
         </w:rPr>
-        <w:t>(Machine Learning, ML)</w:t>
+        <w:t>(</w:t>
+      </w:r>
+      <w:proofErr w:type="spellStart"/>
+      <w:r>
+        <w:rPr>
+          <w:bCs/>
+        </w:rPr>
+        <w:t>Machine</w:t>
+      </w:r>
+      <w:proofErr w:type="spellEnd"/>
+      <w:r>
+        <w:rPr>
+          <w:bCs/>
+        </w:rPr>
+        <w:t xml:space="preserve"> </w:t>
+      </w:r>
+      <w:proofErr w:type="spellStart"/>
+      <w:r>
+        <w:rPr>
+          <w:bCs/>
+        </w:rPr>
+        <w:t>Learning</w:t>
+      </w:r>
+      <w:proofErr w:type="spellEnd"/>
+      <w:r>
+        <w:rPr>
+          <w:bCs/>
+        </w:rPr>
+        <w:t>, ML)</w:t>
       </w:r>
       <w:r>
         <w:t xml:space="preserve"> – область искусственного интеллекта, в которой модели учатся находить закономерности</w:t>
@@ -5670,7 +5927,35 @@
         <w:rPr>
           <w:bCs/>
         </w:rPr>
-        <w:t>(predictive modeling)</w:t>
+        <w:t>(</w:t>
+      </w:r>
+      <w:proofErr w:type="spellStart"/>
+      <w:r>
+        <w:rPr>
+          <w:bCs/>
+        </w:rPr>
+        <w:t>predictive</w:t>
+      </w:r>
+      <w:proofErr w:type="spellEnd"/>
+      <w:r>
+        <w:rPr>
+          <w:bCs/>
+        </w:rPr>
+        <w:t xml:space="preserve"> </w:t>
+      </w:r>
+      <w:proofErr w:type="spellStart"/>
+      <w:r>
+        <w:rPr>
+          <w:bCs/>
+        </w:rPr>
+        <w:t>modeling</w:t>
+      </w:r>
+      <w:proofErr w:type="spellEnd"/>
+      <w:r>
+        <w:rPr>
+          <w:bCs/>
+        </w:rPr>
+        <w:t>)</w:t>
       </w:r>
       <w:r>
         <w:rPr>
@@ -5770,12 +6055,14 @@
       <w:r>
         <w:t xml:space="preserve">и </w:t>
       </w:r>
+      <w:proofErr w:type="spellStart"/>
       <w:r>
         <w:rPr>
           <w:lang w:val="en-US"/>
         </w:rPr>
         <w:t>XGBoost</w:t>
       </w:r>
+      <w:proofErr w:type="spellEnd"/>
       <w:r>
         <w:t>, с целью построения наиболее точной модели.</w:t>
       </w:r>
@@ -5803,7 +6090,7 @@
         </w:rPr>
       </w:pPr>
       <w:bookmarkStart w:id="10" w:name="_Toc226495259"/>
-      <w:bookmarkStart w:id="11" w:name="_Toc227272748"/>
+      <w:bookmarkStart w:id="11" w:name="_Toc227335850"/>
       <w:r>
         <w:t>1.2</w:t>
       </w:r>
@@ -5824,7 +6111,7 @@
         <w:pStyle w:val="3"/>
       </w:pPr>
       <w:bookmarkStart w:id="12" w:name="_Toc226495260"/>
-      <w:bookmarkStart w:id="13" w:name="_Toc227272749"/>
+      <w:bookmarkStart w:id="13" w:name="_Toc227335851"/>
       <w:r>
         <w:lastRenderedPageBreak/>
         <w:t xml:space="preserve">1.2.1 </w:t>
@@ -5934,7 +6221,15 @@
         <w:pStyle w:val="a0"/>
       </w:pPr>
       <w:r>
-        <w:t>На рисунке 4 наглядный пример графика линейной линейной регрессии, где точки – это известные данные, а линия –модель, которая попыталась отразить зависимость.</w:t>
+        <w:t xml:space="preserve">На рисунке 4 наглядный пример графика линейной </w:t>
+      </w:r>
+      <w:proofErr w:type="spellStart"/>
+      <w:r>
+        <w:t>линейной</w:t>
+      </w:r>
+      <w:proofErr w:type="spellEnd"/>
+      <w:r>
+        <w:t xml:space="preserve"> регрессии, где точки – это известные данные, а линия –модель, которая попыталась отразить зависимость.</w:t>
       </w:r>
     </w:p>
     <w:p>
@@ -5996,7 +6291,7 @@
       <w:pPr>
         <w:pStyle w:val="3"/>
       </w:pPr>
-      <w:bookmarkStart w:id="14" w:name="_Toc227272750"/>
+      <w:bookmarkStart w:id="14" w:name="_Toc227335852"/>
       <w:r>
         <w:t>1.2.2 Математическая постановка</w:t>
       </w:r>
@@ -6410,7 +6705,7 @@
       <w:pPr>
         <w:pStyle w:val="3"/>
       </w:pPr>
-      <w:bookmarkStart w:id="15" w:name="_Toc227272751"/>
+      <w:bookmarkStart w:id="15" w:name="_Toc227335853"/>
       <w:r>
         <w:t>1.2.3 Функция потерь и метрики качеств</w:t>
       </w:r>
@@ -6497,8 +6792,13 @@
       <w:r>
         <w:t>. Функция, которая измеряет эту оши</w:t>
       </w:r>
-      <w:r>
-        <w:t>бку, называется функцией потерь</w:t>
+      <w:proofErr w:type="spellStart"/>
+      <w:r>
+        <w:t>бку</w:t>
+      </w:r>
+      <w:proofErr w:type="spellEnd"/>
+      <w:r>
+        <w:t>, называется функцией потерь</w:t>
       </w:r>
       <w:r>
         <w:t>.</w:t>
@@ -7744,7 +8044,7 @@
       <w:pPr>
         <w:pStyle w:val="a9"/>
       </w:pPr>
-      <w:bookmarkStart w:id="16" w:name="_Toc227272752"/>
+      <w:bookmarkStart w:id="16" w:name="_Toc227335854"/>
       <w:r>
         <w:lastRenderedPageBreak/>
         <w:t>1.3</w:t>
@@ -7764,24 +8064,34 @@
       <w:r>
         <w:t xml:space="preserve">В данном разделе рассмотрим три алгоритма машинного обучения, которые будут применены для прогнозирования цен на поддержанные авто: линейная регрессия, случайный лес и </w:t>
       </w:r>
+      <w:proofErr w:type="spellStart"/>
       <w:r>
         <w:rPr>
           <w:lang w:val="en-US"/>
         </w:rPr>
         <w:t>XGBoost</w:t>
       </w:r>
+      <w:proofErr w:type="spellEnd"/>
       <w:r>
         <w:t xml:space="preserve"> </w:t>
       </w:r>
       <w:r>
-        <w:t>(градиентный бустинг). Модели с этими алгоритмами показали наибольшую точность среди прочих.</w:t>
+        <w:t xml:space="preserve">(градиентный </w:t>
+      </w:r>
+      <w:proofErr w:type="spellStart"/>
+      <w:r>
+        <w:t>бустинг</w:t>
+      </w:r>
+      <w:proofErr w:type="spellEnd"/>
+      <w:r>
+        <w:t>). Модели с этими алгоритмами показали наибольшую точность среди прочих.</w:t>
       </w:r>
     </w:p>
     <w:p>
       <w:pPr>
         <w:pStyle w:val="3"/>
       </w:pPr>
-      <w:bookmarkStart w:id="17" w:name="_Toc227272753"/>
+      <w:bookmarkStart w:id="17" w:name="_Toc227335855"/>
       <w:r>
         <w:t>1.3.1 Обзор алгоритмов регрессии, используемых в работе</w:t>
       </w:r>
@@ -8094,6 +8404,7 @@
         </w:rPr>
         <w:t>,</w:t>
       </w:r>
+      <w:proofErr w:type="spellStart"/>
       <w:r>
         <w:rPr>
           <w:rStyle w:val="mord"/>
@@ -8101,6 +8412,7 @@
         </w:rPr>
         <w:t>wn</w:t>
       </w:r>
+      <w:proofErr w:type="spellEnd"/>
       <w:r>
         <w:rPr>
           <w:rStyle w:val="mord"/>
@@ -8229,7 +8541,7 @@
           <w:rStyle w:val="mord"/>
         </w:rPr>
       </w:pPr>
-      <w:bookmarkStart w:id="18" w:name="_Toc227272754"/>
+      <w:bookmarkStart w:id="18" w:name="_Toc227335856"/>
       <w:r>
         <w:rPr>
           <w:rStyle w:val="mord"/>
@@ -8281,7 +8593,21 @@
         <w:rPr>
           <w:rStyle w:val="mord"/>
         </w:rPr>
-        <w:t xml:space="preserve">Каждое дерево обучается на случайной подвыборке данных и использует случайное подмножество признаков для каждого разбиения </w:t>
+        <w:t xml:space="preserve">Каждое дерево обучается на случайной </w:t>
+      </w:r>
+      <w:proofErr w:type="spellStart"/>
+      <w:r>
+        <w:rPr>
+          <w:rStyle w:val="mord"/>
+        </w:rPr>
+        <w:t>подвыборке</w:t>
+      </w:r>
+      <w:proofErr w:type="spellEnd"/>
+      <w:r>
+        <w:rPr>
+          <w:rStyle w:val="mord"/>
+        </w:rPr>
+        <w:t xml:space="preserve"> данных и использует случайное подмножество признаков для каждого разбиения </w:t>
       </w:r>
       <w:r>
         <w:rPr>
@@ -8371,12 +8697,14 @@
       <w:r>
         <w:t xml:space="preserve">количество деревьев, </w:t>
       </w:r>
+      <w:proofErr w:type="spellStart"/>
       <w:r>
         <w:rPr>
           <w:lang w:val="en-US"/>
         </w:rPr>
         <w:t>yt</w:t>
       </w:r>
+      <w:proofErr w:type="spellEnd"/>
       <w:r>
         <w:t xml:space="preserve"> </w:t>
       </w:r>
@@ -8403,7 +8731,15 @@
       </w:r>
       <w:r>
         <w:lastRenderedPageBreak/>
-        <w:t>переобучению, отсутствии обязательной настройки гиперпараметров, работа с большим количеством признаков. Из недостатков только требовательность оперативной памяти и вычислительных мощей процессора</w:t>
+        <w:t xml:space="preserve">переобучению, отсутствии обязательной настройки </w:t>
+      </w:r>
+      <w:proofErr w:type="spellStart"/>
+      <w:r>
+        <w:t>гиперпараметров</w:t>
+      </w:r>
+      <w:proofErr w:type="spellEnd"/>
+      <w:r>
+        <w:t>, работа с большим количеством признаков. Из недостатков только требовательность оперативной памяти и вычислительных мощей процессора</w:t>
       </w:r>
       <w:r>
         <w:t xml:space="preserve"> [</w:t>
@@ -8432,10 +8768,11 @@
       <w:pPr>
         <w:pStyle w:val="3"/>
       </w:pPr>
-      <w:bookmarkStart w:id="19" w:name="_Toc227272755"/>
+      <w:bookmarkStart w:id="19" w:name="_Toc227335857"/>
       <w:r>
         <w:t xml:space="preserve">1.3.3 </w:t>
       </w:r>
+      <w:proofErr w:type="spellStart"/>
       <w:r>
         <w:rPr>
           <w:lang w:val="en-US"/>
@@ -8443,26 +8780,31 @@
         <w:t>XGBoost</w:t>
       </w:r>
       <w:bookmarkEnd w:id="19"/>
-    </w:p>
-    <w:p>
-      <w:pPr>
-        <w:pStyle w:val="a0"/>
-      </w:pPr>
+      <w:proofErr w:type="spellEnd"/>
+    </w:p>
+    <w:p>
+      <w:pPr>
+        <w:pStyle w:val="a0"/>
+      </w:pPr>
+      <w:proofErr w:type="spellStart"/>
       <w:r>
         <w:rPr>
           <w:lang w:val="en-US"/>
         </w:rPr>
         <w:t>XGBoost</w:t>
       </w:r>
+      <w:proofErr w:type="spellEnd"/>
       <w:r>
         <w:t xml:space="preserve"> (</w:t>
       </w:r>
+      <w:proofErr w:type="spellStart"/>
       <w:r>
         <w:rPr>
           <w:lang w:val="en-US"/>
         </w:rPr>
         <w:t>eXtreme</w:t>
       </w:r>
+      <w:proofErr w:type="spellEnd"/>
       <w:r>
         <w:t xml:space="preserve"> </w:t>
       </w:r>
@@ -8491,7 +8833,15 @@
         <w:t xml:space="preserve"> </w:t>
       </w:r>
       <w:r>
-        <w:t xml:space="preserve">это реализация градиентного бустинга решающих деревьев, которая на сегодняшний день является одним из самых эффективных </w:t>
+        <w:t xml:space="preserve">это реализация градиентного </w:t>
+      </w:r>
+      <w:proofErr w:type="spellStart"/>
+      <w:r>
+        <w:t>бустинга</w:t>
+      </w:r>
+      <w:proofErr w:type="spellEnd"/>
+      <w:r>
+        <w:t xml:space="preserve"> решающих деревьев, которая на сегодняшний день является одним из самых эффективных </w:t>
       </w:r>
       <w:r>
         <w:t>алгоритмов для табличных данных</w:t>
@@ -8505,7 +8855,15 @@
         <w:pStyle w:val="a0"/>
       </w:pPr>
       <w:r>
-        <w:t xml:space="preserve">В отличие от случайного леса, где деревья строятся независимо, XGBoost обучает деревья </w:t>
+        <w:t xml:space="preserve">В отличие от случайного леса, где деревья строятся независимо, </w:t>
+      </w:r>
+      <w:proofErr w:type="spellStart"/>
+      <w:r>
+        <w:t>XGBoost</w:t>
+      </w:r>
+      <w:proofErr w:type="spellEnd"/>
+      <w:r>
+        <w:t xml:space="preserve"> обучает деревья </w:t>
       </w:r>
       <w:r>
         <w:rPr>
@@ -8529,7 +8887,15 @@
         <w:pStyle w:val="a0"/>
       </w:pPr>
       <w:r>
-        <w:t>Ключевые особенности XGBoost:</w:t>
+        <w:t xml:space="preserve">Ключевые особенности </w:t>
+      </w:r>
+      <w:proofErr w:type="spellStart"/>
+      <w:r>
+        <w:t>XGBoost</w:t>
+      </w:r>
+      <w:proofErr w:type="spellEnd"/>
+      <w:r>
+        <w:t>:</w:t>
       </w:r>
     </w:p>
     <w:p>
@@ -8558,11 +8924,19 @@
           <w:numId w:val="5"/>
         </w:numPr>
       </w:pPr>
+      <w:proofErr w:type="spellStart"/>
       <w:r>
         <w:rPr>
           <w:bCs/>
         </w:rPr>
-        <w:t>Shrinkage (скорость обучения)</w:t>
+        <w:t>Shrinkage</w:t>
+      </w:r>
+      <w:proofErr w:type="spellEnd"/>
+      <w:r>
+        <w:rPr>
+          <w:bCs/>
+        </w:rPr>
+        <w:t xml:space="preserve"> (скорость обучения)</w:t>
       </w:r>
       <w:r>
         <w:t xml:space="preserve"> – контролирует вклад каждого дерева;</w:t>
@@ -8583,7 +8957,15 @@
         <w:t>Ранняя остановка</w:t>
       </w:r>
       <w:r>
-        <w:t xml:space="preserve"> – прекращает обучение, когда качество на валидационной выборке перестаёт улучшаться;</w:t>
+        <w:t xml:space="preserve"> – прекращает обучение, когда качество на </w:t>
+      </w:r>
+      <w:proofErr w:type="spellStart"/>
+      <w:r>
+        <w:t>валидационной</w:t>
+      </w:r>
+      <w:proofErr w:type="spellEnd"/>
+      <w:r>
+        <w:t xml:space="preserve"> выборке перестаёт улучшаться;</w:t>
       </w:r>
     </w:p>
     <w:p>
@@ -8598,8 +8980,16 @@
         <w:rPr>
           <w:bCs/>
         </w:rPr>
-        <w:t>Случайная подвыборка</w:t>
-      </w:r>
+        <w:t xml:space="preserve">Случайная </w:t>
+      </w:r>
+      <w:proofErr w:type="spellStart"/>
+      <w:r>
+        <w:rPr>
+          <w:bCs/>
+        </w:rPr>
+        <w:t>подвыборка</w:t>
+      </w:r>
+      <w:proofErr w:type="spellEnd"/>
       <w:r>
         <w:t xml:space="preserve"> признаков и объектов – повышает устойчивость.</w:t>
       </w:r>
@@ -8611,12 +9001,14 @@
       <w:r>
         <w:t xml:space="preserve">Преимущества </w:t>
       </w:r>
+      <w:proofErr w:type="spellStart"/>
       <w:r>
         <w:rPr>
           <w:lang w:val="en-US"/>
         </w:rPr>
         <w:t>XGBoost</w:t>
       </w:r>
+      <w:proofErr w:type="spellEnd"/>
       <w:r>
         <w:t xml:space="preserve"> </w:t>
       </w:r>
@@ -8630,12 +9022,14 @@
         <w:t>инженерией признаков и подбором</w:t>
       </w:r>
       <w:r>
-        <w:t xml:space="preserve"> гиперпараметров</w:t>
-      </w:r>
-      <w:r>
-        <w:rPr>
-          <w:lang w:val="en-US"/>
-        </w:rPr>
+        <w:t xml:space="preserve"> </w:t>
+      </w:r>
+      <w:proofErr w:type="spellStart"/>
+      <w:r>
+        <w:t>гиперпараметров</w:t>
+      </w:r>
+      <w:proofErr w:type="spellEnd"/>
+      <w:r>
         <w:t xml:space="preserve"> [7]</w:t>
       </w:r>
       <w:r>
@@ -8661,7 +9055,7 @@
           <w:sz w:val="28"/>
         </w:rPr>
       </w:pPr>
-      <w:bookmarkStart w:id="20" w:name="_Toc227272756"/>
+      <w:bookmarkStart w:id="20" w:name="_Toc227335858"/>
       <w:r>
         <w:rPr>
           <w:sz w:val="28"/>
@@ -8681,7 +9075,7 @@
       <w:pPr>
         <w:pStyle w:val="a9"/>
       </w:pPr>
-      <w:bookmarkStart w:id="21" w:name="_Toc227272757"/>
+      <w:bookmarkStart w:id="21" w:name="_Toc227335859"/>
       <w:r>
         <w:t>2</w:t>
       </w:r>
@@ -8697,7 +9091,7 @@
       <w:pPr>
         <w:pStyle w:val="a9"/>
       </w:pPr>
-      <w:bookmarkStart w:id="22" w:name="_Toc227272758"/>
+      <w:bookmarkStart w:id="22" w:name="_Toc227335860"/>
       <w:r>
         <w:t>2.2</w:t>
       </w:r>
@@ -8713,7 +9107,7 @@
       <w:pPr>
         <w:pStyle w:val="a9"/>
       </w:pPr>
-      <w:bookmarkStart w:id="23" w:name="_Toc227272759"/>
+      <w:bookmarkStart w:id="23" w:name="_Toc227335861"/>
       <w:r>
         <w:t>2.3</w:t>
       </w:r>
@@ -8738,7 +9132,7 @@
       <w:pPr>
         <w:pStyle w:val="a9"/>
       </w:pPr>
-      <w:bookmarkStart w:id="24" w:name="_Toc227272760"/>
+      <w:bookmarkStart w:id="24" w:name="_Toc227335862"/>
       <w:r>
         <w:t>2.4</w:t>
       </w:r>
@@ -8772,7 +9166,7 @@
       </w:pPr>
       <w:bookmarkStart w:id="25" w:name="_Toc528788654"/>
       <w:bookmarkStart w:id="26" w:name="_Toc528788671"/>
-      <w:bookmarkStart w:id="27" w:name="_Toc227272761"/>
+      <w:bookmarkStart w:id="27" w:name="_Toc227335863"/>
       <w:r>
         <w:rPr>
           <w:sz w:val="28"/>
@@ -8798,7 +9192,7 @@
       <w:pPr>
         <w:pStyle w:val="a9"/>
       </w:pPr>
-      <w:bookmarkStart w:id="28" w:name="_Toc227272762"/>
+      <w:bookmarkStart w:id="28" w:name="_Toc227335864"/>
       <w:r>
         <w:t>3.1</w:t>
       </w:r>
@@ -8817,7 +9211,7 @@
       <w:pPr>
         <w:pStyle w:val="3"/>
       </w:pPr>
-      <w:bookmarkStart w:id="29" w:name="_Toc227272763"/>
+      <w:bookmarkStart w:id="29" w:name="_Toc227335865"/>
       <w:r>
         <w:t>3.1.1 Источник данных и общая характеристика</w:t>
       </w:r>
@@ -8836,85 +9230,111 @@
           <w:rStyle w:val="af8"/>
           <w:i w:val="0"/>
         </w:rPr>
-        <w:t>В работе используется набор данных, содержащий информацию о продажах подержанных автомобилей. Датасет</w:t>
-      </w:r>
+        <w:t xml:space="preserve">В работе используется набор данных, содержащий информацию о продажах подержанных автомобилей. </w:t>
+      </w:r>
+      <w:proofErr w:type="spellStart"/>
       <w:r>
         <w:rPr>
           <w:rStyle w:val="af8"/>
           <w:i w:val="0"/>
         </w:rPr>
-        <w:t xml:space="preserve"> был взят с платформы Kaggle </w:t>
-      </w:r>
+        <w:t>Датасет</w:t>
+      </w:r>
+      <w:proofErr w:type="spellEnd"/>
       <w:r>
         <w:rPr>
           <w:rStyle w:val="af8"/>
           <w:i w:val="0"/>
         </w:rPr>
-        <w:t>и включает 12147688</w:t>
-      </w:r>
+        <w:t xml:space="preserve"> был взят с платформы </w:t>
+      </w:r>
+      <w:proofErr w:type="spellStart"/>
       <w:r>
         <w:rPr>
           <w:rStyle w:val="af8"/>
           <w:i w:val="0"/>
         </w:rPr>
-        <w:t xml:space="preserve"> записей и 57</w:t>
-      </w:r>
+        <w:t>Kaggle</w:t>
+      </w:r>
+      <w:proofErr w:type="spellEnd"/>
       <w:r>
         <w:rPr>
           <w:rStyle w:val="af8"/>
           <w:i w:val="0"/>
         </w:rPr>
-        <w:t xml:space="preserve"> признаков</w:t>
+        <w:t xml:space="preserve"> </w:t>
       </w:r>
       <w:r>
         <w:rPr>
           <w:rStyle w:val="af8"/>
           <w:i w:val="0"/>
         </w:rPr>
-        <w:t xml:space="preserve"> </w:t>
+        <w:t>и включает 12147688</w:t>
       </w:r>
       <w:r>
         <w:rPr>
           <w:rStyle w:val="af8"/>
           <w:i w:val="0"/>
         </w:rPr>
-        <w:t>[9]</w:t>
+        <w:t xml:space="preserve"> записей и 57</w:t>
       </w:r>
       <w:r>
         <w:rPr>
           <w:rStyle w:val="af8"/>
           <w:i w:val="0"/>
         </w:rPr>
-        <w:t xml:space="preserve">. Целевой переменной </w:t>
+        <w:t xml:space="preserve"> признаков</w:t>
       </w:r>
       <w:r>
         <w:rPr>
           <w:rStyle w:val="af8"/>
           <w:i w:val="0"/>
         </w:rPr>
-        <w:t>является цена автомобиля</w:t>
+        <w:t xml:space="preserve"> </w:t>
       </w:r>
       <w:r>
         <w:rPr>
           <w:rStyle w:val="af8"/>
           <w:i w:val="0"/>
         </w:rPr>
-        <w:t>.</w:t>
+        <w:t>[9]</w:t>
       </w:r>
       <w:r>
         <w:rPr>
           <w:rStyle w:val="af8"/>
           <w:i w:val="0"/>
         </w:rPr>
-        <w:t xml:space="preserve"> </w:t>
+        <w:t xml:space="preserve">. Целевой переменной </w:t>
       </w:r>
       <w:r>
         <w:rPr>
           <w:rStyle w:val="af8"/>
           <w:i w:val="0"/>
         </w:rPr>
+        <w:t>является цена автомобиля</w:t>
+      </w:r>
+      <w:r>
+        <w:rPr>
+          <w:rStyle w:val="af8"/>
+          <w:i w:val="0"/>
+        </w:rPr>
+        <w:t>.</w:t>
+      </w:r>
+      <w:r>
+        <w:rPr>
+          <w:rStyle w:val="af8"/>
+          <w:i w:val="0"/>
+        </w:rPr>
+        <w:t xml:space="preserve"> </w:t>
+      </w:r>
+      <w:r>
+        <w:rPr>
+          <w:rStyle w:val="af8"/>
+          <w:i w:val="0"/>
+        </w:rPr>
         <w:t xml:space="preserve">Набор данных актуален, т.к. он охватывает объявления с 2007го по 2025ый года с одного из самых популярных сайтов продажи авто – </w:t>
       </w:r>
+      <w:proofErr w:type="spellStart"/>
       <w:r>
         <w:rPr>
           <w:rStyle w:val="af8"/>
@@ -8923,6 +9343,7 @@
         </w:rPr>
         <w:t>Drom</w:t>
       </w:r>
+      <w:proofErr w:type="spellEnd"/>
       <w:r>
         <w:rPr>
           <w:rStyle w:val="af8"/>
@@ -8930,6 +9351,7 @@
         </w:rPr>
         <w:t>.</w:t>
       </w:r>
+      <w:proofErr w:type="spellStart"/>
       <w:r>
         <w:rPr>
           <w:rStyle w:val="af8"/>
@@ -8938,6 +9360,7 @@
         </w:rPr>
         <w:t>ru</w:t>
       </w:r>
+      <w:proofErr w:type="spellEnd"/>
       <w:r>
         <w:rPr>
           <w:rStyle w:val="af8"/>
@@ -9045,14 +9468,28 @@
         <w:rPr>
           <w:iCs/>
         </w:rPr>
-        <w:t>Рисунок 5 – Первые пять строк датасета (отображены не все признаки)</w:t>
+        <w:t xml:space="preserve">Рисунок 5 – Первые пять строк </w:t>
+      </w:r>
+      <w:proofErr w:type="spellStart"/>
+      <w:r>
+        <w:rPr>
+          <w:iCs/>
+        </w:rPr>
+        <w:t>датасета</w:t>
+      </w:r>
+      <w:proofErr w:type="spellEnd"/>
+      <w:r>
+        <w:rPr>
+          <w:iCs/>
+        </w:rPr>
+        <w:t xml:space="preserve"> (отображены не все признаки)</w:t>
       </w:r>
     </w:p>
     <w:p>
       <w:pPr>
         <w:pStyle w:val="3"/>
       </w:pPr>
-      <w:bookmarkStart w:id="30" w:name="_Toc227272764"/>
+      <w:bookmarkStart w:id="30" w:name="_Toc227335866"/>
       <w:r>
         <w:t>3.1.2 Анализ структуры</w:t>
       </w:r>
@@ -9065,8 +9502,13 @@
       <w:pPr>
         <w:pStyle w:val="a0"/>
       </w:pPr>
-      <w:r>
-        <w:t>Датасет можно описать как хаотичный. 33 категориальных признака, 14 числовых и 36 смешанных. Перечисление всех займёт большое количество времени, поэтому стоит отметить только те, что будут использоваться в работе.</w:t>
+      <w:proofErr w:type="spellStart"/>
+      <w:r>
+        <w:t>Датасет</w:t>
+      </w:r>
+      <w:proofErr w:type="spellEnd"/>
+      <w:r>
+        <w:t xml:space="preserve"> можно описать как хаотичный. 33 категориальных признака, 14 числовых и 36 смешанных. Перечисление всех займёт большое количество времени, поэтому стоит отметить только те, что будут использоваться в работе.</w:t>
       </w:r>
       <w:r>
         <w:t xml:space="preserve"> Предварительные отобранные признаки отображены на рисунке 6.</w:t>
@@ -9138,13 +9580,29 @@
         <w:t>Здесь можно увидеть 8 категориальных и 5</w:t>
       </w:r>
       <w:r>
-        <w:t xml:space="preserve"> числовых признаков. Категориальные: Название машины, Дата размещения объявления, Тип двигателя, Коробка передач, Привод, Тип кузова, Метка (Марка), Город. Числовые: Год, Объем двигателя, Мощность, Пробег, Поколение. Также есть колонка Цена – числовая целевая переменная. Количество пропусков – </w:t>
+        <w:t xml:space="preserve"> числовых признаков. Категориальные: Название машины, Дата размещения объявления, Тип двигателя, Коробка передач, Привод, Тип кузова, Метка (Марка), Город. Числовые: Год, </w:t>
+      </w:r>
+      <w:proofErr w:type="gramStart"/>
+      <w:r>
+        <w:t>Объем</w:t>
+      </w:r>
+      <w:proofErr w:type="gramEnd"/>
+      <w:r>
+        <w:t xml:space="preserve"> двигателя, Мощность, Пробег, Поколение. Также есть колонка Цена – числовая целевая переменная. Количество пропусков – </w:t>
       </w:r>
       <w:r>
         <w:t>401548089</w:t>
       </w:r>
       <w:r>
-        <w:t>. Так как датасет огромен – более 12 млн. строк, есть возможность просто удалить строки с пропущенными значениями.</w:t>
+        <w:t xml:space="preserve">. Так как </w:t>
+      </w:r>
+      <w:proofErr w:type="spellStart"/>
+      <w:r>
+        <w:t>датасет</w:t>
+      </w:r>
+      <w:proofErr w:type="spellEnd"/>
+      <w:r>
+        <w:t xml:space="preserve"> огромен – более 12 млн. строк, есть возможность просто удалить строки с пропущенными значениями.</w:t>
       </w:r>
     </w:p>
     <w:p>
@@ -9218,15 +9676,31 @@
         <w:t>//</w:t>
       </w:r>
       <w:r>
-        <w:t>». Это означает, что парсер не смог определить, какой тип кузова у авто. Потенциально могло запутать модель.</w:t>
-      </w:r>
-    </w:p>
-    <w:p>
-      <w:pPr>
-        <w:pStyle w:val="a0"/>
-      </w:pPr>
-      <w:r>
-        <w:t>На рисунке 8 отрисован график количество автомобилей – цена.</w:t>
+        <w:t xml:space="preserve">». Это означает, что </w:t>
+      </w:r>
+      <w:proofErr w:type="spellStart"/>
+      <w:r>
+        <w:t>парсер</w:t>
+      </w:r>
+      <w:proofErr w:type="spellEnd"/>
+      <w:r>
+        <w:t xml:space="preserve"> не смог определить, какой тип кузова у авто. Потенциально могло запутать модель.</w:t>
+      </w:r>
+    </w:p>
+    <w:p>
+      <w:pPr>
+        <w:pStyle w:val="a0"/>
+      </w:pPr>
+      <w:r>
+        <w:t xml:space="preserve">На рисунке 8 </w:t>
+      </w:r>
+      <w:proofErr w:type="spellStart"/>
+      <w:r>
+        <w:t>отрисован</w:t>
+      </w:r>
+      <w:proofErr w:type="spellEnd"/>
+      <w:r>
+        <w:t xml:space="preserve"> график количество автомобилей – цена.</w:t>
       </w:r>
     </w:p>
     <w:p>
@@ -9286,7 +9760,15 @@
         <w:pStyle w:val="a0"/>
       </w:pPr>
       <w:r>
-        <w:t>По нему понятно, что основное число автомобилей явно меньше 10 млн. рублей. Поэтому, датасет был обрезан с 50</w:t>
+        <w:t xml:space="preserve">По нему понятно, что основное число автомобилей явно меньше 10 млн. рублей. Поэтому, </w:t>
+      </w:r>
+      <w:proofErr w:type="spellStart"/>
+      <w:r>
+        <w:t>датасет</w:t>
+      </w:r>
+      <w:proofErr w:type="spellEnd"/>
+      <w:r>
+        <w:t xml:space="preserve"> был обрезан с 50</w:t>
       </w:r>
       <w:r>
         <w:t>0</w:t>
@@ -9438,10 +9920,27 @@
         <w:t>Год объявления</w:t>
       </w:r>
       <w:r>
-        <w:t xml:space="preserve">, Марка (вместо Названия машины). </w:t>
-      </w:r>
-      <w:r>
-        <w:t xml:space="preserve">Далее очищенный датасет был экспортирован в новый </w:t>
+        <w:t>, Марка</w:t>
+      </w:r>
+      <w:r>
+        <w:t xml:space="preserve"> </w:t>
+      </w:r>
+      <w:r>
+        <w:t>и Модель</w:t>
+      </w:r>
+      <w:r>
+        <w:t xml:space="preserve"> (вместо Названия машины). </w:t>
+      </w:r>
+      <w:r>
+        <w:t xml:space="preserve">Далее очищенный </w:t>
+      </w:r>
+      <w:proofErr w:type="spellStart"/>
+      <w:r>
+        <w:t>датасет</w:t>
+      </w:r>
+      <w:proofErr w:type="spellEnd"/>
+      <w:r>
+        <w:t xml:space="preserve"> был экспортирован в новый </w:t>
       </w:r>
       <w:r>
         <w:rPr>
@@ -9557,14 +10056,19 @@
         <w:t>Рисунок 11</w:t>
       </w:r>
       <w:r>
-        <w:t xml:space="preserve"> – Последний этап работы с датасетом</w:t>
-      </w:r>
+        <w:t xml:space="preserve"> – Последний этап работы с </w:t>
+      </w:r>
+      <w:proofErr w:type="spellStart"/>
+      <w:r>
+        <w:t>датасетом</w:t>
+      </w:r>
+      <w:proofErr w:type="spellEnd"/>
     </w:p>
     <w:p>
       <w:pPr>
         <w:pStyle w:val="3"/>
       </w:pPr>
-      <w:bookmarkStart w:id="31" w:name="_Toc227272765"/>
+      <w:bookmarkStart w:id="31" w:name="_Toc227335867"/>
       <w:r>
         <w:t xml:space="preserve">3.1.3 Визуальный анализ влияния признаков на цену </w:t>
       </w:r>
@@ -9587,14 +10091,24 @@
         <w:pStyle w:val="a0"/>
       </w:pPr>
       <w:r>
-        <w:t xml:space="preserve">Для визуализации используем сокращённый до 300000 строк датасет, такого объёма вполне хватит для анализа графиков. Требуется закодировать признаки с помощью </w:t>
-      </w:r>
+        <w:t xml:space="preserve">Для визуализации используем сокращённый до 300000 строк </w:t>
+      </w:r>
+      <w:proofErr w:type="spellStart"/>
+      <w:r>
+        <w:t>датасет</w:t>
+      </w:r>
+      <w:proofErr w:type="spellEnd"/>
+      <w:r>
+        <w:t xml:space="preserve">, такого объёма вполне хватит для анализа графиков. Требуется закодировать признаки с помощью </w:t>
+      </w:r>
+      <w:proofErr w:type="spellStart"/>
       <w:r>
         <w:rPr>
           <w:lang w:val="en-US"/>
         </w:rPr>
         <w:t>LabelEncoder</w:t>
       </w:r>
+      <w:proofErr w:type="spellEnd"/>
       <w:r>
         <w:t>, чтобы сделать корреляционную матрицу</w:t>
       </w:r>
@@ -9657,12 +10171,14 @@
       <w:r>
         <w:t xml:space="preserve">Рисунок 12 – Кодирование признаков с помощью </w:t>
       </w:r>
+      <w:proofErr w:type="spellStart"/>
       <w:r>
         <w:rPr>
           <w:lang w:val="en-US"/>
         </w:rPr>
         <w:t>LabelEncoder</w:t>
       </w:r>
+      <w:proofErr w:type="spellEnd"/>
     </w:p>
     <w:p>
       <w:pPr>
@@ -9680,12 +10196,14 @@
       <w:r>
         <w:t xml:space="preserve"> с помощью тепловой карты из библиотеки </w:t>
       </w:r>
+      <w:proofErr w:type="spellStart"/>
       <w:r>
         <w:rPr>
           <w:lang w:val="en-US"/>
         </w:rPr>
         <w:t>Seaborn</w:t>
       </w:r>
+      <w:proofErr w:type="spellEnd"/>
       <w:r>
         <w:t xml:space="preserve"> (Рисунок </w:t>
       </w:r>
@@ -10747,7 +11265,7 @@
       <w:pPr>
         <w:pStyle w:val="a9"/>
       </w:pPr>
-      <w:bookmarkStart w:id="32" w:name="_Toc227272766"/>
+      <w:bookmarkStart w:id="32" w:name="_Toc227335868"/>
       <w:r>
         <w:t>3.3</w:t>
       </w:r>
@@ -10763,7 +11281,7 @@
       <w:pPr>
         <w:pStyle w:val="3"/>
       </w:pPr>
-      <w:bookmarkStart w:id="33" w:name="_Toc227272767"/>
+      <w:bookmarkStart w:id="33" w:name="_Toc227335869"/>
       <w:r>
         <w:t>3.3.1 Программные решения</w:t>
       </w:r>
@@ -10784,12 +11302,14 @@
       <w:pPr>
         <w:pStyle w:val="a0"/>
       </w:pPr>
+      <w:proofErr w:type="spellStart"/>
       <w:r>
         <w:rPr>
           <w:lang w:val="en-US"/>
         </w:rPr>
         <w:t>Jupyter</w:t>
       </w:r>
+      <w:proofErr w:type="spellEnd"/>
       <w:r>
         <w:t xml:space="preserve"> </w:t>
       </w:r>
@@ -10817,37 +11337,59 @@
       <w:r>
         <w:t>.</w:t>
       </w:r>
-    </w:p>
-    <w:p>
-      <w:pPr>
-        <w:pStyle w:val="a0"/>
-      </w:pPr>
+      <w:bookmarkStart w:id="34" w:name="_GoBack"/>
+      <w:bookmarkEnd w:id="34"/>
+    </w:p>
+    <w:p>
+      <w:pPr>
+        <w:pStyle w:val="a0"/>
+      </w:pPr>
+      <w:proofErr w:type="spellStart"/>
       <w:r>
         <w:rPr>
           <w:lang w:val="en-US"/>
         </w:rPr>
         <w:t>PyCharm</w:t>
       </w:r>
+      <w:proofErr w:type="spellEnd"/>
       <w:r>
         <w:t xml:space="preserve"> 2025.3.2</w:t>
       </w:r>
       <w:r>
-        <w:t xml:space="preserve"> – это кросс-платформенная интегрированная среда разработки (IDE) на языке Python, которая позволяет писать код быстрее и с меньшими ошибками.</w:t>
-      </w:r>
-      <w:r>
-        <w:t xml:space="preserve"> Создана для веб разработки и анализа данных. Имеет множество полезных функций, упрощающих написание кода.</w:t>
-      </w:r>
-    </w:p>
-    <w:p>
-      <w:pPr>
-        <w:pStyle w:val="a0"/>
-      </w:pPr>
+        <w:t xml:space="preserve"> – это кросс-платформенная интегрированная среда разработки (IDE) на языке </w:t>
+      </w:r>
+      <w:proofErr w:type="spellStart"/>
+      <w:r>
+        <w:t>Python</w:t>
+      </w:r>
+      <w:proofErr w:type="spellEnd"/>
+      <w:r>
+        <w:t>, которая позволяет писать код быстрее и с меньшими ошибками.</w:t>
+      </w:r>
+      <w:r>
+        <w:t xml:space="preserve"> Создана </w:t>
+      </w:r>
+      <w:proofErr w:type="gramStart"/>
+      <w:r>
+        <w:t>для веб</w:t>
+      </w:r>
+      <w:proofErr w:type="gramEnd"/>
+      <w:r>
+        <w:t xml:space="preserve"> разработки и анализа данных. Имеет множество полезных функций, упрощающих написание кода.</w:t>
+      </w:r>
+    </w:p>
+    <w:p>
+      <w:pPr>
+        <w:pStyle w:val="a0"/>
+      </w:pPr>
+      <w:proofErr w:type="spellStart"/>
       <w:r>
         <w:rPr>
           <w:lang w:val="en-US"/>
         </w:rPr>
         <w:t>NumPy</w:t>
       </w:r>
+      <w:proofErr w:type="spellEnd"/>
       <w:r>
         <w:t>, сокращение от «</w:t>
       </w:r>
@@ -10905,12 +11447,14 @@
       <w:r>
         <w:t xml:space="preserve">ыстрый и эффективный объект многомерного массива </w:t>
       </w:r>
+      <w:proofErr w:type="spellStart"/>
       <w:r>
         <w:rPr>
           <w:lang w:val="en-US"/>
         </w:rPr>
         <w:t>ndarray</w:t>
       </w:r>
+      <w:proofErr w:type="spellEnd"/>
       <w:r>
         <w:t>;</w:t>
       </w:r>
@@ -10983,46 +11527,106 @@
       <w:pPr>
         <w:pStyle w:val="a0"/>
       </w:pPr>
+      <w:proofErr w:type="gramStart"/>
       <w:r>
         <w:rPr>
           <w:lang w:val="en-US"/>
         </w:rPr>
         <w:t>P</w:t>
       </w:r>
-      <w:r>
-        <w:t>andas предоставляет структуры данных и функции, призванные сделать работу со структурированными данными простым, быстрым и выразительным делом. С момента своего появления</w:t>
+      <w:proofErr w:type="spellStart"/>
+      <w:r>
+        <w:t>andas</w:t>
+      </w:r>
+      <w:proofErr w:type="spellEnd"/>
+      <w:proofErr w:type="gramEnd"/>
+      <w:r>
+        <w:t xml:space="preserve"> предоставляет структуры данных и функции, призванные сделать работу со структурированными данными простым, быстрым и выразительным делом. С момента своего появления</w:t>
       </w:r>
       <w:r>
         <w:t xml:space="preserve"> </w:t>
       </w:r>
       <w:r>
-        <w:t>в 2010 году она способствовала превращению Python в мощную и продуктивную среду анализа данных. Основные объекты pandas</w:t>
-      </w:r>
+        <w:t xml:space="preserve">в 2010 году она способствовала превращению </w:t>
+      </w:r>
+      <w:proofErr w:type="spellStart"/>
+      <w:r>
+        <w:t>Python</w:t>
+      </w:r>
+      <w:proofErr w:type="spellEnd"/>
+      <w:r>
+        <w:t xml:space="preserve"> в мощную и продуктивную среду анализа данных. Основные объекты </w:t>
+      </w:r>
+      <w:proofErr w:type="spellStart"/>
+      <w:r>
+        <w:t>pandas</w:t>
+      </w:r>
+      <w:proofErr w:type="spellEnd"/>
       <w:r>
         <w:t xml:space="preserve"> </w:t>
       </w:r>
       <w:r>
-        <w:t>– DataFrame – двумерная таблица, в которой строки и столбцы имеют метки, и Series – объект одномерного массива с метками.</w:t>
-      </w:r>
-    </w:p>
-    <w:p>
-      <w:pPr>
-        <w:pStyle w:val="a0"/>
-      </w:pPr>
-      <w:r>
-        <w:t>Библиотека pandas сочетает высокую производительность средств работы</w:t>
+        <w:t xml:space="preserve">– </w:t>
+      </w:r>
+      <w:proofErr w:type="spellStart"/>
+      <w:r>
+        <w:t>DataFrame</w:t>
+      </w:r>
+      <w:proofErr w:type="spellEnd"/>
+      <w:r>
+        <w:t xml:space="preserve"> – двумерная таблица, в которой строки и столбцы имеют метки, и </w:t>
+      </w:r>
+      <w:proofErr w:type="spellStart"/>
+      <w:r>
+        <w:t>Series</w:t>
+      </w:r>
+      <w:proofErr w:type="spellEnd"/>
+      <w:r>
+        <w:t xml:space="preserve"> – объект одномерного массива с метками.</w:t>
+      </w:r>
+    </w:p>
+    <w:p>
+      <w:pPr>
+        <w:pStyle w:val="a0"/>
+      </w:pPr>
+      <w:r>
+        <w:t xml:space="preserve">Библиотека </w:t>
+      </w:r>
+      <w:proofErr w:type="spellStart"/>
+      <w:r>
+        <w:t>pandas</w:t>
+      </w:r>
+      <w:proofErr w:type="spellEnd"/>
+      <w:r>
+        <w:t xml:space="preserve"> сочетает высокую производительность средств работы</w:t>
       </w:r>
       <w:r>
         <w:t xml:space="preserve"> </w:t>
       </w:r>
       <w:r>
-        <w:t>с массивами, присущую NumPy, с гибкими возможностями манипулирования данными, свойственными электронным таблицам и реляционным базам</w:t>
+        <w:t xml:space="preserve">с массивами, присущую </w:t>
+      </w:r>
+      <w:proofErr w:type="spellStart"/>
+      <w:r>
+        <w:t>NumPy</w:t>
+      </w:r>
+      <w:proofErr w:type="spellEnd"/>
+      <w:r>
+        <w:t>, с гибкими возможностями манипулирования данными, свойственными электронным таблицам и реляционным базам</w:t>
       </w:r>
       <w:r>
         <w:t xml:space="preserve"> </w:t>
       </w:r>
       <w:r>
-        <w:t>данных. Поскольку манипулирование данными, их подготовка и очистка играют огромное значение в анализе данных, библиотека pandas будет одним из основных инструментов</w:t>
+        <w:t xml:space="preserve">данных. Поскольку манипулирование данными, их подготовка и очистка играют огромное значение в анализе данных, библиотека </w:t>
+      </w:r>
+      <w:proofErr w:type="spellStart"/>
+      <w:r>
+        <w:t>pandas</w:t>
+      </w:r>
+      <w:proofErr w:type="spellEnd"/>
+      <w:r>
+        <w:t xml:space="preserve"> будет одним из основных инструментов</w:t>
       </w:r>
       <w:r>
         <w:t xml:space="preserve"> [5].</w:t>
@@ -11033,8 +11637,13 @@
         <w:pStyle w:val="a0"/>
       </w:pPr>
       <w:r>
-        <w:t>Библиотека matplotlib</w:t>
-      </w:r>
+        <w:t xml:space="preserve">Библиотека </w:t>
+      </w:r>
+      <w:proofErr w:type="spellStart"/>
+      <w:r>
+        <w:t>matplotlib</w:t>
+      </w:r>
+      <w:proofErr w:type="spellEnd"/>
       <w:r>
         <w:t xml:space="preserve"> </w:t>
       </w:r>
@@ -11045,8 +11654,13 @@
         <w:t xml:space="preserve"> </w:t>
       </w:r>
       <w:r>
-        <w:t xml:space="preserve"> самый популярный в Python</w:t>
-      </w:r>
+        <w:t xml:space="preserve"> самый популярный в </w:t>
+      </w:r>
+      <w:proofErr w:type="spellStart"/>
+      <w:r>
+        <w:t>Python</w:t>
+      </w:r>
+      <w:proofErr w:type="spellEnd"/>
       <w:r>
         <w:t xml:space="preserve"> </w:t>
       </w:r>
@@ -11073,8 +11687,53 @@
       <w:pPr>
         <w:pStyle w:val="a0"/>
       </w:pPr>
-      <w:r>
-        <w:t>Seaborn — библиотека для анализа данных и отображения сложных зависимостей с помощью графиков на языке Python. Программный пакет создан на базе библиотеки matplotlib, также Seaborn поддерживает интеграцию с библиотекой для работы с табличными данными -  pandas. Для автоматического преобразования данных в графики Seaborn использует семантические карты и функции статистической агрегации</w:t>
+      <w:proofErr w:type="spellStart"/>
+      <w:r>
+        <w:t>Seaborn</w:t>
+      </w:r>
+      <w:proofErr w:type="spellEnd"/>
+      <w:r>
+        <w:t xml:space="preserve"> — библиотека для анализа данных и отображения сложных зависимостей с помощью графиков на языке </w:t>
+      </w:r>
+      <w:proofErr w:type="spellStart"/>
+      <w:r>
+        <w:t>Python</w:t>
+      </w:r>
+      <w:proofErr w:type="spellEnd"/>
+      <w:r>
+        <w:t xml:space="preserve">. Программный пакет создан на базе библиотеки </w:t>
+      </w:r>
+      <w:proofErr w:type="spellStart"/>
+      <w:r>
+        <w:t>matplotlib</w:t>
+      </w:r>
+      <w:proofErr w:type="spellEnd"/>
+      <w:r>
+        <w:t xml:space="preserve">, также </w:t>
+      </w:r>
+      <w:proofErr w:type="spellStart"/>
+      <w:r>
+        <w:t>Seaborn</w:t>
+      </w:r>
+      <w:proofErr w:type="spellEnd"/>
+      <w:r>
+        <w:t xml:space="preserve"> поддерживает интеграцию с библиотекой для работы с табличными данными -  </w:t>
+      </w:r>
+      <w:proofErr w:type="spellStart"/>
+      <w:r>
+        <w:t>pandas</w:t>
+      </w:r>
+      <w:proofErr w:type="spellEnd"/>
+      <w:r>
+        <w:t xml:space="preserve">. Для автоматического преобразования данных в графики </w:t>
+      </w:r>
+      <w:proofErr w:type="spellStart"/>
+      <w:r>
+        <w:t>Seaborn</w:t>
+      </w:r>
+      <w:proofErr w:type="spellEnd"/>
+      <w:r>
+        <w:t xml:space="preserve"> использует семантические карты и функции статистической агрегации</w:t>
       </w:r>
       <w:r>
         <w:t xml:space="preserve"> [9]</w:t>
@@ -11093,8 +11752,21 @@
         </w:rPr>
         <w:t>S</w:t>
       </w:r>
-      <w:r>
-        <w:t>cikit-learn – основной инструментарий машинного обучения для программистов на Python. В нем имеются подмодули для следующих моделей.</w:t>
+      <w:proofErr w:type="spellStart"/>
+      <w:r>
+        <w:t>cikit-learn</w:t>
+      </w:r>
+      <w:proofErr w:type="spellEnd"/>
+      <w:r>
+        <w:t xml:space="preserve"> – основной инструментарий машинного обучения для программистов на </w:t>
+      </w:r>
+      <w:proofErr w:type="spellStart"/>
+      <w:r>
+        <w:t>Python</w:t>
+      </w:r>
+      <w:proofErr w:type="spellEnd"/>
+      <w:r>
+        <w:t>. В нем имеются подмодули для следующих моделей.</w:t>
       </w:r>
     </w:p>
     <w:p>
@@ -11174,6 +11846,7 @@
       <w:pPr>
         <w:pStyle w:val="a0"/>
       </w:pPr>
+      <w:proofErr w:type="spellStart"/>
       <w:r>
         <w:rPr>
           <w:rStyle w:val="af7"/>
@@ -11181,6 +11854,7 @@
         </w:rPr>
         <w:t>Pickle</w:t>
       </w:r>
+      <w:proofErr w:type="spellEnd"/>
       <w:r>
         <w:t xml:space="preserve"> –</w:t>
       </w:r>
@@ -11188,19 +11862,37 @@
         <w:t xml:space="preserve"> </w:t>
       </w:r>
       <w:r>
-        <w:t xml:space="preserve">это механизм сериализации объектов в Python. Он позволяет сохранить их в бинарном формате и затем загружать обратно, сохраняя связи между объектами. Он полезен для кэширования, обмена данными между процессами и сохранения состояния приложений. В данной работе используется для сохранения метрик точности в отдельный файл. </w:t>
-      </w:r>
-    </w:p>
-    <w:p>
-      <w:pPr>
-        <w:pStyle w:val="a0"/>
-      </w:pPr>
+        <w:t xml:space="preserve">это механизм </w:t>
+      </w:r>
+      <w:proofErr w:type="spellStart"/>
+      <w:r>
+        <w:t>сериализации</w:t>
+      </w:r>
+      <w:proofErr w:type="spellEnd"/>
+      <w:r>
+        <w:t xml:space="preserve"> объектов в </w:t>
+      </w:r>
+      <w:proofErr w:type="spellStart"/>
+      <w:r>
+        <w:t>Python</w:t>
+      </w:r>
+      <w:proofErr w:type="spellEnd"/>
+      <w:r>
+        <w:t xml:space="preserve">. Он позволяет сохранить их в бинарном формате и затем загружать обратно, сохраняя связи между объектами. Он полезен для кэширования, обмена данными между процессами и сохранения состояния приложений. В данной работе используется для сохранения метрик точности в отдельный файл. </w:t>
+      </w:r>
+    </w:p>
+    <w:p>
+      <w:pPr>
+        <w:pStyle w:val="a0"/>
+      </w:pPr>
+      <w:proofErr w:type="spellStart"/>
       <w:r>
         <w:rPr>
           <w:lang w:val="en-US"/>
         </w:rPr>
         <w:t>Joblib</w:t>
       </w:r>
+      <w:proofErr w:type="spellEnd"/>
       <w:r>
         <w:t xml:space="preserve"> </w:t>
       </w:r>
@@ -11219,66 +11911,67 @@
       <w:r>
         <w:t xml:space="preserve"> </w:t>
       </w:r>
-      <w:r>
-        <w:t>фреймворк с набором инструментов для упрощения конвейерной обработки данных в Python. В данной работе используется для сохранения обученных моделей.</w:t>
+      <w:proofErr w:type="spellStart"/>
+      <w:r>
+        <w:t>фреймворк</w:t>
+      </w:r>
+      <w:proofErr w:type="spellEnd"/>
+      <w:r>
+        <w:t xml:space="preserve"> с набором инструментов для упрощения конвейерной обработки данных в </w:t>
+      </w:r>
+      <w:proofErr w:type="spellStart"/>
+      <w:r>
+        <w:t>Python</w:t>
+      </w:r>
+      <w:proofErr w:type="spellEnd"/>
+      <w:r>
+        <w:t>. В данной работе используется для сохранения обученных моделей.</w:t>
       </w:r>
     </w:p>
     <w:p>
       <w:pPr>
         <w:pStyle w:val="3"/>
       </w:pPr>
-      <w:bookmarkStart w:id="34" w:name="_Toc227272768"/>
-      <w:r>
-        <w:t>3.3.2 Обучение модели линейной регрессии</w:t>
-      </w:r>
-      <w:bookmarkEnd w:id="34"/>
-    </w:p>
-    <w:p>
-      <w:pPr>
-        <w:pStyle w:val="a0"/>
-        <w:rPr>
-          <w:lang w:val="en-US"/>
-        </w:rPr>
-      </w:pPr>
-      <w:r>
-        <w:t xml:space="preserve">Импортируем все нужные для обучения модели линейной регрессии </w:t>
-      </w:r>
-      <w:r>
-        <w:t>библиотеки. Основой</w:t>
-      </w:r>
-      <w:r>
-        <w:rPr>
-          <w:lang w:val="en-US"/>
-        </w:rPr>
+      <w:bookmarkStart w:id="35" w:name="_Toc227335870"/>
+      <w:r>
+        <w:t xml:space="preserve">3.3.2 </w:t>
+      </w:r>
+      <w:bookmarkEnd w:id="35"/>
+      <w:r>
+        <w:t>Обучение моделей</w:t>
+      </w:r>
+    </w:p>
+    <w:p>
+      <w:pPr>
+        <w:pStyle w:val="a0"/>
+      </w:pPr>
+      <w:r>
+        <w:t>Импортируем все нужные для обучени</w:t>
+      </w:r>
+      <w:r>
+        <w:t>я моделей линейной регрессии</w:t>
+      </w:r>
+      <w:r>
         <w:t xml:space="preserve"> </w:t>
       </w:r>
       <w:r>
-        <w:t>является</w:t>
-      </w:r>
-      <w:r>
-        <w:rPr>
-          <w:lang w:val="en-US"/>
-        </w:rPr>
-        <w:t xml:space="preserve"> sklearn.linear_model LinearRegression.</w:t>
+        <w:t>библиотеки</w:t>
+      </w:r>
+      <w:r>
+        <w:t>.</w:t>
       </w:r>
     </w:p>
     <w:p>
       <w:pPr>
         <w:pStyle w:val="a0"/>
         <w:jc w:val="center"/>
-        <w:rPr>
-          <w:lang w:val="en-US"/>
-        </w:rPr>
-      </w:pPr>
-      <w:r>
-        <w:rPr>
-          <w:lang w:val="en-US"/>
-        </w:rPr>
+      </w:pPr>
+      <w:r>
         <w:drawing>
-          <wp:inline distT="0" distB="0" distL="0" distR="0" wp14:anchorId="196C5FAA" wp14:editId="3A4A8F1A">
-            <wp:extent cx="5462905" cy="1456699"/>
+          <wp:inline distT="0" distB="0" distL="0" distR="0" wp14:anchorId="426EE32A" wp14:editId="38FE5966">
+            <wp:extent cx="5672455" cy="2065226"/>
             <wp:effectExtent l="0" t="0" r="4445" b="0"/>
-            <wp:docPr id="10" name="Рисунок 10"/>
+            <wp:docPr id="22" name="Рисунок 22"/>
             <wp:cNvGraphicFramePr>
               <a:graphicFrameLocks xmlns:a="http://schemas.openxmlformats.org/drawingml/2006/main" noChangeAspect="1"/>
             </wp:cNvGraphicFramePr>
@@ -11298,7 +11991,7 @@
                   <pic:spPr>
                     <a:xfrm>
                       <a:off x="0" y="0"/>
-                      <a:ext cx="5463389" cy="1456828"/>
+                      <a:ext cx="5683168" cy="2069126"/>
                     </a:xfrm>
                     <a:prstGeom prst="rect">
                       <a:avLst/>
@@ -11314,24 +12007,40 @@
     <w:p>
       <w:pPr>
         <w:pStyle w:val="a0"/>
+        <w:jc w:val="center"/>
+      </w:pPr>
+      <w:r>
+        <w:t>Рисунок 23</w:t>
+      </w:r>
+    </w:p>
+    <w:p>
+      <w:pPr>
+        <w:pStyle w:val="a0"/>
         <w:jc w:val="left"/>
       </w:pPr>
       <w:r>
-        <w:t>Загружаем очищенный ранее датасет.</w:t>
-      </w:r>
-    </w:p>
-    <w:p>
-      <w:pPr>
-        <w:pStyle w:val="a0"/>
-        <w:jc w:val="left"/>
-      </w:pPr>
-      <w:r>
-        <w:lastRenderedPageBreak/>
+        <w:t xml:space="preserve">Загружаем очищенный ранее </w:t>
+      </w:r>
+      <w:proofErr w:type="spellStart"/>
+      <w:r>
+        <w:t>датасет</w:t>
+      </w:r>
+      <w:proofErr w:type="spellEnd"/>
+      <w:r>
+        <w:t>.</w:t>
+      </w:r>
+    </w:p>
+    <w:p>
+      <w:pPr>
+        <w:pStyle w:val="a0"/>
+        <w:jc w:val="center"/>
+      </w:pPr>
+      <w:r>
         <w:drawing>
-          <wp:inline distT="0" distB="0" distL="0" distR="0" wp14:anchorId="2D12AEB2" wp14:editId="6AFCB06F">
-            <wp:extent cx="4381613" cy="3862738"/>
-            <wp:effectExtent l="0" t="0" r="0" b="4445"/>
-            <wp:docPr id="14" name="Рисунок 14"/>
+          <wp:inline distT="0" distB="0" distL="0" distR="0" wp14:anchorId="4F801740" wp14:editId="0008C20E">
+            <wp:extent cx="4391638" cy="304843"/>
+            <wp:effectExtent l="0" t="0" r="0" b="0"/>
+            <wp:docPr id="36" name="Рисунок 36"/>
             <wp:cNvGraphicFramePr>
               <a:graphicFrameLocks xmlns:a="http://schemas.openxmlformats.org/drawingml/2006/main" noChangeAspect="1"/>
             </wp:cNvGraphicFramePr>
@@ -11351,7 +12060,7 @@
                   <pic:spPr>
                     <a:xfrm>
                       <a:off x="0" y="0"/>
-                      <a:ext cx="4405797" cy="3884058"/>
+                      <a:ext cx="4391638" cy="304843"/>
                     </a:xfrm>
                     <a:prstGeom prst="rect">
                       <a:avLst/>
@@ -11372,12 +12081,14 @@
       <w:r>
         <w:t xml:space="preserve">Преобразуем категориальные признаки с помощью </w:t>
       </w:r>
+      <w:proofErr w:type="spellStart"/>
       <w:r>
         <w:rPr>
           <w:lang w:val="en-US"/>
         </w:rPr>
         <w:t>OneHotEncoder</w:t>
       </w:r>
+      <w:proofErr w:type="spellEnd"/>
       <w:r>
         <w:t xml:space="preserve">. </w:t>
       </w:r>
@@ -11399,12 +12110,14 @@
       <w:r>
         <w:t xml:space="preserve">модели </w:t>
       </w:r>
+      <w:proofErr w:type="spellStart"/>
       <w:r>
         <w:rPr>
           <w:lang w:val="en-US"/>
         </w:rPr>
         <w:t>LinearRegression</w:t>
       </w:r>
+      <w:proofErr w:type="spellEnd"/>
       <w:r>
         <w:t xml:space="preserve">. </w:t>
       </w:r>
@@ -11412,7 +12125,11 @@
         <w:t>Его</w:t>
       </w:r>
       <w:r>
-        <w:t xml:space="preserve"> используют, чтобы собрать обработку и обучение в одну цепочку. Вместо того чтобы по отдельности вызывать масштабирование, кодировать признаки и передавать всё в </w:t>
+        <w:t xml:space="preserve"> используют, чтобы собрать обработку и обучение в одну цепочку. Вместо того чтобы по </w:t>
+      </w:r>
+      <w:r>
+        <w:lastRenderedPageBreak/>
+        <w:t xml:space="preserve">отдельности вызывать масштабирование, кодировать признаки и передавать всё в </w:t>
       </w:r>
       <w:r>
         <w:t xml:space="preserve">модель, шаги объединяются через </w:t>
@@ -11426,12 +12143,14 @@
       <w:r>
         <w:t xml:space="preserve"> и </w:t>
       </w:r>
+      <w:proofErr w:type="spellStart"/>
       <w:r>
         <w:rPr>
           <w:lang w:val="en-US"/>
         </w:rPr>
         <w:t>ColumnTransformer</w:t>
       </w:r>
+      <w:proofErr w:type="spellEnd"/>
       <w:r>
         <w:t>.</w:t>
       </w:r>
@@ -11439,14 +12158,14 @@
     <w:p>
       <w:pPr>
         <w:pStyle w:val="a0"/>
-        <w:jc w:val="left"/>
+        <w:jc w:val="center"/>
       </w:pPr>
       <w:r>
         <w:drawing>
-          <wp:inline distT="0" distB="0" distL="0" distR="0" wp14:anchorId="2954F9BA" wp14:editId="475C49C8">
-            <wp:extent cx="4900930" cy="1036833"/>
-            <wp:effectExtent l="0" t="0" r="0" b="0"/>
-            <wp:docPr id="15" name="Рисунок 15"/>
+          <wp:inline distT="0" distB="0" distL="0" distR="0" wp14:anchorId="6C2C449B" wp14:editId="2E5B62FF">
+            <wp:extent cx="5577205" cy="978528"/>
+            <wp:effectExtent l="0" t="0" r="4445" b="0"/>
+            <wp:docPr id="37" name="Рисунок 37"/>
             <wp:cNvGraphicFramePr>
               <a:graphicFrameLocks xmlns:a="http://schemas.openxmlformats.org/drawingml/2006/main" noChangeAspect="1"/>
             </wp:cNvGraphicFramePr>
@@ -11466,7 +12185,7 @@
                   <pic:spPr>
                     <a:xfrm>
                       <a:off x="0" y="0"/>
-                      <a:ext cx="4947555" cy="1046697"/>
+                      <a:ext cx="5593408" cy="981371"/>
                     </a:xfrm>
                     <a:prstGeom prst="rect">
                       <a:avLst/>
@@ -11482,22 +12201,47 @@
     <w:p>
       <w:pPr>
         <w:pStyle w:val="a0"/>
-      </w:pPr>
-      <w:r>
-        <w:t>Разделяем данные на тестовую и целевую переменную (Цена). И разбиваем их на обучающую и тестовую выборки применяя стратификацию, чтобы Train и Test получили пропорциональное количество объектов из каждого ценового диапазона. 80% данных пойдут на обучение и 20% на тестирование.</w:t>
-      </w:r>
-    </w:p>
-    <w:p>
-      <w:pPr>
-        <w:pStyle w:val="a0"/>
         <w:jc w:val="center"/>
       </w:pPr>
       <w:r>
+        <w:t>Рисунок 24</w:t>
+      </w:r>
+    </w:p>
+    <w:p>
+      <w:pPr>
+        <w:pStyle w:val="a0"/>
+      </w:pPr>
+      <w:r>
+        <w:t xml:space="preserve">Разделяем данные на тестовую и целевую переменную (Цена). И разбиваем их на обучающую и тестовую выборки применяя стратификацию, чтобы </w:t>
+      </w:r>
+      <w:proofErr w:type="spellStart"/>
+      <w:r>
+        <w:t>Train</w:t>
+      </w:r>
+      <w:proofErr w:type="spellEnd"/>
+      <w:r>
+        <w:t xml:space="preserve"> и </w:t>
+      </w:r>
+      <w:proofErr w:type="spellStart"/>
+      <w:r>
+        <w:t>Test</w:t>
+      </w:r>
+      <w:proofErr w:type="spellEnd"/>
+      <w:r>
+        <w:t xml:space="preserve"> получили пропорциональное количество объектов из каждого ценового диапазона. 80% данных пойдут на обучение и 20% на тестирование.</w:t>
+      </w:r>
+    </w:p>
+    <w:p>
+      <w:pPr>
+        <w:pStyle w:val="a0"/>
+        <w:jc w:val="center"/>
+      </w:pPr>
+      <w:r>
         <w:drawing>
-          <wp:inline distT="0" distB="0" distL="0" distR="0" wp14:anchorId="7BB7827F" wp14:editId="2C3F045F">
-            <wp:extent cx="5443855" cy="655206"/>
-            <wp:effectExtent l="0" t="0" r="4445" b="0"/>
-            <wp:docPr id="16" name="Рисунок 16"/>
+          <wp:inline distT="0" distB="0" distL="0" distR="0" wp14:anchorId="63DBFB40" wp14:editId="10313299">
+            <wp:extent cx="5558155" cy="664926"/>
+            <wp:effectExtent l="0" t="0" r="4445" b="1905"/>
+            <wp:docPr id="38" name="Рисунок 38"/>
             <wp:cNvGraphicFramePr>
               <a:graphicFrameLocks xmlns:a="http://schemas.openxmlformats.org/drawingml/2006/main" noChangeAspect="1"/>
             </wp:cNvGraphicFramePr>
@@ -11517,7 +12261,7 @@
                   <pic:spPr>
                     <a:xfrm>
                       <a:off x="0" y="0"/>
-                      <a:ext cx="5519324" cy="664289"/>
+                      <a:ext cx="5583327" cy="667937"/>
                     </a:xfrm>
                     <a:prstGeom prst="rect">
                       <a:avLst/>
@@ -11533,27 +12277,32 @@
     <w:p>
       <w:pPr>
         <w:pStyle w:val="a0"/>
-      </w:pPr>
-      <w:r>
-        <w:lastRenderedPageBreak/>
-        <w:t xml:space="preserve">Обучаем и сохраняем модель, а также </w:t>
-      </w:r>
-      <w:r>
-        <w:t>предсказываем целевую переменную для тестовых данных</w:t>
-      </w:r>
-      <w:r>
-        <w:t>.</w:t>
-      </w:r>
-    </w:p>
-    <w:p>
-      <w:pPr>
-        <w:pStyle w:val="a0"/>
         <w:jc w:val="center"/>
       </w:pPr>
       <w:r>
+        <w:t>Рисунок 25</w:t>
+      </w:r>
+    </w:p>
+    <w:p>
+      <w:pPr>
+        <w:pStyle w:val="a0"/>
+      </w:pPr>
+      <w:r>
+        <w:t>Обучаем и сохраняем модель.</w:t>
+      </w:r>
+    </w:p>
+    <w:p>
+      <w:pPr>
+        <w:pStyle w:val="a0"/>
+        <w:jc w:val="center"/>
+      </w:pPr>
+      <w:r>
+        <w:rPr>
+          <w:noProof/>
+        </w:rPr>
         <w:drawing>
-          <wp:inline distT="0" distB="0" distL="0" distR="0" wp14:anchorId="10C9D848" wp14:editId="7982A2FD">
-            <wp:extent cx="3267075" cy="1265233"/>
+          <wp:inline distT="0" distB="0" distL="0" distR="0" wp14:anchorId="10C9D848" wp14:editId="16797A85">
+            <wp:extent cx="3266266" cy="885825"/>
             <wp:effectExtent l="0" t="0" r="0" b="0"/>
             <wp:docPr id="18" name="Рисунок 18"/>
             <wp:cNvGraphicFramePr>
@@ -11566,20 +12315,27 @@
                     <pic:cNvPr id="1" name=""/>
                     <pic:cNvPicPr/>
                   </pic:nvPicPr>
-                  <pic:blipFill>
+                  <pic:blipFill rotWithShape="1">
                     <a:blip r:embed="rId41"/>
-                    <a:stretch>
-                      <a:fillRect/>
-                    </a:stretch>
+                    <a:srcRect b="29970"/>
+                    <a:stretch/>
                   </pic:blipFill>
-                  <pic:spPr>
+                  <pic:spPr bwMode="auto">
                     <a:xfrm>
                       <a:off x="0" y="0"/>
-                      <a:ext cx="3285436" cy="1272344"/>
+                      <a:ext cx="3285436" cy="891024"/>
                     </a:xfrm>
                     <a:prstGeom prst="rect">
                       <a:avLst/>
                     </a:prstGeom>
+                    <a:ln>
+                      <a:noFill/>
+                    </a:ln>
+                    <a:extLst>
+                      <a:ext uri="{53640926-AAD7-44D8-BBD7-CCE9431645EC}">
+                        <a14:shadowObscured xmlns:a14="http://schemas.microsoft.com/office/drawing/2010/main"/>
+                      </a:ext>
+                    </a:extLst>
                   </pic:spPr>
                 </pic:pic>
               </a:graphicData>
@@ -11591,16 +12347,119 @@
     <w:p>
       <w:pPr>
         <w:pStyle w:val="a0"/>
+        <w:jc w:val="center"/>
+      </w:pPr>
+      <w:r>
+        <w:t>Рисунок 26</w:t>
+      </w:r>
+    </w:p>
+    <w:p>
+      <w:pPr>
+        <w:pStyle w:val="a0"/>
         <w:jc w:val="left"/>
       </w:pPr>
-    </w:p>
-    <w:p>
-      <w:pPr>
-        <w:pStyle w:val="a0"/>
-        <w:jc w:val="left"/>
-      </w:pPr>
-      <w:r>
-        <w:t>Оцениваем точность модели с помощью метрик и выводим результаты.</w:t>
+      <w:r>
+        <w:t xml:space="preserve">Далее была написана функция </w:t>
+      </w:r>
+      <w:proofErr w:type="spellStart"/>
+      <w:r>
+        <w:rPr>
+          <w:lang w:val="en-US"/>
+        </w:rPr>
+        <w:t>pred</w:t>
+      </w:r>
+      <w:proofErr w:type="spellEnd"/>
+      <w:r>
+        <w:t>_</w:t>
+      </w:r>
+      <w:proofErr w:type="spellStart"/>
+      <w:r>
+        <w:rPr>
+          <w:lang w:val="en-US"/>
+        </w:rPr>
+        <w:t>metrcis</w:t>
+      </w:r>
+      <w:proofErr w:type="spellEnd"/>
+      <w:r>
+        <w:t xml:space="preserve">, которой подаются на вход модель </w:t>
+      </w:r>
+      <w:r>
+        <w:t>(</w:t>
+      </w:r>
+      <w:proofErr w:type="spellStart"/>
+      <w:r>
+        <w:t>model</w:t>
+      </w:r>
+      <w:proofErr w:type="spellEnd"/>
+      <w:r>
+        <w:t>), тестовые данные (</w:t>
+      </w:r>
+      <w:proofErr w:type="spellStart"/>
+      <w:r>
+        <w:t>X_test</w:t>
+      </w:r>
+      <w:proofErr w:type="spellEnd"/>
+      <w:r>
+        <w:t xml:space="preserve">, </w:t>
+      </w:r>
+      <w:proofErr w:type="spellStart"/>
+      <w:r>
+        <w:t>y_test</w:t>
+      </w:r>
+      <w:proofErr w:type="spellEnd"/>
+      <w:r>
+        <w:t>)</w:t>
+      </w:r>
+      <w:r>
+        <w:t xml:space="preserve">, </w:t>
+      </w:r>
+      <w:r>
+        <w:t>название модели (</w:t>
+      </w:r>
+      <w:r>
+        <w:rPr>
+          <w:lang w:val="en-US"/>
+        </w:rPr>
+        <w:t>model</w:t>
+      </w:r>
+      <w:r>
+        <w:t>_</w:t>
+      </w:r>
+      <w:r>
+        <w:rPr>
+          <w:lang w:val="en-US"/>
+        </w:rPr>
+        <w:t>name</w:t>
+      </w:r>
+      <w:r>
+        <w:t>) – для дальнейшего отображения результатов и название файла (</w:t>
+      </w:r>
+      <w:r>
+        <w:rPr>
+          <w:lang w:val="en-US"/>
+        </w:rPr>
+        <w:t>file</w:t>
+      </w:r>
+      <w:r>
+        <w:t>_</w:t>
+      </w:r>
+      <w:r>
+        <w:rPr>
+          <w:lang w:val="en-US"/>
+        </w:rPr>
+        <w:t>name</w:t>
+      </w:r>
+      <w:r>
+        <w:t>)</w:t>
+      </w:r>
+      <w:r>
+        <w:t xml:space="preserve"> </w:t>
+      </w:r>
+      <w:r>
+        <w:t>для сохранения модели. Функция предсказывает результаты, оценивает их точность и сохраняет метрики в файл.</w:t>
+      </w:r>
+      <w:r>
+        <w:t xml:space="preserve"> Была создана для значительного сокращения кода.</w:t>
       </w:r>
     </w:p>
     <w:p>
@@ -11609,11 +12468,12 @@
         <w:jc w:val="center"/>
       </w:pPr>
       <w:r>
+        <w:lastRenderedPageBreak/>
         <w:drawing>
-          <wp:inline distT="0" distB="0" distL="0" distR="0" wp14:anchorId="155BCCE9" wp14:editId="2E120FED">
-            <wp:extent cx="5291455" cy="3401728"/>
-            <wp:effectExtent l="0" t="0" r="4445" b="8255"/>
-            <wp:docPr id="19" name="Рисунок 19"/>
+          <wp:inline distT="0" distB="0" distL="0" distR="0" wp14:anchorId="22ACC1AD" wp14:editId="6D956335">
+            <wp:extent cx="3790186" cy="2265797"/>
+            <wp:effectExtent l="0" t="0" r="1270" b="1270"/>
+            <wp:docPr id="40" name="Рисунок 40"/>
             <wp:cNvGraphicFramePr>
               <a:graphicFrameLocks xmlns:a="http://schemas.openxmlformats.org/drawingml/2006/main" noChangeAspect="1"/>
             </wp:cNvGraphicFramePr>
@@ -11633,7 +12493,7 @@
                   <pic:spPr>
                     <a:xfrm>
                       <a:off x="0" y="0"/>
-                      <a:ext cx="5311994" cy="3414932"/>
+                      <a:ext cx="3812100" cy="2278897"/>
                     </a:xfrm>
                     <a:prstGeom prst="rect">
                       <a:avLst/>
@@ -11649,35 +12509,113 @@
     <w:p>
       <w:pPr>
         <w:pStyle w:val="a0"/>
+        <w:jc w:val="center"/>
+      </w:pPr>
+      <w:r>
+        <w:t>Рисунок 27</w:t>
+      </w:r>
+    </w:p>
+    <w:p>
+      <w:pPr>
+        <w:pStyle w:val="a0"/>
         <w:jc w:val="left"/>
       </w:pPr>
       <w:r>
-        <w:t xml:space="preserve">Сохраняем оценку в </w:t>
+        <w:t>Создаём</w:t>
+      </w:r>
+      <w:r>
+        <w:t xml:space="preserve"> </w:t>
       </w:r>
       <w:r>
         <w:rPr>
           <w:lang w:val="en-US"/>
         </w:rPr>
-        <w:t>pickle</w:t>
-      </w:r>
-      <w:r>
-        <w:t>-</w:t>
-      </w:r>
-      <w:r>
-        <w:t>файл.</w:t>
-      </w:r>
-    </w:p>
-    <w:p>
-      <w:pPr>
-        <w:pStyle w:val="a0"/>
-        <w:jc w:val="center"/>
+        <w:t>Pipeline</w:t>
+      </w:r>
+      <w:r>
+        <w:t xml:space="preserve"> </w:t>
+      </w:r>
+      <w:r>
+        <w:t>Случайных</w:t>
+      </w:r>
+      <w:r>
+        <w:t xml:space="preserve"> </w:t>
+      </w:r>
+      <w:r>
+        <w:t>лесов</w:t>
+      </w:r>
+      <w:r>
+        <w:t xml:space="preserve"> (</w:t>
+      </w:r>
+      <w:r>
+        <w:rPr>
+          <w:lang w:val="en-US"/>
+        </w:rPr>
+        <w:t>from</w:t>
+      </w:r>
+      <w:r>
+        <w:t xml:space="preserve"> </w:t>
+      </w:r>
+      <w:proofErr w:type="spellStart"/>
+      <w:proofErr w:type="gramStart"/>
+      <w:r>
+        <w:rPr>
+          <w:lang w:val="en-US"/>
+        </w:rPr>
+        <w:t>sklearn</w:t>
+      </w:r>
+      <w:proofErr w:type="spellEnd"/>
+      <w:r>
+        <w:t>.</w:t>
+      </w:r>
+      <w:r>
+        <w:rPr>
+          <w:lang w:val="en-US"/>
+        </w:rPr>
+        <w:t>ensemble</w:t>
+      </w:r>
+      <w:proofErr w:type="gramEnd"/>
+      <w:r>
+        <w:t xml:space="preserve"> </w:t>
+      </w:r>
+      <w:r>
+        <w:rPr>
+          <w:lang w:val="en-US"/>
+        </w:rPr>
+        <w:t>import</w:t>
+      </w:r>
+      <w:r>
+        <w:t xml:space="preserve"> </w:t>
+      </w:r>
+      <w:proofErr w:type="spellStart"/>
+      <w:r>
+        <w:rPr>
+          <w:lang w:val="en-US"/>
+        </w:rPr>
+        <w:t>RandomForestRegressor</w:t>
+      </w:r>
+      <w:proofErr w:type="spellEnd"/>
+      <w:r>
+        <w:t>)</w:t>
+      </w:r>
+      <w:r>
+        <w:t xml:space="preserve"> с количеством деревьев, равным 100, и максимальным количеством уровней 20</w:t>
+      </w:r>
+      <w:r>
+        <w:t xml:space="preserve">. </w:t>
+      </w:r>
+    </w:p>
+    <w:p>
+      <w:pPr>
+        <w:pStyle w:val="a0"/>
+        <w:jc w:val="left"/>
       </w:pPr>
       <w:r>
         <w:drawing>
-          <wp:inline distT="0" distB="0" distL="0" distR="0" wp14:anchorId="18B8DCCD" wp14:editId="7E466A57">
-            <wp:extent cx="3781425" cy="2268855"/>
-            <wp:effectExtent l="0" t="0" r="9525" b="0"/>
-            <wp:docPr id="20" name="Рисунок 20"/>
+          <wp:inline distT="0" distB="0" distL="0" distR="0" wp14:anchorId="1C4FCFD4" wp14:editId="3CE4B336">
+            <wp:extent cx="4944165" cy="2762636"/>
+            <wp:effectExtent l="0" t="0" r="0" b="0"/>
+            <wp:docPr id="41" name="Рисунок 41"/>
             <wp:cNvGraphicFramePr>
               <a:graphicFrameLocks xmlns:a="http://schemas.openxmlformats.org/drawingml/2006/main" noChangeAspect="1"/>
             </wp:cNvGraphicFramePr>
@@ -11697,7 +12635,7 @@
                   <pic:spPr>
                     <a:xfrm>
                       <a:off x="0" y="0"/>
-                      <a:ext cx="3781963" cy="2269178"/>
+                      <a:ext cx="4944165" cy="2762636"/>
                     </a:xfrm>
                     <a:prstGeom prst="rect">
                       <a:avLst/>
@@ -11713,52 +12651,116 @@
     <w:p>
       <w:pPr>
         <w:pStyle w:val="a0"/>
+        <w:jc w:val="center"/>
+      </w:pPr>
+      <w:r>
+        <w:t>Рисунок 28</w:t>
+      </w:r>
+    </w:p>
+    <w:p>
+      <w:pPr>
+        <w:pStyle w:val="a0"/>
         <w:jc w:val="left"/>
       </w:pPr>
-    </w:p>
-    <w:p>
-      <w:pPr>
-        <w:pStyle w:val="a0"/>
-        <w:jc w:val="left"/>
-      </w:pPr>
-    </w:p>
-    <w:p>
-      <w:pPr>
-        <w:pStyle w:val="3"/>
+      <w:r>
+        <w:t xml:space="preserve">Для обучения Градиентного </w:t>
+      </w:r>
+      <w:proofErr w:type="spellStart"/>
+      <w:r>
+        <w:t>бустинга</w:t>
+      </w:r>
+      <w:proofErr w:type="spellEnd"/>
+      <w:r>
+        <w:t xml:space="preserve"> было принято решение использовать и </w:t>
+      </w:r>
+      <w:proofErr w:type="spellStart"/>
+      <w:r>
+        <w:rPr>
+          <w:lang w:val="en-US"/>
+        </w:rPr>
+        <w:t>OneHot</w:t>
+      </w:r>
+      <w:proofErr w:type="spellEnd"/>
+      <w:r>
+        <w:t xml:space="preserve"> </w:t>
+      </w:r>
+      <w:r>
+        <w:rPr>
+          <w:lang w:val="en-US"/>
+        </w:rPr>
+        <w:t>Encoding</w:t>
+      </w:r>
+      <w:r>
+        <w:t>,</w:t>
+      </w:r>
+      <w:r>
+        <w:t xml:space="preserve"> </w:t>
+      </w:r>
+      <w:r>
+        <w:t xml:space="preserve">и </w:t>
+      </w:r>
+      <w:r>
+        <w:rPr>
+          <w:lang w:val="en-US"/>
+        </w:rPr>
+        <w:t>Target</w:t>
+      </w:r>
+      <w:r>
+        <w:t xml:space="preserve"> </w:t>
+      </w:r>
+      <w:r>
+        <w:rPr>
+          <w:lang w:val="en-US"/>
+        </w:rPr>
+        <w:t>Encoding</w:t>
+      </w:r>
+      <w:r>
+        <w:t xml:space="preserve"> для оптимизации и уменьшения вероятности переобучения. </w:t>
+      </w:r>
+      <w:proofErr w:type="spellStart"/>
+      <w:r>
+        <w:rPr>
+          <w:lang w:val="en-US"/>
+        </w:rPr>
+        <w:t>OneHot</w:t>
+      </w:r>
+      <w:proofErr w:type="spellEnd"/>
+      <w:r>
+        <w:t xml:space="preserve"> </w:t>
+      </w:r>
+      <w:r>
+        <w:t xml:space="preserve">создаёт отдельные признаки для каждого значения столбца, поэтому из-за признаков, имеющих много значений, таких как город, марка и модель, Градиентный </w:t>
+      </w:r>
+      <w:proofErr w:type="spellStart"/>
+      <w:r>
+        <w:t>бустинг</w:t>
+      </w:r>
+      <w:proofErr w:type="spellEnd"/>
+      <w:r>
+        <w:t xml:space="preserve"> может запутаться, поэтому закодируем их с помощью </w:t>
+      </w:r>
+      <w:r>
+        <w:rPr>
+          <w:lang w:val="en-US"/>
+        </w:rPr>
+        <w:t>Target</w:t>
+      </w:r>
+      <w:r>
+        <w:t>. Он сжимает все значения признака в один числовой признак.</w:t>
+      </w:r>
+    </w:p>
+    <w:p>
+      <w:pPr>
+        <w:pStyle w:val="a0"/>
+        <w:jc w:val="center"/>
       </w:pPr>
       <w:r>
         <w:lastRenderedPageBreak/>
-        <w:t>3.3.3 Модель Случайных лесов</w:t>
-      </w:r>
-    </w:p>
-    <w:p>
-      <w:pPr>
-        <w:pStyle w:val="a0"/>
-      </w:pPr>
-      <w:r>
-        <w:t xml:space="preserve">Обучение модели случайного леса ничем не отличается, кроме </w:t>
-      </w:r>
-      <w:r>
-        <w:rPr>
-          <w:lang w:val="en-US"/>
-        </w:rPr>
-        <w:t>Pipeline</w:t>
-      </w:r>
-      <w:r>
-        <w:t>.</w:t>
-      </w:r>
-    </w:p>
-    <w:p>
-      <w:pPr>
-        <w:pStyle w:val="a0"/>
-        <w:jc w:val="center"/>
-      </w:pPr>
-      <w:r>
         <w:drawing>
-          <wp:inline distT="0" distB="0" distL="0" distR="0" wp14:anchorId="4E20ED81" wp14:editId="60444C1F">
-            <wp:extent cx="3677163" cy="2219635"/>
-            <wp:effectExtent l="0" t="0" r="0" b="9525"/>
-            <wp:docPr id="21" name="Рисунок 21"/>
+          <wp:inline distT="0" distB="0" distL="0" distR="0" wp14:anchorId="233AF24E" wp14:editId="72FCCBCA">
+            <wp:extent cx="5453380" cy="1569587"/>
+            <wp:effectExtent l="0" t="0" r="0" b="0"/>
+            <wp:docPr id="42" name="Рисунок 42"/>
             <wp:cNvGraphicFramePr>
               <a:graphicFrameLocks xmlns:a="http://schemas.openxmlformats.org/drawingml/2006/main" noChangeAspect="1"/>
             </wp:cNvGraphicFramePr>
@@ -11778,7 +12780,7 @@
                   <pic:spPr>
                     <a:xfrm>
                       <a:off x="0" y="0"/>
-                      <a:ext cx="3677163" cy="2219635"/>
+                      <a:ext cx="5484323" cy="1578493"/>
                     </a:xfrm>
                     <a:prstGeom prst="rect">
                       <a:avLst/>
@@ -11793,9 +12795,111 @@
     </w:p>
     <w:p>
       <w:pPr>
+        <w:pStyle w:val="a0"/>
+        <w:jc w:val="center"/>
+      </w:pPr>
+      <w:r>
+        <w:t>Рисунок 29</w:t>
+      </w:r>
+    </w:p>
+    <w:p>
+      <w:pPr>
+        <w:pStyle w:val="a0"/>
+        <w:jc w:val="left"/>
+      </w:pPr>
+      <w:r>
+        <w:t>Далее обучаем модель Градие</w:t>
+      </w:r>
+      <w:r>
+        <w:t>н</w:t>
+      </w:r>
+      <w:r>
+        <w:t xml:space="preserve">тного </w:t>
+      </w:r>
+      <w:proofErr w:type="spellStart"/>
+      <w:r>
+        <w:t>бустинга</w:t>
+      </w:r>
+      <w:proofErr w:type="spellEnd"/>
+      <w:r>
+        <w:t>.</w:t>
+      </w:r>
+      <w:r>
+        <w:t xml:space="preserve"> </w:t>
+      </w:r>
+      <w:r>
+        <w:t xml:space="preserve">Поставим количество деревьев 2000 для наилучшей точности. </w:t>
+      </w:r>
+      <w:r>
+        <w:t xml:space="preserve">В качестве метрики для обучения определим </w:t>
+      </w:r>
+      <w:r>
+        <w:rPr>
+          <w:lang w:val="en-US"/>
+        </w:rPr>
+        <w:t>RMSE</w:t>
+      </w:r>
+      <w:r>
+        <w:t>.</w:t>
+      </w:r>
+    </w:p>
+    <w:p>
+      <w:pPr>
+        <w:pStyle w:val="a0"/>
+        <w:jc w:val="center"/>
+      </w:pPr>
+      <w:r>
+        <w:drawing>
+          <wp:inline distT="0" distB="0" distL="0" distR="0" wp14:anchorId="57B884C8" wp14:editId="5CCAC49F">
+            <wp:extent cx="4629796" cy="2543530"/>
+            <wp:effectExtent l="0" t="0" r="0" b="9525"/>
+            <wp:docPr id="43" name="Рисунок 43"/>
+            <wp:cNvGraphicFramePr>
+              <a:graphicFrameLocks xmlns:a="http://schemas.openxmlformats.org/drawingml/2006/main" noChangeAspect="1"/>
+            </wp:cNvGraphicFramePr>
+            <a:graphic xmlns:a="http://schemas.openxmlformats.org/drawingml/2006/main">
+              <a:graphicData uri="http://schemas.openxmlformats.org/drawingml/2006/picture">
+                <pic:pic xmlns:pic="http://schemas.openxmlformats.org/drawingml/2006/picture">
+                  <pic:nvPicPr>
+                    <pic:cNvPr id="1" name=""/>
+                    <pic:cNvPicPr/>
+                  </pic:nvPicPr>
+                  <pic:blipFill>
+                    <a:blip r:embed="rId45"/>
+                    <a:stretch>
+                      <a:fillRect/>
+                    </a:stretch>
+                  </pic:blipFill>
+                  <pic:spPr>
+                    <a:xfrm>
+                      <a:off x="0" y="0"/>
+                      <a:ext cx="4629796" cy="2543530"/>
+                    </a:xfrm>
+                    <a:prstGeom prst="rect">
+                      <a:avLst/>
+                    </a:prstGeom>
+                  </pic:spPr>
+                </pic:pic>
+              </a:graphicData>
+            </a:graphic>
+          </wp:inline>
+        </w:drawing>
+      </w:r>
+    </w:p>
+    <w:p>
+      <w:pPr>
+        <w:pStyle w:val="a0"/>
+        <w:jc w:val="center"/>
+      </w:pPr>
+      <w:r>
+        <w:t>Рисунок 30</w:t>
+      </w:r>
+    </w:p>
+    <w:p>
+      <w:pPr>
         <w:pStyle w:val="a9"/>
       </w:pPr>
-      <w:bookmarkStart w:id="35" w:name="_Toc227272769"/>
+      <w:bookmarkStart w:id="36" w:name="_Toc227335872"/>
       <w:r>
         <w:t>3.4</w:t>
       </w:r>
@@ -11805,320 +12909,6 @@
       <w:r>
         <w:t>Сравнение моделей</w:t>
       </w:r>
-      <w:bookmarkEnd w:id="35"/>
-    </w:p>
-    <w:p>
-      <w:pPr>
-        <w:pStyle w:val="a0"/>
-      </w:pPr>
-      <w:r>
-        <w:t xml:space="preserve">Для комплексного сравнения прогнозной точности были использованы метрики </w:t>
-      </w:r>
-      <w:r>
-        <w:rPr>
-          <w:lang w:val="en-US"/>
-        </w:rPr>
-        <w:t>MAE</w:t>
-      </w:r>
-      <w:r>
-        <w:t xml:space="preserve">, </w:t>
-      </w:r>
-      <w:r>
-        <w:rPr>
-          <w:lang w:val="en-US"/>
-        </w:rPr>
-        <w:t>RMSE</w:t>
-      </w:r>
-      <w:r>
-        <w:t xml:space="preserve"> и </w:t>
-      </w:r>
-      <w:r>
-        <w:rPr>
-          <w:lang w:val="en-US"/>
-        </w:rPr>
-        <w:t>R</w:t>
-      </w:r>
-      <w:r>
-        <w:t xml:space="preserve">². </w:t>
-      </w:r>
-      <w:r>
-        <w:rPr>
-          <w:lang w:val="en-US"/>
-        </w:rPr>
-        <w:t>MAE</w:t>
-      </w:r>
-      <w:r>
-        <w:t xml:space="preserve"> отражает среднее абсолютное отклонение прогнозов от истинных значений и демонстрирует типичную ошибку в тех же единицах, что и целевая переменная. </w:t>
-      </w:r>
-      <w:r>
-        <w:rPr>
-          <w:lang w:val="en-US"/>
-        </w:rPr>
-        <w:t>RMSE</w:t>
-      </w:r>
-      <w:r>
-        <w:t xml:space="preserve"> усиливает вклад крупных отклонений и служит индикатором склонности модели к редким, но существенным ошибкам. </w:t>
-      </w:r>
-      <w:r>
-        <w:rPr>
-          <w:lang w:val="en-US"/>
-        </w:rPr>
-        <w:t>R</w:t>
-      </w:r>
-      <w:r>
-        <w:t xml:space="preserve">² показывает долю дисперсии целевой переменной, объясняемую моделью, и дополняет оценку точности информацией о качестве аппроксимации данных. Оценка моделей выполнялась на выделенной тестовой выборке после предобработки данных, включающей очистку, кодирование категориальных признаков и логарифмирование целевой переменной. При логарифмировании целевой переменной необходимо учитывать, что значения </w:t>
-      </w:r>
-      <w:r>
-        <w:rPr>
-          <w:lang w:val="en-US"/>
-        </w:rPr>
-        <w:t>MAE</w:t>
-      </w:r>
-      <w:r>
-        <w:t xml:space="preserve"> и </w:t>
-      </w:r>
-      <w:r>
-        <w:rPr>
-          <w:lang w:val="en-US"/>
-        </w:rPr>
-        <w:t>RMSE</w:t>
-      </w:r>
-      <w:r>
-        <w:t xml:space="preserve">, вычисленные в лог-пространстве, не эквивалентны ошибкам в исходных единицах и требуют обратного преобразования для практической интерпретации. В связи с этим в отчёте целесообразно приводить как метрики в преобразованном виде, так и оценки, полученные после обратного преобразования прогнозов. Такая практика обеспечивает корректное сравнение моделей с точки зрения реального влияния ошибок на стоимость автомобилей. Совокупное использование указанных метрик позволяет выявить разные аспекты качества моделей и снизить риск неправильного выбора на основании </w:t>
-      </w:r>
-      <w:r>
-        <w:lastRenderedPageBreak/>
-        <w:t xml:space="preserve">единственной характеристики. </w:t>
-      </w:r>
-      <w:r>
-        <w:rPr>
-          <w:lang w:val="en-US"/>
-        </w:rPr>
-        <w:t>MAE</w:t>
-      </w:r>
-      <w:r>
-        <w:t xml:space="preserve"> информирует о типичной по величине ошибке, </w:t>
-      </w:r>
-      <w:r>
-        <w:rPr>
-          <w:lang w:val="en-US"/>
-        </w:rPr>
-        <w:t>RMSE</w:t>
-      </w:r>
-      <w:r>
-        <w:t xml:space="preserve"> указывает на наличие крупных выбросов в предсказаниях, а </w:t>
-      </w:r>
-      <w:r>
-        <w:rPr>
-          <w:lang w:val="en-US"/>
-        </w:rPr>
-        <w:t>R</w:t>
-      </w:r>
-      <w:r>
-        <w:t>² показывает степень объяснения вариации цены моделью. Комбинация этих показателей служит основой для объективного ранжирования моделей перед учётом иных критериев, таких как вычислительная сложность и интерпретируемость. Такой подход обеспечивает более всестороннюю оценку пригодности моделей для практического применения.</w:t>
-      </w:r>
-    </w:p>
-    <w:p>
-      <w:pPr>
-        <w:pStyle w:val="a0"/>
-      </w:pPr>
-      <w:r>
-        <w:t xml:space="preserve">Интерпретация результатов основывается на балансе между точностью прогнозов и вычислительной сложностью моделей. В работе были рассмотрены модели линейной регрессии, </w:t>
-      </w:r>
-      <w:r>
-        <w:rPr>
-          <w:lang w:val="en-US"/>
-        </w:rPr>
-        <w:t>Random</w:t>
-      </w:r>
-      <w:r>
-        <w:t xml:space="preserve"> </w:t>
-      </w:r>
-      <w:r>
-        <w:rPr>
-          <w:lang w:val="en-US"/>
-        </w:rPr>
-        <w:t>Forest</w:t>
-      </w:r>
-      <w:r>
-        <w:t xml:space="preserve">, </w:t>
-      </w:r>
-      <w:r>
-        <w:rPr>
-          <w:lang w:val="en-US"/>
-        </w:rPr>
-        <w:t>KNN</w:t>
-      </w:r>
-      <w:r>
-        <w:t xml:space="preserve">, </w:t>
-      </w:r>
-      <w:r>
-        <w:rPr>
-          <w:lang w:val="en-US"/>
-        </w:rPr>
-        <w:t>Decision</w:t>
-      </w:r>
-      <w:r>
-        <w:t xml:space="preserve"> </w:t>
-      </w:r>
-      <w:r>
-        <w:rPr>
-          <w:lang w:val="en-US"/>
-        </w:rPr>
-        <w:t>Tree</w:t>
-      </w:r>
-      <w:r>
-        <w:t xml:space="preserve"> и </w:t>
-      </w:r>
-      <w:r>
-        <w:rPr>
-          <w:lang w:val="en-US"/>
-        </w:rPr>
-        <w:t>XGBoost</w:t>
-      </w:r>
-      <w:r>
-        <w:t xml:space="preserve">, что позволило сравнить как простые и быстро обучаемые алгоритмы, так и более сложные ансамблевые методы. Линейная регрессия обладает низкой вычислительной стоимостью и высокой интерпретируемостью, но может уступать в точности при наличии нелинейных зависимостей. Ансамблевые методы, такие как </w:t>
-      </w:r>
-      <w:r>
-        <w:rPr>
-          <w:lang w:val="en-US"/>
-        </w:rPr>
-        <w:t>Random</w:t>
-      </w:r>
-      <w:r>
-        <w:t xml:space="preserve"> </w:t>
-      </w:r>
-      <w:r>
-        <w:rPr>
-          <w:lang w:val="en-US"/>
-        </w:rPr>
-        <w:t>Forest</w:t>
-      </w:r>
-      <w:r>
-        <w:t xml:space="preserve"> и </w:t>
-      </w:r>
-      <w:r>
-        <w:rPr>
-          <w:lang w:val="en-US"/>
-        </w:rPr>
-        <w:t>XGBoost</w:t>
-      </w:r>
-      <w:r>
-        <w:t xml:space="preserve">, обычно показывают лучшую предсказательную способность за счёт большей вычислительной нагрузки и потребления ресурсов. </w:t>
-      </w:r>
-      <w:r>
-        <w:rPr>
-          <w:lang w:val="en-US"/>
-        </w:rPr>
-        <w:t>KNN</w:t>
-      </w:r>
-      <w:r>
-        <w:t xml:space="preserve"> и </w:t>
-      </w:r>
-      <w:r>
-        <w:rPr>
-          <w:lang w:val="en-US"/>
-        </w:rPr>
-        <w:t>Decision</w:t>
-      </w:r>
-      <w:r>
-        <w:t xml:space="preserve"> </w:t>
-      </w:r>
-      <w:r>
-        <w:rPr>
-          <w:lang w:val="en-US"/>
-        </w:rPr>
-        <w:t>Tree</w:t>
-      </w:r>
-      <w:r>
-        <w:t xml:space="preserve"> демонстрируют дополнительные компромиссы: </w:t>
-      </w:r>
-      <w:r>
-        <w:rPr>
-          <w:lang w:val="en-US"/>
-        </w:rPr>
-        <w:t>KNN</w:t>
-      </w:r>
-      <w:r>
-        <w:t xml:space="preserve"> прост в реализации, но стоимость предсказания растёт с объёмом данных, тогда как </w:t>
-      </w:r>
-      <w:r>
-        <w:rPr>
-          <w:lang w:val="en-US"/>
-        </w:rPr>
-        <w:t>Decision</w:t>
-      </w:r>
-      <w:r>
-        <w:t xml:space="preserve"> </w:t>
-      </w:r>
-      <w:r>
-        <w:rPr>
-          <w:lang w:val="en-US"/>
-        </w:rPr>
-        <w:t>Tree</w:t>
-      </w:r>
-      <w:r>
-        <w:t xml:space="preserve"> обеспечивает прозрачную структуру решений, но склонен к переобучению без адекватной регуляризации. Выбор оптимальной модели проводился с учётом как полученных значений </w:t>
-      </w:r>
-      <w:r>
-        <w:rPr>
-          <w:lang w:val="en-US"/>
-        </w:rPr>
-        <w:t>MAE</w:t>
-      </w:r>
-      <w:r>
-        <w:t xml:space="preserve">, </w:t>
-      </w:r>
-      <w:r>
-        <w:rPr>
-          <w:lang w:val="en-US"/>
-        </w:rPr>
-        <w:t>RMSE</w:t>
-      </w:r>
-      <w:r>
-        <w:t xml:space="preserve"> и </w:t>
-      </w:r>
-      <w:r>
-        <w:rPr>
-          <w:lang w:val="en-US"/>
-        </w:rPr>
-        <w:t>R</w:t>
-      </w:r>
-      <w:r>
-        <w:t>², так и практической приемлемости временных и ресурсных затрат на обучение и применение. В соответствии с результатами сравнительного анализа была выделена наиболее эффективная модель, которая затем подверглась этапу улучшения для достижения требуемого уровня точности при разумных вычислительных затратах.</w:t>
-      </w:r>
-    </w:p>
-    <w:p>
-      <w:pPr>
-        <w:pStyle w:val="a0"/>
-        <w:rPr>
-          <w:b/>
-        </w:rPr>
-      </w:pPr>
-      <w:r>
-        <w:rPr>
-          <w:b/>
-        </w:rPr>
-        <w:t>3</w:t>
-      </w:r>
-      <w:r>
-        <w:rPr>
-          <w:b/>
-        </w:rPr>
-        <w:t>.5</w:t>
-      </w:r>
-      <w:r>
-        <w:rPr>
-          <w:b/>
-        </w:rPr>
-        <w:t>. Улучшение лучшей модели</w:t>
-      </w:r>
-    </w:p>
-    <w:p>
-      <w:pPr>
-        <w:pStyle w:val="a0"/>
-      </w:pPr>
-      <w:bookmarkStart w:id="36" w:name="_GoBack"/>
       <w:bookmarkEnd w:id="36"/>
     </w:p>
     <w:p>
@@ -12183,7 +12973,7 @@
       </w:pPr>
       <w:bookmarkStart w:id="37" w:name="_Toc528788655"/>
       <w:bookmarkStart w:id="38" w:name="_Toc528788672"/>
-      <w:bookmarkStart w:id="39" w:name="_Toc227272770"/>
+      <w:bookmarkStart w:id="39" w:name="_Toc227335873"/>
       <w:r>
         <w:rPr>
           <w:sz w:val="28"/>
@@ -12219,7 +13009,35 @@
         <w:rPr>
           <w:u w:val="single"/>
         </w:rPr>
-        <w:t>Валиев А.З., Габидинова Г.С. Применение технологий машинного обучения в управлении продажами автодилерских компаний // Вестник Алтайской академии экономики и права.</w:t>
+        <w:t xml:space="preserve">Валиев А.З., </w:t>
+      </w:r>
+      <w:proofErr w:type="spellStart"/>
+      <w:r>
+        <w:rPr>
+          <w:u w:val="single"/>
+        </w:rPr>
+        <w:t>Габидинова</w:t>
+      </w:r>
+      <w:proofErr w:type="spellEnd"/>
+      <w:r>
+        <w:rPr>
+          <w:u w:val="single"/>
+        </w:rPr>
+        <w:t xml:space="preserve"> Г.С. Применение технологий машинного обучения в управлении продажами </w:t>
+      </w:r>
+      <w:proofErr w:type="spellStart"/>
+      <w:r>
+        <w:rPr>
+          <w:u w:val="single"/>
+        </w:rPr>
+        <w:t>автодилерских</w:t>
+      </w:r>
+      <w:proofErr w:type="spellEnd"/>
+      <w:r>
+        <w:rPr>
+          <w:u w:val="single"/>
+        </w:rPr>
+        <w:t xml:space="preserve"> компаний // Вестник Алтайской академии экономики и права.</w:t>
       </w:r>
       <w:r>
         <w:t xml:space="preserve"> — 2025. — №12. — С. 30–34.</w:t>
@@ -12250,7 +13068,21 @@
         <w:rPr>
           <w:u w:val="single"/>
         </w:rPr>
-        <w:t>. — Краснодар: КубГАУ, 2021</w:t>
+        <w:t xml:space="preserve">. — Краснодар: </w:t>
+      </w:r>
+      <w:proofErr w:type="spellStart"/>
+      <w:r>
+        <w:rPr>
+          <w:u w:val="single"/>
+        </w:rPr>
+        <w:t>КубГАУ</w:t>
+      </w:r>
+      <w:proofErr w:type="spellEnd"/>
+      <w:r>
+        <w:rPr>
+          <w:u w:val="single"/>
+        </w:rPr>
+        <w:t>, 2021</w:t>
       </w:r>
       <w:r>
         <w:t>. — 17 с.</w:t>
@@ -12267,11 +13099,19 @@
           <w:u w:val="single"/>
         </w:rPr>
       </w:pPr>
+      <w:proofErr w:type="spellStart"/>
       <w:r>
         <w:rPr>
           <w:u w:val="single"/>
         </w:rPr>
-        <w:t>Дрейпер Н.Р. Прикладной регрессионный анализ: Том 2. — М.: Книга по Требованию, 2021. — 350 с.</w:t>
+        <w:t>Дрейпер</w:t>
+      </w:r>
+      <w:proofErr w:type="spellEnd"/>
+      <w:r>
+        <w:rPr>
+          <w:u w:val="single"/>
+        </w:rPr>
+        <w:t xml:space="preserve"> Н.Р. Прикладной регрессионный анализ: Том 2. — М.: Книга по Требованию, 2021. — 350 с.</w:t>
       </w:r>
     </w:p>
     <w:p>
@@ -12285,11 +13125,19 @@
           <w:b/>
         </w:rPr>
       </w:pPr>
+      <w:proofErr w:type="spellStart"/>
       <w:r>
         <w:rPr>
           <w:b/>
         </w:rPr>
-        <w:t>Кугаевских А.В., Муромцев Д.И., Кирсанова О.В. Классические методы машинного обучения. — Санкт-Петербург: Университет ИТМО, 2022. — 53 с.</w:t>
+        <w:t>Кугаевских</w:t>
+      </w:r>
+      <w:proofErr w:type="spellEnd"/>
+      <w:r>
+        <w:rPr>
+          <w:b/>
+        </w:rPr>
+        <w:t xml:space="preserve"> А.В., Муромцев Д.И., Кирсанова О.В. Классические методы машинного обучения. — Санкт-Петербург: Университет ИТМО, 2022. — 53 с.</w:t>
       </w:r>
     </w:p>
     <w:p>
@@ -12303,11 +13151,19 @@
           <w:b/>
         </w:rPr>
       </w:pPr>
+      <w:proofErr w:type="spellStart"/>
       <w:r>
         <w:rPr>
           <w:b/>
         </w:rPr>
-        <w:t xml:space="preserve">Маккини У. </w:t>
+        <w:t>Маккини</w:t>
+      </w:r>
+      <w:proofErr w:type="spellEnd"/>
+      <w:r>
+        <w:rPr>
+          <w:b/>
+        </w:rPr>
+        <w:t xml:space="preserve"> У. </w:t>
       </w:r>
       <w:r>
         <w:rPr>
@@ -12335,6 +13191,7 @@
         </w:rPr>
         <w:t xml:space="preserve">, </w:t>
       </w:r>
+      <w:proofErr w:type="spellStart"/>
       <w:r>
         <w:rPr>
           <w:b/>
@@ -12342,12 +13199,14 @@
         </w:rPr>
         <w:t>NumPy</w:t>
       </w:r>
+      <w:proofErr w:type="spellEnd"/>
       <w:r>
         <w:rPr>
           <w:b/>
         </w:rPr>
         <w:t xml:space="preserve"> и </w:t>
       </w:r>
+      <w:proofErr w:type="spellStart"/>
       <w:r>
         <w:rPr>
           <w:b/>
@@ -12355,6 +13214,7 @@
         </w:rPr>
         <w:t>IPython</w:t>
       </w:r>
+      <w:proofErr w:type="spellEnd"/>
       <w:r>
         <w:rPr>
           <w:b/>
@@ -12373,11 +13233,19 @@
           <w:u w:val="single"/>
         </w:rPr>
       </w:pPr>
+      <w:proofErr w:type="spellStart"/>
       <w:r>
         <w:rPr>
           <w:u w:val="single"/>
         </w:rPr>
-        <w:t xml:space="preserve">Мян В.И. Модели прогнозирования с применением искусственного интеллекта в отраслевой экономике // </w:t>
+        <w:t>Мян</w:t>
+      </w:r>
+      <w:proofErr w:type="spellEnd"/>
+      <w:r>
+        <w:rPr>
+          <w:u w:val="single"/>
+        </w:rPr>
+        <w:t xml:space="preserve"> В.И. Модели прогнозирования с применением искусственного интеллекта в отраслевой экономике // </w:t>
       </w:r>
       <w:r>
         <w:rPr>
@@ -12414,11 +13282,19 @@
           <w:numId w:val="1"/>
         </w:numPr>
       </w:pPr>
+      <w:proofErr w:type="spellStart"/>
       <w:r>
         <w:rPr>
           <w:b/>
         </w:rPr>
-        <w:t>Просиз Дж. Прикладное машинное обучение и искусственный интеллект для инженеров</w:t>
+        <w:t>Просиз</w:t>
+      </w:r>
+      <w:proofErr w:type="spellEnd"/>
+      <w:r>
+        <w:rPr>
+          <w:b/>
+        </w:rPr>
+        <w:t xml:space="preserve"> Дж. Прикладное машинное обучение и искусственный интеллект для инженеров</w:t>
       </w:r>
       <w:r>
         <w:t>. — Астана: АЛИСТ, 2024. — 432 с.</w:t>
@@ -12457,12 +13333,40 @@
         <w:rPr>
           <w:b/>
         </w:rPr>
-        <w:t>Визуализация данных с Seaborn: лучшие практики для Python разработчиков</w:t>
-      </w:r>
+        <w:t xml:space="preserve">Визуализация данных с </w:t>
+      </w:r>
+      <w:proofErr w:type="spellStart"/>
       <w:r>
         <w:rPr>
           <w:b/>
         </w:rPr>
+        <w:t>Seaborn</w:t>
+      </w:r>
+      <w:proofErr w:type="spellEnd"/>
+      <w:r>
+        <w:rPr>
+          <w:b/>
+        </w:rPr>
+        <w:t xml:space="preserve">: лучшие практики для </w:t>
+      </w:r>
+      <w:proofErr w:type="spellStart"/>
+      <w:r>
+        <w:rPr>
+          <w:b/>
+        </w:rPr>
+        <w:t>Python</w:t>
+      </w:r>
+      <w:proofErr w:type="spellEnd"/>
+      <w:r>
+        <w:rPr>
+          <w:b/>
+        </w:rPr>
+        <w:t xml:space="preserve"> разработчиков</w:t>
+      </w:r>
+      <w:r>
+        <w:rPr>
+          <w:b/>
+        </w:rPr>
         <w:t xml:space="preserve"> </w:t>
       </w:r>
       <w:r>
@@ -12475,7 +13379,21 @@
         <w:rPr>
           <w:b/>
         </w:rPr>
-        <w:t xml:space="preserve"> Хекслет </w:t>
+        <w:t xml:space="preserve"> </w:t>
+      </w:r>
+      <w:proofErr w:type="spellStart"/>
+      <w:r>
+        <w:rPr>
+          <w:b/>
+        </w:rPr>
+        <w:t>Хекслет</w:t>
+      </w:r>
+      <w:proofErr w:type="spellEnd"/>
+      <w:r>
+        <w:rPr>
+          <w:b/>
+        </w:rPr>
+        <w:t xml:space="preserve"> </w:t>
       </w:r>
       <w:r>
         <w:rPr>
@@ -12488,7 +13406,36 @@
         <w:rPr>
           <w:b/>
         </w:rPr>
-        <w:t>: https://ru.hexlet.io/blog/posts/vizualizatsiya-dannyh-s-seaborn-luchshie-praktiki-dlya-python-razrabotchikov</w:t>
+        <w:t xml:space="preserve">: </w:t>
+      </w:r>
+      <w:hyperlink r:id="rId46" w:history="1">
+        <w:r>
+          <w:rPr>
+            <w:rStyle w:val="ae"/>
+            <w:b/>
+          </w:rPr>
+          <w:t>https://ru.hexlet.io/blog/posts/vizualizatsiya-dannyh-s-seaborn-luchshie-praktiki-dlya-python-razrabotchikov</w:t>
+        </w:r>
+      </w:hyperlink>
+      <w:r>
+        <w:rPr>
+          <w:b/>
+        </w:rPr>
+        <w:t xml:space="preserve"> (Дата </w:t>
+      </w:r>
+      <w:proofErr w:type="spellStart"/>
+      <w:r>
+        <w:rPr>
+          <w:b/>
+        </w:rPr>
+        <w:t>обращеия</w:t>
+      </w:r>
+      <w:proofErr w:type="spellEnd"/>
+      <w:r>
+        <w:rPr>
+          <w:b/>
+        </w:rPr>
+        <w:t>: 15.02.2026)</w:t>
       </w:r>
     </w:p>
     <w:p>
@@ -12500,7 +13447,15 @@
         </w:numPr>
       </w:pPr>
       <w:r>
-        <w:t xml:space="preserve">Датасет </w:t>
+        <w:t xml:space="preserve"> </w:t>
+      </w:r>
+      <w:proofErr w:type="spellStart"/>
+      <w:r>
+        <w:t>Датасет</w:t>
+      </w:r>
+      <w:proofErr w:type="spellEnd"/>
+      <w:r>
+        <w:t xml:space="preserve"> </w:t>
       </w:r>
       <w:r>
         <w:rPr>
@@ -12509,7 +13464,18 @@
         <w:t>URL</w:t>
       </w:r>
       <w:r>
-        <w:t>: https://www.kaggle.com/datasets/assaabramovich/resaled-cars-from-drom-ruarchive-2018-2023/?select=columns_description.txt</w:t>
+        <w:t xml:space="preserve">: </w:t>
+      </w:r>
+      <w:hyperlink r:id="rId47" w:history="1">
+        <w:r>
+          <w:rPr>
+            <w:rStyle w:val="ae"/>
+          </w:rPr>
+          <w:t>https://www.kaggle.com/datasets/assaabramovich/resaled-cars-from-drom-ruarchive-2018-2023/?select=columns_description.txt</w:t>
+        </w:r>
+      </w:hyperlink>
+      <w:r>
+        <w:t xml:space="preserve"> (Дата обращения: 20.02.2026)</w:t>
       </w:r>
     </w:p>
     <w:p>
@@ -12551,7 +13517,7 @@
       </w:pPr>
       <w:bookmarkStart w:id="40" w:name="_Toc528788656"/>
       <w:bookmarkStart w:id="41" w:name="_Toc528788673"/>
-      <w:bookmarkStart w:id="42" w:name="_Toc227272771"/>
+      <w:bookmarkStart w:id="42" w:name="_Toc227335874"/>
       <w:r>
         <w:lastRenderedPageBreak/>
         <w:t xml:space="preserve">Приложение 1. </w:t>
@@ -12587,8 +13553,8 @@
       </w:pPr>
     </w:p>
     <w:sectPr>
-      <w:footerReference w:type="default" r:id="rId45"/>
-      <w:footerReference w:type="first" r:id="rId46"/>
+      <w:footerReference w:type="default" r:id="rId48"/>
+      <w:footerReference w:type="first" r:id="rId49"/>
       <w:pgSz w:w="11906" w:h="16838"/>
       <w:pgMar w:top="851" w:right="567" w:bottom="1134" w:left="1701" w:header="709" w:footer="709" w:gutter="0"/>
       <w:pgNumType w:start="3"/>
@@ -12600,7 +13566,7 @@
 </file>
 
 <file path=word/endnotes.xml><?xml version="1.0" encoding="utf-8"?>
-<w:endnotes xmlns:wpc="http://schemas.microsoft.com/office/word/2010/wordprocessingCanvas" xmlns:cx="http://schemas.microsoft.com/office/drawing/2014/chartex" xmlns:mc="http://schemas.openxmlformats.org/markup-compatibility/2006" xmlns:o="urn:schemas-microsoft-com:office:office" xmlns:r="http://schemas.openxmlformats.org/officeDocument/2006/relationships" xmlns:m="http://schemas.openxmlformats.org/officeDocument/2006/math" xmlns:v="urn:schemas-microsoft-com:vml" xmlns:wp14="http://schemas.microsoft.com/office/word/2010/wordprocessingDrawing" xmlns:wp="http://schemas.openxmlformats.org/drawingml/2006/wordprocessingDrawing" xmlns:w10="urn:schemas-microsoft-com:office:word" xmlns:w="http://schemas.openxmlformats.org/wordprocessingml/2006/main" xmlns:w14="http://schemas.microsoft.com/office/word/2010/wordml" xmlns:w15="http://schemas.microsoft.com/office/word/2012/wordml" xmlns:w16se="http://schemas.microsoft.com/office/word/2015/wordml/symex" xmlns:wpg="http://schemas.microsoft.com/office/word/2010/wordprocessingGroup" xmlns:wpi="http://schemas.microsoft.com/office/word/2010/wordprocessingInk" xmlns:wne="http://schemas.microsoft.com/office/word/2006/wordml" xmlns:wps="http://schemas.microsoft.com/office/word/2010/wordprocessingShape" mc:Ignorable="w14 w15 w16se wp14">
+<w:endnotes xmlns:wpc="http://schemas.microsoft.com/office/word/2010/wordprocessingCanvas" xmlns:cx="http://schemas.microsoft.com/office/drawing/2014/chartex" xmlns:cx1="http://schemas.microsoft.com/office/drawing/2015/9/8/chartex" xmlns:mc="http://schemas.openxmlformats.org/markup-compatibility/2006" xmlns:o="urn:schemas-microsoft-com:office:office" xmlns:r="http://schemas.openxmlformats.org/officeDocument/2006/relationships" xmlns:m="http://schemas.openxmlformats.org/officeDocument/2006/math" xmlns:v="urn:schemas-microsoft-com:vml" xmlns:wp14="http://schemas.microsoft.com/office/word/2010/wordprocessingDrawing" xmlns:wp="http://schemas.openxmlformats.org/drawingml/2006/wordprocessingDrawing" xmlns:w10="urn:schemas-microsoft-com:office:word" xmlns:w="http://schemas.openxmlformats.org/wordprocessingml/2006/main" xmlns:w14="http://schemas.microsoft.com/office/word/2010/wordml" xmlns:w15="http://schemas.microsoft.com/office/word/2012/wordml" xmlns:w16se="http://schemas.microsoft.com/office/word/2015/wordml/symex" xmlns:wpg="http://schemas.microsoft.com/office/word/2010/wordprocessingGroup" xmlns:wpi="http://schemas.microsoft.com/office/word/2010/wordprocessingInk" xmlns:wne="http://schemas.microsoft.com/office/word/2006/wordml" xmlns:wps="http://schemas.microsoft.com/office/word/2010/wordprocessingShape" mc:Ignorable="w14 w15 w16se wp14">
   <w:endnote w:type="separator" w:id="-1">
     <w:p>
       <w:r>
@@ -12619,7 +13585,7 @@
 </file>
 
 <file path=word/footer1.xml><?xml version="1.0" encoding="utf-8"?>
-<w:ftr xmlns:wpc="http://schemas.microsoft.com/office/word/2010/wordprocessingCanvas" xmlns:cx="http://schemas.microsoft.com/office/drawing/2014/chartex" xmlns:mc="http://schemas.openxmlformats.org/markup-compatibility/2006" xmlns:o="urn:schemas-microsoft-com:office:office" xmlns:r="http://schemas.openxmlformats.org/officeDocument/2006/relationships" xmlns:m="http://schemas.openxmlformats.org/officeDocument/2006/math" xmlns:v="urn:schemas-microsoft-com:vml" xmlns:wp14="http://schemas.microsoft.com/office/word/2010/wordprocessingDrawing" xmlns:wp="http://schemas.openxmlformats.org/drawingml/2006/wordprocessingDrawing" xmlns:w10="urn:schemas-microsoft-com:office:word" xmlns:w="http://schemas.openxmlformats.org/wordprocessingml/2006/main" xmlns:w14="http://schemas.microsoft.com/office/word/2010/wordml" xmlns:w15="http://schemas.microsoft.com/office/word/2012/wordml" xmlns:w16se="http://schemas.microsoft.com/office/word/2015/wordml/symex" xmlns:wpg="http://schemas.microsoft.com/office/word/2010/wordprocessingGroup" xmlns:wpi="http://schemas.microsoft.com/office/word/2010/wordprocessingInk" xmlns:wne="http://schemas.microsoft.com/office/word/2006/wordml" xmlns:wps="http://schemas.microsoft.com/office/word/2010/wordprocessingShape" mc:Ignorable="w14 w15 w16se wp14">
+<w:ftr xmlns:wpc="http://schemas.microsoft.com/office/word/2010/wordprocessingCanvas" xmlns:cx="http://schemas.microsoft.com/office/drawing/2014/chartex" xmlns:cx1="http://schemas.microsoft.com/office/drawing/2015/9/8/chartex" xmlns:mc="http://schemas.openxmlformats.org/markup-compatibility/2006" xmlns:o="urn:schemas-microsoft-com:office:office" xmlns:r="http://schemas.openxmlformats.org/officeDocument/2006/relationships" xmlns:m="http://schemas.openxmlformats.org/officeDocument/2006/math" xmlns:v="urn:schemas-microsoft-com:vml" xmlns:wp14="http://schemas.microsoft.com/office/word/2010/wordprocessingDrawing" xmlns:wp="http://schemas.openxmlformats.org/drawingml/2006/wordprocessingDrawing" xmlns:w10="urn:schemas-microsoft-com:office:word" xmlns:w="http://schemas.openxmlformats.org/wordprocessingml/2006/main" xmlns:w14="http://schemas.microsoft.com/office/word/2010/wordml" xmlns:w15="http://schemas.microsoft.com/office/word/2012/wordml" xmlns:w16se="http://schemas.microsoft.com/office/word/2015/wordml/symex" xmlns:wpg="http://schemas.microsoft.com/office/word/2010/wordprocessingGroup" xmlns:wpi="http://schemas.microsoft.com/office/word/2010/wordprocessingInk" xmlns:wne="http://schemas.microsoft.com/office/word/2006/wordml" xmlns:wps="http://schemas.microsoft.com/office/word/2010/wordprocessingShape" mc:Ignorable="w14 w15 w16se wp14">
   <w:p>
     <w:pPr>
       <w:pStyle w:val="af2"/>
@@ -12635,7 +13601,7 @@
 </file>
 
 <file path=word/footer2.xml><?xml version="1.0" encoding="utf-8"?>
-<w:ftr xmlns:wpc="http://schemas.microsoft.com/office/word/2010/wordprocessingCanvas" xmlns:cx="http://schemas.microsoft.com/office/drawing/2014/chartex" xmlns:mc="http://schemas.openxmlformats.org/markup-compatibility/2006" xmlns:o="urn:schemas-microsoft-com:office:office" xmlns:r="http://schemas.openxmlformats.org/officeDocument/2006/relationships" xmlns:m="http://schemas.openxmlformats.org/officeDocument/2006/math" xmlns:v="urn:schemas-microsoft-com:vml" xmlns:wp14="http://schemas.microsoft.com/office/word/2010/wordprocessingDrawing" xmlns:wp="http://schemas.openxmlformats.org/drawingml/2006/wordprocessingDrawing" xmlns:w10="urn:schemas-microsoft-com:office:word" xmlns:w="http://schemas.openxmlformats.org/wordprocessingml/2006/main" xmlns:w14="http://schemas.microsoft.com/office/word/2010/wordml" xmlns:w15="http://schemas.microsoft.com/office/word/2012/wordml" xmlns:w16se="http://schemas.microsoft.com/office/word/2015/wordml/symex" xmlns:wpg="http://schemas.microsoft.com/office/word/2010/wordprocessingGroup" xmlns:wpi="http://schemas.microsoft.com/office/word/2010/wordprocessingInk" xmlns:wne="http://schemas.microsoft.com/office/word/2006/wordml" xmlns:wps="http://schemas.microsoft.com/office/word/2010/wordprocessingShape" mc:Ignorable="w14 w15 w16se wp14">
+<w:ftr xmlns:wpc="http://schemas.microsoft.com/office/word/2010/wordprocessingCanvas" xmlns:cx="http://schemas.microsoft.com/office/drawing/2014/chartex" xmlns:cx1="http://schemas.microsoft.com/office/drawing/2015/9/8/chartex" xmlns:mc="http://schemas.openxmlformats.org/markup-compatibility/2006" xmlns:o="urn:schemas-microsoft-com:office:office" xmlns:r="http://schemas.openxmlformats.org/officeDocument/2006/relationships" xmlns:m="http://schemas.openxmlformats.org/officeDocument/2006/math" xmlns:v="urn:schemas-microsoft-com:vml" xmlns:wp14="http://schemas.microsoft.com/office/word/2010/wordprocessingDrawing" xmlns:wp="http://schemas.openxmlformats.org/drawingml/2006/wordprocessingDrawing" xmlns:w10="urn:schemas-microsoft-com:office:word" xmlns:w="http://schemas.openxmlformats.org/wordprocessingml/2006/main" xmlns:w14="http://schemas.microsoft.com/office/word/2010/wordml" xmlns:w15="http://schemas.microsoft.com/office/word/2012/wordml" xmlns:w16se="http://schemas.microsoft.com/office/word/2015/wordml/symex" xmlns:wpg="http://schemas.microsoft.com/office/word/2010/wordprocessingGroup" xmlns:wpi="http://schemas.microsoft.com/office/word/2010/wordprocessingInk" xmlns:wne="http://schemas.microsoft.com/office/word/2006/wordml" xmlns:wps="http://schemas.microsoft.com/office/word/2010/wordprocessingShape" mc:Ignorable="w14 w15 w16se wp14">
   <w:p>
     <w:pPr>
       <w:pStyle w:val="af2"/>
@@ -12652,7 +13618,7 @@
 </file>
 
 <file path=word/footer3.xml><?xml version="1.0" encoding="utf-8"?>
-<w:ftr xmlns:wpc="http://schemas.microsoft.com/office/word/2010/wordprocessingCanvas" xmlns:cx="http://schemas.microsoft.com/office/drawing/2014/chartex" xmlns:mc="http://schemas.openxmlformats.org/markup-compatibility/2006" xmlns:o="urn:schemas-microsoft-com:office:office" xmlns:r="http://schemas.openxmlformats.org/officeDocument/2006/relationships" xmlns:m="http://schemas.openxmlformats.org/officeDocument/2006/math" xmlns:v="urn:schemas-microsoft-com:vml" xmlns:wp14="http://schemas.microsoft.com/office/word/2010/wordprocessingDrawing" xmlns:wp="http://schemas.openxmlformats.org/drawingml/2006/wordprocessingDrawing" xmlns:w10="urn:schemas-microsoft-com:office:word" xmlns:w="http://schemas.openxmlformats.org/wordprocessingml/2006/main" xmlns:w14="http://schemas.microsoft.com/office/word/2010/wordml" xmlns:w15="http://schemas.microsoft.com/office/word/2012/wordml" xmlns:w16se="http://schemas.microsoft.com/office/word/2015/wordml/symex" xmlns:wpg="http://schemas.microsoft.com/office/word/2010/wordprocessingGroup" xmlns:wpi="http://schemas.microsoft.com/office/word/2010/wordprocessingInk" xmlns:wne="http://schemas.microsoft.com/office/word/2006/wordml" xmlns:wps="http://schemas.microsoft.com/office/word/2010/wordprocessingShape" mc:Ignorable="w14 w15 w16se wp14">
+<w:ftr xmlns:wpc="http://schemas.microsoft.com/office/word/2010/wordprocessingCanvas" xmlns:cx="http://schemas.microsoft.com/office/drawing/2014/chartex" xmlns:cx1="http://schemas.microsoft.com/office/drawing/2015/9/8/chartex" xmlns:mc="http://schemas.openxmlformats.org/markup-compatibility/2006" xmlns:o="urn:schemas-microsoft-com:office:office" xmlns:r="http://schemas.openxmlformats.org/officeDocument/2006/relationships" xmlns:m="http://schemas.openxmlformats.org/officeDocument/2006/math" xmlns:v="urn:schemas-microsoft-com:vml" xmlns:wp14="http://schemas.microsoft.com/office/word/2010/wordprocessingDrawing" xmlns:wp="http://schemas.openxmlformats.org/drawingml/2006/wordprocessingDrawing" xmlns:w10="urn:schemas-microsoft-com:office:word" xmlns:w="http://schemas.openxmlformats.org/wordprocessingml/2006/main" xmlns:w14="http://schemas.microsoft.com/office/word/2010/wordml" xmlns:w15="http://schemas.microsoft.com/office/word/2012/wordml" xmlns:w16se="http://schemas.microsoft.com/office/word/2015/wordml/symex" xmlns:wpg="http://schemas.microsoft.com/office/word/2010/wordprocessingGroup" xmlns:wpi="http://schemas.microsoft.com/office/word/2010/wordprocessingInk" xmlns:wne="http://schemas.microsoft.com/office/word/2006/wordml" xmlns:wps="http://schemas.microsoft.com/office/word/2010/wordprocessingShape" mc:Ignorable="w14 w15 w16se wp14">
   <w:sdt>
     <w:sdtPr>
       <w:id w:val="-1425802508"/>
@@ -12680,7 +13646,7 @@
           <w:rPr>
             <w:noProof/>
           </w:rPr>
-          <w:t>8</w:t>
+          <w:t>33</w:t>
         </w:r>
         <w:r>
           <w:fldChar w:fldCharType="end"/>
@@ -12697,7 +13663,7 @@
 </file>
 
 <file path=word/footer4.xml><?xml version="1.0" encoding="utf-8"?>
-<w:ftr xmlns:wpc="http://schemas.microsoft.com/office/word/2010/wordprocessingCanvas" xmlns:cx="http://schemas.microsoft.com/office/drawing/2014/chartex" xmlns:mc="http://schemas.openxmlformats.org/markup-compatibility/2006" xmlns:o="urn:schemas-microsoft-com:office:office" xmlns:r="http://schemas.openxmlformats.org/officeDocument/2006/relationships" xmlns:m="http://schemas.openxmlformats.org/officeDocument/2006/math" xmlns:v="urn:schemas-microsoft-com:vml" xmlns:wp14="http://schemas.microsoft.com/office/word/2010/wordprocessingDrawing" xmlns:wp="http://schemas.openxmlformats.org/drawingml/2006/wordprocessingDrawing" xmlns:w10="urn:schemas-microsoft-com:office:word" xmlns:w="http://schemas.openxmlformats.org/wordprocessingml/2006/main" xmlns:w14="http://schemas.microsoft.com/office/word/2010/wordml" xmlns:w15="http://schemas.microsoft.com/office/word/2012/wordml" xmlns:w16se="http://schemas.microsoft.com/office/word/2015/wordml/symex" xmlns:wpg="http://schemas.microsoft.com/office/word/2010/wordprocessingGroup" xmlns:wpi="http://schemas.microsoft.com/office/word/2010/wordprocessingInk" xmlns:wne="http://schemas.microsoft.com/office/word/2006/wordml" xmlns:wps="http://schemas.microsoft.com/office/word/2010/wordprocessingShape" mc:Ignorable="w14 w15 w16se wp14">
+<w:ftr xmlns:wpc="http://schemas.microsoft.com/office/word/2010/wordprocessingCanvas" xmlns:cx="http://schemas.microsoft.com/office/drawing/2014/chartex" xmlns:cx1="http://schemas.microsoft.com/office/drawing/2015/9/8/chartex" xmlns:mc="http://schemas.openxmlformats.org/markup-compatibility/2006" xmlns:o="urn:schemas-microsoft-com:office:office" xmlns:r="http://schemas.openxmlformats.org/officeDocument/2006/relationships" xmlns:m="http://schemas.openxmlformats.org/officeDocument/2006/math" xmlns:v="urn:schemas-microsoft-com:vml" xmlns:wp14="http://schemas.microsoft.com/office/word/2010/wordprocessingDrawing" xmlns:wp="http://schemas.openxmlformats.org/drawingml/2006/wordprocessingDrawing" xmlns:w10="urn:schemas-microsoft-com:office:word" xmlns:w="http://schemas.openxmlformats.org/wordprocessingml/2006/main" xmlns:w14="http://schemas.microsoft.com/office/word/2010/wordml" xmlns:w15="http://schemas.microsoft.com/office/word/2012/wordml" xmlns:w16se="http://schemas.microsoft.com/office/word/2015/wordml/symex" xmlns:wpg="http://schemas.microsoft.com/office/word/2010/wordprocessingGroup" xmlns:wpi="http://schemas.microsoft.com/office/word/2010/wordprocessingInk" xmlns:wne="http://schemas.microsoft.com/office/word/2006/wordml" xmlns:wps="http://schemas.microsoft.com/office/word/2010/wordprocessingShape" mc:Ignorable="w14 w15 w16se wp14">
   <w:sdt>
     <w:sdtPr>
       <w:id w:val="-23873330"/>
@@ -12740,7 +13706,7 @@
 </file>
 
 <file path=word/footnotes.xml><?xml version="1.0" encoding="utf-8"?>
-<w:footnotes xmlns:wpc="http://schemas.microsoft.com/office/word/2010/wordprocessingCanvas" xmlns:cx="http://schemas.microsoft.com/office/drawing/2014/chartex" xmlns:mc="http://schemas.openxmlformats.org/markup-compatibility/2006" xmlns:o="urn:schemas-microsoft-com:office:office" xmlns:r="http://schemas.openxmlformats.org/officeDocument/2006/relationships" xmlns:m="http://schemas.openxmlformats.org/officeDocument/2006/math" xmlns:v="urn:schemas-microsoft-com:vml" xmlns:wp14="http://schemas.microsoft.com/office/word/2010/wordprocessingDrawing" xmlns:wp="http://schemas.openxmlformats.org/drawingml/2006/wordprocessingDrawing" xmlns:w10="urn:schemas-microsoft-com:office:word" xmlns:w="http://schemas.openxmlformats.org/wordprocessingml/2006/main" xmlns:w14="http://schemas.microsoft.com/office/word/2010/wordml" xmlns:w15="http://schemas.microsoft.com/office/word/2012/wordml" xmlns:w16se="http://schemas.microsoft.com/office/word/2015/wordml/symex" xmlns:wpg="http://schemas.microsoft.com/office/word/2010/wordprocessingGroup" xmlns:wpi="http://schemas.microsoft.com/office/word/2010/wordprocessingInk" xmlns:wne="http://schemas.microsoft.com/office/word/2006/wordml" xmlns:wps="http://schemas.microsoft.com/office/word/2010/wordprocessingShape" mc:Ignorable="w14 w15 w16se wp14">
+<w:footnotes xmlns:wpc="http://schemas.microsoft.com/office/word/2010/wordprocessingCanvas" xmlns:cx="http://schemas.microsoft.com/office/drawing/2014/chartex" xmlns:cx1="http://schemas.microsoft.com/office/drawing/2015/9/8/chartex" xmlns:mc="http://schemas.openxmlformats.org/markup-compatibility/2006" xmlns:o="urn:schemas-microsoft-com:office:office" xmlns:r="http://schemas.openxmlformats.org/officeDocument/2006/relationships" xmlns:m="http://schemas.openxmlformats.org/officeDocument/2006/math" xmlns:v="urn:schemas-microsoft-com:vml" xmlns:wp14="http://schemas.microsoft.com/office/word/2010/wordprocessingDrawing" xmlns:wp="http://schemas.openxmlformats.org/drawingml/2006/wordprocessingDrawing" xmlns:w10="urn:schemas-microsoft-com:office:word" xmlns:w="http://schemas.openxmlformats.org/wordprocessingml/2006/main" xmlns:w14="http://schemas.microsoft.com/office/word/2010/wordml" xmlns:w15="http://schemas.microsoft.com/office/word/2012/wordml" xmlns:w16se="http://schemas.microsoft.com/office/word/2015/wordml/symex" xmlns:wpg="http://schemas.microsoft.com/office/word/2010/wordprocessingGroup" xmlns:wpi="http://schemas.microsoft.com/office/word/2010/wordprocessingInk" xmlns:wne="http://schemas.microsoft.com/office/word/2006/wordml" xmlns:wps="http://schemas.microsoft.com/office/word/2010/wordprocessingShape" mc:Ignorable="w14 w15 w16se wp14">
   <w:footnote w:type="separator" w:id="-1">
     <w:p>
       <w:r>
@@ -12759,7 +13725,7 @@
 </file>
 
 <file path=word/numbering.xml><?xml version="1.0" encoding="utf-8"?>
-<w:numbering xmlns:wpc="http://schemas.microsoft.com/office/word/2010/wordprocessingCanvas" xmlns:cx="http://schemas.microsoft.com/office/drawing/2014/chartex" xmlns:mc="http://schemas.openxmlformats.org/markup-compatibility/2006" xmlns:o="urn:schemas-microsoft-com:office:office" xmlns:r="http://schemas.openxmlformats.org/officeDocument/2006/relationships" xmlns:m="http://schemas.openxmlformats.org/officeDocument/2006/math" xmlns:v="urn:schemas-microsoft-com:vml" xmlns:wp14="http://schemas.microsoft.com/office/word/2010/wordprocessingDrawing" xmlns:wp="http://schemas.openxmlformats.org/drawingml/2006/wordprocessingDrawing" xmlns:w10="urn:schemas-microsoft-com:office:word" xmlns:w="http://schemas.openxmlformats.org/wordprocessingml/2006/main" xmlns:w14="http://schemas.microsoft.com/office/word/2010/wordml" xmlns:w15="http://schemas.microsoft.com/office/word/2012/wordml" xmlns:w16se="http://schemas.microsoft.com/office/word/2015/wordml/symex" xmlns:wpg="http://schemas.microsoft.com/office/word/2010/wordprocessingGroup" xmlns:wpi="http://schemas.microsoft.com/office/word/2010/wordprocessingInk" xmlns:wne="http://schemas.microsoft.com/office/word/2006/wordml" xmlns:wps="http://schemas.microsoft.com/office/word/2010/wordprocessingShape" mc:Ignorable="w14 w15 w16se wp14">
+<w:numbering xmlns:wpc="http://schemas.microsoft.com/office/word/2010/wordprocessingCanvas" xmlns:cx="http://schemas.microsoft.com/office/drawing/2014/chartex" xmlns:cx1="http://schemas.microsoft.com/office/drawing/2015/9/8/chartex" xmlns:mc="http://schemas.openxmlformats.org/markup-compatibility/2006" xmlns:o="urn:schemas-microsoft-com:office:office" xmlns:r="http://schemas.openxmlformats.org/officeDocument/2006/relationships" xmlns:m="http://schemas.openxmlformats.org/officeDocument/2006/math" xmlns:v="urn:schemas-microsoft-com:vml" xmlns:wp14="http://schemas.microsoft.com/office/word/2010/wordprocessingDrawing" xmlns:wp="http://schemas.openxmlformats.org/drawingml/2006/wordprocessingDrawing" xmlns:w10="urn:schemas-microsoft-com:office:word" xmlns:w="http://schemas.openxmlformats.org/wordprocessingml/2006/main" xmlns:w14="http://schemas.microsoft.com/office/word/2010/wordml" xmlns:w15="http://schemas.microsoft.com/office/word/2012/wordml" xmlns:w16se="http://schemas.microsoft.com/office/word/2015/wordml/symex" xmlns:wpg="http://schemas.microsoft.com/office/word/2010/wordprocessingGroup" xmlns:wpi="http://schemas.microsoft.com/office/word/2010/wordprocessingInk" xmlns:wne="http://schemas.microsoft.com/office/word/2006/wordml" xmlns:wps="http://schemas.microsoft.com/office/word/2010/wordprocessingShape" mc:Ignorable="w14 w15 w16se wp14">
   <w:abstractNum w:abstractNumId="0" w15:restartNumberingAfterBreak="0">
     <w:nsid w:val="E8081739"/>
     <w:multiLevelType w:val="hybridMultilevel"/>
@@ -15097,7 +16063,7 @@
 </file>
 
 <file path=customXml/itemProps1.xml><?xml version="1.0" encoding="utf-8"?>
-<ds:datastoreItem xmlns:ds="http://schemas.openxmlformats.org/officeDocument/2006/customXml" ds:itemID="{6A12F89F-BEC0-4541-AF3C-5402B0713693}">
+<ds:datastoreItem xmlns:ds="http://schemas.openxmlformats.org/officeDocument/2006/customXml" ds:itemID="{B0F0641A-DC6A-4C4F-9271-9D34780A3E2D}">
   <ds:schemaRefs>
     <ds:schemaRef ds:uri="http://schemas.openxmlformats.org/officeDocument/2006/bibliography"/>
   </ds:schemaRefs>
